--- a/public/curriculum/pedro-pizzi-es.docx
+++ b/public/curriculum/pedro-pizzi-es.docx
@@ -3,1716 +3,2427 @@
 <w:document xmlns:wpc="http://schemas.microsoft.com/office/word/2010/wordprocessingCanvas" xmlns:cx="http://schemas.microsoft.com/office/drawing/2014/chartex" xmlns:cx1="http://schemas.microsoft.com/office/drawing/2015/9/8/chartex" xmlns:cx2="http://schemas.microsoft.com/office/drawing/2015/10/21/chartex" xmlns:cx3="http://schemas.microsoft.com/office/drawing/2016/5/9/chartex" xmlns:cx4="http://schemas.microsoft.com/office/drawing/2016/5/10/chartex" xmlns:cx5="http://schemas.microsoft.com/office/drawing/2016/5/11/chartex" xmlns:cx6="http://schemas.microsoft.com/office/drawing/2016/5/12/chartex" xmlns:cx7="http://schemas.microsoft.com/office/drawing/2016/5/13/chartex" xmlns:cx8="http://schemas.microsoft.com/office/drawing/2016/5/14/chartex" xmlns:mc="http://schemas.openxmlformats.org/markup-compatibility/2006" xmlns:aink="http://schemas.microsoft.com/office/drawing/2016/ink" xmlns:am3d="http://schemas.microsoft.com/office/drawing/2017/model3d" xmlns:o="urn:schemas-microsoft-com:office:office" xmlns:oel="http://schemas.microsoft.com/office/2019/extlst" xmlns:r="http://schemas.openxmlformats.org/officeDocument/2006/relationships" xmlns:m="http://schemas.openxmlformats.org/officeDocument/2006/math" xmlns:v="urn:schemas-microsoft-com:vml" xmlns:wp14="http://schemas.microsoft.com/office/word/2010/wordprocessingDrawing" xmlns:wp="http://schemas.openxmlformats.org/drawingml/2006/wordprocessingDrawing" xmlns:w10="urn:schemas-microsoft-com:office:word" xmlns:w="http://schemas.openxmlformats.org/wordprocessingml/2006/main" xmlns:w14="http://schemas.microsoft.com/office/word/2010/wordml" xmlns:w15="http://schemas.microsoft.com/office/word/2012/wordml" xmlns:w16cex="http://schemas.microsoft.com/office/word/2018/wordml/cex" xmlns:w16cid="http://schemas.microsoft.com/office/word/2016/wordml/cid" xmlns:w16="http://schemas.microsoft.com/office/word/2018/wordml" xmlns:w16du="http://schemas.microsoft.com/office/word/2023/wordml/word16du" xmlns:w16sdtdh="http://schemas.microsoft.com/office/word/2020/wordml/sdtdatahash" xmlns:w16sdtfl="http://schemas.microsoft.com/office/word/2024/wordml/sdtformatlock" xmlns:w16se="http://schemas.microsoft.com/office/word/2015/wordml/symex" xmlns:wpg="http://schemas.microsoft.com/office/word/2010/wordprocessingGroup" xmlns:wpi="http://schemas.microsoft.com/office/word/2010/wordprocessingInk" xmlns:wne="http://schemas.microsoft.com/office/word/2006/wordml" xmlns:wps="http://schemas.microsoft.com/office/word/2010/wordprocessingShape" mc:Ignorable="w14 w15 w16se w16cid w16 w16cex w16sdtdh w16sdtfl w16du wp14">
   <w:body>
     <w:p>
-      <w:r>
-        <w:rPr>
-          <w:b/>
-          <w:bCs/>
+      <w:pPr>
+        <w:spacing w:after="0"/>
+        <w:rPr>
+          <w:rFonts w:ascii="Calibri" w:hAnsi="Calibri" w:cs="Calibri"/>
+          <w:sz w:val="22"/>
+          <w:szCs w:val="22"/>
+        </w:rPr>
+      </w:pPr>
+      <w:r>
+        <w:rPr>
+          <w:b/>
+          <w:bCs/>
+          <w:sz w:val="28"/>
+          <w:szCs w:val="28"/>
         </w:rPr>
         <w:t>Pedro Carneiro Pizzi</w:t>
       </w:r>
       <w:r>
+        <w:rPr>
+          <w:b/>
+          <w:bCs/>
+        </w:rPr>
         <w:br/>
-        <w:t>Rio de Janeiro, Brasil</w:t>
-      </w:r>
-      <w:r>
-        <w:br/>
-        <w:t>Teléfono: +55 (24) 98806-6331</w:t>
-      </w:r>
-      <w:r>
-        <w:br/>
-        <w:t>Correo electrónico: pedropizzi23@hotmail.com</w:t>
-      </w:r>
-      <w:r>
-        <w:br/>
-      </w:r>
-      <w:r>
-        <w:rPr>
-          <w:b/>
-          <w:bCs/>
-        </w:rPr>
-        <w:t>Portafolio Profesional: www.pedropizzi.com</w:t>
+      </w:r>
+      <w:r>
+        <w:rPr>
+          <w:rFonts w:ascii="Calibri" w:hAnsi="Calibri" w:cs="Calibri"/>
+          <w:sz w:val="22"/>
+          <w:szCs w:val="22"/>
+        </w:rPr>
+        <w:t>Río de Janeiro, Brasil</w:t>
+      </w:r>
+      <w:r>
+        <w:rPr>
+          <w:rFonts w:ascii="Calibri" w:hAnsi="Calibri" w:cs="Calibri"/>
+          <w:sz w:val="22"/>
+          <w:szCs w:val="22"/>
+        </w:rPr>
+        <w:t xml:space="preserve">                                </w:t>
+      </w:r>
+      <w:r>
+        <w:rPr>
+          <w:rFonts w:ascii="Calibri" w:hAnsi="Calibri" w:cs="Calibri"/>
+          <w:sz w:val="22"/>
+          <w:szCs w:val="22"/>
+        </w:rPr>
+        <w:t xml:space="preserve">Portafolio Profesional: </w:t>
+      </w:r>
+      <w:r>
+        <w:rPr>
+          <w:rFonts w:ascii="Calibri" w:hAnsi="Calibri" w:cs="Calibri"/>
+          <w:sz w:val="22"/>
+          <w:szCs w:val="22"/>
+          <w:lang w:val="en-US"/>
+        </w:rPr>
+        <w:fldChar w:fldCharType="begin"/>
+      </w:r>
+      <w:r>
+        <w:rPr>
+          <w:rFonts w:ascii="Calibri" w:hAnsi="Calibri" w:cs="Calibri"/>
+          <w:sz w:val="22"/>
+          <w:szCs w:val="22"/>
+        </w:rPr>
+        <w:instrText>HYPERLINK "http://www.pedropizzi.com" \t "_new"</w:instrText>
+      </w:r>
+      <w:r>
+        <w:rPr>
+          <w:rFonts w:ascii="Calibri" w:hAnsi="Calibri" w:cs="Calibri"/>
+          <w:sz w:val="22"/>
+          <w:szCs w:val="22"/>
+          <w:lang w:val="en-US"/>
+        </w:rPr>
+      </w:r>
+      <w:r>
+        <w:rPr>
+          <w:rFonts w:ascii="Calibri" w:hAnsi="Calibri" w:cs="Calibri"/>
+          <w:sz w:val="22"/>
+          <w:szCs w:val="22"/>
+          <w:lang w:val="en-US"/>
+        </w:rPr>
+        <w:fldChar w:fldCharType="separate"/>
+      </w:r>
+      <w:r>
+        <w:rPr>
+          <w:rStyle w:val="Hyperlink"/>
+          <w:rFonts w:ascii="Calibri" w:hAnsi="Calibri" w:cs="Calibri"/>
+          <w:sz w:val="22"/>
+          <w:szCs w:val="22"/>
+        </w:rPr>
+        <w:t>www.pedropizzi.com</w:t>
+      </w:r>
+      <w:r>
+        <w:rPr>
+          <w:rFonts w:ascii="Calibri" w:hAnsi="Calibri" w:cs="Calibri"/>
+          <w:sz w:val="22"/>
+          <w:szCs w:val="22"/>
+        </w:rPr>
+        <w:fldChar w:fldCharType="end"/>
       </w:r>
     </w:p>
     <w:p>
       <w:pPr>
-        <w:rPr>
-          <w:lang w:val="en-US"/>
-        </w:rPr>
-      </w:pPr>
-      <w:r>
-        <w:rPr>
-          <w:lang w:val="en-US"/>
-        </w:rPr>
-        <w:pict w14:anchorId="386BF7A8">
-          <v:rect id="_x0000_i1120" style="width:0;height:1.5pt" o:hralign="center" o:hrstd="t" o:hr="t" fillcolor="#a0a0a0" stroked="f"/>
-        </w:pict>
+        <w:spacing w:after="0"/>
+        <w:rPr>
+          <w:rFonts w:ascii="Calibri" w:hAnsi="Calibri" w:cs="Calibri"/>
+          <w:sz w:val="22"/>
+          <w:szCs w:val="22"/>
+        </w:rPr>
+      </w:pPr>
+      <w:r>
+        <w:rPr>
+          <w:rFonts w:ascii="Calibri" w:hAnsi="Calibri" w:cs="Calibri"/>
+          <w:sz w:val="22"/>
+          <w:szCs w:val="22"/>
+        </w:rPr>
+        <w:t>Teléfono: +55 (24) 98806-6331</w:t>
+      </w:r>
+      <w:r>
+        <w:rPr>
+          <w:rFonts w:ascii="Calibri" w:hAnsi="Calibri" w:cs="Calibri"/>
+          <w:sz w:val="22"/>
+          <w:szCs w:val="22"/>
+        </w:rPr>
+        <w:t xml:space="preserve">              </w:t>
+      </w:r>
+      <w:r>
+        <w:rPr>
+          <w:rFonts w:ascii="Calibri" w:hAnsi="Calibri" w:cs="Calibri"/>
+          <w:sz w:val="22"/>
+          <w:szCs w:val="22"/>
+        </w:rPr>
+        <w:t>LinkedIn</w:t>
+      </w:r>
+      <w:r>
+        <w:rPr>
+          <w:rFonts w:ascii="Calibri" w:hAnsi="Calibri" w:cs="Calibri"/>
+          <w:sz w:val="22"/>
+          <w:szCs w:val="22"/>
+        </w:rPr>
+        <w:t xml:space="preserve"> </w:t>
+      </w:r>
+      <w:r>
+        <w:rPr>
+          <w:rFonts w:ascii="Calibri" w:hAnsi="Calibri" w:cs="Calibri"/>
+          <w:sz w:val="22"/>
+          <w:szCs w:val="22"/>
+        </w:rPr>
+        <w:t>:</w:t>
+      </w:r>
+      <w:r>
+        <w:rPr>
+          <w:rFonts w:ascii="Calibri" w:hAnsi="Calibri" w:cs="Calibri"/>
+          <w:sz w:val="22"/>
+          <w:szCs w:val="22"/>
+        </w:rPr>
+        <w:fldChar w:fldCharType="begin"/>
+      </w:r>
+      <w:r>
+        <w:rPr>
+          <w:rFonts w:ascii="Calibri" w:hAnsi="Calibri" w:cs="Calibri"/>
+          <w:sz w:val="22"/>
+          <w:szCs w:val="22"/>
+        </w:rPr>
+        <w:instrText>HYPERLINK "http://</w:instrText>
+      </w:r>
+      <w:r>
+        <w:rPr>
+          <w:rFonts w:ascii="Calibri" w:hAnsi="Calibri" w:cs="Calibri"/>
+          <w:sz w:val="22"/>
+          <w:szCs w:val="22"/>
+        </w:rPr>
+        <w:instrText>www.linkedin.com/in/pedrocarneiropizzi</w:instrText>
+      </w:r>
+      <w:r>
+        <w:rPr>
+          <w:rFonts w:ascii="Calibri" w:hAnsi="Calibri" w:cs="Calibri"/>
+          <w:sz w:val="22"/>
+          <w:szCs w:val="22"/>
+        </w:rPr>
+        <w:instrText>"</w:instrText>
+      </w:r>
+      <w:r>
+        <w:rPr>
+          <w:rFonts w:ascii="Calibri" w:hAnsi="Calibri" w:cs="Calibri"/>
+          <w:sz w:val="22"/>
+          <w:szCs w:val="22"/>
+        </w:rPr>
+        <w:fldChar w:fldCharType="separate"/>
+      </w:r>
+      <w:r>
+        <w:rPr>
+          <w:rStyle w:val="Hyperlink"/>
+          <w:rFonts w:ascii="Calibri" w:hAnsi="Calibri" w:cs="Calibri"/>
+          <w:sz w:val="22"/>
+          <w:szCs w:val="22"/>
+        </w:rPr>
+        <w:t>www.linkedin.com/in/pedrocarneiropizzi</w:t>
+      </w:r>
+      <w:r>
+        <w:rPr>
+          <w:rFonts w:ascii="Calibri" w:hAnsi="Calibri" w:cs="Calibri"/>
+          <w:sz w:val="22"/>
+          <w:szCs w:val="22"/>
+        </w:rPr>
+        <w:fldChar w:fldCharType="end"/>
       </w:r>
     </w:p>
     <w:p>
       <w:pPr>
-        <w:rPr>
-          <w:lang w:val="es-ES"/>
-        </w:rPr>
-      </w:pPr>
-      <w:r>
-        <w:rPr>
-          <w:lang w:val="es-ES"/>
-        </w:rPr>
-        <w:t>Resumen Profesional</w:t>
-      </w:r>
+        <w:spacing w:after="0"/>
+        <w:rPr>
+          <w:rFonts w:ascii="Calibri" w:hAnsi="Calibri" w:cs="Calibri"/>
+          <w:sz w:val="22"/>
+          <w:szCs w:val="22"/>
+          <w:lang w:val="en-US"/>
+        </w:rPr>
+      </w:pPr>
+      <w:r>
+        <w:rPr>
+          <w:rFonts w:ascii="Calibri" w:hAnsi="Calibri" w:cs="Calibri"/>
+          <w:sz w:val="22"/>
+          <w:szCs w:val="22"/>
+          <w:lang w:val="en-US"/>
+        </w:rPr>
+        <w:t xml:space="preserve">Email: </w:t>
+      </w:r>
+      <w:hyperlink r:id="rId6" w:history="1">
+        <w:r>
+          <w:rPr>
+            <w:rStyle w:val="Hyperlink"/>
+            <w:rFonts w:ascii="Calibri" w:hAnsi="Calibri" w:cs="Calibri"/>
+            <w:sz w:val="22"/>
+            <w:szCs w:val="22"/>
+            <w:lang w:val="en-US"/>
+          </w:rPr>
+          <w:t>pedropizzi23@hotmail.com</w:t>
+        </w:r>
+      </w:hyperlink>
+      <w:r>
+        <w:rPr>
+          <w:rFonts w:ascii="Calibri" w:hAnsi="Calibri" w:cs="Calibri"/>
+          <w:sz w:val="22"/>
+          <w:szCs w:val="22"/>
+          <w:lang w:val="en-US"/>
+        </w:rPr>
+        <w:t xml:space="preserve">       </w:t>
+      </w:r>
+      <w:r>
+        <w:rPr>
+          <w:rFonts w:ascii="Calibri" w:hAnsi="Calibri" w:cs="Calibri"/>
+          <w:sz w:val="22"/>
+          <w:szCs w:val="22"/>
+          <w:lang w:val="en-US"/>
+        </w:rPr>
+        <w:t xml:space="preserve">GitHub: </w:t>
+      </w:r>
+      <w:hyperlink r:id="rId7" w:tgtFrame="_new" w:history="1">
+        <w:r>
+          <w:rPr>
+            <w:rStyle w:val="Hyperlink"/>
+            <w:rFonts w:ascii="Calibri" w:hAnsi="Calibri" w:cs="Calibri"/>
+            <w:sz w:val="22"/>
+            <w:szCs w:val="22"/>
+            <w:lang w:val="en-US"/>
+          </w:rPr>
+          <w:t>https://github.com/P3dream</w:t>
+        </w:r>
+      </w:hyperlink>
     </w:p>
     <w:p>
       <w:pPr>
         <w:rPr>
-          <w:lang w:val="es-ES"/>
-        </w:rPr>
-      </w:pPr>
-      <w:r>
-        <w:rPr>
-          <w:b/>
-          <w:bCs/>
-          <w:lang w:val="es-ES"/>
-        </w:rPr>
-        <w:t>Ingeniero en Computación con cinco años de experiencia profesional</w:t>
-      </w:r>
-      <w:r>
-        <w:rPr>
-          <w:lang w:val="es-ES"/>
-        </w:rPr>
-        <w:t xml:space="preserve">, </w:t>
-      </w:r>
-      <w:r>
-        <w:rPr>
-          <w:b/>
-          <w:bCs/>
-          <w:lang w:val="es-ES"/>
-        </w:rPr>
-        <w:t>incluyendo cuatro años como desarrollador de software</w:t>
-      </w:r>
-      <w:r>
-        <w:rPr>
-          <w:lang w:val="es-ES"/>
-        </w:rPr>
-        <w:t xml:space="preserve">, trabajando en sistemas de alta criticidad, entornos regulados y </w:t>
-      </w:r>
-      <w:r>
-        <w:rPr>
-          <w:b/>
-          <w:bCs/>
-          <w:lang w:val="es-ES"/>
-        </w:rPr>
-        <w:t>equipos internacionales.</w:t>
+          <w:b/>
+          <w:bCs/>
+          <w:lang w:val="en-US"/>
+        </w:rPr>
+      </w:pPr>
+      <w:r>
+        <w:rPr>
+          <w:b/>
+          <w:bCs/>
+          <w:lang w:val="en-US"/>
+        </w:rPr>
+        <w:pict w14:anchorId="2234F81A">
+          <v:rect id="_x0000_i1135" style="width:0;height:1.5pt" o:hralign="center" o:hrstd="t" o:hr="t" fillcolor="#a0a0a0" stroked="f"/>
+        </w:pict>
       </w:r>
     </w:p>
     <w:p>
       <w:pPr>
         <w:rPr>
-          <w:lang w:val="es-ES"/>
-        </w:rPr>
-      </w:pPr>
-      <w:r>
-        <w:rPr>
-          <w:lang w:val="es-ES"/>
-        </w:rPr>
-        <w:t xml:space="preserve">En GE </w:t>
-      </w:r>
-      <w:proofErr w:type="spellStart"/>
-      <w:r>
-        <w:rPr>
-          <w:lang w:val="es-ES"/>
-        </w:rPr>
-        <w:t>Aerospace</w:t>
-      </w:r>
-      <w:proofErr w:type="spellEnd"/>
-      <w:r>
-        <w:rPr>
-          <w:lang w:val="es-ES"/>
-        </w:rPr>
-        <w:t xml:space="preserve">, </w:t>
-      </w:r>
-      <w:r>
-        <w:rPr>
-          <w:b/>
-          <w:bCs/>
-          <w:lang w:val="es-ES"/>
-        </w:rPr>
-        <w:t xml:space="preserve">lideré la modernización del </w:t>
-      </w:r>
-      <w:proofErr w:type="spellStart"/>
-      <w:r>
-        <w:rPr>
-          <w:b/>
-          <w:bCs/>
-          <w:lang w:val="es-ES"/>
-        </w:rPr>
-        <w:t>backend</w:t>
-      </w:r>
-      <w:proofErr w:type="spellEnd"/>
-      <w:r>
-        <w:rPr>
-          <w:b/>
-          <w:bCs/>
-          <w:lang w:val="es-ES"/>
-        </w:rPr>
-        <w:t xml:space="preserve"> de un sistema con más de 1.000 usuarios</w:t>
-      </w:r>
-      <w:r>
-        <w:rPr>
-          <w:lang w:val="es-ES"/>
-        </w:rPr>
-        <w:t>, eliminando alrededor de 800 vulnerabilidades de seguridad mediante una migración tecnológica, adopción de buenas prácticas de código limpio y documentación técnica estructurada.</w:t>
+          <w:rFonts w:ascii="Calibri" w:hAnsi="Calibri" w:cs="Calibri"/>
+          <w:b/>
+          <w:bCs/>
+          <w:sz w:val="22"/>
+          <w:szCs w:val="22"/>
+          <w:lang w:val="es-ES"/>
+        </w:rPr>
+      </w:pPr>
+      <w:r>
+        <w:rPr>
+          <w:rFonts w:ascii="Calibri" w:hAnsi="Calibri" w:cs="Calibri"/>
+          <w:b/>
+          <w:bCs/>
+          <w:sz w:val="22"/>
+          <w:szCs w:val="22"/>
+          <w:lang w:val="es-ES"/>
+        </w:rPr>
+        <w:t>Resumen Profesional</w:t>
       </w:r>
     </w:p>
     <w:p>
       <w:pPr>
-        <w:rPr>
-          <w:lang w:val="es-ES"/>
-        </w:rPr>
-      </w:pPr>
-      <w:r>
-        <w:rPr>
-          <w:b/>
-          <w:bCs/>
-          <w:lang w:val="es-ES"/>
-        </w:rPr>
-        <w:t>Experiencia académica y profesional internacional en España</w:t>
-      </w:r>
-      <w:r>
-        <w:rPr>
-          <w:b/>
-          <w:bCs/>
-          <w:lang w:val="es-ES"/>
-        </w:rPr>
-        <w:t>,</w:t>
-      </w:r>
-      <w:r>
-        <w:rPr>
-          <w:lang w:val="es-ES"/>
-        </w:rPr>
-        <w:t xml:space="preserve"> incluyendo una </w:t>
-      </w:r>
-      <w:r>
-        <w:rPr>
-          <w:b/>
-          <w:bCs/>
-          <w:lang w:val="es-ES"/>
-        </w:rPr>
-        <w:t xml:space="preserve">beca de mérito del Santander Open </w:t>
-      </w:r>
-      <w:proofErr w:type="spellStart"/>
-      <w:r>
-        <w:rPr>
-          <w:b/>
-          <w:bCs/>
-          <w:lang w:val="es-ES"/>
-        </w:rPr>
-        <w:t>Academy</w:t>
-      </w:r>
-      <w:proofErr w:type="spellEnd"/>
-      <w:r>
-        <w:rPr>
-          <w:lang w:val="es-ES"/>
-        </w:rPr>
-        <w:t>. Trabajo de Fin de Grado enfocado en el ajuste fino (</w:t>
-      </w:r>
-      <w:r>
-        <w:rPr>
-          <w:i/>
-          <w:iCs/>
-          <w:lang w:val="es-ES"/>
-        </w:rPr>
-        <w:t>fine-</w:t>
-      </w:r>
-      <w:proofErr w:type="spellStart"/>
-      <w:r>
-        <w:rPr>
-          <w:i/>
-          <w:iCs/>
-          <w:lang w:val="es-ES"/>
-        </w:rPr>
-        <w:t>tuning</w:t>
-      </w:r>
-      <w:proofErr w:type="spellEnd"/>
-      <w:r>
-        <w:rPr>
-          <w:lang w:val="es-ES"/>
-        </w:rPr>
-        <w:t xml:space="preserve">) de modelos LLM para la detección de ataques </w:t>
-      </w:r>
-      <w:proofErr w:type="spellStart"/>
-      <w:r>
-        <w:rPr>
-          <w:lang w:val="es-ES"/>
-        </w:rPr>
-        <w:t>DDoS</w:t>
-      </w:r>
-      <w:proofErr w:type="spellEnd"/>
-      <w:r>
-        <w:rPr>
-          <w:lang w:val="es-ES"/>
-        </w:rPr>
-        <w:t>.</w:t>
+        <w:spacing w:after="0"/>
+        <w:rPr>
+          <w:rFonts w:ascii="Calibri" w:hAnsi="Calibri" w:cs="Calibri"/>
+          <w:sz w:val="22"/>
+          <w:szCs w:val="22"/>
+          <w:lang w:val="es-ES"/>
+        </w:rPr>
+      </w:pPr>
+      <w:r>
+        <w:rPr>
+          <w:rFonts w:ascii="Calibri" w:hAnsi="Calibri" w:cs="Calibri"/>
+          <w:sz w:val="22"/>
+          <w:szCs w:val="22"/>
+          <w:lang w:val="es-ES"/>
+        </w:rPr>
+        <w:t>Ingeniero de Computación con 5 años de experiencia profesional, de los cuales 4 años dedicados al desarrollo de software en entornos corporativos de alta criticidad y equipos internacionales.</w:t>
       </w:r>
     </w:p>
     <w:p>
       <w:pPr>
-        <w:rPr>
-          <w:lang w:val="en-US"/>
-        </w:rPr>
-      </w:pPr>
-      <w:r>
-        <w:rPr>
-          <w:lang w:val="en-US"/>
-        </w:rPr>
-        <w:pict w14:anchorId="2108C817">
-          <v:rect id="_x0000_i1121" style="width:0;height:1.5pt" o:hralign="center" o:hrstd="t" o:hr="t" fillcolor="#a0a0a0" stroked="f"/>
-        </w:pict>
+        <w:spacing w:after="0"/>
+        <w:rPr>
+          <w:rFonts w:ascii="Calibri" w:hAnsi="Calibri" w:cs="Calibri"/>
+          <w:sz w:val="22"/>
+          <w:szCs w:val="22"/>
+          <w:lang w:val="es-ES"/>
+        </w:rPr>
+      </w:pPr>
+      <w:r>
+        <w:rPr>
+          <w:rFonts w:ascii="Calibri" w:hAnsi="Calibri" w:cs="Calibri"/>
+          <w:sz w:val="22"/>
+          <w:szCs w:val="22"/>
+          <w:lang w:val="es-ES"/>
+        </w:rPr>
+        <w:t xml:space="preserve">En GE </w:t>
+      </w:r>
+      <w:proofErr w:type="spellStart"/>
+      <w:r>
+        <w:rPr>
+          <w:rFonts w:ascii="Calibri" w:hAnsi="Calibri" w:cs="Calibri"/>
+          <w:sz w:val="22"/>
+          <w:szCs w:val="22"/>
+          <w:lang w:val="es-ES"/>
+        </w:rPr>
+        <w:t>Aerospace</w:t>
+      </w:r>
+      <w:proofErr w:type="spellEnd"/>
+      <w:r>
+        <w:rPr>
+          <w:rFonts w:ascii="Calibri" w:hAnsi="Calibri" w:cs="Calibri"/>
+          <w:sz w:val="22"/>
+          <w:szCs w:val="22"/>
+          <w:lang w:val="es-ES"/>
+        </w:rPr>
+        <w:t xml:space="preserve">, lideré la reescritura completa del </w:t>
+      </w:r>
+      <w:proofErr w:type="spellStart"/>
+      <w:r>
+        <w:rPr>
+          <w:rFonts w:ascii="Calibri" w:hAnsi="Calibri" w:cs="Calibri"/>
+          <w:sz w:val="22"/>
+          <w:szCs w:val="22"/>
+          <w:lang w:val="es-ES"/>
+        </w:rPr>
+        <w:t>backend</w:t>
+      </w:r>
+      <w:proofErr w:type="spellEnd"/>
+      <w:r>
+        <w:rPr>
+          <w:rFonts w:ascii="Calibri" w:hAnsi="Calibri" w:cs="Calibri"/>
+          <w:sz w:val="22"/>
+          <w:szCs w:val="22"/>
+          <w:lang w:val="es-ES"/>
+        </w:rPr>
+        <w:t xml:space="preserve"> de un sistema corporativo con más de 130 </w:t>
+      </w:r>
+      <w:proofErr w:type="spellStart"/>
+      <w:r>
+        <w:rPr>
+          <w:rFonts w:ascii="Calibri" w:hAnsi="Calibri" w:cs="Calibri"/>
+          <w:sz w:val="22"/>
+          <w:szCs w:val="22"/>
+          <w:lang w:val="es-ES"/>
+        </w:rPr>
+        <w:t>endpoints</w:t>
+      </w:r>
+      <w:proofErr w:type="spellEnd"/>
+      <w:r>
+        <w:rPr>
+          <w:rFonts w:ascii="Calibri" w:hAnsi="Calibri" w:cs="Calibri"/>
+          <w:sz w:val="22"/>
+          <w:szCs w:val="22"/>
+          <w:lang w:val="es-ES"/>
+        </w:rPr>
+        <w:t xml:space="preserve"> activos y más de 1.300 usuarios, migrando de una estructura simple en Node.js a una arquitectura estructurada en </w:t>
+      </w:r>
+      <w:proofErr w:type="spellStart"/>
+      <w:r>
+        <w:rPr>
+          <w:rFonts w:ascii="Calibri" w:hAnsi="Calibri" w:cs="Calibri"/>
+          <w:sz w:val="22"/>
+          <w:szCs w:val="22"/>
+          <w:lang w:val="es-ES"/>
+        </w:rPr>
+        <w:t>NestJS</w:t>
+      </w:r>
+      <w:proofErr w:type="spellEnd"/>
+      <w:r>
+        <w:rPr>
+          <w:rFonts w:ascii="Calibri" w:hAnsi="Calibri" w:cs="Calibri"/>
+          <w:sz w:val="22"/>
+          <w:szCs w:val="22"/>
+          <w:lang w:val="es-ES"/>
+        </w:rPr>
+        <w:t xml:space="preserve">. Implementé autenticación y autorización mediante OAuth2, pruebas automatizadas con Jest y </w:t>
+      </w:r>
+      <w:proofErr w:type="spellStart"/>
+      <w:r>
+        <w:rPr>
+          <w:rFonts w:ascii="Calibri" w:hAnsi="Calibri" w:cs="Calibri"/>
+          <w:sz w:val="22"/>
+          <w:szCs w:val="22"/>
+          <w:lang w:val="es-ES"/>
+        </w:rPr>
+        <w:t>Supertest</w:t>
+      </w:r>
+      <w:proofErr w:type="spellEnd"/>
+      <w:r>
+        <w:rPr>
+          <w:rFonts w:ascii="Calibri" w:hAnsi="Calibri" w:cs="Calibri"/>
+          <w:sz w:val="22"/>
+          <w:szCs w:val="22"/>
+          <w:lang w:val="es-ES"/>
+        </w:rPr>
+        <w:t xml:space="preserve">, documentación automática con Swagger y </w:t>
+      </w:r>
+      <w:proofErr w:type="spellStart"/>
+      <w:r>
+        <w:rPr>
+          <w:rFonts w:ascii="Calibri" w:hAnsi="Calibri" w:cs="Calibri"/>
+          <w:sz w:val="22"/>
+          <w:szCs w:val="22"/>
+          <w:lang w:val="es-ES"/>
+        </w:rPr>
+        <w:t>observabilidad</w:t>
+      </w:r>
+      <w:proofErr w:type="spellEnd"/>
+      <w:r>
+        <w:rPr>
+          <w:rFonts w:ascii="Calibri" w:hAnsi="Calibri" w:cs="Calibri"/>
+          <w:sz w:val="22"/>
+          <w:szCs w:val="22"/>
+          <w:lang w:val="es-ES"/>
+        </w:rPr>
+        <w:t xml:space="preserve"> con Prometheus y </w:t>
+      </w:r>
+      <w:proofErr w:type="spellStart"/>
+      <w:r>
+        <w:rPr>
+          <w:rFonts w:ascii="Calibri" w:hAnsi="Calibri" w:cs="Calibri"/>
+          <w:sz w:val="22"/>
+          <w:szCs w:val="22"/>
+          <w:lang w:val="es-ES"/>
+        </w:rPr>
+        <w:t>Grafana</w:t>
+      </w:r>
+      <w:proofErr w:type="spellEnd"/>
+      <w:r>
+        <w:rPr>
+          <w:rFonts w:ascii="Calibri" w:hAnsi="Calibri" w:cs="Calibri"/>
+          <w:sz w:val="22"/>
+          <w:szCs w:val="22"/>
+          <w:lang w:val="es-ES"/>
+        </w:rPr>
+        <w:t>, participando en todo el ciclo de desarrollo, desde la definición técnica hasta el despliegue en producción. El proyecto consolidó la aplicación para uso global y resultó en la eliminación de aproximadamente 800 vulnerabilidades de seguridad.</w:t>
       </w:r>
     </w:p>
     <w:p>
       <w:pPr>
-        <w:rPr>
-          <w:b/>
-          <w:bCs/>
-          <w:lang w:val="es-ES"/>
-        </w:rPr>
-      </w:pPr>
-      <w:r>
-        <w:rPr>
-          <w:b/>
-          <w:bCs/>
-          <w:lang w:val="es-ES"/>
-        </w:rPr>
-        <w:t>Experiencia Profesional</w:t>
+        <w:spacing w:after="0"/>
+        <w:rPr>
+          <w:rFonts w:ascii="Calibri" w:hAnsi="Calibri" w:cs="Calibri"/>
+          <w:sz w:val="22"/>
+          <w:szCs w:val="22"/>
+          <w:lang w:val="es-ES"/>
+        </w:rPr>
+      </w:pPr>
+      <w:r>
+        <w:rPr>
+          <w:rFonts w:ascii="Calibri" w:hAnsi="Calibri" w:cs="Calibri"/>
+          <w:sz w:val="22"/>
+          <w:szCs w:val="22"/>
+          <w:lang w:val="es-ES"/>
+        </w:rPr>
+        <w:t xml:space="preserve">Experiencia sólida en Node.js y </w:t>
+      </w:r>
+      <w:proofErr w:type="spellStart"/>
+      <w:r>
+        <w:rPr>
+          <w:rFonts w:ascii="Calibri" w:hAnsi="Calibri" w:cs="Calibri"/>
+          <w:sz w:val="22"/>
+          <w:szCs w:val="22"/>
+          <w:lang w:val="es-ES"/>
+        </w:rPr>
+        <w:t>Typescript</w:t>
+      </w:r>
+      <w:proofErr w:type="spellEnd"/>
+      <w:r>
+        <w:rPr>
+          <w:rFonts w:ascii="Calibri" w:hAnsi="Calibri" w:cs="Calibri"/>
+          <w:sz w:val="22"/>
+          <w:szCs w:val="22"/>
+          <w:lang w:val="es-ES"/>
+        </w:rPr>
+        <w:t xml:space="preserve">, desarrollo de </w:t>
+      </w:r>
+      <w:proofErr w:type="spellStart"/>
+      <w:r>
+        <w:rPr>
+          <w:rFonts w:ascii="Calibri" w:hAnsi="Calibri" w:cs="Calibri"/>
+          <w:sz w:val="22"/>
+          <w:szCs w:val="22"/>
+          <w:lang w:val="es-ES"/>
+        </w:rPr>
+        <w:t>APIs</w:t>
+      </w:r>
+      <w:proofErr w:type="spellEnd"/>
+      <w:r>
+        <w:rPr>
+          <w:rFonts w:ascii="Calibri" w:hAnsi="Calibri" w:cs="Calibri"/>
+          <w:sz w:val="22"/>
+          <w:szCs w:val="22"/>
+          <w:lang w:val="es-ES"/>
+        </w:rPr>
+        <w:t xml:space="preserve"> </w:t>
+      </w:r>
+      <w:proofErr w:type="spellStart"/>
+      <w:r>
+        <w:rPr>
+          <w:rFonts w:ascii="Calibri" w:hAnsi="Calibri" w:cs="Calibri"/>
+          <w:sz w:val="22"/>
+          <w:szCs w:val="22"/>
+          <w:lang w:val="es-ES"/>
+        </w:rPr>
+        <w:t>RESTful</w:t>
+      </w:r>
+      <w:proofErr w:type="spellEnd"/>
+      <w:r>
+        <w:rPr>
+          <w:rFonts w:ascii="Calibri" w:hAnsi="Calibri" w:cs="Calibri"/>
+          <w:sz w:val="22"/>
+          <w:szCs w:val="22"/>
+          <w:lang w:val="es-ES"/>
+        </w:rPr>
+        <w:t xml:space="preserve">, integración con bases de datos relacionales, prácticas de CI/CD y entornos AWS. Experiencia internacional en España con actividad académica y profesional. Autor de </w:t>
+      </w:r>
+      <w:proofErr w:type="spellStart"/>
+      <w:r>
+        <w:rPr>
+          <w:rFonts w:ascii="Calibri" w:hAnsi="Calibri" w:cs="Calibri"/>
+          <w:sz w:val="22"/>
+          <w:szCs w:val="22"/>
+          <w:lang w:val="es-ES"/>
+        </w:rPr>
+        <w:t>GenGuardian</w:t>
+      </w:r>
+      <w:proofErr w:type="spellEnd"/>
+      <w:r>
+        <w:rPr>
+          <w:rFonts w:ascii="Calibri" w:hAnsi="Calibri" w:cs="Calibri"/>
+          <w:sz w:val="22"/>
+          <w:szCs w:val="22"/>
+          <w:lang w:val="es-ES"/>
+        </w:rPr>
+        <w:t>, herramienta desarrollada en el Trabajo de Fin de Grado utilizando fine-</w:t>
+      </w:r>
+      <w:proofErr w:type="spellStart"/>
+      <w:r>
+        <w:rPr>
+          <w:rFonts w:ascii="Calibri" w:hAnsi="Calibri" w:cs="Calibri"/>
+          <w:sz w:val="22"/>
+          <w:szCs w:val="22"/>
+          <w:lang w:val="es-ES"/>
+        </w:rPr>
+        <w:t>tuning</w:t>
+      </w:r>
+      <w:proofErr w:type="spellEnd"/>
+      <w:r>
+        <w:rPr>
+          <w:rFonts w:ascii="Calibri" w:hAnsi="Calibri" w:cs="Calibri"/>
+          <w:sz w:val="22"/>
+          <w:szCs w:val="22"/>
+          <w:lang w:val="es-ES"/>
+        </w:rPr>
+        <w:t xml:space="preserve"> de </w:t>
+      </w:r>
+      <w:proofErr w:type="spellStart"/>
+      <w:r>
+        <w:rPr>
+          <w:rFonts w:ascii="Calibri" w:hAnsi="Calibri" w:cs="Calibri"/>
+          <w:sz w:val="22"/>
+          <w:szCs w:val="22"/>
+          <w:lang w:val="es-ES"/>
+        </w:rPr>
+        <w:t>LLMs</w:t>
+      </w:r>
+      <w:proofErr w:type="spellEnd"/>
+      <w:r>
+        <w:rPr>
+          <w:rFonts w:ascii="Calibri" w:hAnsi="Calibri" w:cs="Calibri"/>
+          <w:sz w:val="22"/>
+          <w:szCs w:val="22"/>
+          <w:lang w:val="es-ES"/>
+        </w:rPr>
+        <w:t xml:space="preserve"> para la detección de ataques </w:t>
+      </w:r>
+      <w:proofErr w:type="spellStart"/>
+      <w:r>
+        <w:rPr>
+          <w:rFonts w:ascii="Calibri" w:hAnsi="Calibri" w:cs="Calibri"/>
+          <w:sz w:val="22"/>
+          <w:szCs w:val="22"/>
+          <w:lang w:val="es-ES"/>
+        </w:rPr>
+        <w:t>DDoS</w:t>
+      </w:r>
+      <w:proofErr w:type="spellEnd"/>
+      <w:r>
+        <w:rPr>
+          <w:rFonts w:ascii="Calibri" w:hAnsi="Calibri" w:cs="Calibri"/>
+          <w:sz w:val="22"/>
+          <w:szCs w:val="22"/>
+          <w:lang w:val="es-ES"/>
+        </w:rPr>
+        <w:t>.</w:t>
       </w:r>
     </w:p>
     <w:p>
       <w:pPr>
         <w:rPr>
-          <w:lang w:val="es-ES"/>
-        </w:rPr>
-      </w:pPr>
-      <w:r>
-        <w:rPr>
-          <w:lang w:val="es-ES"/>
-        </w:rPr>
-        <w:t xml:space="preserve">DUONEX – </w:t>
-      </w:r>
-      <w:proofErr w:type="gramStart"/>
-      <w:r>
-        <w:rPr>
-          <w:lang w:val="es-ES"/>
-        </w:rPr>
-        <w:t>Diciembre</w:t>
-      </w:r>
-      <w:proofErr w:type="gramEnd"/>
-      <w:r>
-        <w:rPr>
-          <w:lang w:val="es-ES"/>
-        </w:rPr>
-        <w:t xml:space="preserve"> 2025 – </w:t>
-      </w:r>
-      <w:proofErr w:type="gramStart"/>
-      <w:r>
-        <w:rPr>
-          <w:lang w:val="es-ES"/>
-        </w:rPr>
-        <w:t>Enero</w:t>
-      </w:r>
-      <w:proofErr w:type="gramEnd"/>
-      <w:r>
-        <w:rPr>
-          <w:lang w:val="es-ES"/>
-        </w:rPr>
-        <w:t xml:space="preserve"> 2026</w:t>
-      </w:r>
-      <w:r>
-        <w:rPr>
-          <w:lang w:val="es-ES"/>
-        </w:rPr>
-        <w:br/>
-      </w:r>
-      <w:r>
-        <w:rPr>
-          <w:b/>
-          <w:bCs/>
-          <w:lang w:val="es-ES"/>
-        </w:rPr>
-        <w:t>Desarrollador Full Stack</w:t>
-      </w:r>
-      <w:r>
-        <w:rPr>
-          <w:lang w:val="es-ES"/>
-        </w:rPr>
-        <w:t xml:space="preserve"> – Contrato temporal (</w:t>
-      </w:r>
-      <w:r>
-        <w:rPr>
-          <w:b/>
-          <w:bCs/>
-          <w:lang w:val="es-ES"/>
-        </w:rPr>
-        <w:t>España</w:t>
-      </w:r>
-      <w:r>
-        <w:rPr>
-          <w:lang w:val="es-ES"/>
-        </w:rPr>
-        <w:t>)</w:t>
+          <w:b/>
+          <w:bCs/>
+          <w:lang w:val="en-US"/>
+        </w:rPr>
+      </w:pPr>
+      <w:r>
+        <w:rPr>
+          <w:b/>
+          <w:bCs/>
+          <w:lang w:val="en-US"/>
+        </w:rPr>
+        <w:pict w14:anchorId="651EB50B">
+          <v:rect id="_x0000_i1136" style="width:0;height:1.5pt" o:hralign="center" o:hrstd="t" o:hr="t" fillcolor="#a0a0a0" stroked="f"/>
+        </w:pict>
       </w:r>
     </w:p>
     <w:p>
       <w:pPr>
-        <w:numPr>
-          <w:ilvl w:val="0"/>
-          <w:numId w:val="5"/>
-        </w:numPr>
-        <w:rPr>
-          <w:lang w:val="es-ES"/>
-        </w:rPr>
-      </w:pPr>
-      <w:r>
-        <w:rPr>
-          <w:lang w:val="es-ES"/>
-        </w:rPr>
-        <w:t>Desarrollo de nuevas funcionalidades en aplicaciones existentes</w:t>
+        <w:rPr>
+          <w:rFonts w:ascii="Calibri" w:hAnsi="Calibri" w:cs="Calibri"/>
+          <w:b/>
+          <w:bCs/>
+          <w:sz w:val="22"/>
+          <w:szCs w:val="22"/>
+          <w:lang w:val="es-ES"/>
+        </w:rPr>
+      </w:pPr>
+      <w:r>
+        <w:rPr>
+          <w:rFonts w:ascii="Calibri" w:hAnsi="Calibri" w:cs="Calibri"/>
+          <w:b/>
+          <w:bCs/>
+          <w:sz w:val="22"/>
+          <w:szCs w:val="22"/>
+          <w:lang w:val="es-ES"/>
+        </w:rPr>
+        <w:t>Experiencia Profesional</w:t>
       </w:r>
     </w:p>
     <w:p>
       <w:pPr>
-        <w:numPr>
-          <w:ilvl w:val="0"/>
-          <w:numId w:val="5"/>
-        </w:numPr>
-        <w:rPr>
-          <w:lang w:val="en-US"/>
-        </w:rPr>
-      </w:pPr>
+        <w:spacing w:after="0"/>
+        <w:rPr>
+          <w:rFonts w:ascii="Calibri" w:hAnsi="Calibri" w:cs="Calibri"/>
+          <w:b/>
+          <w:bCs/>
+          <w:sz w:val="22"/>
+          <w:szCs w:val="22"/>
+          <w:lang w:val="es-ES"/>
+        </w:rPr>
+      </w:pPr>
+      <w:r>
+        <w:rPr>
+          <w:rFonts w:ascii="Calibri" w:hAnsi="Calibri" w:cs="Calibri"/>
+          <w:b/>
+          <w:bCs/>
+          <w:sz w:val="22"/>
+          <w:szCs w:val="22"/>
+          <w:lang w:val="es-ES"/>
+        </w:rPr>
+        <w:t xml:space="preserve">DUONEX – </w:t>
+      </w:r>
+      <w:proofErr w:type="gramStart"/>
+      <w:r>
+        <w:rPr>
+          <w:rFonts w:ascii="Calibri" w:hAnsi="Calibri" w:cs="Calibri"/>
+          <w:b/>
+          <w:bCs/>
+          <w:sz w:val="22"/>
+          <w:szCs w:val="22"/>
+          <w:lang w:val="es-ES"/>
+        </w:rPr>
+        <w:t>Diciembre</w:t>
+      </w:r>
+      <w:proofErr w:type="gramEnd"/>
+      <w:r>
+        <w:rPr>
+          <w:rFonts w:ascii="Calibri" w:hAnsi="Calibri" w:cs="Calibri"/>
+          <w:b/>
+          <w:bCs/>
+          <w:sz w:val="22"/>
+          <w:szCs w:val="22"/>
+          <w:lang w:val="es-ES"/>
+        </w:rPr>
+        <w:t xml:space="preserve"> 2025 – </w:t>
+      </w:r>
+      <w:proofErr w:type="gramStart"/>
+      <w:r>
+        <w:rPr>
+          <w:rFonts w:ascii="Calibri" w:hAnsi="Calibri" w:cs="Calibri"/>
+          <w:b/>
+          <w:bCs/>
+          <w:sz w:val="22"/>
+          <w:szCs w:val="22"/>
+          <w:lang w:val="es-ES"/>
+        </w:rPr>
+        <w:t>Enero</w:t>
+      </w:r>
+      <w:proofErr w:type="gramEnd"/>
+      <w:r>
+        <w:rPr>
+          <w:rFonts w:ascii="Calibri" w:hAnsi="Calibri" w:cs="Calibri"/>
+          <w:b/>
+          <w:bCs/>
+          <w:sz w:val="22"/>
+          <w:szCs w:val="22"/>
+          <w:lang w:val="es-ES"/>
+        </w:rPr>
+        <w:t xml:space="preserve"> 2026</w:t>
+      </w:r>
+      <w:r>
+        <w:rPr>
+          <w:rFonts w:ascii="Calibri" w:hAnsi="Calibri" w:cs="Calibri"/>
+          <w:b/>
+          <w:bCs/>
+          <w:sz w:val="22"/>
+          <w:szCs w:val="22"/>
+          <w:lang w:val="es-ES"/>
+        </w:rPr>
+        <w:br/>
+        <w:t>Desarrollador Full Stack (Experiencia profesional durante intercambio académico) – España</w:t>
+      </w:r>
+    </w:p>
+    <w:p>
+      <w:pPr>
+        <w:spacing w:after="0"/>
+        <w:rPr>
+          <w:rFonts w:ascii="Calibri" w:hAnsi="Calibri" w:cs="Calibri"/>
+          <w:sz w:val="22"/>
+          <w:szCs w:val="22"/>
+          <w:lang w:val="es-ES"/>
+        </w:rPr>
+      </w:pPr>
+      <w:r>
+        <w:rPr>
+          <w:rFonts w:ascii="Calibri" w:hAnsi="Calibri" w:cs="Calibri"/>
+          <w:sz w:val="22"/>
+          <w:szCs w:val="22"/>
+          <w:lang w:val="es-ES"/>
+        </w:rPr>
+        <w:t xml:space="preserve">- </w:t>
+      </w:r>
+      <w:r>
+        <w:rPr>
+          <w:rFonts w:ascii="Calibri" w:hAnsi="Calibri" w:cs="Calibri"/>
+          <w:sz w:val="22"/>
+          <w:szCs w:val="22"/>
+          <w:lang w:val="es-ES"/>
+        </w:rPr>
+        <w:t xml:space="preserve">Desarrollo </w:t>
+      </w:r>
       <w:proofErr w:type="spellStart"/>
       <w:r>
         <w:rPr>
-          <w:lang w:val="en-US"/>
-        </w:rPr>
-        <w:t>Modalidad</w:t>
+          <w:rFonts w:ascii="Calibri" w:hAnsi="Calibri" w:cs="Calibri"/>
+          <w:sz w:val="22"/>
+          <w:szCs w:val="22"/>
+          <w:lang w:val="es-ES"/>
+        </w:rPr>
+        <w:t>backend</w:t>
       </w:r>
       <w:proofErr w:type="spellEnd"/>
       <w:r>
         <w:rPr>
-          <w:lang w:val="en-US"/>
-        </w:rPr>
-        <w:t xml:space="preserve"> </w:t>
+          <w:rFonts w:ascii="Calibri" w:hAnsi="Calibri" w:cs="Calibri"/>
+          <w:sz w:val="22"/>
+          <w:szCs w:val="22"/>
+          <w:lang w:val="es-ES"/>
+        </w:rPr>
+        <w:t xml:space="preserve"> con Node.js, </w:t>
       </w:r>
       <w:proofErr w:type="spellStart"/>
       <w:r>
         <w:rPr>
-          <w:lang w:val="en-US"/>
-        </w:rPr>
-        <w:t>híbrida</w:t>
+          <w:rFonts w:ascii="Calibri" w:hAnsi="Calibri" w:cs="Calibri"/>
+          <w:sz w:val="22"/>
+          <w:szCs w:val="22"/>
+          <w:lang w:val="es-ES"/>
+        </w:rPr>
+        <w:t>Typescript</w:t>
       </w:r>
       <w:proofErr w:type="spellEnd"/>
       <w:r>
         <w:rPr>
-          <w:lang w:val="en-US"/>
-        </w:rPr>
-        <w:t xml:space="preserve">, </w:t>
+          <w:rFonts w:ascii="Calibri" w:hAnsi="Calibri" w:cs="Calibri"/>
+          <w:sz w:val="22"/>
+          <w:szCs w:val="22"/>
+          <w:lang w:val="es-ES"/>
+        </w:rPr>
+        <w:t xml:space="preserve"> y </w:t>
       </w:r>
       <w:proofErr w:type="spellStart"/>
       <w:r>
         <w:rPr>
-          <w:lang w:val="en-US"/>
-        </w:rPr>
-        <w:t>equipo</w:t>
-      </w:r>
-      <w:proofErr w:type="spellEnd"/>
-      <w:r>
-        <w:rPr>
-          <w:lang w:val="en-US"/>
-        </w:rPr>
-        <w:t xml:space="preserve"> </w:t>
-      </w:r>
-      <w:proofErr w:type="spellStart"/>
-      <w:r>
-        <w:rPr>
-          <w:lang w:val="en-US"/>
-        </w:rPr>
-        <w:t>totalmente</w:t>
-      </w:r>
-      <w:proofErr w:type="spellEnd"/>
-      <w:r>
-        <w:rPr>
-          <w:lang w:val="en-US"/>
-        </w:rPr>
-        <w:t xml:space="preserve"> </w:t>
-      </w:r>
-      <w:proofErr w:type="spellStart"/>
-      <w:r>
-        <w:rPr>
-          <w:lang w:val="en-US"/>
-        </w:rPr>
-        <w:t>español</w:t>
+          <w:rFonts w:ascii="Calibri" w:hAnsi="Calibri" w:cs="Calibri"/>
+          <w:sz w:val="22"/>
+          <w:szCs w:val="22"/>
+          <w:lang w:val="es-ES"/>
+        </w:rPr>
+        <w:t>AdonisJS</w:t>
       </w:r>
       <w:proofErr w:type="spellEnd"/>
     </w:p>
     <w:p>
       <w:pPr>
-        <w:numPr>
-          <w:ilvl w:val="0"/>
-          <w:numId w:val="5"/>
-        </w:numPr>
-        <w:rPr>
-          <w:lang w:val="en-US"/>
-        </w:rPr>
-      </w:pPr>
+        <w:spacing w:after="0"/>
+        <w:rPr>
+          <w:rFonts w:ascii="Calibri" w:hAnsi="Calibri" w:cs="Calibri"/>
+          <w:sz w:val="22"/>
+          <w:szCs w:val="22"/>
+          <w:lang w:val="es-ES"/>
+        </w:rPr>
+      </w:pPr>
+      <w:r>
+        <w:rPr>
+          <w:rFonts w:ascii="Calibri" w:hAnsi="Calibri" w:cs="Calibri"/>
+          <w:sz w:val="22"/>
+          <w:szCs w:val="22"/>
+          <w:lang w:val="es-ES"/>
+        </w:rPr>
+        <w:t xml:space="preserve">- </w:t>
+      </w:r>
+      <w:r>
+        <w:rPr>
+          <w:rFonts w:ascii="Calibri" w:hAnsi="Calibri" w:cs="Calibri"/>
+          <w:sz w:val="22"/>
+          <w:szCs w:val="22"/>
+          <w:lang w:val="es-ES"/>
+        </w:rPr>
+        <w:t xml:space="preserve">Arquitectura basada en </w:t>
+      </w:r>
       <w:proofErr w:type="spellStart"/>
       <w:r>
         <w:rPr>
-          <w:lang w:val="en-US"/>
-        </w:rPr>
-        <w:t>Arquitectura</w:t>
+          <w:rFonts w:ascii="Calibri" w:hAnsi="Calibri" w:cs="Calibri"/>
+          <w:sz w:val="22"/>
+          <w:szCs w:val="22"/>
+          <w:lang w:val="es-ES"/>
+        </w:rPr>
+        <w:t>Clean</w:t>
       </w:r>
       <w:proofErr w:type="spellEnd"/>
       <w:r>
         <w:rPr>
-          <w:lang w:val="en-US"/>
+          <w:rFonts w:ascii="Calibri" w:hAnsi="Calibri" w:cs="Calibri"/>
+          <w:sz w:val="22"/>
+          <w:szCs w:val="22"/>
+          <w:lang w:val="es-ES"/>
         </w:rPr>
         <w:t xml:space="preserve"> </w:t>
       </w:r>
       <w:proofErr w:type="spellStart"/>
       <w:r>
         <w:rPr>
-          <w:lang w:val="en-US"/>
-        </w:rPr>
-        <w:t>basada</w:t>
+          <w:rFonts w:ascii="Calibri" w:hAnsi="Calibri" w:cs="Calibri"/>
+          <w:sz w:val="22"/>
+          <w:szCs w:val="22"/>
+          <w:lang w:val="es-ES"/>
+        </w:rPr>
+        <w:t>Architecture</w:t>
       </w:r>
       <w:proofErr w:type="spellEnd"/>
       <w:r>
         <w:rPr>
-          <w:lang w:val="en-US"/>
-        </w:rPr>
-        <w:t xml:space="preserve"> </w:t>
-      </w:r>
-      <w:proofErr w:type="spellStart"/>
-      <w:r>
-        <w:rPr>
-          <w:lang w:val="en-US"/>
-        </w:rPr>
-        <w:t>en</w:t>
-      </w:r>
-      <w:proofErr w:type="spellEnd"/>
-      <w:r>
-        <w:rPr>
-          <w:lang w:val="en-US"/>
-        </w:rPr>
-        <w:t xml:space="preserve"> Clean Architecture y Domain-Driven Design (DDD)</w:t>
+          <w:rFonts w:ascii="Calibri" w:hAnsi="Calibri" w:cs="Calibri"/>
+          <w:sz w:val="22"/>
+          <w:szCs w:val="22"/>
+          <w:lang w:val="es-ES"/>
+        </w:rPr>
+        <w:t xml:space="preserve"> y DDD</w:t>
       </w:r>
     </w:p>
     <w:p>
       <w:pPr>
-        <w:rPr>
-          <w:lang w:val="en-US"/>
-        </w:rPr>
-      </w:pPr>
-      <w:r>
-        <w:rPr>
-          <w:lang w:val="en-US"/>
-        </w:rPr>
-        <w:t xml:space="preserve">Stack </w:t>
+        <w:spacing w:after="0"/>
+        <w:rPr>
+          <w:rFonts w:ascii="Calibri" w:hAnsi="Calibri" w:cs="Calibri"/>
+          <w:sz w:val="22"/>
+          <w:szCs w:val="22"/>
+          <w:lang w:val="es-ES"/>
+        </w:rPr>
+      </w:pPr>
+      <w:r>
+        <w:rPr>
+          <w:rFonts w:ascii="Calibri" w:hAnsi="Calibri" w:cs="Calibri"/>
+          <w:sz w:val="22"/>
+          <w:szCs w:val="22"/>
+          <w:lang w:val="es-ES"/>
+        </w:rPr>
+        <w:t xml:space="preserve">- </w:t>
+      </w:r>
+      <w:r>
+        <w:rPr>
+          <w:rFonts w:ascii="Calibri" w:hAnsi="Calibri" w:cs="Calibri"/>
+          <w:sz w:val="22"/>
+          <w:szCs w:val="22"/>
+          <w:lang w:val="es-ES"/>
+        </w:rPr>
+        <w:t xml:space="preserve">Desarrollo </w:t>
       </w:r>
       <w:proofErr w:type="spellStart"/>
       <w:r>
         <w:rPr>
-          <w:lang w:val="en-US"/>
-        </w:rPr>
-        <w:t>tecnológico</w:t>
+          <w:rFonts w:ascii="Calibri" w:hAnsi="Calibri" w:cs="Calibri"/>
+          <w:sz w:val="22"/>
+          <w:szCs w:val="22"/>
+          <w:lang w:val="es-ES"/>
+        </w:rPr>
+        <w:t>frontend</w:t>
       </w:r>
       <w:proofErr w:type="spellEnd"/>
       <w:r>
         <w:rPr>
-          <w:lang w:val="en-US"/>
-        </w:rPr>
-        <w:t xml:space="preserve">: Node.js, TypeScript, </w:t>
+          <w:rFonts w:ascii="Calibri" w:hAnsi="Calibri" w:cs="Calibri"/>
+          <w:sz w:val="22"/>
+          <w:szCs w:val="22"/>
+          <w:lang w:val="es-ES"/>
+        </w:rPr>
+        <w:t xml:space="preserve"> con Angular</w:t>
+      </w:r>
+    </w:p>
+    <w:p>
+      <w:pPr>
+        <w:spacing w:after="0"/>
+        <w:rPr>
+          <w:rFonts w:ascii="Calibri" w:hAnsi="Calibri" w:cs="Calibri"/>
+          <w:sz w:val="22"/>
+          <w:szCs w:val="22"/>
+          <w:lang w:val="es-ES"/>
+        </w:rPr>
+      </w:pPr>
+      <w:r>
+        <w:rPr>
+          <w:rFonts w:ascii="Calibri" w:hAnsi="Calibri" w:cs="Calibri"/>
+          <w:sz w:val="22"/>
+          <w:szCs w:val="22"/>
+          <w:lang w:val="es-ES"/>
+        </w:rPr>
+        <w:t xml:space="preserve">- </w:t>
+      </w:r>
+      <w:r>
+        <w:rPr>
+          <w:rFonts w:ascii="Calibri" w:hAnsi="Calibri" w:cs="Calibri"/>
+          <w:sz w:val="22"/>
+          <w:szCs w:val="22"/>
+          <w:lang w:val="es-ES"/>
+        </w:rPr>
+        <w:t>Trabajo en un equipo 100% internacional</w:t>
+      </w:r>
+    </w:p>
+    <w:p>
+      <w:pPr>
+        <w:rPr>
+          <w:rFonts w:ascii="Calibri" w:hAnsi="Calibri" w:cs="Calibri"/>
+          <w:sz w:val="22"/>
+          <w:szCs w:val="22"/>
+          <w:lang w:val="en-US"/>
+        </w:rPr>
+      </w:pPr>
+      <w:r>
+        <w:rPr>
+          <w:rFonts w:ascii="Calibri" w:hAnsi="Calibri" w:cs="Calibri"/>
+          <w:sz w:val="22"/>
+          <w:szCs w:val="22"/>
+          <w:lang w:val="en-US"/>
+        </w:rPr>
+        <w:pict w14:anchorId="661446AD">
+          <v:rect id="_x0000_i1137" style="width:0;height:1.5pt" o:hralign="center" o:hrstd="t" o:hr="t" fillcolor="#a0a0a0" stroked="f"/>
+        </w:pict>
+      </w:r>
+    </w:p>
+    <w:p>
+      <w:pPr>
+        <w:spacing w:after="0"/>
+        <w:rPr>
+          <w:rFonts w:ascii="Calibri" w:hAnsi="Calibri" w:cs="Calibri"/>
+          <w:b/>
+          <w:bCs/>
+          <w:sz w:val="22"/>
+          <w:szCs w:val="22"/>
+          <w:lang w:val="es-ES"/>
+        </w:rPr>
+      </w:pPr>
+      <w:r>
+        <w:rPr>
+          <w:rFonts w:ascii="Calibri" w:hAnsi="Calibri" w:cs="Calibri"/>
+          <w:b/>
+          <w:bCs/>
+          <w:sz w:val="22"/>
+          <w:szCs w:val="22"/>
+          <w:lang w:val="es-ES"/>
+        </w:rPr>
+        <w:t xml:space="preserve">GE </w:t>
       </w:r>
       <w:proofErr w:type="spellStart"/>
       <w:r>
         <w:rPr>
-          <w:lang w:val="en-US"/>
-        </w:rPr>
-        <w:t>AdonisJS</w:t>
+          <w:rFonts w:ascii="Calibri" w:hAnsi="Calibri" w:cs="Calibri"/>
+          <w:b/>
+          <w:bCs/>
+          <w:sz w:val="22"/>
+          <w:szCs w:val="22"/>
+          <w:lang w:val="es-ES"/>
+        </w:rPr>
+        <w:t>Aerospace</w:t>
       </w:r>
       <w:proofErr w:type="spellEnd"/>
       <w:r>
         <w:rPr>
-          <w:lang w:val="en-US"/>
-        </w:rPr>
-        <w:t xml:space="preserve">, Angular, MySQL, CI/CD, </w:t>
+          <w:rFonts w:ascii="Calibri" w:hAnsi="Calibri" w:cs="Calibri"/>
+          <w:b/>
+          <w:bCs/>
+          <w:sz w:val="22"/>
+          <w:szCs w:val="22"/>
+          <w:lang w:val="es-ES"/>
+        </w:rPr>
+        <w:t xml:space="preserve"> – </w:t>
+      </w:r>
+      <w:proofErr w:type="gramStart"/>
+      <w:r>
+        <w:rPr>
+          <w:rFonts w:ascii="Calibri" w:hAnsi="Calibri" w:cs="Calibri"/>
+          <w:b/>
+          <w:bCs/>
+          <w:sz w:val="22"/>
+          <w:szCs w:val="22"/>
+          <w:lang w:val="es-ES"/>
+        </w:rPr>
+        <w:t>Abril</w:t>
+      </w:r>
+      <w:proofErr w:type="gramEnd"/>
+      <w:r>
+        <w:rPr>
+          <w:rFonts w:ascii="Calibri" w:hAnsi="Calibri" w:cs="Calibri"/>
+          <w:b/>
+          <w:bCs/>
+          <w:sz w:val="22"/>
+          <w:szCs w:val="22"/>
+          <w:lang w:val="es-ES"/>
+        </w:rPr>
+        <w:t xml:space="preserve"> 2023 – </w:t>
+      </w:r>
+      <w:proofErr w:type="gramStart"/>
+      <w:r>
+        <w:rPr>
+          <w:rFonts w:ascii="Calibri" w:hAnsi="Calibri" w:cs="Calibri"/>
+          <w:b/>
+          <w:bCs/>
+          <w:sz w:val="22"/>
+          <w:szCs w:val="22"/>
+          <w:lang w:val="es-ES"/>
+        </w:rPr>
+        <w:t>Agosto</w:t>
+      </w:r>
+      <w:proofErr w:type="gramEnd"/>
+      <w:r>
+        <w:rPr>
+          <w:rFonts w:ascii="Calibri" w:hAnsi="Calibri" w:cs="Calibri"/>
+          <w:b/>
+          <w:bCs/>
+          <w:sz w:val="22"/>
+          <w:szCs w:val="22"/>
+          <w:lang w:val="es-ES"/>
+        </w:rPr>
+        <w:t xml:space="preserve"> 2025</w:t>
+      </w:r>
+      <w:r>
+        <w:rPr>
+          <w:rFonts w:ascii="Calibri" w:hAnsi="Calibri" w:cs="Calibri"/>
+          <w:b/>
+          <w:bCs/>
+          <w:sz w:val="22"/>
+          <w:szCs w:val="22"/>
+          <w:lang w:val="es-ES"/>
+        </w:rPr>
+        <w:br/>
+        <w:t>Desarrollador Full Stack</w:t>
+      </w:r>
+    </w:p>
+    <w:p>
+      <w:pPr>
+        <w:spacing w:after="0"/>
+        <w:rPr>
+          <w:rFonts w:ascii="Calibri" w:hAnsi="Calibri" w:cs="Calibri"/>
+          <w:sz w:val="22"/>
+          <w:szCs w:val="22"/>
+          <w:lang w:val="es-ES"/>
+        </w:rPr>
+      </w:pPr>
+      <w:r>
+        <w:rPr>
+          <w:rFonts w:ascii="Calibri" w:hAnsi="Calibri" w:cs="Calibri"/>
+          <w:sz w:val="22"/>
+          <w:szCs w:val="22"/>
+          <w:lang w:val="es-ES"/>
+        </w:rPr>
+        <w:t xml:space="preserve">- </w:t>
+      </w:r>
+      <w:r>
+        <w:rPr>
+          <w:rFonts w:ascii="Calibri" w:hAnsi="Calibri" w:cs="Calibri"/>
+          <w:sz w:val="22"/>
+          <w:szCs w:val="22"/>
+          <w:lang w:val="es-ES"/>
+        </w:rPr>
+        <w:t xml:space="preserve">Reescritura completa del </w:t>
       </w:r>
       <w:proofErr w:type="spellStart"/>
       <w:r>
         <w:rPr>
-          <w:lang w:val="en-US"/>
-        </w:rPr>
-        <w:t>RxJS</w:t>
+          <w:rFonts w:ascii="Calibri" w:hAnsi="Calibri" w:cs="Calibri"/>
+          <w:sz w:val="22"/>
+          <w:szCs w:val="22"/>
+          <w:lang w:val="es-ES"/>
+        </w:rPr>
+        <w:t>backend</w:t>
       </w:r>
       <w:proofErr w:type="spellEnd"/>
       <w:r>
         <w:rPr>
-          <w:lang w:val="en-US"/>
-        </w:rPr>
-        <w:t xml:space="preserve">, Pipes, </w:t>
+          <w:rFonts w:ascii="Calibri" w:hAnsi="Calibri" w:cs="Calibri"/>
+          <w:sz w:val="22"/>
+          <w:szCs w:val="22"/>
+          <w:lang w:val="es-ES"/>
+        </w:rPr>
+        <w:t xml:space="preserve"> (130+ </w:t>
       </w:r>
       <w:proofErr w:type="spellStart"/>
       <w:r>
         <w:rPr>
-          <w:lang w:val="en-US"/>
-        </w:rPr>
-        <w:t>Formularios</w:t>
+          <w:rFonts w:ascii="Calibri" w:hAnsi="Calibri" w:cs="Calibri"/>
+          <w:sz w:val="22"/>
+          <w:szCs w:val="22"/>
+          <w:lang w:val="es-ES"/>
+        </w:rPr>
+        <w:t>endpoints</w:t>
       </w:r>
       <w:proofErr w:type="spellEnd"/>
       <w:r>
         <w:rPr>
-          <w:lang w:val="en-US"/>
-        </w:rPr>
-        <w:t xml:space="preserve"> </w:t>
+          <w:rFonts w:ascii="Calibri" w:hAnsi="Calibri" w:cs="Calibri"/>
+          <w:sz w:val="22"/>
+          <w:szCs w:val="22"/>
+          <w:lang w:val="es-ES"/>
+        </w:rPr>
+        <w:t xml:space="preserve">) de Node.js a </w:t>
       </w:r>
       <w:proofErr w:type="spellStart"/>
       <w:r>
         <w:rPr>
-          <w:lang w:val="en-US"/>
-        </w:rPr>
-        <w:t>Reactivos</w:t>
+          <w:rFonts w:ascii="Calibri" w:hAnsi="Calibri" w:cs="Calibri"/>
+          <w:sz w:val="22"/>
+          <w:szCs w:val="22"/>
+          <w:lang w:val="es-ES"/>
+        </w:rPr>
+        <w:t>NestJS</w:t>
+      </w:r>
+      <w:proofErr w:type="spellEnd"/>
+      <w:r>
+        <w:rPr>
+          <w:rFonts w:ascii="Calibri" w:hAnsi="Calibri" w:cs="Calibri"/>
+          <w:sz w:val="22"/>
+          <w:szCs w:val="22"/>
+          <w:lang w:val="es-ES"/>
+        </w:rPr>
+        <w:t xml:space="preserve"> (</w:t>
+      </w:r>
+      <w:proofErr w:type="spellStart"/>
+      <w:r>
+        <w:rPr>
+          <w:rFonts w:ascii="Calibri" w:hAnsi="Calibri" w:cs="Calibri"/>
+          <w:sz w:val="22"/>
+          <w:szCs w:val="22"/>
+          <w:lang w:val="es-ES"/>
+        </w:rPr>
+        <w:t>Typescript</w:t>
+      </w:r>
+      <w:proofErr w:type="spellEnd"/>
+      <w:r>
+        <w:rPr>
+          <w:rFonts w:ascii="Calibri" w:hAnsi="Calibri" w:cs="Calibri"/>
+          <w:sz w:val="22"/>
+          <w:szCs w:val="22"/>
+          <w:lang w:val="es-ES"/>
+        </w:rPr>
+        <w:t>)</w:t>
+      </w:r>
+    </w:p>
+    <w:p>
+      <w:pPr>
+        <w:spacing w:after="0"/>
+        <w:rPr>
+          <w:rFonts w:ascii="Calibri" w:hAnsi="Calibri" w:cs="Calibri"/>
+          <w:sz w:val="22"/>
+          <w:szCs w:val="22"/>
+          <w:lang w:val="es-ES"/>
+        </w:rPr>
+      </w:pPr>
+      <w:r>
+        <w:rPr>
+          <w:rFonts w:ascii="Calibri" w:hAnsi="Calibri" w:cs="Calibri"/>
+          <w:sz w:val="22"/>
+          <w:szCs w:val="22"/>
+          <w:lang w:val="es-ES"/>
+        </w:rPr>
+        <w:t xml:space="preserve">- </w:t>
+      </w:r>
+      <w:r>
+        <w:rPr>
+          <w:rFonts w:ascii="Calibri" w:hAnsi="Calibri" w:cs="Calibri"/>
+          <w:sz w:val="22"/>
+          <w:szCs w:val="22"/>
+          <w:lang w:val="es-ES"/>
+        </w:rPr>
+        <w:t xml:space="preserve">Implementación de OAuth2, pruebas automatizadas (Jest, </w:t>
+      </w:r>
+      <w:proofErr w:type="spellStart"/>
+      <w:r>
+        <w:rPr>
+          <w:rFonts w:ascii="Calibri" w:hAnsi="Calibri" w:cs="Calibri"/>
+          <w:sz w:val="22"/>
+          <w:szCs w:val="22"/>
+          <w:lang w:val="es-ES"/>
+        </w:rPr>
+        <w:t>Supertest</w:t>
+      </w:r>
+      <w:proofErr w:type="spellEnd"/>
+      <w:r>
+        <w:rPr>
+          <w:rFonts w:ascii="Calibri" w:hAnsi="Calibri" w:cs="Calibri"/>
+          <w:sz w:val="22"/>
+          <w:szCs w:val="22"/>
+          <w:lang w:val="es-ES"/>
+        </w:rPr>
+        <w:t>) y documentación con Swagger</w:t>
+      </w:r>
+    </w:p>
+    <w:p>
+      <w:pPr>
+        <w:spacing w:after="0"/>
+        <w:rPr>
+          <w:rFonts w:ascii="Calibri" w:hAnsi="Calibri" w:cs="Calibri"/>
+          <w:sz w:val="22"/>
+          <w:szCs w:val="22"/>
+          <w:lang w:val="es-ES"/>
+        </w:rPr>
+      </w:pPr>
+      <w:r>
+        <w:rPr>
+          <w:rFonts w:ascii="Calibri" w:hAnsi="Calibri" w:cs="Calibri"/>
+          <w:sz w:val="22"/>
+          <w:szCs w:val="22"/>
+          <w:lang w:val="es-ES"/>
+        </w:rPr>
+        <w:t xml:space="preserve">- </w:t>
+      </w:r>
+      <w:proofErr w:type="spellStart"/>
+      <w:r>
+        <w:rPr>
+          <w:rFonts w:ascii="Calibri" w:hAnsi="Calibri" w:cs="Calibri"/>
+          <w:sz w:val="22"/>
+          <w:szCs w:val="22"/>
+          <w:lang w:val="es-ES"/>
+        </w:rPr>
+        <w:t>Observabilidad</w:t>
+      </w:r>
+      <w:proofErr w:type="spellEnd"/>
+      <w:r>
+        <w:rPr>
+          <w:rFonts w:ascii="Calibri" w:hAnsi="Calibri" w:cs="Calibri"/>
+          <w:sz w:val="22"/>
+          <w:szCs w:val="22"/>
+          <w:lang w:val="es-ES"/>
+        </w:rPr>
+        <w:t xml:space="preserve"> con Prometheus y </w:t>
+      </w:r>
+      <w:proofErr w:type="spellStart"/>
+      <w:r>
+        <w:rPr>
+          <w:rFonts w:ascii="Calibri" w:hAnsi="Calibri" w:cs="Calibri"/>
+          <w:sz w:val="22"/>
+          <w:szCs w:val="22"/>
+          <w:lang w:val="es-ES"/>
+        </w:rPr>
+        <w:t>Grafana</w:t>
       </w:r>
       <w:proofErr w:type="spellEnd"/>
     </w:p>
     <w:p>
       <w:pPr>
-        <w:rPr>
-          <w:lang w:val="en-US"/>
-        </w:rPr>
-      </w:pPr>
-      <w:r>
-        <w:rPr>
-          <w:lang w:val="en-US"/>
-        </w:rPr>
-        <w:pict w14:anchorId="68F0EEF3">
-          <v:rect id="_x0000_i1122" style="width:0;height:1.5pt" o:hralign="center" o:hrstd="t" o:hr="t" fillcolor="#a0a0a0" stroked="f"/>
-        </w:pict>
+        <w:spacing w:after="0"/>
+        <w:rPr>
+          <w:rFonts w:ascii="Calibri" w:hAnsi="Calibri" w:cs="Calibri"/>
+          <w:sz w:val="22"/>
+          <w:szCs w:val="22"/>
+          <w:lang w:val="es-ES"/>
+        </w:rPr>
+      </w:pPr>
+      <w:r>
+        <w:rPr>
+          <w:rFonts w:ascii="Calibri" w:hAnsi="Calibri" w:cs="Calibri"/>
+          <w:sz w:val="22"/>
+          <w:szCs w:val="22"/>
+          <w:lang w:val="es-ES"/>
+        </w:rPr>
+        <w:t xml:space="preserve">- </w:t>
+      </w:r>
+      <w:r>
+        <w:rPr>
+          <w:rFonts w:ascii="Calibri" w:hAnsi="Calibri" w:cs="Calibri"/>
+          <w:sz w:val="22"/>
+          <w:szCs w:val="22"/>
+          <w:lang w:val="es-ES"/>
+        </w:rPr>
+        <w:t>Integración con PostgreSQL y SAP HANA</w:t>
       </w:r>
     </w:p>
     <w:p>
       <w:pPr>
-        <w:rPr>
-          <w:lang w:val="es-ES"/>
-        </w:rPr>
-      </w:pPr>
-      <w:r>
-        <w:rPr>
-          <w:lang w:val="es-ES"/>
-        </w:rPr>
-        <w:t xml:space="preserve">GE </w:t>
-      </w:r>
-      <w:proofErr w:type="spellStart"/>
-      <w:r>
-        <w:rPr>
-          <w:lang w:val="es-ES"/>
-        </w:rPr>
-        <w:t>Aerospace</w:t>
-      </w:r>
-      <w:proofErr w:type="spellEnd"/>
-      <w:r>
-        <w:rPr>
-          <w:lang w:val="es-ES"/>
-        </w:rPr>
-        <w:t xml:space="preserve"> – </w:t>
-      </w:r>
-      <w:proofErr w:type="gramStart"/>
-      <w:r>
-        <w:rPr>
-          <w:lang w:val="es-ES"/>
-        </w:rPr>
-        <w:t>Mayo</w:t>
-      </w:r>
-      <w:proofErr w:type="gramEnd"/>
-      <w:r>
-        <w:rPr>
-          <w:lang w:val="es-ES"/>
-        </w:rPr>
-        <w:t xml:space="preserve"> 2025 – </w:t>
-      </w:r>
-      <w:proofErr w:type="gramStart"/>
-      <w:r>
-        <w:rPr>
-          <w:lang w:val="es-ES"/>
-        </w:rPr>
-        <w:t>Agosto</w:t>
-      </w:r>
-      <w:proofErr w:type="gramEnd"/>
-      <w:r>
-        <w:rPr>
-          <w:lang w:val="es-ES"/>
-        </w:rPr>
-        <w:t xml:space="preserve"> 2025</w:t>
-      </w:r>
-      <w:r>
-        <w:rPr>
-          <w:lang w:val="es-ES"/>
-        </w:rPr>
-        <w:br/>
-      </w:r>
-      <w:r>
-        <w:rPr>
-          <w:b/>
-          <w:bCs/>
-          <w:lang w:val="es-ES"/>
-        </w:rPr>
-        <w:t>Desarrollador Full Stack</w:t>
+        <w:spacing w:after="0"/>
+        <w:rPr>
+          <w:rFonts w:ascii="Calibri" w:hAnsi="Calibri" w:cs="Calibri"/>
+          <w:sz w:val="22"/>
+          <w:szCs w:val="22"/>
+          <w:lang w:val="es-ES"/>
+        </w:rPr>
+      </w:pPr>
+      <w:r>
+        <w:rPr>
+          <w:rFonts w:ascii="Calibri" w:hAnsi="Calibri" w:cs="Calibri"/>
+          <w:sz w:val="22"/>
+          <w:szCs w:val="22"/>
+          <w:lang w:val="es-ES"/>
+        </w:rPr>
+        <w:t xml:space="preserve">- </w:t>
+      </w:r>
+      <w:r>
+        <w:rPr>
+          <w:rFonts w:ascii="Calibri" w:hAnsi="Calibri" w:cs="Calibri"/>
+          <w:sz w:val="22"/>
+          <w:szCs w:val="22"/>
+          <w:lang w:val="es-ES"/>
+        </w:rPr>
+        <w:t>Desarrollo de nuevas funcionalidades y mejoras evolutivas</w:t>
       </w:r>
     </w:p>
     <w:p>
       <w:pPr>
-        <w:numPr>
-          <w:ilvl w:val="0"/>
-          <w:numId w:val="6"/>
-        </w:numPr>
-        <w:rPr>
-          <w:lang w:val="es-ES"/>
-        </w:rPr>
-      </w:pPr>
-      <w:r>
-        <w:rPr>
-          <w:lang w:val="es-ES"/>
-        </w:rPr>
-        <w:t xml:space="preserve">Desarrollo de sistemas Full Stack utilizando </w:t>
-      </w:r>
-      <w:proofErr w:type="spellStart"/>
-      <w:r>
-        <w:rPr>
-          <w:lang w:val="es-ES"/>
-        </w:rPr>
-        <w:t>NestJS</w:t>
-      </w:r>
-      <w:proofErr w:type="spellEnd"/>
-      <w:r>
-        <w:rPr>
-          <w:lang w:val="es-ES"/>
-        </w:rPr>
-        <w:t xml:space="preserve"> y Vue.js, desde la arquitectura hasta el despliegue en producción, con foco en escalabilidad y eficiencia</w:t>
+        <w:spacing w:after="0"/>
+        <w:rPr>
+          <w:rFonts w:ascii="Calibri" w:hAnsi="Calibri" w:cs="Calibri"/>
+          <w:sz w:val="22"/>
+          <w:szCs w:val="22"/>
+          <w:lang w:val="es-ES"/>
+        </w:rPr>
+      </w:pPr>
+      <w:r>
+        <w:rPr>
+          <w:rFonts w:ascii="Calibri" w:hAnsi="Calibri" w:cs="Calibri"/>
+          <w:sz w:val="22"/>
+          <w:szCs w:val="22"/>
+          <w:lang w:val="es-ES"/>
+        </w:rPr>
+        <w:t xml:space="preserve">- </w:t>
+      </w:r>
+      <w:proofErr w:type="gramStart"/>
+      <w:r>
+        <w:rPr>
+          <w:rFonts w:ascii="Calibri" w:hAnsi="Calibri" w:cs="Calibri"/>
+          <w:sz w:val="22"/>
+          <w:szCs w:val="22"/>
+          <w:lang w:val="es-ES"/>
+        </w:rPr>
+        <w:t>Responsable</w:t>
+      </w:r>
+      <w:proofErr w:type="gramEnd"/>
+      <w:r>
+        <w:rPr>
+          <w:rFonts w:ascii="Calibri" w:hAnsi="Calibri" w:cs="Calibri"/>
+          <w:sz w:val="22"/>
+          <w:szCs w:val="22"/>
+          <w:lang w:val="es-ES"/>
+        </w:rPr>
+        <w:t xml:space="preserve"> del ciclo completo: arquitectura, desarrollo, pruebas y despliegue</w:t>
       </w:r>
     </w:p>
     <w:p>
       <w:pPr>
-        <w:numPr>
-          <w:ilvl w:val="0"/>
-          <w:numId w:val="6"/>
-        </w:numPr>
-        <w:rPr>
-          <w:lang w:val="es-ES"/>
-        </w:rPr>
-      </w:pPr>
-      <w:r>
-        <w:rPr>
-          <w:lang w:val="es-ES"/>
-        </w:rPr>
-        <w:lastRenderedPageBreak/>
-        <w:t>Mejoras continuas, mantenimiento del sistema, arquitectura de soluciones y gestión de datos con PostgreSQL y SAP Hana</w:t>
+        <w:spacing w:after="0"/>
+        <w:rPr>
+          <w:rFonts w:ascii="Calibri" w:hAnsi="Calibri" w:cs="Calibri"/>
+          <w:sz w:val="22"/>
+          <w:szCs w:val="22"/>
+          <w:lang w:val="es-ES"/>
+        </w:rPr>
+      </w:pPr>
+      <w:r>
+        <w:rPr>
+          <w:rFonts w:ascii="Calibri" w:hAnsi="Calibri" w:cs="Calibri"/>
+          <w:sz w:val="22"/>
+          <w:szCs w:val="22"/>
+          <w:lang w:val="es-ES"/>
+        </w:rPr>
+        <w:t xml:space="preserve">- </w:t>
+      </w:r>
+      <w:r>
+        <w:rPr>
+          <w:rFonts w:ascii="Calibri" w:hAnsi="Calibri" w:cs="Calibri"/>
+          <w:sz w:val="22"/>
+          <w:szCs w:val="22"/>
+          <w:lang w:val="es-ES"/>
+        </w:rPr>
+        <w:t>Sistema con más de 1.300 usuarios consolidado para uso global</w:t>
       </w:r>
     </w:p>
     <w:p>
       <w:pPr>
-        <w:numPr>
-          <w:ilvl w:val="0"/>
-          <w:numId w:val="6"/>
-        </w:numPr>
-        <w:rPr>
-          <w:lang w:val="es-ES"/>
-        </w:rPr>
-      </w:pPr>
-      <w:r>
-        <w:rPr>
-          <w:lang w:val="es-ES"/>
-        </w:rPr>
-        <w:t xml:space="preserve">Implementación de </w:t>
-      </w:r>
-      <w:proofErr w:type="spellStart"/>
-      <w:r>
-        <w:rPr>
-          <w:lang w:val="es-ES"/>
-        </w:rPr>
-        <w:t>observabilidad</w:t>
-      </w:r>
-      <w:proofErr w:type="spellEnd"/>
-      <w:r>
-        <w:rPr>
-          <w:lang w:val="es-ES"/>
-        </w:rPr>
-        <w:t xml:space="preserve"> con Prometheus y </w:t>
-      </w:r>
-      <w:proofErr w:type="spellStart"/>
-      <w:r>
-        <w:rPr>
-          <w:lang w:val="es-ES"/>
-        </w:rPr>
-        <w:t>Grafana</w:t>
-      </w:r>
-      <w:proofErr w:type="spellEnd"/>
-      <w:r>
-        <w:rPr>
-          <w:lang w:val="es-ES"/>
-        </w:rPr>
-        <w:t xml:space="preserve"> para identificar cuellos de botella y aplicar mejoras de rendimiento</w:t>
+        <w:spacing w:after="0"/>
+        <w:rPr>
+          <w:rFonts w:ascii="Calibri" w:hAnsi="Calibri" w:cs="Calibri"/>
+          <w:sz w:val="22"/>
+          <w:szCs w:val="22"/>
+          <w:lang w:val="es-ES"/>
+        </w:rPr>
+      </w:pPr>
+      <w:r>
+        <w:rPr>
+          <w:rFonts w:ascii="Calibri" w:hAnsi="Calibri" w:cs="Calibri"/>
+          <w:sz w:val="22"/>
+          <w:szCs w:val="22"/>
+          <w:lang w:val="es-ES"/>
+        </w:rPr>
+        <w:t xml:space="preserve">- </w:t>
+      </w:r>
+      <w:r>
+        <w:rPr>
+          <w:rFonts w:ascii="Calibri" w:hAnsi="Calibri" w:cs="Calibri"/>
+          <w:sz w:val="22"/>
+          <w:szCs w:val="22"/>
+          <w:lang w:val="es-ES"/>
+        </w:rPr>
+        <w:t>Eliminación de aproximadamente 800 vulnerabilidades de seguridad</w:t>
       </w:r>
     </w:p>
     <w:p>
       <w:pPr>
         <w:rPr>
-          <w:lang w:val="es-ES"/>
-        </w:rPr>
-      </w:pPr>
-      <w:r>
-        <w:rPr>
-          <w:lang w:val="es-ES"/>
-        </w:rPr>
-        <w:t xml:space="preserve">Stack tecnológico: Node.js, </w:t>
-      </w:r>
-      <w:proofErr w:type="spellStart"/>
-      <w:r>
-        <w:rPr>
-          <w:lang w:val="es-ES"/>
-        </w:rPr>
-        <w:t>NestJS</w:t>
-      </w:r>
-      <w:proofErr w:type="spellEnd"/>
-      <w:r>
-        <w:rPr>
-          <w:lang w:val="es-ES"/>
-        </w:rPr>
-        <w:t xml:space="preserve">, React.js, Vue.js, Python, AWS, Prometheus, </w:t>
-      </w:r>
-      <w:proofErr w:type="spellStart"/>
-      <w:r>
-        <w:rPr>
-          <w:lang w:val="es-ES"/>
-        </w:rPr>
-        <w:t>Grafana</w:t>
-      </w:r>
-      <w:proofErr w:type="spellEnd"/>
-      <w:r>
-        <w:rPr>
-          <w:lang w:val="es-ES"/>
-        </w:rPr>
-        <w:t>, SAP Hana, PostgreSQL, Windows Servers, Pruebas Unitarias y de Integración</w:t>
+          <w:rFonts w:ascii="Calibri" w:hAnsi="Calibri" w:cs="Calibri"/>
+          <w:sz w:val="22"/>
+          <w:szCs w:val="22"/>
+          <w:lang w:val="en-US"/>
+        </w:rPr>
+      </w:pPr>
+      <w:r>
+        <w:rPr>
+          <w:rFonts w:ascii="Calibri" w:hAnsi="Calibri" w:cs="Calibri"/>
+          <w:sz w:val="22"/>
+          <w:szCs w:val="22"/>
+          <w:lang w:val="en-US"/>
+        </w:rPr>
+        <w:pict w14:anchorId="32E85954">
+          <v:rect id="_x0000_i1138" style="width:0;height:1.5pt" o:hralign="center" o:hrstd="t" o:hr="t" fillcolor="#a0a0a0" stroked="f"/>
+        </w:pict>
       </w:r>
     </w:p>
     <w:p>
       <w:pPr>
-        <w:rPr>
-          <w:lang w:val="en-US"/>
-        </w:rPr>
-      </w:pPr>
-      <w:r>
-        <w:rPr>
-          <w:lang w:val="en-US"/>
-        </w:rPr>
-        <w:pict w14:anchorId="7E0BBCE3">
-          <v:rect id="_x0000_i1123" style="width:0;height:1.5pt" o:hralign="center" o:hrstd="t" o:hr="t" fillcolor="#a0a0a0" stroked="f"/>
-        </w:pict>
+        <w:spacing w:after="0"/>
+        <w:rPr>
+          <w:rFonts w:ascii="Calibri" w:hAnsi="Calibri" w:cs="Calibri"/>
+          <w:sz w:val="22"/>
+          <w:szCs w:val="22"/>
+          <w:lang w:val="es-ES"/>
+        </w:rPr>
+      </w:pPr>
+      <w:proofErr w:type="spellStart"/>
+      <w:r>
+        <w:rPr>
+          <w:rFonts w:ascii="Calibri" w:hAnsi="Calibri" w:cs="Calibri"/>
+          <w:sz w:val="22"/>
+          <w:szCs w:val="22"/>
+          <w:lang w:val="es-ES"/>
+        </w:rPr>
+        <w:lastRenderedPageBreak/>
+        <w:t>Advice</w:t>
+      </w:r>
+      <w:proofErr w:type="spellEnd"/>
+      <w:r>
+        <w:rPr>
+          <w:rFonts w:ascii="Calibri" w:hAnsi="Calibri" w:cs="Calibri"/>
+          <w:sz w:val="22"/>
+          <w:szCs w:val="22"/>
+          <w:lang w:val="es-ES"/>
+        </w:rPr>
+        <w:t xml:space="preserve"> </w:t>
+      </w:r>
+      <w:proofErr w:type="spellStart"/>
+      <w:r>
+        <w:rPr>
+          <w:rFonts w:ascii="Calibri" w:hAnsi="Calibri" w:cs="Calibri"/>
+          <w:sz w:val="22"/>
+          <w:szCs w:val="22"/>
+          <w:lang w:val="es-ES"/>
+        </w:rPr>
+        <w:t>Compliance</w:t>
+      </w:r>
+      <w:proofErr w:type="spellEnd"/>
+      <w:r>
+        <w:rPr>
+          <w:rFonts w:ascii="Calibri" w:hAnsi="Calibri" w:cs="Calibri"/>
+          <w:sz w:val="22"/>
+          <w:szCs w:val="22"/>
+          <w:lang w:val="es-ES"/>
+        </w:rPr>
+        <w:t xml:space="preserve"> </w:t>
+      </w:r>
+      <w:proofErr w:type="spellStart"/>
+      <w:r>
+        <w:rPr>
+          <w:rFonts w:ascii="Calibri" w:hAnsi="Calibri" w:cs="Calibri"/>
+          <w:sz w:val="22"/>
+          <w:szCs w:val="22"/>
+          <w:lang w:val="es-ES"/>
+        </w:rPr>
+        <w:t>Solutions</w:t>
+      </w:r>
+      <w:proofErr w:type="spellEnd"/>
+      <w:r>
+        <w:rPr>
+          <w:rFonts w:ascii="Calibri" w:hAnsi="Calibri" w:cs="Calibri"/>
+          <w:sz w:val="22"/>
+          <w:szCs w:val="22"/>
+          <w:lang w:val="es-ES"/>
+        </w:rPr>
+        <w:t xml:space="preserve"> – Prácticas (Desarrollador C#)</w:t>
+      </w:r>
+      <w:r>
+        <w:rPr>
+          <w:rFonts w:ascii="Calibri" w:hAnsi="Calibri" w:cs="Calibri"/>
+          <w:sz w:val="22"/>
+          <w:szCs w:val="22"/>
+          <w:lang w:val="es-ES"/>
+        </w:rPr>
+        <w:br/>
+      </w:r>
+      <w:proofErr w:type="gramStart"/>
+      <w:r>
+        <w:rPr>
+          <w:rFonts w:ascii="Calibri" w:hAnsi="Calibri" w:cs="Calibri"/>
+          <w:sz w:val="22"/>
+          <w:szCs w:val="22"/>
+          <w:lang w:val="es-ES"/>
+        </w:rPr>
+        <w:t>Diciembre</w:t>
+      </w:r>
+      <w:proofErr w:type="gramEnd"/>
+      <w:r>
+        <w:rPr>
+          <w:rFonts w:ascii="Calibri" w:hAnsi="Calibri" w:cs="Calibri"/>
+          <w:sz w:val="22"/>
+          <w:szCs w:val="22"/>
+          <w:lang w:val="es-ES"/>
+        </w:rPr>
+        <w:t xml:space="preserve"> 2021 – </w:t>
+      </w:r>
+      <w:proofErr w:type="gramStart"/>
+      <w:r>
+        <w:rPr>
+          <w:rFonts w:ascii="Calibri" w:hAnsi="Calibri" w:cs="Calibri"/>
+          <w:sz w:val="22"/>
+          <w:szCs w:val="22"/>
+          <w:lang w:val="es-ES"/>
+        </w:rPr>
+        <w:t>Enero</w:t>
+      </w:r>
+      <w:proofErr w:type="gramEnd"/>
+      <w:r>
+        <w:rPr>
+          <w:rFonts w:ascii="Calibri" w:hAnsi="Calibri" w:cs="Calibri"/>
+          <w:sz w:val="22"/>
+          <w:szCs w:val="22"/>
+          <w:lang w:val="es-ES"/>
+        </w:rPr>
+        <w:t xml:space="preserve"> 2023</w:t>
       </w:r>
     </w:p>
     <w:p>
       <w:pPr>
-        <w:rPr>
-          <w:lang w:val="es-ES"/>
-        </w:rPr>
-      </w:pPr>
-      <w:r>
-        <w:rPr>
-          <w:lang w:val="es-ES"/>
-        </w:rPr>
-        <w:t xml:space="preserve">GE </w:t>
+        <w:spacing w:after="0"/>
+        <w:rPr>
+          <w:rFonts w:ascii="Calibri" w:hAnsi="Calibri" w:cs="Calibri"/>
+          <w:sz w:val="22"/>
+          <w:szCs w:val="22"/>
+          <w:lang w:val="es-ES"/>
+        </w:rPr>
+      </w:pPr>
+      <w:r>
+        <w:rPr>
+          <w:rFonts w:ascii="Calibri" w:hAnsi="Calibri" w:cs="Calibri"/>
+          <w:sz w:val="22"/>
+          <w:szCs w:val="22"/>
+          <w:lang w:val="es-ES"/>
+        </w:rPr>
+        <w:t xml:space="preserve">- </w:t>
+      </w:r>
+      <w:r>
+        <w:rPr>
+          <w:rFonts w:ascii="Calibri" w:hAnsi="Calibri" w:cs="Calibri"/>
+          <w:sz w:val="22"/>
+          <w:szCs w:val="22"/>
+          <w:lang w:val="es-ES"/>
+        </w:rPr>
+        <w:t xml:space="preserve">Desarrollo de </w:t>
       </w:r>
       <w:proofErr w:type="spellStart"/>
       <w:r>
         <w:rPr>
-          <w:lang w:val="es-ES"/>
-        </w:rPr>
-        <w:t>Aerospace</w:t>
+          <w:rFonts w:ascii="Calibri" w:hAnsi="Calibri" w:cs="Calibri"/>
+          <w:sz w:val="22"/>
+          <w:szCs w:val="22"/>
+          <w:lang w:val="es-ES"/>
+        </w:rPr>
+        <w:t>APIs</w:t>
       </w:r>
       <w:proofErr w:type="spellEnd"/>
       <w:r>
         <w:rPr>
-          <w:lang w:val="es-ES"/>
-        </w:rPr>
-        <w:t xml:space="preserve"> – </w:t>
-      </w:r>
-      <w:proofErr w:type="gramStart"/>
-      <w:r>
-        <w:rPr>
-          <w:lang w:val="es-ES"/>
-        </w:rPr>
-        <w:t>Abril</w:t>
-      </w:r>
-      <w:proofErr w:type="gramEnd"/>
-      <w:r>
-        <w:rPr>
-          <w:lang w:val="es-ES"/>
-        </w:rPr>
-        <w:t xml:space="preserve"> 2023 – </w:t>
-      </w:r>
-      <w:proofErr w:type="gramStart"/>
-      <w:r>
-        <w:rPr>
-          <w:lang w:val="es-ES"/>
-        </w:rPr>
-        <w:t>Mayo</w:t>
-      </w:r>
-      <w:proofErr w:type="gramEnd"/>
-      <w:r>
-        <w:rPr>
-          <w:lang w:val="es-ES"/>
-        </w:rPr>
-        <w:t xml:space="preserve"> 2025</w:t>
-      </w:r>
-      <w:r>
-        <w:rPr>
-          <w:lang w:val="es-ES"/>
-        </w:rPr>
-        <w:br/>
-      </w:r>
-      <w:r>
-        <w:rPr>
-          <w:b/>
-          <w:bCs/>
-          <w:lang w:val="es-ES"/>
-        </w:rPr>
-        <w:t>Desarrollador Full Stack</w:t>
-      </w:r>
-      <w:r>
-        <w:rPr>
+          <w:rFonts w:ascii="Calibri" w:hAnsi="Calibri" w:cs="Calibri"/>
+          <w:sz w:val="22"/>
+          <w:szCs w:val="22"/>
           <w:lang w:val="es-ES"/>
         </w:rPr>
         <w:t xml:space="preserve"> </w:t>
+      </w:r>
+      <w:proofErr w:type="spellStart"/>
+      <w:r>
+        <w:rPr>
+          <w:rFonts w:ascii="Calibri" w:hAnsi="Calibri" w:cs="Calibri"/>
+          <w:sz w:val="22"/>
+          <w:szCs w:val="22"/>
+          <w:lang w:val="es-ES"/>
+        </w:rPr>
+        <w:t>RESTful</w:t>
+      </w:r>
+      <w:proofErr w:type="spellEnd"/>
+      <w:r>
+        <w:rPr>
+          <w:rFonts w:ascii="Calibri" w:hAnsi="Calibri" w:cs="Calibri"/>
+          <w:sz w:val="22"/>
+          <w:szCs w:val="22"/>
+          <w:lang w:val="es-ES"/>
+        </w:rPr>
+        <w:t xml:space="preserve"> en C# y .NET</w:t>
       </w:r>
     </w:p>
     <w:p>
       <w:pPr>
-        <w:rPr>
-          <w:lang w:val="en-US"/>
-        </w:rPr>
-      </w:pPr>
-      <w:r>
-        <w:rPr>
-          <w:lang w:val="en-US"/>
-        </w:rPr>
-        <w:pict w14:anchorId="235A3DCA">
-          <v:rect id="_x0000_i1124" style="width:0;height:1.5pt" o:hralign="center" o:hrstd="t" o:hr="t" fillcolor="#a0a0a0" stroked="f"/>
-        </w:pict>
-      </w:r>
-    </w:p>
-    <w:p>
-      <w:pPr>
-        <w:rPr>
-          <w:lang w:val="es-ES"/>
-        </w:rPr>
-      </w:pPr>
+        <w:spacing w:after="0"/>
+        <w:rPr>
+          <w:rFonts w:ascii="Calibri" w:hAnsi="Calibri" w:cs="Calibri"/>
+          <w:sz w:val="22"/>
+          <w:szCs w:val="22"/>
+          <w:lang w:val="es-ES"/>
+        </w:rPr>
+      </w:pPr>
+      <w:r>
+        <w:rPr>
+          <w:rFonts w:ascii="Calibri" w:hAnsi="Calibri" w:cs="Calibri"/>
+          <w:sz w:val="22"/>
+          <w:szCs w:val="22"/>
+          <w:lang w:val="es-ES"/>
+        </w:rPr>
+        <w:t xml:space="preserve">- </w:t>
+      </w:r>
+      <w:r>
+        <w:rPr>
+          <w:rFonts w:ascii="Calibri" w:hAnsi="Calibri" w:cs="Calibri"/>
+          <w:sz w:val="22"/>
+          <w:szCs w:val="22"/>
+          <w:lang w:val="es-ES"/>
+        </w:rPr>
+        <w:t xml:space="preserve">Desarrollo de funcionalidades en </w:t>
+      </w:r>
       <w:proofErr w:type="spellStart"/>
       <w:r>
         <w:rPr>
-          <w:lang w:val="es-ES"/>
-        </w:rPr>
-        <w:t>Advice</w:t>
-      </w:r>
-      <w:proofErr w:type="spellEnd"/>
-      <w:r>
-        <w:rPr>
-          <w:lang w:val="es-ES"/>
-        </w:rPr>
-        <w:t xml:space="preserve"> </w:t>
-      </w:r>
-      <w:proofErr w:type="spellStart"/>
-      <w:r>
-        <w:rPr>
-          <w:lang w:val="es-ES"/>
-        </w:rPr>
-        <w:t>Compliance</w:t>
-      </w:r>
-      <w:proofErr w:type="spellEnd"/>
-      <w:r>
-        <w:rPr>
-          <w:lang w:val="es-ES"/>
-        </w:rPr>
-        <w:t xml:space="preserve"> </w:t>
-      </w:r>
-      <w:proofErr w:type="spellStart"/>
-      <w:r>
-        <w:rPr>
-          <w:lang w:val="es-ES"/>
-        </w:rPr>
-        <w:t>Solutions</w:t>
-      </w:r>
-      <w:proofErr w:type="spellEnd"/>
-      <w:r>
-        <w:rPr>
-          <w:lang w:val="es-ES"/>
-        </w:rPr>
-        <w:t xml:space="preserve"> – </w:t>
-      </w:r>
-      <w:proofErr w:type="gramStart"/>
-      <w:r>
-        <w:rPr>
-          <w:lang w:val="es-ES"/>
-        </w:rPr>
-        <w:t>Diciembre</w:t>
-      </w:r>
-      <w:proofErr w:type="gramEnd"/>
-      <w:r>
-        <w:rPr>
-          <w:lang w:val="es-ES"/>
-        </w:rPr>
-        <w:t xml:space="preserve"> 2021 – </w:t>
-      </w:r>
-      <w:proofErr w:type="gramStart"/>
-      <w:r>
-        <w:rPr>
-          <w:lang w:val="es-ES"/>
-        </w:rPr>
-        <w:t>Enero</w:t>
-      </w:r>
-      <w:proofErr w:type="gramEnd"/>
-      <w:r>
-        <w:rPr>
-          <w:lang w:val="es-ES"/>
-        </w:rPr>
-        <w:t xml:space="preserve"> 2023</w:t>
-      </w:r>
-      <w:r>
-        <w:rPr>
-          <w:lang w:val="es-ES"/>
-        </w:rPr>
-        <w:br/>
-      </w:r>
-      <w:r>
-        <w:rPr>
-          <w:b/>
-          <w:bCs/>
-          <w:lang w:val="es-ES"/>
-        </w:rPr>
-        <w:t>Desarrollador C#</w:t>
-      </w:r>
-      <w:r>
-        <w:rPr>
-          <w:lang w:val="es-ES"/>
-        </w:rPr>
-        <w:t xml:space="preserve"> </w:t>
-      </w:r>
-    </w:p>
-    <w:p>
-      <w:pPr>
-        <w:numPr>
-          <w:ilvl w:val="0"/>
-          <w:numId w:val="7"/>
-        </w:numPr>
-        <w:rPr>
-          <w:lang w:val="es-ES"/>
-        </w:rPr>
-      </w:pPr>
-      <w:r>
-        <w:rPr>
-          <w:lang w:val="es-ES"/>
-        </w:rPr>
-        <w:t xml:space="preserve">Desarrollo de </w:t>
-      </w:r>
-      <w:proofErr w:type="spellStart"/>
-      <w:r>
-        <w:rPr>
-          <w:lang w:val="es-ES"/>
-        </w:rPr>
-        <w:t>APIs</w:t>
-      </w:r>
-      <w:proofErr w:type="spellEnd"/>
-      <w:r>
-        <w:rPr>
-          <w:lang w:val="es-ES"/>
-        </w:rPr>
-        <w:t xml:space="preserve"> REST utilizando C# y .NET con integración a SQL Server</w:t>
-      </w:r>
-    </w:p>
-    <w:p>
-      <w:pPr>
-        <w:numPr>
-          <w:ilvl w:val="0"/>
-          <w:numId w:val="7"/>
-        </w:numPr>
-        <w:rPr>
-          <w:lang w:val="es-ES"/>
-        </w:rPr>
-      </w:pPr>
-      <w:r>
-        <w:rPr>
-          <w:lang w:val="es-ES"/>
-        </w:rPr>
-        <w:t xml:space="preserve">Optimización de procesos de </w:t>
-      </w:r>
-      <w:proofErr w:type="spellStart"/>
-      <w:r>
-        <w:rPr>
-          <w:lang w:val="es-ES"/>
-        </w:rPr>
-        <w:t>compliance</w:t>
-      </w:r>
-      <w:proofErr w:type="spellEnd"/>
-      <w:r>
-        <w:rPr>
-          <w:lang w:val="es-ES"/>
-        </w:rPr>
-        <w:t xml:space="preserve"> para clientes corporativos</w:t>
-      </w:r>
-    </w:p>
-    <w:p>
-      <w:pPr>
-        <w:numPr>
-          <w:ilvl w:val="0"/>
-          <w:numId w:val="7"/>
-        </w:numPr>
-        <w:rPr>
-          <w:lang w:val="es-ES"/>
-        </w:rPr>
-      </w:pPr>
-      <w:r>
-        <w:rPr>
-          <w:lang w:val="es-ES"/>
-        </w:rPr>
-        <w:t xml:space="preserve">Desarrollo de funcionalidades en JavaScript para aplicaciones de </w:t>
-      </w:r>
-      <w:proofErr w:type="spellStart"/>
-      <w:r>
-        <w:rPr>
-          <w:lang w:val="es-ES"/>
-        </w:rPr>
-        <w:t>compliance</w:t>
-      </w:r>
-      <w:proofErr w:type="spellEnd"/>
-      <w:r>
-        <w:rPr>
-          <w:lang w:val="es-ES"/>
-        </w:rPr>
-        <w:t xml:space="preserve"> existentes</w:t>
-      </w:r>
-    </w:p>
-    <w:p>
-      <w:pPr>
-        <w:rPr>
-          <w:lang w:val="en-US"/>
-        </w:rPr>
-      </w:pPr>
-      <w:r>
-        <w:rPr>
-          <w:lang w:val="en-US"/>
-        </w:rPr>
-        <w:t xml:space="preserve">Stack </w:t>
-      </w:r>
-      <w:proofErr w:type="spellStart"/>
-      <w:r>
-        <w:rPr>
-          <w:lang w:val="en-US"/>
-        </w:rPr>
-        <w:t>tecnológico</w:t>
-      </w:r>
-      <w:proofErr w:type="spellEnd"/>
-      <w:r>
-        <w:rPr>
-          <w:lang w:val="en-US"/>
-        </w:rPr>
-        <w:t>: .NET, C#, APIs REST, JavaScript</w:t>
-      </w:r>
-    </w:p>
-    <w:p>
-      <w:pPr>
-        <w:rPr>
-          <w:lang w:val="en-US"/>
-        </w:rPr>
-      </w:pPr>
-      <w:r>
-        <w:rPr>
-          <w:lang w:val="en-US"/>
-        </w:rPr>
-        <w:pict w14:anchorId="58012275">
-          <v:rect id="_x0000_i1125" style="width:0;height:1.5pt" o:hralign="center" o:hrstd="t" o:hr="t" fillcolor="#a0a0a0" stroked="f"/>
-        </w:pict>
-      </w:r>
-    </w:p>
-    <w:p>
-      <w:pPr>
-        <w:rPr>
-          <w:lang w:val="en-US"/>
-        </w:rPr>
-      </w:pPr>
-      <w:r>
-        <w:rPr>
-          <w:lang w:val="en-US"/>
-        </w:rPr>
-        <w:t xml:space="preserve">Orange Business Services – </w:t>
-      </w:r>
-      <w:proofErr w:type="spellStart"/>
-      <w:r>
-        <w:rPr>
-          <w:lang w:val="en-US"/>
-        </w:rPr>
-        <w:t>Noviembre</w:t>
-      </w:r>
-      <w:proofErr w:type="spellEnd"/>
-      <w:r>
-        <w:rPr>
-          <w:lang w:val="en-US"/>
-        </w:rPr>
-        <w:t xml:space="preserve"> 2020 – </w:t>
-      </w:r>
-      <w:proofErr w:type="spellStart"/>
-      <w:r>
-        <w:rPr>
-          <w:lang w:val="en-US"/>
-        </w:rPr>
-        <w:t>Noviembre</w:t>
-      </w:r>
-      <w:proofErr w:type="spellEnd"/>
-      <w:r>
-        <w:rPr>
-          <w:lang w:val="en-US"/>
-        </w:rPr>
-        <w:t xml:space="preserve"> 2021</w:t>
-      </w:r>
-      <w:r>
-        <w:rPr>
-          <w:lang w:val="en-US"/>
-        </w:rPr>
-        <w:br/>
-      </w:r>
-      <w:r>
-        <w:rPr>
-          <w:b/>
-          <w:bCs/>
-          <w:lang w:val="en-US"/>
-        </w:rPr>
-        <w:t>LDM/NAM</w:t>
-      </w:r>
-    </w:p>
-    <w:p>
-      <w:pPr>
-        <w:numPr>
-          <w:ilvl w:val="0"/>
-          <w:numId w:val="8"/>
-        </w:numPr>
-        <w:rPr>
-          <w:lang w:val="es-ES"/>
-        </w:rPr>
-      </w:pPr>
-      <w:r>
-        <w:rPr>
-          <w:lang w:val="es-ES"/>
-        </w:rPr>
-        <w:t>Gestión de órdenes y proyectos de despliegue de redes para la región de América del Norte</w:t>
-      </w:r>
-    </w:p>
-    <w:p>
-      <w:pPr>
-        <w:numPr>
-          <w:ilvl w:val="0"/>
-          <w:numId w:val="8"/>
-        </w:numPr>
-        <w:rPr>
-          <w:lang w:val="en-US"/>
-        </w:rPr>
-      </w:pPr>
-      <w:proofErr w:type="spellStart"/>
-      <w:r>
-        <w:rPr>
-          <w:lang w:val="en-US"/>
-        </w:rPr>
-        <w:t>Trabajo</w:t>
-      </w:r>
-      <w:proofErr w:type="spellEnd"/>
-      <w:r>
-        <w:rPr>
-          <w:lang w:val="en-US"/>
-        </w:rPr>
-        <w:t xml:space="preserve"> </w:t>
-      </w:r>
-      <w:proofErr w:type="spellStart"/>
-      <w:r>
-        <w:rPr>
-          <w:lang w:val="en-US"/>
-        </w:rPr>
-        <w:t>en</w:t>
-      </w:r>
-      <w:proofErr w:type="spellEnd"/>
-      <w:r>
-        <w:rPr>
-          <w:lang w:val="en-US"/>
-        </w:rPr>
-        <w:t xml:space="preserve"> un </w:t>
-      </w:r>
-      <w:proofErr w:type="spellStart"/>
-      <w:r>
-        <w:rPr>
-          <w:lang w:val="en-US"/>
-        </w:rPr>
-        <w:t>entorno</w:t>
-      </w:r>
-      <w:proofErr w:type="spellEnd"/>
-      <w:r>
-        <w:rPr>
-          <w:lang w:val="en-US"/>
-        </w:rPr>
-        <w:t xml:space="preserve"> </w:t>
-      </w:r>
-      <w:proofErr w:type="spellStart"/>
-      <w:r>
-        <w:rPr>
-          <w:lang w:val="en-US"/>
-        </w:rPr>
-        <w:t>internacional</w:t>
+          <w:rFonts w:ascii="Calibri" w:hAnsi="Calibri" w:cs="Calibri"/>
+          <w:sz w:val="22"/>
+          <w:szCs w:val="22"/>
+          <w:lang w:val="es-ES"/>
+        </w:rPr>
+        <w:t>Javascript</w:t>
       </w:r>
       <w:proofErr w:type="spellEnd"/>
     </w:p>
     <w:p>
       <w:pPr>
-        <w:rPr>
-          <w:lang w:val="en-US"/>
-        </w:rPr>
-      </w:pPr>
-      <w:r>
-        <w:rPr>
-          <w:lang w:val="en-US"/>
-        </w:rPr>
-        <w:pict w14:anchorId="3E93C58F">
-          <v:rect id="_x0000_i1126" style="width:0;height:1.5pt" o:hralign="center" o:hrstd="t" o:hr="t" fillcolor="#a0a0a0" stroked="f"/>
-        </w:pict>
-      </w:r>
-    </w:p>
-    <w:p>
-      <w:pPr>
-        <w:rPr>
-          <w:lang w:val="es-ES"/>
-        </w:rPr>
-      </w:pPr>
-      <w:r>
-        <w:rPr>
-          <w:lang w:val="es-ES"/>
-        </w:rPr>
-        <w:t>Formación Académica</w:t>
-      </w:r>
-    </w:p>
-    <w:p>
-      <w:pPr>
-        <w:rPr>
-          <w:lang w:val="es-ES"/>
-        </w:rPr>
-      </w:pPr>
-      <w:r>
-        <w:rPr>
-          <w:lang w:val="es-ES"/>
-        </w:rPr>
-        <w:t>Grado en Ingeniería de Computación</w:t>
-      </w:r>
-      <w:r>
-        <w:rPr>
-          <w:lang w:val="es-ES"/>
-        </w:rPr>
-        <w:br/>
-        <w:t>Centro Federal de Educación Tecnológica – Celso Suckow (CEFET/RJ)</w:t>
-      </w:r>
-    </w:p>
-    <w:p>
-      <w:pPr>
-        <w:numPr>
-          <w:ilvl w:val="0"/>
-          <w:numId w:val="9"/>
-        </w:numPr>
-        <w:rPr>
-          <w:lang w:val="es-ES"/>
-        </w:rPr>
-      </w:pPr>
-      <w:r>
-        <w:rPr>
-          <w:lang w:val="es-ES"/>
-        </w:rPr>
-        <w:t>Programa de intercambio internacional (sep. 2025 – feb. 2026), Universidad de Valladolid, España</w:t>
-      </w:r>
-    </w:p>
-    <w:p>
-      <w:pPr>
-        <w:numPr>
-          <w:ilvl w:val="0"/>
-          <w:numId w:val="9"/>
-        </w:numPr>
-        <w:rPr>
-          <w:lang w:val="es-ES"/>
-        </w:rPr>
-      </w:pPr>
-      <w:r>
-        <w:rPr>
-          <w:lang w:val="es-ES"/>
-        </w:rPr>
-        <w:t xml:space="preserve">Seleccionado para la beca de movilidad Santander Open </w:t>
+        <w:spacing w:after="0"/>
+        <w:rPr>
+          <w:rFonts w:ascii="Calibri" w:hAnsi="Calibri" w:cs="Calibri"/>
+          <w:sz w:val="22"/>
+          <w:szCs w:val="22"/>
+          <w:lang w:val="es-ES"/>
+        </w:rPr>
+      </w:pPr>
+      <w:r>
+        <w:rPr>
+          <w:rFonts w:ascii="Calibri" w:hAnsi="Calibri" w:cs="Calibri"/>
+          <w:sz w:val="22"/>
+          <w:szCs w:val="22"/>
+          <w:lang w:val="es-ES"/>
+        </w:rPr>
+        <w:t xml:space="preserve">- </w:t>
+      </w:r>
+      <w:r>
+        <w:rPr>
+          <w:rFonts w:ascii="Calibri" w:hAnsi="Calibri" w:cs="Calibri"/>
+          <w:sz w:val="22"/>
+          <w:szCs w:val="22"/>
+          <w:lang w:val="es-ES"/>
+        </w:rPr>
+        <w:t xml:space="preserve">Participación en sistemas corporativos orientados al área de </w:t>
       </w:r>
       <w:proofErr w:type="spellStart"/>
       <w:r>
         <w:rPr>
-          <w:lang w:val="es-ES"/>
-        </w:rPr>
-        <w:t>Academy</w:t>
-      </w:r>
-      <w:proofErr w:type="spellEnd"/>
-      <w:r>
-        <w:rPr>
-          <w:lang w:val="es-ES"/>
-        </w:rPr>
-        <w:t xml:space="preserve"> (2025–2026)</w:t>
-      </w:r>
-    </w:p>
-    <w:p>
-      <w:pPr>
-        <w:numPr>
-          <w:ilvl w:val="0"/>
-          <w:numId w:val="9"/>
-        </w:numPr>
-        <w:rPr>
-          <w:lang w:val="es-ES"/>
-        </w:rPr>
-      </w:pPr>
-      <w:r>
-        <w:rPr>
-          <w:lang w:val="es-ES"/>
-        </w:rPr>
-        <w:lastRenderedPageBreak/>
-        <w:t>Actualmente cursando el 10º semestre – Previsión de graduación: julio de 2026</w:t>
-      </w:r>
-    </w:p>
-    <w:p>
-      <w:pPr>
-        <w:numPr>
-          <w:ilvl w:val="0"/>
-          <w:numId w:val="9"/>
-        </w:numPr>
-        <w:rPr>
-          <w:lang w:val="es-ES"/>
-        </w:rPr>
-      </w:pPr>
-      <w:r>
-        <w:rPr>
-          <w:lang w:val="es-ES"/>
-        </w:rPr>
-        <w:t>Beneficiario de beca de ayuda de costos para el intercambio por el CEFET/RJ</w:t>
-      </w:r>
-    </w:p>
-    <w:p>
-      <w:pPr>
-        <w:numPr>
-          <w:ilvl w:val="0"/>
-          <w:numId w:val="9"/>
-        </w:numPr>
-        <w:rPr>
-          <w:lang w:val="es-ES"/>
-        </w:rPr>
-      </w:pPr>
-      <w:r>
-        <w:rPr>
-          <w:lang w:val="es-ES"/>
-        </w:rPr>
-        <w:t xml:space="preserve">Trabajo de Fin de Grado enfocado en modelos LLM y </w:t>
-      </w:r>
-      <w:r>
-        <w:rPr>
-          <w:i/>
-          <w:iCs/>
-          <w:lang w:val="es-ES"/>
-        </w:rPr>
-        <w:t>fine-</w:t>
-      </w:r>
-      <w:proofErr w:type="spellStart"/>
-      <w:r>
-        <w:rPr>
-          <w:i/>
-          <w:iCs/>
-          <w:lang w:val="es-ES"/>
-        </w:rPr>
-        <w:t>tuning</w:t>
-      </w:r>
-      <w:proofErr w:type="spellEnd"/>
-      <w:r>
-        <w:rPr>
-          <w:lang w:val="es-ES"/>
-        </w:rPr>
-        <w:t xml:space="preserve"> para la detección de ataques </w:t>
-      </w:r>
-      <w:proofErr w:type="spellStart"/>
-      <w:r>
-        <w:rPr>
-          <w:lang w:val="es-ES"/>
-        </w:rPr>
-        <w:t>DDoS</w:t>
+          <w:rFonts w:ascii="Calibri" w:hAnsi="Calibri" w:cs="Calibri"/>
+          <w:sz w:val="22"/>
+          <w:szCs w:val="22"/>
+          <w:lang w:val="es-ES"/>
+        </w:rPr>
+        <w:t>compliance</w:t>
       </w:r>
       <w:proofErr w:type="spellEnd"/>
     </w:p>
     <w:p>
       <w:pPr>
-        <w:rPr>
-          <w:lang w:val="en-US"/>
-        </w:rPr>
-      </w:pPr>
-      <w:r>
-        <w:rPr>
-          <w:lang w:val="en-US"/>
-        </w:rPr>
-        <w:pict w14:anchorId="460EDDBC">
-          <v:rect id="_x0000_i1127" style="width:0;height:1.5pt" o:hralign="center" o:hrstd="t" o:hr="t" fillcolor="#a0a0a0" stroked="f"/>
+        <w:spacing w:after="0"/>
+        <w:rPr>
+          <w:rFonts w:ascii="Calibri" w:hAnsi="Calibri" w:cs="Calibri"/>
+          <w:sz w:val="22"/>
+          <w:szCs w:val="22"/>
+          <w:lang w:val="en-US"/>
+        </w:rPr>
+      </w:pPr>
+      <w:r>
+        <w:rPr>
+          <w:rFonts w:ascii="Calibri" w:hAnsi="Calibri" w:cs="Calibri"/>
+          <w:sz w:val="22"/>
+          <w:szCs w:val="22"/>
+          <w:lang w:val="en-US"/>
+        </w:rPr>
+        <w:pict w14:anchorId="16B7B65F">
+          <v:rect id="_x0000_i1139" style="width:0;height:1.5pt" o:hralign="center" o:hrstd="t" o:hr="t" fillcolor="#a0a0a0" stroked="f"/>
         </w:pict>
       </w:r>
     </w:p>
     <w:p>
       <w:pPr>
-        <w:rPr>
-          <w:b/>
-          <w:bCs/>
-          <w:lang w:val="es-ES"/>
-        </w:rPr>
-      </w:pPr>
-      <w:r>
-        <w:rPr>
-          <w:b/>
-          <w:bCs/>
-          <w:lang w:val="es-ES"/>
-        </w:rPr>
-        <w:t>Habilidades Técnicas</w:t>
+        <w:spacing w:after="0"/>
+        <w:rPr>
+          <w:rFonts w:ascii="Calibri" w:hAnsi="Calibri" w:cs="Calibri"/>
+          <w:b/>
+          <w:bCs/>
+          <w:sz w:val="22"/>
+          <w:szCs w:val="22"/>
+          <w:lang w:val="es-ES"/>
+        </w:rPr>
+      </w:pPr>
+      <w:r>
+        <w:rPr>
+          <w:rFonts w:ascii="Calibri" w:hAnsi="Calibri" w:cs="Calibri"/>
+          <w:b/>
+          <w:bCs/>
+          <w:sz w:val="22"/>
+          <w:szCs w:val="22"/>
+          <w:lang w:val="es-ES"/>
+        </w:rPr>
+        <w:t xml:space="preserve">Orange Business </w:t>
+      </w:r>
+      <w:proofErr w:type="spellStart"/>
+      <w:r>
+        <w:rPr>
+          <w:rFonts w:ascii="Calibri" w:hAnsi="Calibri" w:cs="Calibri"/>
+          <w:b/>
+          <w:bCs/>
+          <w:sz w:val="22"/>
+          <w:szCs w:val="22"/>
+          <w:lang w:val="es-ES"/>
+        </w:rPr>
+        <w:t>Services</w:t>
+      </w:r>
+      <w:proofErr w:type="spellEnd"/>
+      <w:r>
+        <w:rPr>
+          <w:rFonts w:ascii="Calibri" w:hAnsi="Calibri" w:cs="Calibri"/>
+          <w:b/>
+          <w:bCs/>
+          <w:sz w:val="22"/>
+          <w:szCs w:val="22"/>
+          <w:lang w:val="es-ES"/>
+        </w:rPr>
+        <w:t xml:space="preserve"> – Prácticas (LDM/NAM)</w:t>
+      </w:r>
+      <w:r>
+        <w:rPr>
+          <w:rFonts w:ascii="Calibri" w:hAnsi="Calibri" w:cs="Calibri"/>
+          <w:b/>
+          <w:bCs/>
+          <w:sz w:val="22"/>
+          <w:szCs w:val="22"/>
+          <w:lang w:val="es-ES"/>
+        </w:rPr>
+        <w:br/>
+      </w:r>
+      <w:proofErr w:type="gramStart"/>
+      <w:r>
+        <w:rPr>
+          <w:rFonts w:ascii="Calibri" w:hAnsi="Calibri" w:cs="Calibri"/>
+          <w:b/>
+          <w:bCs/>
+          <w:sz w:val="22"/>
+          <w:szCs w:val="22"/>
+          <w:lang w:val="es-ES"/>
+        </w:rPr>
+        <w:t>Noviembre</w:t>
+      </w:r>
+      <w:proofErr w:type="gramEnd"/>
+      <w:r>
+        <w:rPr>
+          <w:rFonts w:ascii="Calibri" w:hAnsi="Calibri" w:cs="Calibri"/>
+          <w:b/>
+          <w:bCs/>
+          <w:sz w:val="22"/>
+          <w:szCs w:val="22"/>
+          <w:lang w:val="es-ES"/>
+        </w:rPr>
+        <w:t xml:space="preserve"> 2020 – </w:t>
+      </w:r>
+      <w:proofErr w:type="gramStart"/>
+      <w:r>
+        <w:rPr>
+          <w:rFonts w:ascii="Calibri" w:hAnsi="Calibri" w:cs="Calibri"/>
+          <w:b/>
+          <w:bCs/>
+          <w:sz w:val="22"/>
+          <w:szCs w:val="22"/>
+          <w:lang w:val="es-ES"/>
+        </w:rPr>
+        <w:t>Noviembre</w:t>
+      </w:r>
+      <w:proofErr w:type="gramEnd"/>
+      <w:r>
+        <w:rPr>
+          <w:rFonts w:ascii="Calibri" w:hAnsi="Calibri" w:cs="Calibri"/>
+          <w:b/>
+          <w:bCs/>
+          <w:sz w:val="22"/>
+          <w:szCs w:val="22"/>
+          <w:lang w:val="es-ES"/>
+        </w:rPr>
+        <w:t xml:space="preserve"> 2021</w:t>
       </w:r>
     </w:p>
     <w:p>
       <w:pPr>
-        <w:rPr>
-          <w:lang w:val="es-ES"/>
-        </w:rPr>
-      </w:pPr>
-      <w:r>
-        <w:rPr>
-          <w:b/>
-          <w:bCs/>
-          <w:lang w:val="es-ES"/>
-        </w:rPr>
-        <w:t>Lenguajes de programación</w:t>
-      </w:r>
-      <w:r>
-        <w:rPr>
-          <w:lang w:val="es-ES"/>
-        </w:rPr>
-        <w:br/>
-        <w:t xml:space="preserve">JavaScript (Node.js, React.js, Vue.js, </w:t>
-      </w:r>
-      <w:proofErr w:type="spellStart"/>
-      <w:r>
-        <w:rPr>
-          <w:lang w:val="es-ES"/>
-        </w:rPr>
-        <w:t>NestJS</w:t>
-      </w:r>
-      <w:proofErr w:type="spellEnd"/>
-      <w:r>
-        <w:rPr>
-          <w:lang w:val="es-ES"/>
-        </w:rPr>
-        <w:t xml:space="preserve">, </w:t>
-      </w:r>
-      <w:proofErr w:type="spellStart"/>
-      <w:r>
-        <w:rPr>
-          <w:lang w:val="es-ES"/>
-        </w:rPr>
-        <w:t>AdonisJS</w:t>
-      </w:r>
-      <w:proofErr w:type="spellEnd"/>
-      <w:r>
-        <w:rPr>
-          <w:lang w:val="es-ES"/>
-        </w:rPr>
-        <w:t>, Angular), C# (.NET), Python, Java, C</w:t>
+        <w:spacing w:after="0"/>
+        <w:rPr>
+          <w:rFonts w:ascii="Calibri" w:hAnsi="Calibri" w:cs="Calibri"/>
+          <w:sz w:val="22"/>
+          <w:szCs w:val="22"/>
+          <w:lang w:val="es-ES"/>
+        </w:rPr>
+      </w:pPr>
+      <w:r>
+        <w:rPr>
+          <w:rFonts w:ascii="Calibri" w:hAnsi="Calibri" w:cs="Calibri"/>
+          <w:sz w:val="22"/>
+          <w:szCs w:val="22"/>
+          <w:lang w:val="es-ES"/>
+        </w:rPr>
+        <w:t xml:space="preserve">- </w:t>
+      </w:r>
+      <w:r>
+        <w:rPr>
+          <w:rFonts w:ascii="Calibri" w:hAnsi="Calibri" w:cs="Calibri"/>
+          <w:sz w:val="22"/>
+          <w:szCs w:val="22"/>
+          <w:lang w:val="es-ES"/>
+        </w:rPr>
+        <w:t>Gestión de órdenes y proyectos de redes para la región de América del Norte</w:t>
       </w:r>
     </w:p>
     <w:p>
-      <w:r>
-        <w:rPr>
-          <w:b/>
-          <w:bCs/>
-        </w:rPr>
-        <w:t>Bases de datos</w:t>
-      </w:r>
-      <w:r>
-        <w:br/>
-        <w:t>PostgreSQL, SAP Hana, SQL Server, MySQL, MongoDB</w:t>
+      <w:pPr>
+        <w:spacing w:after="0"/>
+        <w:rPr>
+          <w:rFonts w:ascii="Calibri" w:hAnsi="Calibri" w:cs="Calibri"/>
+          <w:sz w:val="22"/>
+          <w:szCs w:val="22"/>
+          <w:lang w:val="es-ES"/>
+        </w:rPr>
+      </w:pPr>
+      <w:r>
+        <w:rPr>
+          <w:rFonts w:ascii="Calibri" w:hAnsi="Calibri" w:cs="Calibri"/>
+          <w:sz w:val="22"/>
+          <w:szCs w:val="22"/>
+          <w:lang w:val="es-ES"/>
+        </w:rPr>
+        <w:t xml:space="preserve">- </w:t>
+      </w:r>
+      <w:r>
+        <w:rPr>
+          <w:rFonts w:ascii="Calibri" w:hAnsi="Calibri" w:cs="Calibri"/>
+          <w:sz w:val="22"/>
+          <w:szCs w:val="22"/>
+          <w:lang w:val="es-ES"/>
+        </w:rPr>
+        <w:t>Trabajo en un equipo internacional con base en Estados Unidos</w:t>
       </w:r>
     </w:p>
     <w:p>
       <w:pPr>
-        <w:rPr>
-          <w:lang w:val="es-ES"/>
-        </w:rPr>
-      </w:pPr>
-      <w:r>
-        <w:rPr>
-          <w:b/>
-          <w:bCs/>
-          <w:lang w:val="es-ES"/>
-        </w:rPr>
-        <w:t>Herramientas</w:t>
-      </w:r>
-      <w:r>
-        <w:rPr>
-          <w:lang w:val="es-ES"/>
-        </w:rPr>
-        <w:br/>
+        <w:spacing w:after="0"/>
+        <w:rPr>
+          <w:rFonts w:ascii="Calibri" w:hAnsi="Calibri" w:cs="Calibri"/>
+          <w:sz w:val="22"/>
+          <w:szCs w:val="22"/>
+          <w:lang w:val="en-US"/>
+        </w:rPr>
+      </w:pPr>
+      <w:r>
+        <w:rPr>
+          <w:rFonts w:ascii="Calibri" w:hAnsi="Calibri" w:cs="Calibri"/>
+          <w:sz w:val="22"/>
+          <w:szCs w:val="22"/>
+          <w:lang w:val="en-US"/>
+        </w:rPr>
+        <w:t xml:space="preserve">- </w:t>
       </w:r>
       <w:proofErr w:type="spellStart"/>
       <w:r>
         <w:rPr>
-          <w:lang w:val="es-ES"/>
-        </w:rPr>
-        <w:t>RabbitMQ</w:t>
+          <w:rFonts w:ascii="Calibri" w:hAnsi="Calibri" w:cs="Calibri"/>
+          <w:sz w:val="22"/>
+          <w:szCs w:val="22"/>
+          <w:lang w:val="en-US"/>
+        </w:rPr>
+        <w:t>Interfaz</w:t>
       </w:r>
       <w:proofErr w:type="spellEnd"/>
       <w:r>
         <w:rPr>
-          <w:lang w:val="es-ES"/>
-        </w:rPr>
-        <w:t xml:space="preserve">, Docker, Git, Swagger, Postman, </w:t>
+          <w:rFonts w:ascii="Calibri" w:hAnsi="Calibri" w:cs="Calibri"/>
+          <w:sz w:val="22"/>
+          <w:szCs w:val="22"/>
+          <w:lang w:val="en-US"/>
+        </w:rPr>
+        <w:t xml:space="preserve"> entre </w:t>
       </w:r>
       <w:proofErr w:type="spellStart"/>
       <w:r>
         <w:rPr>
-          <w:lang w:val="es-ES"/>
-        </w:rPr>
-        <w:t>Insomnia</w:t>
+          <w:rFonts w:ascii="Calibri" w:hAnsi="Calibri" w:cs="Calibri"/>
+          <w:sz w:val="22"/>
+          <w:szCs w:val="22"/>
+          <w:lang w:val="en-US"/>
+        </w:rPr>
+        <w:t>áreas</w:t>
       </w:r>
       <w:proofErr w:type="spellEnd"/>
       <w:r>
         <w:rPr>
-          <w:lang w:val="es-ES"/>
-        </w:rPr>
-        <w:t xml:space="preserve">, </w:t>
+          <w:rFonts w:ascii="Calibri" w:hAnsi="Calibri" w:cs="Calibri"/>
+          <w:sz w:val="22"/>
+          <w:szCs w:val="22"/>
+          <w:lang w:val="en-US"/>
+        </w:rPr>
+        <w:t xml:space="preserve"> </w:t>
       </w:r>
       <w:proofErr w:type="spellStart"/>
       <w:r>
         <w:rPr>
-          <w:lang w:val="es-ES"/>
-        </w:rPr>
-        <w:t>DBeaver</w:t>
+          <w:rFonts w:ascii="Calibri" w:hAnsi="Calibri" w:cs="Calibri"/>
+          <w:sz w:val="22"/>
+          <w:szCs w:val="22"/>
+          <w:lang w:val="en-US"/>
+        </w:rPr>
+        <w:t>técnicas</w:t>
+      </w:r>
+      <w:proofErr w:type="spellEnd"/>
+      <w:r>
+        <w:rPr>
+          <w:rFonts w:ascii="Calibri" w:hAnsi="Calibri" w:cs="Calibri"/>
+          <w:sz w:val="22"/>
+          <w:szCs w:val="22"/>
+          <w:lang w:val="en-US"/>
+        </w:rPr>
+        <w:t xml:space="preserve"> y </w:t>
+      </w:r>
+      <w:proofErr w:type="spellStart"/>
+      <w:r>
+        <w:rPr>
+          <w:rFonts w:ascii="Calibri" w:hAnsi="Calibri" w:cs="Calibri"/>
+          <w:sz w:val="22"/>
+          <w:szCs w:val="22"/>
+          <w:lang w:val="en-US"/>
+        </w:rPr>
+        <w:t>operativas</w:t>
       </w:r>
       <w:proofErr w:type="spellEnd"/>
     </w:p>
     <w:p>
       <w:pPr>
-        <w:rPr>
-          <w:lang w:val="es-ES"/>
-        </w:rPr>
-      </w:pPr>
-      <w:r>
-        <w:rPr>
-          <w:b/>
-          <w:bCs/>
-          <w:lang w:val="es-ES"/>
-        </w:rPr>
-        <w:t>Metodologías</w:t>
-      </w:r>
-      <w:r>
-        <w:rPr>
-          <w:lang w:val="es-ES"/>
-        </w:rPr>
-        <w:br/>
-        <w:t>Scrum, CI/CD</w:t>
+        <w:spacing w:after="0"/>
+        <w:rPr>
+          <w:rFonts w:ascii="Calibri" w:hAnsi="Calibri" w:cs="Calibri"/>
+          <w:sz w:val="22"/>
+          <w:szCs w:val="22"/>
+          <w:lang w:val="es-ES"/>
+        </w:rPr>
+      </w:pPr>
+      <w:r>
+        <w:rPr>
+          <w:rFonts w:ascii="Calibri" w:hAnsi="Calibri" w:cs="Calibri"/>
+          <w:sz w:val="22"/>
+          <w:szCs w:val="22"/>
+          <w:lang w:val="es-ES"/>
+        </w:rPr>
+        <w:t xml:space="preserve">- </w:t>
+      </w:r>
+      <w:r>
+        <w:rPr>
+          <w:rFonts w:ascii="Calibri" w:hAnsi="Calibri" w:cs="Calibri"/>
+          <w:sz w:val="22"/>
+          <w:szCs w:val="22"/>
+          <w:lang w:val="es-ES"/>
+        </w:rPr>
+        <w:t>Experiencia en entorno corporativo global con enfoque en organización y procesos</w:t>
       </w:r>
     </w:p>
     <w:p>
       <w:pPr>
-        <w:rPr>
-          <w:lang w:val="es-ES"/>
-        </w:rPr>
-      </w:pPr>
-      <w:r>
-        <w:rPr>
-          <w:b/>
-          <w:bCs/>
-          <w:lang w:val="es-ES"/>
-        </w:rPr>
-        <w:t>Áreas de interés</w:t>
-      </w:r>
-      <w:r>
-        <w:rPr>
-          <w:lang w:val="es-ES"/>
-        </w:rPr>
-        <w:br/>
-        <w:t xml:space="preserve">Arquitectura de sistemas, microservicios, </w:t>
-      </w:r>
-      <w:proofErr w:type="spellStart"/>
-      <w:r>
-        <w:rPr>
-          <w:lang w:val="es-ES"/>
-        </w:rPr>
-        <w:t>APIs</w:t>
-      </w:r>
-      <w:proofErr w:type="spellEnd"/>
-      <w:r>
-        <w:rPr>
-          <w:lang w:val="es-ES"/>
-        </w:rPr>
-        <w:t xml:space="preserve">, </w:t>
-      </w:r>
-      <w:proofErr w:type="spellStart"/>
-      <w:r>
-        <w:rPr>
-          <w:lang w:val="es-ES"/>
-        </w:rPr>
-        <w:t>cloud</w:t>
-      </w:r>
-      <w:proofErr w:type="spellEnd"/>
-      <w:r>
-        <w:rPr>
-          <w:lang w:val="es-ES"/>
-        </w:rPr>
-        <w:t>, seguridad, optimización del rendimiento, integración de sistemas, gestión de equipos y proyectos.</w:t>
+        <w:spacing w:after="0"/>
+        <w:rPr>
+          <w:rFonts w:ascii="Calibri" w:hAnsi="Calibri" w:cs="Calibri"/>
+          <w:sz w:val="22"/>
+          <w:szCs w:val="22"/>
+          <w:lang w:val="en-US"/>
+        </w:rPr>
+      </w:pPr>
+      <w:r>
+        <w:rPr>
+          <w:rFonts w:ascii="Calibri" w:hAnsi="Calibri" w:cs="Calibri"/>
+          <w:sz w:val="22"/>
+          <w:szCs w:val="22"/>
+          <w:lang w:val="en-US"/>
+        </w:rPr>
+        <w:pict w14:anchorId="20DC1F99">
+          <v:rect id="_x0000_i1140" style="width:0;height:1.5pt" o:hralign="center" o:hrstd="t" o:hr="t" fillcolor="#a0a0a0" stroked="f"/>
+        </w:pict>
       </w:r>
     </w:p>
     <w:p>
       <w:pPr>
-        <w:rPr>
-          <w:lang w:val="en-US"/>
-        </w:rPr>
-      </w:pPr>
-      <w:r>
-        <w:rPr>
-          <w:lang w:val="en-US"/>
-        </w:rPr>
-        <w:pict w14:anchorId="435D4685">
-          <v:rect id="_x0000_i1128" style="width:0;height:1.5pt" o:hralign="center" o:hrstd="t" o:hr="t" fillcolor="#a0a0a0" stroked="f"/>
-        </w:pict>
+        <w:spacing w:after="0"/>
+        <w:rPr>
+          <w:rFonts w:ascii="Calibri" w:hAnsi="Calibri" w:cs="Calibri"/>
+          <w:b/>
+          <w:bCs/>
+          <w:sz w:val="22"/>
+          <w:szCs w:val="22"/>
+          <w:lang w:val="es-ES"/>
+        </w:rPr>
+      </w:pPr>
+      <w:r>
+        <w:rPr>
+          <w:rFonts w:ascii="Calibri" w:hAnsi="Calibri" w:cs="Calibri"/>
+          <w:b/>
+          <w:bCs/>
+          <w:sz w:val="22"/>
+          <w:szCs w:val="22"/>
+          <w:lang w:val="es-ES"/>
+        </w:rPr>
+        <w:t>Formación Académica</w:t>
       </w:r>
     </w:p>
     <w:p>
       <w:pPr>
-        <w:rPr>
-          <w:b/>
-          <w:bCs/>
-          <w:lang w:val="en-US"/>
-        </w:rPr>
-      </w:pPr>
+        <w:spacing w:after="0"/>
+        <w:rPr>
+          <w:rFonts w:ascii="Calibri" w:hAnsi="Calibri" w:cs="Calibri"/>
+          <w:sz w:val="22"/>
+          <w:szCs w:val="22"/>
+          <w:lang w:val="es-ES"/>
+        </w:rPr>
+      </w:pPr>
+      <w:r>
+        <w:rPr>
+          <w:rFonts w:ascii="Calibri" w:hAnsi="Calibri" w:cs="Calibri"/>
+          <w:b/>
+          <w:bCs/>
+          <w:sz w:val="22"/>
+          <w:szCs w:val="22"/>
+          <w:lang w:val="es-ES"/>
+        </w:rPr>
+        <w:t xml:space="preserve">Grado en Ingeniería de Computación – Finalización: </w:t>
+      </w:r>
+      <w:proofErr w:type="gramStart"/>
+      <w:r>
+        <w:rPr>
+          <w:rFonts w:ascii="Calibri" w:hAnsi="Calibri" w:cs="Calibri"/>
+          <w:b/>
+          <w:bCs/>
+          <w:sz w:val="22"/>
+          <w:szCs w:val="22"/>
+          <w:lang w:val="es-ES"/>
+        </w:rPr>
+        <w:t>Marzo</w:t>
+      </w:r>
+      <w:proofErr w:type="gramEnd"/>
+      <w:r>
+        <w:rPr>
+          <w:rFonts w:ascii="Calibri" w:hAnsi="Calibri" w:cs="Calibri"/>
+          <w:b/>
+          <w:bCs/>
+          <w:sz w:val="22"/>
+          <w:szCs w:val="22"/>
+          <w:lang w:val="es-ES"/>
+        </w:rPr>
+        <w:t xml:space="preserve"> 2026</w:t>
+      </w:r>
+      <w:r>
+        <w:rPr>
+          <w:rFonts w:ascii="Calibri" w:hAnsi="Calibri" w:cs="Calibri"/>
+          <w:sz w:val="22"/>
+          <w:szCs w:val="22"/>
+          <w:lang w:val="es-ES"/>
+        </w:rPr>
+        <w:br/>
+        <w:t>CEFET/RJ – Centro Federal de Educación Tecnológica Celso Suckow da Fonseca</w:t>
+      </w:r>
+    </w:p>
+    <w:p>
+      <w:pPr>
+        <w:spacing w:after="0"/>
+        <w:rPr>
+          <w:rFonts w:ascii="Calibri" w:hAnsi="Calibri" w:cs="Calibri"/>
+          <w:sz w:val="22"/>
+          <w:szCs w:val="22"/>
+          <w:lang w:val="en-US"/>
+        </w:rPr>
+      </w:pPr>
+      <w:r>
+        <w:rPr>
+          <w:rFonts w:ascii="Calibri" w:hAnsi="Calibri" w:cs="Calibri"/>
+          <w:sz w:val="22"/>
+          <w:szCs w:val="22"/>
+          <w:lang w:val="en-US"/>
+        </w:rPr>
+        <w:pict w14:anchorId="37B4F631">
+          <v:rect id="_x0000_i1141" style="width:0;height:1.5pt" o:hralign="center" o:hrstd="t" o:hr="t" fillcolor="#a0a0a0" stroked="f"/>
+        </w:pict>
+      </w:r>
+    </w:p>
+    <w:p>
+      <w:pPr>
+        <w:spacing w:after="0"/>
+        <w:rPr>
+          <w:rFonts w:ascii="Calibri" w:hAnsi="Calibri" w:cs="Calibri"/>
+          <w:b/>
+          <w:bCs/>
+          <w:sz w:val="22"/>
+          <w:szCs w:val="22"/>
+          <w:lang w:val="es-ES"/>
+        </w:rPr>
+      </w:pPr>
+      <w:r>
+        <w:rPr>
+          <w:rFonts w:ascii="Calibri" w:hAnsi="Calibri" w:cs="Calibri"/>
+          <w:b/>
+          <w:bCs/>
+          <w:sz w:val="22"/>
+          <w:szCs w:val="22"/>
+          <w:lang w:val="es-ES"/>
+        </w:rPr>
+        <w:t>Experiencia Internacional – España</w:t>
+      </w:r>
+    </w:p>
+    <w:p>
+      <w:pPr>
+        <w:spacing w:after="0"/>
+        <w:rPr>
+          <w:rFonts w:ascii="Calibri" w:hAnsi="Calibri" w:cs="Calibri"/>
+          <w:b/>
+          <w:bCs/>
+          <w:sz w:val="22"/>
+          <w:szCs w:val="22"/>
+          <w:lang w:val="es-ES"/>
+        </w:rPr>
+      </w:pPr>
+      <w:r>
+        <w:rPr>
+          <w:rFonts w:ascii="Calibri" w:hAnsi="Calibri" w:cs="Calibri"/>
+          <w:b/>
+          <w:bCs/>
+          <w:sz w:val="22"/>
+          <w:szCs w:val="22"/>
+          <w:lang w:val="es-ES"/>
+        </w:rPr>
+        <w:t>Universidad de Valladolid</w:t>
+      </w:r>
+      <w:r>
+        <w:rPr>
+          <w:rFonts w:ascii="Calibri" w:hAnsi="Calibri" w:cs="Calibri"/>
+          <w:b/>
+          <w:bCs/>
+          <w:sz w:val="22"/>
+          <w:szCs w:val="22"/>
+          <w:lang w:val="es-ES"/>
+        </w:rPr>
+        <w:t xml:space="preserve"> |</w:t>
+      </w:r>
+      <w:proofErr w:type="gramStart"/>
+      <w:r>
+        <w:rPr>
+          <w:rFonts w:ascii="Calibri" w:hAnsi="Calibri" w:cs="Calibri"/>
+          <w:b/>
+          <w:bCs/>
+          <w:sz w:val="22"/>
+          <w:szCs w:val="22"/>
+          <w:lang w:val="es-ES"/>
+        </w:rPr>
+        <w:t>Septiembre</w:t>
+      </w:r>
+      <w:proofErr w:type="gramEnd"/>
+      <w:r>
+        <w:rPr>
+          <w:rFonts w:ascii="Calibri" w:hAnsi="Calibri" w:cs="Calibri"/>
+          <w:b/>
+          <w:bCs/>
+          <w:sz w:val="22"/>
+          <w:szCs w:val="22"/>
+          <w:lang w:val="es-ES"/>
+        </w:rPr>
+        <w:t xml:space="preserve"> 2025 – </w:t>
+      </w:r>
+      <w:proofErr w:type="gramStart"/>
+      <w:r>
+        <w:rPr>
+          <w:rFonts w:ascii="Calibri" w:hAnsi="Calibri" w:cs="Calibri"/>
+          <w:b/>
+          <w:bCs/>
+          <w:sz w:val="22"/>
+          <w:szCs w:val="22"/>
+          <w:lang w:val="es-ES"/>
+        </w:rPr>
+        <w:t>Febrero</w:t>
+      </w:r>
+      <w:proofErr w:type="gramEnd"/>
+      <w:r>
+        <w:rPr>
+          <w:rFonts w:ascii="Calibri" w:hAnsi="Calibri" w:cs="Calibri"/>
+          <w:b/>
+          <w:bCs/>
+          <w:sz w:val="22"/>
+          <w:szCs w:val="22"/>
+          <w:lang w:val="es-ES"/>
+        </w:rPr>
+        <w:t xml:space="preserve"> 2026</w:t>
+      </w:r>
+    </w:p>
+    <w:p>
+      <w:pPr>
+        <w:spacing w:after="0"/>
+        <w:rPr>
+          <w:rFonts w:ascii="Calibri" w:hAnsi="Calibri" w:cs="Calibri"/>
+          <w:sz w:val="22"/>
+          <w:szCs w:val="22"/>
+          <w:lang w:val="es-ES"/>
+        </w:rPr>
+      </w:pPr>
+      <w:r>
+        <w:rPr>
+          <w:rFonts w:ascii="Calibri" w:hAnsi="Calibri" w:cs="Calibri"/>
+          <w:sz w:val="22"/>
+          <w:szCs w:val="22"/>
+          <w:lang w:val="es-ES"/>
+        </w:rPr>
+        <w:t xml:space="preserve">Seleccionado por mérito académico para las becas Santander Open </w:t>
+      </w:r>
       <w:proofErr w:type="spellStart"/>
       <w:r>
         <w:rPr>
-          <w:b/>
-          <w:bCs/>
-          <w:lang w:val="en-US"/>
-        </w:rPr>
-        <w:t>Cualificaciones</w:t>
+          <w:rFonts w:ascii="Calibri" w:hAnsi="Calibri" w:cs="Calibri"/>
+          <w:sz w:val="22"/>
+          <w:szCs w:val="22"/>
+          <w:lang w:val="es-ES"/>
+        </w:rPr>
+        <w:t>Academy</w:t>
       </w:r>
       <w:proofErr w:type="spellEnd"/>
       <w:r>
         <w:rPr>
-          <w:b/>
-          <w:bCs/>
+          <w:rFonts w:ascii="Calibri" w:hAnsi="Calibri" w:cs="Calibri"/>
+          <w:sz w:val="22"/>
+          <w:szCs w:val="22"/>
+          <w:lang w:val="es-ES"/>
+        </w:rPr>
+        <w:t xml:space="preserve"> y CEFET/RJ. Intercambio en Ingeniería de Computación con actividad profesional paralela como Desarrollador Full Stack.</w:t>
+      </w:r>
+    </w:p>
+    <w:p>
+      <w:pPr>
+        <w:spacing w:after="0"/>
+        <w:rPr>
+          <w:rFonts w:ascii="Calibri" w:hAnsi="Calibri" w:cs="Calibri"/>
+          <w:sz w:val="22"/>
+          <w:szCs w:val="22"/>
+          <w:lang w:val="en-US"/>
+        </w:rPr>
+      </w:pPr>
+      <w:r>
+        <w:rPr>
+          <w:rFonts w:ascii="Calibri" w:hAnsi="Calibri" w:cs="Calibri"/>
+          <w:sz w:val="22"/>
+          <w:szCs w:val="22"/>
+          <w:lang w:val="en-US"/>
+        </w:rPr>
+        <w:pict w14:anchorId="345585D3">
+          <v:rect id="_x0000_i1142" style="width:0;height:1.5pt" o:hralign="center" o:hrstd="t" o:hr="t" fillcolor="#a0a0a0" stroked="f"/>
+        </w:pict>
+      </w:r>
+    </w:p>
+    <w:p>
+      <w:pPr>
+        <w:spacing w:after="0"/>
+        <w:rPr>
+          <w:rFonts w:ascii="Calibri" w:hAnsi="Calibri" w:cs="Calibri"/>
+          <w:b/>
+          <w:bCs/>
+          <w:sz w:val="22"/>
+          <w:szCs w:val="22"/>
+          <w:lang w:val="en-US"/>
+        </w:rPr>
+      </w:pPr>
+      <w:proofErr w:type="spellStart"/>
+      <w:r>
+        <w:rPr>
+          <w:rFonts w:ascii="Calibri" w:hAnsi="Calibri" w:cs="Calibri"/>
+          <w:b/>
+          <w:bCs/>
+          <w:sz w:val="22"/>
+          <w:szCs w:val="22"/>
+          <w:lang w:val="en-US"/>
+        </w:rPr>
+        <w:t>Habilidades</w:t>
+      </w:r>
+      <w:proofErr w:type="spellEnd"/>
+      <w:r>
+        <w:rPr>
+          <w:rFonts w:ascii="Calibri" w:hAnsi="Calibri" w:cs="Calibri"/>
+          <w:b/>
+          <w:bCs/>
+          <w:sz w:val="22"/>
+          <w:szCs w:val="22"/>
           <w:lang w:val="en-US"/>
         </w:rPr>
         <w:t xml:space="preserve"> </w:t>
@@ -1720,226 +2431,782 @@
       <w:proofErr w:type="spellStart"/>
       <w:r>
         <w:rPr>
-          <w:b/>
-          <w:bCs/>
-          <w:lang w:val="en-US"/>
-        </w:rPr>
-        <w:t>Adicionales</w:t>
+          <w:rFonts w:ascii="Calibri" w:hAnsi="Calibri" w:cs="Calibri"/>
+          <w:b/>
+          <w:bCs/>
+          <w:sz w:val="22"/>
+          <w:szCs w:val="22"/>
+          <w:lang w:val="en-US"/>
+        </w:rPr>
+        <w:t>Técnicas</w:t>
       </w:r>
       <w:proofErr w:type="spellEnd"/>
     </w:p>
     <w:p>
       <w:pPr>
-        <w:numPr>
-          <w:ilvl w:val="0"/>
-          <w:numId w:val="10"/>
-        </w:numPr>
-        <w:rPr>
-          <w:lang w:val="es-ES"/>
-        </w:rPr>
-      </w:pPr>
-      <w:r>
-        <w:rPr>
-          <w:lang w:val="es-ES"/>
-        </w:rPr>
-        <w:t>Certificación en Desarrollo Full Stack con Node.js</w:t>
+        <w:spacing w:after="0"/>
+        <w:rPr>
+          <w:rFonts w:ascii="Calibri" w:hAnsi="Calibri" w:cs="Calibri"/>
+          <w:sz w:val="22"/>
+          <w:szCs w:val="22"/>
+          <w:lang w:val="en-US"/>
+        </w:rPr>
+      </w:pPr>
+      <w:r>
+        <w:rPr>
+          <w:rFonts w:ascii="Calibri" w:hAnsi="Calibri" w:cs="Calibri"/>
+          <w:b/>
+          <w:bCs/>
+          <w:sz w:val="22"/>
+          <w:szCs w:val="22"/>
+          <w:lang w:val="en-US"/>
+        </w:rPr>
+        <w:t>Backend</w:t>
+      </w:r>
+      <w:r>
+        <w:rPr>
+          <w:rFonts w:ascii="Calibri" w:hAnsi="Calibri" w:cs="Calibri"/>
+          <w:sz w:val="22"/>
+          <w:szCs w:val="22"/>
+          <w:lang w:val="en-US"/>
+        </w:rPr>
+        <w:t xml:space="preserve">: Node.js, Typescript, </w:t>
+      </w:r>
+      <w:proofErr w:type="spellStart"/>
+      <w:r>
+        <w:rPr>
+          <w:rFonts w:ascii="Calibri" w:hAnsi="Calibri" w:cs="Calibri"/>
+          <w:sz w:val="22"/>
+          <w:szCs w:val="22"/>
+          <w:lang w:val="en-US"/>
+        </w:rPr>
+        <w:t>NestJS</w:t>
+      </w:r>
+      <w:proofErr w:type="spellEnd"/>
+      <w:r>
+        <w:rPr>
+          <w:rFonts w:ascii="Calibri" w:hAnsi="Calibri" w:cs="Calibri"/>
+          <w:sz w:val="22"/>
+          <w:szCs w:val="22"/>
+          <w:lang w:val="en-US"/>
+        </w:rPr>
+        <w:t>, APIs RESTful, Clean Architecture</w:t>
+      </w:r>
+      <w:r>
+        <w:rPr>
+          <w:rFonts w:ascii="Calibri" w:hAnsi="Calibri" w:cs="Calibri"/>
+          <w:sz w:val="22"/>
+          <w:szCs w:val="22"/>
+          <w:lang w:val="en-US"/>
+        </w:rPr>
+        <w:br/>
+      </w:r>
+      <w:r>
+        <w:rPr>
+          <w:rFonts w:ascii="Calibri" w:hAnsi="Calibri" w:cs="Calibri"/>
+          <w:b/>
+          <w:bCs/>
+          <w:sz w:val="22"/>
+          <w:szCs w:val="22"/>
+          <w:lang w:val="en-US"/>
+        </w:rPr>
+        <w:t>Frontend</w:t>
+      </w:r>
+      <w:r>
+        <w:rPr>
+          <w:rFonts w:ascii="Calibri" w:hAnsi="Calibri" w:cs="Calibri"/>
+          <w:sz w:val="22"/>
+          <w:szCs w:val="22"/>
+          <w:lang w:val="en-US"/>
+        </w:rPr>
+        <w:t>: React.js, Vue.js, Angular</w:t>
+      </w:r>
+      <w:r>
+        <w:rPr>
+          <w:rFonts w:ascii="Calibri" w:hAnsi="Calibri" w:cs="Calibri"/>
+          <w:sz w:val="22"/>
+          <w:szCs w:val="22"/>
+          <w:lang w:val="en-US"/>
+        </w:rPr>
+        <w:br/>
+      </w:r>
+      <w:r>
+        <w:rPr>
+          <w:rFonts w:ascii="Calibri" w:hAnsi="Calibri" w:cs="Calibri"/>
+          <w:b/>
+          <w:bCs/>
+          <w:sz w:val="22"/>
+          <w:szCs w:val="22"/>
+          <w:lang w:val="en-US"/>
+        </w:rPr>
+        <w:t>Cloud &amp; DevOps</w:t>
+      </w:r>
+      <w:r>
+        <w:rPr>
+          <w:rFonts w:ascii="Calibri" w:hAnsi="Calibri" w:cs="Calibri"/>
+          <w:sz w:val="22"/>
+          <w:szCs w:val="22"/>
+          <w:lang w:val="en-US"/>
+        </w:rPr>
+        <w:t>: AWS, CI/CD, Docker</w:t>
+      </w:r>
+      <w:r>
+        <w:rPr>
+          <w:rFonts w:ascii="Calibri" w:hAnsi="Calibri" w:cs="Calibri"/>
+          <w:sz w:val="22"/>
+          <w:szCs w:val="22"/>
+          <w:lang w:val="en-US"/>
+        </w:rPr>
+        <w:br/>
+      </w:r>
+      <w:r>
+        <w:rPr>
+          <w:rFonts w:ascii="Calibri" w:hAnsi="Calibri" w:cs="Calibri"/>
+          <w:b/>
+          <w:bCs/>
+          <w:sz w:val="22"/>
+          <w:szCs w:val="22"/>
+          <w:lang w:val="en-US"/>
+        </w:rPr>
+        <w:t>Bases de Datos</w:t>
+      </w:r>
+      <w:r>
+        <w:rPr>
+          <w:rFonts w:ascii="Calibri" w:hAnsi="Calibri" w:cs="Calibri"/>
+          <w:sz w:val="22"/>
+          <w:szCs w:val="22"/>
+          <w:lang w:val="en-US"/>
+        </w:rPr>
+        <w:t>: PostgreSQL, SAP HANA, SQL Server, MySQL (</w:t>
+      </w:r>
+      <w:proofErr w:type="spellStart"/>
+      <w:r>
+        <w:rPr>
+          <w:rFonts w:ascii="Calibri" w:hAnsi="Calibri" w:cs="Calibri"/>
+          <w:sz w:val="22"/>
+          <w:szCs w:val="22"/>
+          <w:lang w:val="en-US"/>
+        </w:rPr>
+        <w:t>relacionales</w:t>
+      </w:r>
+      <w:proofErr w:type="spellEnd"/>
+      <w:r>
+        <w:rPr>
+          <w:rFonts w:ascii="Calibri" w:hAnsi="Calibri" w:cs="Calibri"/>
+          <w:sz w:val="22"/>
+          <w:szCs w:val="22"/>
+          <w:lang w:val="en-US"/>
+        </w:rPr>
+        <w:t>), MongoDB (NoSQL)</w:t>
+      </w:r>
+      <w:r>
+        <w:rPr>
+          <w:rFonts w:ascii="Calibri" w:hAnsi="Calibri" w:cs="Calibri"/>
+          <w:sz w:val="22"/>
+          <w:szCs w:val="22"/>
+          <w:lang w:val="en-US"/>
+        </w:rPr>
+        <w:br/>
+      </w:r>
+      <w:r>
+        <w:rPr>
+          <w:rFonts w:ascii="Calibri" w:hAnsi="Calibri" w:cs="Calibri"/>
+          <w:b/>
+          <w:bCs/>
+          <w:sz w:val="22"/>
+          <w:szCs w:val="22"/>
+          <w:lang w:val="en-US"/>
+        </w:rPr>
+        <w:t>Testing</w:t>
+      </w:r>
+      <w:r>
+        <w:rPr>
+          <w:rFonts w:ascii="Calibri" w:hAnsi="Calibri" w:cs="Calibri"/>
+          <w:sz w:val="22"/>
+          <w:szCs w:val="22"/>
+          <w:lang w:val="en-US"/>
+        </w:rPr>
+        <w:t xml:space="preserve">: Jest, </w:t>
+      </w:r>
+      <w:proofErr w:type="spellStart"/>
+      <w:r>
+        <w:rPr>
+          <w:rFonts w:ascii="Calibri" w:hAnsi="Calibri" w:cs="Calibri"/>
+          <w:sz w:val="22"/>
+          <w:szCs w:val="22"/>
+          <w:lang w:val="en-US"/>
+        </w:rPr>
+        <w:t>Supertest</w:t>
+      </w:r>
+      <w:proofErr w:type="spellEnd"/>
+      <w:r>
+        <w:rPr>
+          <w:rFonts w:ascii="Calibri" w:hAnsi="Calibri" w:cs="Calibri"/>
+          <w:sz w:val="22"/>
+          <w:szCs w:val="22"/>
+          <w:lang w:val="en-US"/>
+        </w:rPr>
+        <w:t xml:space="preserve">, </w:t>
+      </w:r>
+      <w:proofErr w:type="spellStart"/>
+      <w:r>
+        <w:rPr>
+          <w:rFonts w:ascii="Calibri" w:hAnsi="Calibri" w:cs="Calibri"/>
+          <w:sz w:val="22"/>
+          <w:szCs w:val="22"/>
+          <w:lang w:val="en-US"/>
+        </w:rPr>
+        <w:t>pruebas</w:t>
+      </w:r>
+      <w:proofErr w:type="spellEnd"/>
+      <w:r>
+        <w:rPr>
+          <w:rFonts w:ascii="Calibri" w:hAnsi="Calibri" w:cs="Calibri"/>
+          <w:sz w:val="22"/>
+          <w:szCs w:val="22"/>
+          <w:lang w:val="en-US"/>
+        </w:rPr>
+        <w:t xml:space="preserve"> </w:t>
+      </w:r>
+      <w:proofErr w:type="spellStart"/>
+      <w:r>
+        <w:rPr>
+          <w:rFonts w:ascii="Calibri" w:hAnsi="Calibri" w:cs="Calibri"/>
+          <w:sz w:val="22"/>
+          <w:szCs w:val="22"/>
+          <w:lang w:val="en-US"/>
+        </w:rPr>
+        <w:t>unitarias</w:t>
+      </w:r>
+      <w:proofErr w:type="spellEnd"/>
+      <w:r>
+        <w:rPr>
+          <w:rFonts w:ascii="Calibri" w:hAnsi="Calibri" w:cs="Calibri"/>
+          <w:sz w:val="22"/>
+          <w:szCs w:val="22"/>
+          <w:lang w:val="en-US"/>
+        </w:rPr>
+        <w:t xml:space="preserve"> y de </w:t>
+      </w:r>
+      <w:proofErr w:type="spellStart"/>
+      <w:r>
+        <w:rPr>
+          <w:rFonts w:ascii="Calibri" w:hAnsi="Calibri" w:cs="Calibri"/>
+          <w:sz w:val="22"/>
+          <w:szCs w:val="22"/>
+          <w:lang w:val="en-US"/>
+        </w:rPr>
+        <w:t>integración</w:t>
+      </w:r>
+      <w:proofErr w:type="spellEnd"/>
+      <w:r>
+        <w:rPr>
+          <w:rFonts w:ascii="Calibri" w:hAnsi="Calibri" w:cs="Calibri"/>
+          <w:sz w:val="22"/>
+          <w:szCs w:val="22"/>
+          <w:lang w:val="en-US"/>
+        </w:rPr>
+        <w:br/>
+      </w:r>
+      <w:proofErr w:type="spellStart"/>
+      <w:r>
+        <w:rPr>
+          <w:rFonts w:ascii="Calibri" w:hAnsi="Calibri" w:cs="Calibri"/>
+          <w:b/>
+          <w:bCs/>
+          <w:sz w:val="22"/>
+          <w:szCs w:val="22"/>
+          <w:lang w:val="en-US"/>
+        </w:rPr>
+        <w:t>Observabilidad</w:t>
+      </w:r>
+      <w:proofErr w:type="spellEnd"/>
+      <w:r>
+        <w:rPr>
+          <w:rFonts w:ascii="Calibri" w:hAnsi="Calibri" w:cs="Calibri"/>
+          <w:sz w:val="22"/>
+          <w:szCs w:val="22"/>
+          <w:lang w:val="en-US"/>
+        </w:rPr>
+        <w:t>: Prometheus, Grafana</w:t>
+      </w:r>
+      <w:r>
+        <w:rPr>
+          <w:rFonts w:ascii="Calibri" w:hAnsi="Calibri" w:cs="Calibri"/>
+          <w:sz w:val="22"/>
+          <w:szCs w:val="22"/>
+          <w:lang w:val="en-US"/>
+        </w:rPr>
+        <w:br/>
+      </w:r>
+      <w:proofErr w:type="spellStart"/>
+      <w:r>
+        <w:rPr>
+          <w:rFonts w:ascii="Calibri" w:hAnsi="Calibri" w:cs="Calibri"/>
+          <w:b/>
+          <w:bCs/>
+          <w:sz w:val="22"/>
+          <w:szCs w:val="22"/>
+          <w:lang w:val="en-US"/>
+        </w:rPr>
+        <w:t>Mensajería</w:t>
+      </w:r>
+      <w:proofErr w:type="spellEnd"/>
+      <w:r>
+        <w:rPr>
+          <w:rFonts w:ascii="Calibri" w:hAnsi="Calibri" w:cs="Calibri"/>
+          <w:b/>
+          <w:bCs/>
+          <w:sz w:val="22"/>
+          <w:szCs w:val="22"/>
+          <w:lang w:val="en-US"/>
+        </w:rPr>
+        <w:t xml:space="preserve"> e </w:t>
+      </w:r>
+      <w:proofErr w:type="spellStart"/>
+      <w:r>
+        <w:rPr>
+          <w:rFonts w:ascii="Calibri" w:hAnsi="Calibri" w:cs="Calibri"/>
+          <w:b/>
+          <w:bCs/>
+          <w:sz w:val="22"/>
+          <w:szCs w:val="22"/>
+          <w:lang w:val="en-US"/>
+        </w:rPr>
+        <w:t>Integración</w:t>
+      </w:r>
+      <w:proofErr w:type="spellEnd"/>
+      <w:r>
+        <w:rPr>
+          <w:rFonts w:ascii="Calibri" w:hAnsi="Calibri" w:cs="Calibri"/>
+          <w:sz w:val="22"/>
+          <w:szCs w:val="22"/>
+          <w:lang w:val="en-US"/>
+        </w:rPr>
+        <w:t>: RabbitMQ</w:t>
+      </w:r>
+      <w:r>
+        <w:rPr>
+          <w:rFonts w:ascii="Calibri" w:hAnsi="Calibri" w:cs="Calibri"/>
+          <w:sz w:val="22"/>
+          <w:szCs w:val="22"/>
+          <w:lang w:val="en-US"/>
+        </w:rPr>
+        <w:br/>
+      </w:r>
+      <w:proofErr w:type="spellStart"/>
+      <w:r>
+        <w:rPr>
+          <w:rFonts w:ascii="Calibri" w:hAnsi="Calibri" w:cs="Calibri"/>
+          <w:b/>
+          <w:bCs/>
+          <w:sz w:val="22"/>
+          <w:szCs w:val="22"/>
+          <w:lang w:val="en-US"/>
+        </w:rPr>
+        <w:t>Otras</w:t>
+      </w:r>
+      <w:proofErr w:type="spellEnd"/>
+      <w:r>
+        <w:rPr>
+          <w:rFonts w:ascii="Calibri" w:hAnsi="Calibri" w:cs="Calibri"/>
+          <w:b/>
+          <w:bCs/>
+          <w:sz w:val="22"/>
+          <w:szCs w:val="22"/>
+          <w:lang w:val="en-US"/>
+        </w:rPr>
+        <w:t xml:space="preserve"> </w:t>
+      </w:r>
+      <w:proofErr w:type="spellStart"/>
+      <w:r>
+        <w:rPr>
+          <w:rFonts w:ascii="Calibri" w:hAnsi="Calibri" w:cs="Calibri"/>
+          <w:b/>
+          <w:bCs/>
+          <w:sz w:val="22"/>
+          <w:szCs w:val="22"/>
+          <w:lang w:val="en-US"/>
+        </w:rPr>
+        <w:t>Tecnologías</w:t>
+      </w:r>
+      <w:proofErr w:type="spellEnd"/>
+      <w:r>
+        <w:rPr>
+          <w:rFonts w:ascii="Calibri" w:hAnsi="Calibri" w:cs="Calibri"/>
+          <w:sz w:val="22"/>
+          <w:szCs w:val="22"/>
+          <w:lang w:val="en-US"/>
+        </w:rPr>
+        <w:t>: C#, .NET</w:t>
       </w:r>
     </w:p>
     <w:p>
       <w:pPr>
-        <w:numPr>
-          <w:ilvl w:val="0"/>
-          <w:numId w:val="10"/>
-        </w:numPr>
-        <w:rPr>
-          <w:lang w:val="en-US"/>
-        </w:rPr>
-      </w:pPr>
-      <w:proofErr w:type="spellStart"/>
-      <w:r>
-        <w:rPr>
-          <w:lang w:val="en-US"/>
-        </w:rPr>
-        <w:t>Formación</w:t>
-      </w:r>
-      <w:proofErr w:type="spellEnd"/>
-      <w:r>
-        <w:rPr>
-          <w:lang w:val="en-US"/>
-        </w:rPr>
-        <w:t xml:space="preserve"> </w:t>
-      </w:r>
-      <w:proofErr w:type="spellStart"/>
-      <w:r>
-        <w:rPr>
-          <w:lang w:val="en-US"/>
-        </w:rPr>
-        <w:t>intensiva</w:t>
-      </w:r>
-      <w:proofErr w:type="spellEnd"/>
-      <w:r>
-        <w:rPr>
-          <w:lang w:val="en-US"/>
-        </w:rPr>
-        <w:t xml:space="preserve"> </w:t>
-      </w:r>
-      <w:proofErr w:type="spellStart"/>
-      <w:r>
-        <w:rPr>
-          <w:lang w:val="en-US"/>
-        </w:rPr>
-        <w:t>en</w:t>
-      </w:r>
-      <w:proofErr w:type="spellEnd"/>
-      <w:r>
-        <w:rPr>
-          <w:lang w:val="en-US"/>
-        </w:rPr>
-        <w:t xml:space="preserve"> </w:t>
-      </w:r>
-      <w:proofErr w:type="spellStart"/>
-      <w:r>
-        <w:rPr>
-          <w:lang w:val="en-US"/>
-        </w:rPr>
-        <w:t>Ciberseguridad</w:t>
-      </w:r>
-      <w:proofErr w:type="spellEnd"/>
+        <w:spacing w:after="0"/>
+        <w:rPr>
+          <w:rFonts w:ascii="Calibri" w:hAnsi="Calibri" w:cs="Calibri"/>
+          <w:sz w:val="22"/>
+          <w:szCs w:val="22"/>
+          <w:lang w:val="en-US"/>
+        </w:rPr>
+      </w:pPr>
+      <w:r>
+        <w:rPr>
+          <w:rFonts w:ascii="Calibri" w:hAnsi="Calibri" w:cs="Calibri"/>
+          <w:sz w:val="22"/>
+          <w:szCs w:val="22"/>
+          <w:lang w:val="en-US"/>
+        </w:rPr>
+        <w:pict w14:anchorId="4FFBC931">
+          <v:rect id="_x0000_i1143" style="width:0;height:1.5pt" o:hralign="center" o:hrstd="t" o:hr="t" fillcolor="#a0a0a0" stroked="f"/>
+        </w:pict>
+      </w:r>
     </w:p>
     <w:p>
       <w:pPr>
-        <w:numPr>
-          <w:ilvl w:val="0"/>
-          <w:numId w:val="10"/>
-        </w:numPr>
-        <w:rPr>
-          <w:lang w:val="es-ES"/>
-        </w:rPr>
-      </w:pPr>
-      <w:r>
-        <w:rPr>
-          <w:lang w:val="es-ES"/>
-        </w:rPr>
-        <w:t>Investigación científica en IA Generativa – CEFET/RJ</w:t>
+        <w:spacing w:after="0"/>
+        <w:rPr>
+          <w:rFonts w:ascii="Calibri" w:hAnsi="Calibri" w:cs="Calibri"/>
+          <w:b/>
+          <w:bCs/>
+          <w:sz w:val="22"/>
+          <w:szCs w:val="22"/>
+          <w:lang w:val="es-ES"/>
+        </w:rPr>
+      </w:pPr>
+      <w:r>
+        <w:rPr>
+          <w:rFonts w:ascii="Calibri" w:hAnsi="Calibri" w:cs="Calibri"/>
+          <w:b/>
+          <w:bCs/>
+          <w:sz w:val="22"/>
+          <w:szCs w:val="22"/>
+          <w:lang w:val="es-ES"/>
+        </w:rPr>
+        <w:t>IA &amp; Investigación Aplicada</w:t>
       </w:r>
     </w:p>
     <w:p>
       <w:pPr>
-        <w:rPr>
-          <w:lang w:val="en-US"/>
-        </w:rPr>
-      </w:pPr>
-      <w:r>
-        <w:rPr>
-          <w:lang w:val="en-US"/>
-        </w:rPr>
-        <w:pict w14:anchorId="6C673242">
-          <v:rect id="_x0000_i1129" style="width:0;height:1.5pt" o:hralign="center" o:hrstd="t" o:hr="t" fillcolor="#a0a0a0" stroked="f"/>
-        </w:pict>
+        <w:spacing w:after="0"/>
+        <w:rPr>
+          <w:rFonts w:ascii="Calibri" w:hAnsi="Calibri" w:cs="Calibri"/>
+          <w:sz w:val="22"/>
+          <w:szCs w:val="22"/>
+          <w:lang w:val="es-ES"/>
+        </w:rPr>
+      </w:pPr>
+      <w:r>
+        <w:rPr>
+          <w:rFonts w:ascii="Calibri" w:hAnsi="Calibri" w:cs="Calibri"/>
+          <w:sz w:val="22"/>
+          <w:szCs w:val="22"/>
+          <w:lang w:val="es-ES"/>
+        </w:rPr>
+        <w:t>Fine-</w:t>
+      </w:r>
+      <w:proofErr w:type="spellStart"/>
+      <w:r>
+        <w:rPr>
+          <w:rFonts w:ascii="Calibri" w:hAnsi="Calibri" w:cs="Calibri"/>
+          <w:sz w:val="22"/>
+          <w:szCs w:val="22"/>
+          <w:lang w:val="es-ES"/>
+        </w:rPr>
+        <w:t>tuning</w:t>
+      </w:r>
+      <w:proofErr w:type="spellEnd"/>
+      <w:r>
+        <w:rPr>
+          <w:rFonts w:ascii="Calibri" w:hAnsi="Calibri" w:cs="Calibri"/>
+          <w:sz w:val="22"/>
+          <w:szCs w:val="22"/>
+          <w:lang w:val="es-ES"/>
+        </w:rPr>
+        <w:t xml:space="preserve"> de modelo </w:t>
+      </w:r>
+      <w:proofErr w:type="spellStart"/>
+      <w:r>
+        <w:rPr>
+          <w:rFonts w:ascii="Calibri" w:hAnsi="Calibri" w:cs="Calibri"/>
+          <w:sz w:val="22"/>
+          <w:szCs w:val="22"/>
+          <w:lang w:val="es-ES"/>
+        </w:rPr>
+        <w:t>LLaMA</w:t>
+      </w:r>
+      <w:proofErr w:type="spellEnd"/>
+      <w:r>
+        <w:rPr>
+          <w:rFonts w:ascii="Calibri" w:hAnsi="Calibri" w:cs="Calibri"/>
+          <w:sz w:val="22"/>
+          <w:szCs w:val="22"/>
+          <w:lang w:val="es-ES"/>
+        </w:rPr>
+        <w:t xml:space="preserve"> (~1B parámetros) con </w:t>
+      </w:r>
+      <w:proofErr w:type="spellStart"/>
+      <w:r>
+        <w:rPr>
+          <w:rFonts w:ascii="Calibri" w:hAnsi="Calibri" w:cs="Calibri"/>
+          <w:sz w:val="22"/>
+          <w:szCs w:val="22"/>
+          <w:lang w:val="es-ES"/>
+        </w:rPr>
+        <w:t>QLoRA</w:t>
+      </w:r>
+      <w:proofErr w:type="spellEnd"/>
+      <w:r>
+        <w:rPr>
+          <w:rFonts w:ascii="Calibri" w:hAnsi="Calibri" w:cs="Calibri"/>
+          <w:sz w:val="22"/>
+          <w:szCs w:val="22"/>
+          <w:lang w:val="es-ES"/>
+        </w:rPr>
+        <w:t xml:space="preserve"> (4 bits) y </w:t>
+      </w:r>
+      <w:proofErr w:type="spellStart"/>
+      <w:r>
+        <w:rPr>
+          <w:rFonts w:ascii="Calibri" w:hAnsi="Calibri" w:cs="Calibri"/>
+          <w:sz w:val="22"/>
+          <w:szCs w:val="22"/>
+          <w:lang w:val="es-ES"/>
+        </w:rPr>
+        <w:t>Unsloth</w:t>
+      </w:r>
+      <w:proofErr w:type="spellEnd"/>
+      <w:r>
+        <w:rPr>
+          <w:rFonts w:ascii="Calibri" w:hAnsi="Calibri" w:cs="Calibri"/>
+          <w:sz w:val="22"/>
+          <w:szCs w:val="22"/>
+          <w:lang w:val="es-ES"/>
+        </w:rPr>
+        <w:t xml:space="preserve"> para clasificación e identificación de ataques </w:t>
+      </w:r>
+      <w:proofErr w:type="spellStart"/>
+      <w:r>
+        <w:rPr>
+          <w:rFonts w:ascii="Calibri" w:hAnsi="Calibri" w:cs="Calibri"/>
+          <w:sz w:val="22"/>
+          <w:szCs w:val="22"/>
+          <w:lang w:val="es-ES"/>
+        </w:rPr>
+        <w:t>DDoS</w:t>
+      </w:r>
+      <w:proofErr w:type="spellEnd"/>
+      <w:r>
+        <w:rPr>
+          <w:rFonts w:ascii="Calibri" w:hAnsi="Calibri" w:cs="Calibri"/>
+          <w:sz w:val="22"/>
+          <w:szCs w:val="22"/>
+          <w:lang w:val="es-ES"/>
+        </w:rPr>
+        <w:t xml:space="preserve">. Desarrollo de la herramienta </w:t>
+      </w:r>
+      <w:proofErr w:type="spellStart"/>
+      <w:r>
+        <w:rPr>
+          <w:rFonts w:ascii="Calibri" w:hAnsi="Calibri" w:cs="Calibri"/>
+          <w:sz w:val="22"/>
+          <w:szCs w:val="22"/>
+          <w:lang w:val="es-ES"/>
+        </w:rPr>
+        <w:t>GenGuardian</w:t>
+      </w:r>
+      <w:proofErr w:type="spellEnd"/>
+      <w:r>
+        <w:rPr>
+          <w:rFonts w:ascii="Calibri" w:hAnsi="Calibri" w:cs="Calibri"/>
+          <w:sz w:val="22"/>
+          <w:szCs w:val="22"/>
+          <w:lang w:val="es-ES"/>
+        </w:rPr>
+        <w:t>, con pipeline de entrenamiento, evaluación y ejecución en entorno virtualizado con simulación de tráfico malicioso.</w:t>
       </w:r>
     </w:p>
     <w:p>
       <w:pPr>
-        <w:rPr>
-          <w:b/>
-          <w:bCs/>
-          <w:lang w:val="en-US"/>
-        </w:rPr>
-      </w:pPr>
-      <w:proofErr w:type="spellStart"/>
-      <w:r>
-        <w:rPr>
-          <w:b/>
-          <w:bCs/>
-          <w:lang w:val="en-US"/>
-        </w:rPr>
-        <w:t>Idiomas</w:t>
-      </w:r>
-      <w:proofErr w:type="spellEnd"/>
+        <w:spacing w:after="0"/>
+        <w:rPr>
+          <w:rFonts w:ascii="Calibri" w:hAnsi="Calibri" w:cs="Calibri"/>
+          <w:sz w:val="22"/>
+          <w:szCs w:val="22"/>
+          <w:lang w:val="en-US"/>
+        </w:rPr>
+      </w:pPr>
+      <w:r>
+        <w:rPr>
+          <w:rFonts w:ascii="Calibri" w:hAnsi="Calibri" w:cs="Calibri"/>
+          <w:sz w:val="22"/>
+          <w:szCs w:val="22"/>
+          <w:lang w:val="en-US"/>
+        </w:rPr>
+        <w:pict w14:anchorId="096238F7">
+          <v:rect id="_x0000_i1144" style="width:0;height:1.5pt" o:hralign="center" o:hrstd="t" o:hr="t" fillcolor="#a0a0a0" stroked="f"/>
+        </w:pict>
+      </w:r>
     </w:p>
     <w:p>
       <w:pPr>
-        <w:numPr>
-          <w:ilvl w:val="0"/>
-          <w:numId w:val="11"/>
-        </w:numPr>
-        <w:rPr>
-          <w:lang w:val="en-US"/>
-        </w:rPr>
-      </w:pPr>
-      <w:proofErr w:type="spellStart"/>
-      <w:r>
-        <w:rPr>
-          <w:lang w:val="en-US"/>
-        </w:rPr>
-        <w:t>Portugués</w:t>
-      </w:r>
-      <w:proofErr w:type="spellEnd"/>
-      <w:r>
-        <w:rPr>
-          <w:lang w:val="en-US"/>
-        </w:rPr>
-        <w:t>: Nativo</w:t>
+        <w:spacing w:after="0"/>
+        <w:rPr>
+          <w:rFonts w:ascii="Calibri" w:hAnsi="Calibri" w:cs="Calibri"/>
+          <w:b/>
+          <w:bCs/>
+          <w:sz w:val="22"/>
+          <w:szCs w:val="22"/>
+          <w:lang w:val="es-ES"/>
+        </w:rPr>
+      </w:pPr>
+      <w:r>
+        <w:rPr>
+          <w:rFonts w:ascii="Calibri" w:hAnsi="Calibri" w:cs="Calibri"/>
+          <w:b/>
+          <w:bCs/>
+          <w:sz w:val="22"/>
+          <w:szCs w:val="22"/>
+          <w:lang w:val="es-ES"/>
+        </w:rPr>
+        <w:t>Idiomas</w:t>
       </w:r>
     </w:p>
     <w:p>
       <w:pPr>
-        <w:numPr>
-          <w:ilvl w:val="0"/>
-          <w:numId w:val="11"/>
-        </w:numPr>
-        <w:rPr>
-          <w:lang w:val="es-ES"/>
-        </w:rPr>
-      </w:pPr>
-      <w:r>
-        <w:rPr>
-          <w:lang w:val="es-ES"/>
-        </w:rPr>
-        <w:t>Inglés: Fluido – Nivel avanzado en entornos laborales internacionales</w:t>
+        <w:spacing w:after="0"/>
+        <w:rPr>
+          <w:rFonts w:ascii="Calibri" w:hAnsi="Calibri" w:cs="Calibri"/>
+          <w:sz w:val="22"/>
+          <w:szCs w:val="22"/>
+          <w:lang w:val="es-ES"/>
+        </w:rPr>
+      </w:pPr>
+      <w:r>
+        <w:rPr>
+          <w:rFonts w:ascii="Calibri" w:hAnsi="Calibri" w:cs="Calibri"/>
+          <w:b/>
+          <w:bCs/>
+          <w:sz w:val="22"/>
+          <w:szCs w:val="22"/>
+          <w:lang w:val="es-ES"/>
+        </w:rPr>
+        <w:t>Portugués</w:t>
+      </w:r>
+      <w:r>
+        <w:rPr>
+          <w:rFonts w:ascii="Calibri" w:hAnsi="Calibri" w:cs="Calibri"/>
+          <w:sz w:val="22"/>
+          <w:szCs w:val="22"/>
+          <w:lang w:val="es-ES"/>
+        </w:rPr>
+        <w:t>: Nativo</w:t>
+      </w:r>
+      <w:r>
+        <w:rPr>
+          <w:rFonts w:ascii="Calibri" w:hAnsi="Calibri" w:cs="Calibri"/>
+          <w:sz w:val="22"/>
+          <w:szCs w:val="22"/>
+          <w:lang w:val="es-ES"/>
+        </w:rPr>
+        <w:t xml:space="preserve">, </w:t>
+      </w:r>
+      <w:proofErr w:type="gramStart"/>
+      <w:r>
+        <w:rPr>
+          <w:rFonts w:ascii="Calibri" w:hAnsi="Calibri" w:cs="Calibri"/>
+          <w:b/>
+          <w:bCs/>
+          <w:sz w:val="22"/>
+          <w:szCs w:val="22"/>
+          <w:lang w:val="es-ES"/>
+        </w:rPr>
+        <w:t>Inglés</w:t>
+      </w:r>
+      <w:proofErr w:type="gramEnd"/>
+      <w:r>
+        <w:rPr>
+          <w:rFonts w:ascii="Calibri" w:hAnsi="Calibri" w:cs="Calibri"/>
+          <w:sz w:val="22"/>
+          <w:szCs w:val="22"/>
+          <w:lang w:val="es-ES"/>
+        </w:rPr>
+        <w:t>: Fluido</w:t>
+      </w:r>
+      <w:r>
+        <w:rPr>
+          <w:rFonts w:ascii="Calibri" w:hAnsi="Calibri" w:cs="Calibri"/>
+          <w:sz w:val="22"/>
+          <w:szCs w:val="22"/>
+          <w:lang w:val="es-ES"/>
+        </w:rPr>
+        <w:t xml:space="preserve">, </w:t>
+      </w:r>
+      <w:proofErr w:type="gramStart"/>
+      <w:r>
+        <w:rPr>
+          <w:rFonts w:ascii="Calibri" w:hAnsi="Calibri" w:cs="Calibri"/>
+          <w:b/>
+          <w:bCs/>
+          <w:sz w:val="22"/>
+          <w:szCs w:val="22"/>
+          <w:lang w:val="es-ES"/>
+        </w:rPr>
+        <w:t>Español</w:t>
+      </w:r>
+      <w:proofErr w:type="gramEnd"/>
+      <w:r>
+        <w:rPr>
+          <w:rFonts w:ascii="Calibri" w:hAnsi="Calibri" w:cs="Calibri"/>
+          <w:sz w:val="22"/>
+          <w:szCs w:val="22"/>
+          <w:lang w:val="es-ES"/>
+        </w:rPr>
+        <w:t>: Fluido</w:t>
+      </w:r>
+      <w:r>
+        <w:rPr>
+          <w:rFonts w:ascii="Calibri" w:hAnsi="Calibri" w:cs="Calibri"/>
+          <w:sz w:val="22"/>
+          <w:szCs w:val="22"/>
+          <w:lang w:val="es-ES"/>
+        </w:rPr>
+        <w:t xml:space="preserve">, </w:t>
+      </w:r>
+      <w:proofErr w:type="gramStart"/>
+      <w:r>
+        <w:rPr>
+          <w:rFonts w:ascii="Calibri" w:hAnsi="Calibri" w:cs="Calibri"/>
+          <w:b/>
+          <w:bCs/>
+          <w:sz w:val="22"/>
+          <w:szCs w:val="22"/>
+          <w:lang w:val="es-ES"/>
+        </w:rPr>
+        <w:t>Francés</w:t>
+      </w:r>
+      <w:proofErr w:type="gramEnd"/>
+      <w:r>
+        <w:rPr>
+          <w:rFonts w:ascii="Calibri" w:hAnsi="Calibri" w:cs="Calibri"/>
+          <w:sz w:val="22"/>
+          <w:szCs w:val="22"/>
+          <w:lang w:val="es-ES"/>
+        </w:rPr>
+        <w:t>: Básico</w:t>
       </w:r>
     </w:p>
     <w:p>
       <w:pPr>
-        <w:numPr>
-          <w:ilvl w:val="0"/>
-          <w:numId w:val="11"/>
-        </w:numPr>
-        <w:rPr>
-          <w:lang w:val="es-ES"/>
-        </w:rPr>
-      </w:pPr>
-      <w:r>
-        <w:rPr>
-          <w:lang w:val="es-ES"/>
-        </w:rPr>
-        <w:t>Español: Fluido – Nivel avanzado tras residir seis meses en España</w:t>
-      </w:r>
-    </w:p>
-    <w:p>
-      <w:pPr>
-        <w:numPr>
-          <w:ilvl w:val="0"/>
-          <w:numId w:val="11"/>
-        </w:numPr>
-        <w:rPr>
-          <w:lang w:val="en-US"/>
-        </w:rPr>
-      </w:pPr>
-      <w:r>
-        <w:rPr>
-          <w:lang w:val="en-US"/>
-        </w:rPr>
-        <w:t xml:space="preserve">Francés: </w:t>
-      </w:r>
-      <w:proofErr w:type="spellStart"/>
-      <w:r>
-        <w:rPr>
-          <w:lang w:val="en-US"/>
-        </w:rPr>
-        <w:t>Básico</w:t>
-      </w:r>
-      <w:proofErr w:type="spellEnd"/>
+        <w:spacing w:after="0"/>
+        <w:rPr>
+          <w:rFonts w:ascii="Calibri" w:hAnsi="Calibri" w:cs="Calibri"/>
+          <w:sz w:val="22"/>
+          <w:szCs w:val="22"/>
+          <w:lang w:val="es-ES"/>
+        </w:rPr>
+      </w:pPr>
     </w:p>
     <w:sectPr>
       <w:pgSz w:w="11906" w:h="16838"/>
@@ -1954,6 +3221,118 @@
 <file path=word/numbering.xml><?xml version="1.0" encoding="utf-8"?>
 <w:numbering xmlns:wpc="http://schemas.microsoft.com/office/word/2010/wordprocessingCanvas" xmlns:cx="http://schemas.microsoft.com/office/drawing/2014/chartex" xmlns:cx1="http://schemas.microsoft.com/office/drawing/2015/9/8/chartex" xmlns:cx2="http://schemas.microsoft.com/office/drawing/2015/10/21/chartex" xmlns:cx3="http://schemas.microsoft.com/office/drawing/2016/5/9/chartex" xmlns:cx4="http://schemas.microsoft.com/office/drawing/2016/5/10/chartex" xmlns:cx5="http://schemas.microsoft.com/office/drawing/2016/5/11/chartex" xmlns:cx6="http://schemas.microsoft.com/office/drawing/2016/5/12/chartex" xmlns:cx7="http://schemas.microsoft.com/office/drawing/2016/5/13/chartex" xmlns:cx8="http://schemas.microsoft.com/office/drawing/2016/5/14/chartex" xmlns:mc="http://schemas.openxmlformats.org/markup-compatibility/2006" xmlns:aink="http://schemas.microsoft.com/office/drawing/2016/ink" xmlns:am3d="http://schemas.microsoft.com/office/drawing/2017/model3d" xmlns:o="urn:schemas-microsoft-com:office:office" xmlns:oel="http://schemas.microsoft.com/office/2019/extlst" xmlns:r="http://schemas.openxmlformats.org/officeDocument/2006/relationships" xmlns:m="http://schemas.openxmlformats.org/officeDocument/2006/math" xmlns:v="urn:schemas-microsoft-com:vml" xmlns:wp14="http://schemas.microsoft.com/office/word/2010/wordprocessingDrawing" xmlns:wp="http://schemas.openxmlformats.org/drawingml/2006/wordprocessingDrawing" xmlns:w10="urn:schemas-microsoft-com:office:word" xmlns:w="http://schemas.openxmlformats.org/wordprocessingml/2006/main" xmlns:w14="http://schemas.microsoft.com/office/word/2010/wordml" xmlns:w15="http://schemas.microsoft.com/office/word/2012/wordml" xmlns:w16cex="http://schemas.microsoft.com/office/word/2018/wordml/cex" xmlns:w16cid="http://schemas.microsoft.com/office/word/2016/wordml/cid" xmlns:w16="http://schemas.microsoft.com/office/word/2018/wordml" xmlns:w16du="http://schemas.microsoft.com/office/word/2023/wordml/word16du" xmlns:w16sdtdh="http://schemas.microsoft.com/office/word/2020/wordml/sdtdatahash" xmlns:w16sdtfl="http://schemas.microsoft.com/office/word/2024/wordml/sdtformatlock" xmlns:w16se="http://schemas.microsoft.com/office/word/2015/wordml/symex" xmlns:wpg="http://schemas.microsoft.com/office/word/2010/wordprocessingGroup" xmlns:wpi="http://schemas.microsoft.com/office/word/2010/wordprocessingInk" xmlns:wne="http://schemas.microsoft.com/office/word/2006/wordml" xmlns:wps="http://schemas.microsoft.com/office/word/2010/wordprocessingShape" mc:Ignorable="w14 w15 w16se w16cid w16 w16cex w16sdtdh w16sdtfl w16du wp14">
   <w:abstractNum w:abstractNumId="0" w15:restartNumberingAfterBreak="0">
+    <w:nsid w:val="01B067A8"/>
+    <w:multiLevelType w:val="hybridMultilevel"/>
+    <w:tmpl w:val="B5A65936"/>
+    <w:lvl w:ilvl="0" w:tplc="77348FEC">
+      <w:numFmt w:val="bullet"/>
+      <w:lvlText w:val="-"/>
+      <w:lvlJc w:val="left"/>
+      <w:pPr>
+        <w:ind w:left="720" w:hanging="360"/>
+      </w:pPr>
+      <w:rPr>
+        <w:rFonts w:ascii="Calibri" w:eastAsiaTheme="minorHAnsi" w:hAnsi="Calibri" w:cs="Calibri" w:hint="default"/>
+      </w:rPr>
+    </w:lvl>
+    <w:lvl w:ilvl="1" w:tplc="04090003" w:tentative="1">
+      <w:start w:val="1"/>
+      <w:numFmt w:val="bullet"/>
+      <w:lvlText w:val="o"/>
+      <w:lvlJc w:val="left"/>
+      <w:pPr>
+        <w:ind w:left="1440" w:hanging="360"/>
+      </w:pPr>
+      <w:rPr>
+        <w:rFonts w:ascii="Courier New" w:hAnsi="Courier New" w:cs="Courier New" w:hint="default"/>
+      </w:rPr>
+    </w:lvl>
+    <w:lvl w:ilvl="2" w:tplc="04090005" w:tentative="1">
+      <w:start w:val="1"/>
+      <w:numFmt w:val="bullet"/>
+      <w:lvlText w:val=""/>
+      <w:lvlJc w:val="left"/>
+      <w:pPr>
+        <w:ind w:left="2160" w:hanging="360"/>
+      </w:pPr>
+      <w:rPr>
+        <w:rFonts w:ascii="Wingdings" w:hAnsi="Wingdings" w:hint="default"/>
+      </w:rPr>
+    </w:lvl>
+    <w:lvl w:ilvl="3" w:tplc="04090001" w:tentative="1">
+      <w:start w:val="1"/>
+      <w:numFmt w:val="bullet"/>
+      <w:lvlText w:val=""/>
+      <w:lvlJc w:val="left"/>
+      <w:pPr>
+        <w:ind w:left="2880" w:hanging="360"/>
+      </w:pPr>
+      <w:rPr>
+        <w:rFonts w:ascii="Symbol" w:hAnsi="Symbol" w:hint="default"/>
+      </w:rPr>
+    </w:lvl>
+    <w:lvl w:ilvl="4" w:tplc="04090003" w:tentative="1">
+      <w:start w:val="1"/>
+      <w:numFmt w:val="bullet"/>
+      <w:lvlText w:val="o"/>
+      <w:lvlJc w:val="left"/>
+      <w:pPr>
+        <w:ind w:left="3600" w:hanging="360"/>
+      </w:pPr>
+      <w:rPr>
+        <w:rFonts w:ascii="Courier New" w:hAnsi="Courier New" w:cs="Courier New" w:hint="default"/>
+      </w:rPr>
+    </w:lvl>
+    <w:lvl w:ilvl="5" w:tplc="04090005" w:tentative="1">
+      <w:start w:val="1"/>
+      <w:numFmt w:val="bullet"/>
+      <w:lvlText w:val=""/>
+      <w:lvlJc w:val="left"/>
+      <w:pPr>
+        <w:ind w:left="4320" w:hanging="360"/>
+      </w:pPr>
+      <w:rPr>
+        <w:rFonts w:ascii="Wingdings" w:hAnsi="Wingdings" w:hint="default"/>
+      </w:rPr>
+    </w:lvl>
+    <w:lvl w:ilvl="6" w:tplc="04090001" w:tentative="1">
+      <w:start w:val="1"/>
+      <w:numFmt w:val="bullet"/>
+      <w:lvlText w:val=""/>
+      <w:lvlJc w:val="left"/>
+      <w:pPr>
+        <w:ind w:left="5040" w:hanging="360"/>
+      </w:pPr>
+      <w:rPr>
+        <w:rFonts w:ascii="Symbol" w:hAnsi="Symbol" w:hint="default"/>
+      </w:rPr>
+    </w:lvl>
+    <w:lvl w:ilvl="7" w:tplc="04090003" w:tentative="1">
+      <w:start w:val="1"/>
+      <w:numFmt w:val="bullet"/>
+      <w:lvlText w:val="o"/>
+      <w:lvlJc w:val="left"/>
+      <w:pPr>
+        <w:ind w:left="5760" w:hanging="360"/>
+      </w:pPr>
+      <w:rPr>
+        <w:rFonts w:ascii="Courier New" w:hAnsi="Courier New" w:cs="Courier New" w:hint="default"/>
+      </w:rPr>
+    </w:lvl>
+    <w:lvl w:ilvl="8" w:tplc="04090005" w:tentative="1">
+      <w:start w:val="1"/>
+      <w:numFmt w:val="bullet"/>
+      <w:lvlText w:val=""/>
+      <w:lvlJc w:val="left"/>
+      <w:pPr>
+        <w:ind w:left="6480" w:hanging="360"/>
+      </w:pPr>
+      <w:rPr>
+        <w:rFonts w:ascii="Wingdings" w:hAnsi="Wingdings" w:hint="default"/>
+      </w:rPr>
+    </w:lvl>
+  </w:abstractNum>
+  <w:abstractNum w:abstractNumId="1" w15:restartNumberingAfterBreak="0">
     <w:nsid w:val="16002564"/>
     <w:multiLevelType w:val="multilevel"/>
     <w:tmpl w:val="3842A63E"/>
@@ -2102,7 +3481,7 @@
       </w:rPr>
     </w:lvl>
   </w:abstractNum>
-  <w:abstractNum w:abstractNumId="1" w15:restartNumberingAfterBreak="0">
+  <w:abstractNum w:abstractNumId="2" w15:restartNumberingAfterBreak="0">
     <w:nsid w:val="1B194114"/>
     <w:multiLevelType w:val="multilevel"/>
     <w:tmpl w:val="C7CA26D4"/>
@@ -2251,7 +3630,156 @@
       </w:rPr>
     </w:lvl>
   </w:abstractNum>
-  <w:abstractNum w:abstractNumId="2" w15:restartNumberingAfterBreak="0">
+  <w:abstractNum w:abstractNumId="3" w15:restartNumberingAfterBreak="0">
+    <w:nsid w:val="1C896B2A"/>
+    <w:multiLevelType w:val="multilevel"/>
+    <w:tmpl w:val="09BCB54C"/>
+    <w:lvl w:ilvl="0">
+      <w:start w:val="1"/>
+      <w:numFmt w:val="bullet"/>
+      <w:lvlText w:val=""/>
+      <w:lvlJc w:val="left"/>
+      <w:pPr>
+        <w:tabs>
+          <w:tab w:val="num" w:pos="720"/>
+        </w:tabs>
+        <w:ind w:left="720" w:hanging="360"/>
+      </w:pPr>
+      <w:rPr>
+        <w:rFonts w:ascii="Symbol" w:hAnsi="Symbol" w:hint="default"/>
+        <w:sz w:val="20"/>
+      </w:rPr>
+    </w:lvl>
+    <w:lvl w:ilvl="1" w:tentative="1">
+      <w:start w:val="1"/>
+      <w:numFmt w:val="bullet"/>
+      <w:lvlText w:val="o"/>
+      <w:lvlJc w:val="left"/>
+      <w:pPr>
+        <w:tabs>
+          <w:tab w:val="num" w:pos="1440"/>
+        </w:tabs>
+        <w:ind w:left="1440" w:hanging="360"/>
+      </w:pPr>
+      <w:rPr>
+        <w:rFonts w:ascii="Courier New" w:hAnsi="Courier New" w:hint="default"/>
+        <w:sz w:val="20"/>
+      </w:rPr>
+    </w:lvl>
+    <w:lvl w:ilvl="2" w:tentative="1">
+      <w:start w:val="1"/>
+      <w:numFmt w:val="bullet"/>
+      <w:lvlText w:val=""/>
+      <w:lvlJc w:val="left"/>
+      <w:pPr>
+        <w:tabs>
+          <w:tab w:val="num" w:pos="2160"/>
+        </w:tabs>
+        <w:ind w:left="2160" w:hanging="360"/>
+      </w:pPr>
+      <w:rPr>
+        <w:rFonts w:ascii="Wingdings" w:hAnsi="Wingdings" w:hint="default"/>
+        <w:sz w:val="20"/>
+      </w:rPr>
+    </w:lvl>
+    <w:lvl w:ilvl="3" w:tentative="1">
+      <w:start w:val="1"/>
+      <w:numFmt w:val="bullet"/>
+      <w:lvlText w:val=""/>
+      <w:lvlJc w:val="left"/>
+      <w:pPr>
+        <w:tabs>
+          <w:tab w:val="num" w:pos="2880"/>
+        </w:tabs>
+        <w:ind w:left="2880" w:hanging="360"/>
+      </w:pPr>
+      <w:rPr>
+        <w:rFonts w:ascii="Wingdings" w:hAnsi="Wingdings" w:hint="default"/>
+        <w:sz w:val="20"/>
+      </w:rPr>
+    </w:lvl>
+    <w:lvl w:ilvl="4" w:tentative="1">
+      <w:start w:val="1"/>
+      <w:numFmt w:val="bullet"/>
+      <w:lvlText w:val=""/>
+      <w:lvlJc w:val="left"/>
+      <w:pPr>
+        <w:tabs>
+          <w:tab w:val="num" w:pos="3600"/>
+        </w:tabs>
+        <w:ind w:left="3600" w:hanging="360"/>
+      </w:pPr>
+      <w:rPr>
+        <w:rFonts w:ascii="Wingdings" w:hAnsi="Wingdings" w:hint="default"/>
+        <w:sz w:val="20"/>
+      </w:rPr>
+    </w:lvl>
+    <w:lvl w:ilvl="5" w:tentative="1">
+      <w:start w:val="1"/>
+      <w:numFmt w:val="bullet"/>
+      <w:lvlText w:val=""/>
+      <w:lvlJc w:val="left"/>
+      <w:pPr>
+        <w:tabs>
+          <w:tab w:val="num" w:pos="4320"/>
+        </w:tabs>
+        <w:ind w:left="4320" w:hanging="360"/>
+      </w:pPr>
+      <w:rPr>
+        <w:rFonts w:ascii="Wingdings" w:hAnsi="Wingdings" w:hint="default"/>
+        <w:sz w:val="20"/>
+      </w:rPr>
+    </w:lvl>
+    <w:lvl w:ilvl="6" w:tentative="1">
+      <w:start w:val="1"/>
+      <w:numFmt w:val="bullet"/>
+      <w:lvlText w:val=""/>
+      <w:lvlJc w:val="left"/>
+      <w:pPr>
+        <w:tabs>
+          <w:tab w:val="num" w:pos="5040"/>
+        </w:tabs>
+        <w:ind w:left="5040" w:hanging="360"/>
+      </w:pPr>
+      <w:rPr>
+        <w:rFonts w:ascii="Wingdings" w:hAnsi="Wingdings" w:hint="default"/>
+        <w:sz w:val="20"/>
+      </w:rPr>
+    </w:lvl>
+    <w:lvl w:ilvl="7" w:tentative="1">
+      <w:start w:val="1"/>
+      <w:numFmt w:val="bullet"/>
+      <w:lvlText w:val=""/>
+      <w:lvlJc w:val="left"/>
+      <w:pPr>
+        <w:tabs>
+          <w:tab w:val="num" w:pos="5760"/>
+        </w:tabs>
+        <w:ind w:left="5760" w:hanging="360"/>
+      </w:pPr>
+      <w:rPr>
+        <w:rFonts w:ascii="Wingdings" w:hAnsi="Wingdings" w:hint="default"/>
+        <w:sz w:val="20"/>
+      </w:rPr>
+    </w:lvl>
+    <w:lvl w:ilvl="8" w:tentative="1">
+      <w:start w:val="1"/>
+      <w:numFmt w:val="bullet"/>
+      <w:lvlText w:val=""/>
+      <w:lvlJc w:val="left"/>
+      <w:pPr>
+        <w:tabs>
+          <w:tab w:val="num" w:pos="6480"/>
+        </w:tabs>
+        <w:ind w:left="6480" w:hanging="360"/>
+      </w:pPr>
+      <w:rPr>
+        <w:rFonts w:ascii="Wingdings" w:hAnsi="Wingdings" w:hint="default"/>
+        <w:sz w:val="20"/>
+      </w:rPr>
+    </w:lvl>
+  </w:abstractNum>
+  <w:abstractNum w:abstractNumId="4" w15:restartNumberingAfterBreak="0">
     <w:nsid w:val="22584A9C"/>
     <w:multiLevelType w:val="multilevel"/>
     <w:tmpl w:val="0DAAB65C"/>
@@ -2400,7 +3928,119 @@
       </w:rPr>
     </w:lvl>
   </w:abstractNum>
-  <w:abstractNum w:abstractNumId="3" w15:restartNumberingAfterBreak="0">
+  <w:abstractNum w:abstractNumId="5" w15:restartNumberingAfterBreak="0">
+    <w:nsid w:val="26612004"/>
+    <w:multiLevelType w:val="hybridMultilevel"/>
+    <w:tmpl w:val="60F29966"/>
+    <w:lvl w:ilvl="0" w:tplc="52FC023E">
+      <w:numFmt w:val="bullet"/>
+      <w:lvlText w:val="-"/>
+      <w:lvlJc w:val="left"/>
+      <w:pPr>
+        <w:ind w:left="720" w:hanging="360"/>
+      </w:pPr>
+      <w:rPr>
+        <w:rFonts w:ascii="Calibri" w:eastAsiaTheme="minorHAnsi" w:hAnsi="Calibri" w:cs="Calibri" w:hint="default"/>
+      </w:rPr>
+    </w:lvl>
+    <w:lvl w:ilvl="1" w:tplc="04090003" w:tentative="1">
+      <w:start w:val="1"/>
+      <w:numFmt w:val="bullet"/>
+      <w:lvlText w:val="o"/>
+      <w:lvlJc w:val="left"/>
+      <w:pPr>
+        <w:ind w:left="1440" w:hanging="360"/>
+      </w:pPr>
+      <w:rPr>
+        <w:rFonts w:ascii="Courier New" w:hAnsi="Courier New" w:cs="Courier New" w:hint="default"/>
+      </w:rPr>
+    </w:lvl>
+    <w:lvl w:ilvl="2" w:tplc="04090005" w:tentative="1">
+      <w:start w:val="1"/>
+      <w:numFmt w:val="bullet"/>
+      <w:lvlText w:val=""/>
+      <w:lvlJc w:val="left"/>
+      <w:pPr>
+        <w:ind w:left="2160" w:hanging="360"/>
+      </w:pPr>
+      <w:rPr>
+        <w:rFonts w:ascii="Wingdings" w:hAnsi="Wingdings" w:hint="default"/>
+      </w:rPr>
+    </w:lvl>
+    <w:lvl w:ilvl="3" w:tplc="04090001" w:tentative="1">
+      <w:start w:val="1"/>
+      <w:numFmt w:val="bullet"/>
+      <w:lvlText w:val=""/>
+      <w:lvlJc w:val="left"/>
+      <w:pPr>
+        <w:ind w:left="2880" w:hanging="360"/>
+      </w:pPr>
+      <w:rPr>
+        <w:rFonts w:ascii="Symbol" w:hAnsi="Symbol" w:hint="default"/>
+      </w:rPr>
+    </w:lvl>
+    <w:lvl w:ilvl="4" w:tplc="04090003" w:tentative="1">
+      <w:start w:val="1"/>
+      <w:numFmt w:val="bullet"/>
+      <w:lvlText w:val="o"/>
+      <w:lvlJc w:val="left"/>
+      <w:pPr>
+        <w:ind w:left="3600" w:hanging="360"/>
+      </w:pPr>
+      <w:rPr>
+        <w:rFonts w:ascii="Courier New" w:hAnsi="Courier New" w:cs="Courier New" w:hint="default"/>
+      </w:rPr>
+    </w:lvl>
+    <w:lvl w:ilvl="5" w:tplc="04090005" w:tentative="1">
+      <w:start w:val="1"/>
+      <w:numFmt w:val="bullet"/>
+      <w:lvlText w:val=""/>
+      <w:lvlJc w:val="left"/>
+      <w:pPr>
+        <w:ind w:left="4320" w:hanging="360"/>
+      </w:pPr>
+      <w:rPr>
+        <w:rFonts w:ascii="Wingdings" w:hAnsi="Wingdings" w:hint="default"/>
+      </w:rPr>
+    </w:lvl>
+    <w:lvl w:ilvl="6" w:tplc="04090001" w:tentative="1">
+      <w:start w:val="1"/>
+      <w:numFmt w:val="bullet"/>
+      <w:lvlText w:val=""/>
+      <w:lvlJc w:val="left"/>
+      <w:pPr>
+        <w:ind w:left="5040" w:hanging="360"/>
+      </w:pPr>
+      <w:rPr>
+        <w:rFonts w:ascii="Symbol" w:hAnsi="Symbol" w:hint="default"/>
+      </w:rPr>
+    </w:lvl>
+    <w:lvl w:ilvl="7" w:tplc="04090003" w:tentative="1">
+      <w:start w:val="1"/>
+      <w:numFmt w:val="bullet"/>
+      <w:lvlText w:val="o"/>
+      <w:lvlJc w:val="left"/>
+      <w:pPr>
+        <w:ind w:left="5760" w:hanging="360"/>
+      </w:pPr>
+      <w:rPr>
+        <w:rFonts w:ascii="Courier New" w:hAnsi="Courier New" w:cs="Courier New" w:hint="default"/>
+      </w:rPr>
+    </w:lvl>
+    <w:lvl w:ilvl="8" w:tplc="04090005" w:tentative="1">
+      <w:start w:val="1"/>
+      <w:numFmt w:val="bullet"/>
+      <w:lvlText w:val=""/>
+      <w:lvlJc w:val="left"/>
+      <w:pPr>
+        <w:ind w:left="6480" w:hanging="360"/>
+      </w:pPr>
+      <w:rPr>
+        <w:rFonts w:ascii="Wingdings" w:hAnsi="Wingdings" w:hint="default"/>
+      </w:rPr>
+    </w:lvl>
+  </w:abstractNum>
+  <w:abstractNum w:abstractNumId="6" w15:restartNumberingAfterBreak="0">
     <w:nsid w:val="2BDF4D2C"/>
     <w:multiLevelType w:val="multilevel"/>
     <w:tmpl w:val="AADE918C"/>
@@ -2549,7 +4189,7 @@
       </w:rPr>
     </w:lvl>
   </w:abstractNum>
-  <w:abstractNum w:abstractNumId="4" w15:restartNumberingAfterBreak="0">
+  <w:abstractNum w:abstractNumId="7" w15:restartNumberingAfterBreak="0">
     <w:nsid w:val="37C6561F"/>
     <w:multiLevelType w:val="multilevel"/>
     <w:tmpl w:val="64661044"/>
@@ -2698,7 +4338,156 @@
       </w:rPr>
     </w:lvl>
   </w:abstractNum>
-  <w:abstractNum w:abstractNumId="5" w15:restartNumberingAfterBreak="0">
+  <w:abstractNum w:abstractNumId="8" w15:restartNumberingAfterBreak="0">
+    <w:nsid w:val="37FE48D6"/>
+    <w:multiLevelType w:val="multilevel"/>
+    <w:tmpl w:val="E364278A"/>
+    <w:lvl w:ilvl="0">
+      <w:start w:val="1"/>
+      <w:numFmt w:val="bullet"/>
+      <w:lvlText w:val=""/>
+      <w:lvlJc w:val="left"/>
+      <w:pPr>
+        <w:tabs>
+          <w:tab w:val="num" w:pos="720"/>
+        </w:tabs>
+        <w:ind w:left="720" w:hanging="360"/>
+      </w:pPr>
+      <w:rPr>
+        <w:rFonts w:ascii="Symbol" w:hAnsi="Symbol" w:hint="default"/>
+        <w:sz w:val="20"/>
+      </w:rPr>
+    </w:lvl>
+    <w:lvl w:ilvl="1" w:tentative="1">
+      <w:start w:val="1"/>
+      <w:numFmt w:val="bullet"/>
+      <w:lvlText w:val="o"/>
+      <w:lvlJc w:val="left"/>
+      <w:pPr>
+        <w:tabs>
+          <w:tab w:val="num" w:pos="1440"/>
+        </w:tabs>
+        <w:ind w:left="1440" w:hanging="360"/>
+      </w:pPr>
+      <w:rPr>
+        <w:rFonts w:ascii="Courier New" w:hAnsi="Courier New" w:hint="default"/>
+        <w:sz w:val="20"/>
+      </w:rPr>
+    </w:lvl>
+    <w:lvl w:ilvl="2" w:tentative="1">
+      <w:start w:val="1"/>
+      <w:numFmt w:val="bullet"/>
+      <w:lvlText w:val=""/>
+      <w:lvlJc w:val="left"/>
+      <w:pPr>
+        <w:tabs>
+          <w:tab w:val="num" w:pos="2160"/>
+        </w:tabs>
+        <w:ind w:left="2160" w:hanging="360"/>
+      </w:pPr>
+      <w:rPr>
+        <w:rFonts w:ascii="Wingdings" w:hAnsi="Wingdings" w:hint="default"/>
+        <w:sz w:val="20"/>
+      </w:rPr>
+    </w:lvl>
+    <w:lvl w:ilvl="3" w:tentative="1">
+      <w:start w:val="1"/>
+      <w:numFmt w:val="bullet"/>
+      <w:lvlText w:val=""/>
+      <w:lvlJc w:val="left"/>
+      <w:pPr>
+        <w:tabs>
+          <w:tab w:val="num" w:pos="2880"/>
+        </w:tabs>
+        <w:ind w:left="2880" w:hanging="360"/>
+      </w:pPr>
+      <w:rPr>
+        <w:rFonts w:ascii="Wingdings" w:hAnsi="Wingdings" w:hint="default"/>
+        <w:sz w:val="20"/>
+      </w:rPr>
+    </w:lvl>
+    <w:lvl w:ilvl="4" w:tentative="1">
+      <w:start w:val="1"/>
+      <w:numFmt w:val="bullet"/>
+      <w:lvlText w:val=""/>
+      <w:lvlJc w:val="left"/>
+      <w:pPr>
+        <w:tabs>
+          <w:tab w:val="num" w:pos="3600"/>
+        </w:tabs>
+        <w:ind w:left="3600" w:hanging="360"/>
+      </w:pPr>
+      <w:rPr>
+        <w:rFonts w:ascii="Wingdings" w:hAnsi="Wingdings" w:hint="default"/>
+        <w:sz w:val="20"/>
+      </w:rPr>
+    </w:lvl>
+    <w:lvl w:ilvl="5" w:tentative="1">
+      <w:start w:val="1"/>
+      <w:numFmt w:val="bullet"/>
+      <w:lvlText w:val=""/>
+      <w:lvlJc w:val="left"/>
+      <w:pPr>
+        <w:tabs>
+          <w:tab w:val="num" w:pos="4320"/>
+        </w:tabs>
+        <w:ind w:left="4320" w:hanging="360"/>
+      </w:pPr>
+      <w:rPr>
+        <w:rFonts w:ascii="Wingdings" w:hAnsi="Wingdings" w:hint="default"/>
+        <w:sz w:val="20"/>
+      </w:rPr>
+    </w:lvl>
+    <w:lvl w:ilvl="6" w:tentative="1">
+      <w:start w:val="1"/>
+      <w:numFmt w:val="bullet"/>
+      <w:lvlText w:val=""/>
+      <w:lvlJc w:val="left"/>
+      <w:pPr>
+        <w:tabs>
+          <w:tab w:val="num" w:pos="5040"/>
+        </w:tabs>
+        <w:ind w:left="5040" w:hanging="360"/>
+      </w:pPr>
+      <w:rPr>
+        <w:rFonts w:ascii="Wingdings" w:hAnsi="Wingdings" w:hint="default"/>
+        <w:sz w:val="20"/>
+      </w:rPr>
+    </w:lvl>
+    <w:lvl w:ilvl="7" w:tentative="1">
+      <w:start w:val="1"/>
+      <w:numFmt w:val="bullet"/>
+      <w:lvlText w:val=""/>
+      <w:lvlJc w:val="left"/>
+      <w:pPr>
+        <w:tabs>
+          <w:tab w:val="num" w:pos="5760"/>
+        </w:tabs>
+        <w:ind w:left="5760" w:hanging="360"/>
+      </w:pPr>
+      <w:rPr>
+        <w:rFonts w:ascii="Wingdings" w:hAnsi="Wingdings" w:hint="default"/>
+        <w:sz w:val="20"/>
+      </w:rPr>
+    </w:lvl>
+    <w:lvl w:ilvl="8" w:tentative="1">
+      <w:start w:val="1"/>
+      <w:numFmt w:val="bullet"/>
+      <w:lvlText w:val=""/>
+      <w:lvlJc w:val="left"/>
+      <w:pPr>
+        <w:tabs>
+          <w:tab w:val="num" w:pos="6480"/>
+        </w:tabs>
+        <w:ind w:left="6480" w:hanging="360"/>
+      </w:pPr>
+      <w:rPr>
+        <w:rFonts w:ascii="Wingdings" w:hAnsi="Wingdings" w:hint="default"/>
+        <w:sz w:val="20"/>
+      </w:rPr>
+    </w:lvl>
+  </w:abstractNum>
+  <w:abstractNum w:abstractNumId="9" w15:restartNumberingAfterBreak="0">
     <w:nsid w:val="47F074B0"/>
     <w:multiLevelType w:val="multilevel"/>
     <w:tmpl w:val="91A4ACD4"/>
@@ -2847,7 +4636,7 @@
       </w:rPr>
     </w:lvl>
   </w:abstractNum>
-  <w:abstractNum w:abstractNumId="6" w15:restartNumberingAfterBreak="0">
+  <w:abstractNum w:abstractNumId="10" w15:restartNumberingAfterBreak="0">
     <w:nsid w:val="498C3E36"/>
     <w:multiLevelType w:val="multilevel"/>
     <w:tmpl w:val="D86AD1C4"/>
@@ -2996,7 +4785,7 @@
       </w:rPr>
     </w:lvl>
   </w:abstractNum>
-  <w:abstractNum w:abstractNumId="7" w15:restartNumberingAfterBreak="0">
+  <w:abstractNum w:abstractNumId="11" w15:restartNumberingAfterBreak="0">
     <w:nsid w:val="4CA067B5"/>
     <w:multiLevelType w:val="multilevel"/>
     <w:tmpl w:val="B018FEB2"/>
@@ -3145,7 +4934,7 @@
       </w:rPr>
     </w:lvl>
   </w:abstractNum>
-  <w:abstractNum w:abstractNumId="8" w15:restartNumberingAfterBreak="0">
+  <w:abstractNum w:abstractNumId="12" w15:restartNumberingAfterBreak="0">
     <w:nsid w:val="5DB35758"/>
     <w:multiLevelType w:val="multilevel"/>
     <w:tmpl w:val="298A05B4"/>
@@ -3294,7 +5083,156 @@
       </w:rPr>
     </w:lvl>
   </w:abstractNum>
-  <w:abstractNum w:abstractNumId="9" w15:restartNumberingAfterBreak="0">
+  <w:abstractNum w:abstractNumId="13" w15:restartNumberingAfterBreak="0">
+    <w:nsid w:val="68FD6FDA"/>
+    <w:multiLevelType w:val="multilevel"/>
+    <w:tmpl w:val="8D8251E8"/>
+    <w:lvl w:ilvl="0">
+      <w:start w:val="1"/>
+      <w:numFmt w:val="bullet"/>
+      <w:lvlText w:val=""/>
+      <w:lvlJc w:val="left"/>
+      <w:pPr>
+        <w:tabs>
+          <w:tab w:val="num" w:pos="720"/>
+        </w:tabs>
+        <w:ind w:left="720" w:hanging="360"/>
+      </w:pPr>
+      <w:rPr>
+        <w:rFonts w:ascii="Symbol" w:hAnsi="Symbol" w:hint="default"/>
+        <w:sz w:val="20"/>
+      </w:rPr>
+    </w:lvl>
+    <w:lvl w:ilvl="1" w:tentative="1">
+      <w:start w:val="1"/>
+      <w:numFmt w:val="bullet"/>
+      <w:lvlText w:val="o"/>
+      <w:lvlJc w:val="left"/>
+      <w:pPr>
+        <w:tabs>
+          <w:tab w:val="num" w:pos="1440"/>
+        </w:tabs>
+        <w:ind w:left="1440" w:hanging="360"/>
+      </w:pPr>
+      <w:rPr>
+        <w:rFonts w:ascii="Courier New" w:hAnsi="Courier New" w:hint="default"/>
+        <w:sz w:val="20"/>
+      </w:rPr>
+    </w:lvl>
+    <w:lvl w:ilvl="2" w:tentative="1">
+      <w:start w:val="1"/>
+      <w:numFmt w:val="bullet"/>
+      <w:lvlText w:val=""/>
+      <w:lvlJc w:val="left"/>
+      <w:pPr>
+        <w:tabs>
+          <w:tab w:val="num" w:pos="2160"/>
+        </w:tabs>
+        <w:ind w:left="2160" w:hanging="360"/>
+      </w:pPr>
+      <w:rPr>
+        <w:rFonts w:ascii="Wingdings" w:hAnsi="Wingdings" w:hint="default"/>
+        <w:sz w:val="20"/>
+      </w:rPr>
+    </w:lvl>
+    <w:lvl w:ilvl="3" w:tentative="1">
+      <w:start w:val="1"/>
+      <w:numFmt w:val="bullet"/>
+      <w:lvlText w:val=""/>
+      <w:lvlJc w:val="left"/>
+      <w:pPr>
+        <w:tabs>
+          <w:tab w:val="num" w:pos="2880"/>
+        </w:tabs>
+        <w:ind w:left="2880" w:hanging="360"/>
+      </w:pPr>
+      <w:rPr>
+        <w:rFonts w:ascii="Wingdings" w:hAnsi="Wingdings" w:hint="default"/>
+        <w:sz w:val="20"/>
+      </w:rPr>
+    </w:lvl>
+    <w:lvl w:ilvl="4" w:tentative="1">
+      <w:start w:val="1"/>
+      <w:numFmt w:val="bullet"/>
+      <w:lvlText w:val=""/>
+      <w:lvlJc w:val="left"/>
+      <w:pPr>
+        <w:tabs>
+          <w:tab w:val="num" w:pos="3600"/>
+        </w:tabs>
+        <w:ind w:left="3600" w:hanging="360"/>
+      </w:pPr>
+      <w:rPr>
+        <w:rFonts w:ascii="Wingdings" w:hAnsi="Wingdings" w:hint="default"/>
+        <w:sz w:val="20"/>
+      </w:rPr>
+    </w:lvl>
+    <w:lvl w:ilvl="5" w:tentative="1">
+      <w:start w:val="1"/>
+      <w:numFmt w:val="bullet"/>
+      <w:lvlText w:val=""/>
+      <w:lvlJc w:val="left"/>
+      <w:pPr>
+        <w:tabs>
+          <w:tab w:val="num" w:pos="4320"/>
+        </w:tabs>
+        <w:ind w:left="4320" w:hanging="360"/>
+      </w:pPr>
+      <w:rPr>
+        <w:rFonts w:ascii="Wingdings" w:hAnsi="Wingdings" w:hint="default"/>
+        <w:sz w:val="20"/>
+      </w:rPr>
+    </w:lvl>
+    <w:lvl w:ilvl="6" w:tentative="1">
+      <w:start w:val="1"/>
+      <w:numFmt w:val="bullet"/>
+      <w:lvlText w:val=""/>
+      <w:lvlJc w:val="left"/>
+      <w:pPr>
+        <w:tabs>
+          <w:tab w:val="num" w:pos="5040"/>
+        </w:tabs>
+        <w:ind w:left="5040" w:hanging="360"/>
+      </w:pPr>
+      <w:rPr>
+        <w:rFonts w:ascii="Wingdings" w:hAnsi="Wingdings" w:hint="default"/>
+        <w:sz w:val="20"/>
+      </w:rPr>
+    </w:lvl>
+    <w:lvl w:ilvl="7" w:tentative="1">
+      <w:start w:val="1"/>
+      <w:numFmt w:val="bullet"/>
+      <w:lvlText w:val=""/>
+      <w:lvlJc w:val="left"/>
+      <w:pPr>
+        <w:tabs>
+          <w:tab w:val="num" w:pos="5760"/>
+        </w:tabs>
+        <w:ind w:left="5760" w:hanging="360"/>
+      </w:pPr>
+      <w:rPr>
+        <w:rFonts w:ascii="Wingdings" w:hAnsi="Wingdings" w:hint="default"/>
+        <w:sz w:val="20"/>
+      </w:rPr>
+    </w:lvl>
+    <w:lvl w:ilvl="8" w:tentative="1">
+      <w:start w:val="1"/>
+      <w:numFmt w:val="bullet"/>
+      <w:lvlText w:val=""/>
+      <w:lvlJc w:val="left"/>
+      <w:pPr>
+        <w:tabs>
+          <w:tab w:val="num" w:pos="6480"/>
+        </w:tabs>
+        <w:ind w:left="6480" w:hanging="360"/>
+      </w:pPr>
+      <w:rPr>
+        <w:rFonts w:ascii="Wingdings" w:hAnsi="Wingdings" w:hint="default"/>
+        <w:sz w:val="20"/>
+      </w:rPr>
+    </w:lvl>
+  </w:abstractNum>
+  <w:abstractNum w:abstractNumId="14" w15:restartNumberingAfterBreak="0">
     <w:nsid w:val="69A36247"/>
     <w:multiLevelType w:val="multilevel"/>
     <w:tmpl w:val="35B239B2"/>
@@ -3443,7 +5381,156 @@
       </w:rPr>
     </w:lvl>
   </w:abstractNum>
-  <w:abstractNum w:abstractNumId="10" w15:restartNumberingAfterBreak="0">
+  <w:abstractNum w:abstractNumId="15" w15:restartNumberingAfterBreak="0">
+    <w:nsid w:val="6BC07F51"/>
+    <w:multiLevelType w:val="multilevel"/>
+    <w:tmpl w:val="47781F16"/>
+    <w:lvl w:ilvl="0">
+      <w:start w:val="1"/>
+      <w:numFmt w:val="bullet"/>
+      <w:lvlText w:val=""/>
+      <w:lvlJc w:val="left"/>
+      <w:pPr>
+        <w:tabs>
+          <w:tab w:val="num" w:pos="720"/>
+        </w:tabs>
+        <w:ind w:left="720" w:hanging="360"/>
+      </w:pPr>
+      <w:rPr>
+        <w:rFonts w:ascii="Symbol" w:hAnsi="Symbol" w:hint="default"/>
+        <w:sz w:val="20"/>
+      </w:rPr>
+    </w:lvl>
+    <w:lvl w:ilvl="1" w:tentative="1">
+      <w:start w:val="1"/>
+      <w:numFmt w:val="bullet"/>
+      <w:lvlText w:val="o"/>
+      <w:lvlJc w:val="left"/>
+      <w:pPr>
+        <w:tabs>
+          <w:tab w:val="num" w:pos="1440"/>
+        </w:tabs>
+        <w:ind w:left="1440" w:hanging="360"/>
+      </w:pPr>
+      <w:rPr>
+        <w:rFonts w:ascii="Courier New" w:hAnsi="Courier New" w:hint="default"/>
+        <w:sz w:val="20"/>
+      </w:rPr>
+    </w:lvl>
+    <w:lvl w:ilvl="2" w:tentative="1">
+      <w:start w:val="1"/>
+      <w:numFmt w:val="bullet"/>
+      <w:lvlText w:val=""/>
+      <w:lvlJc w:val="left"/>
+      <w:pPr>
+        <w:tabs>
+          <w:tab w:val="num" w:pos="2160"/>
+        </w:tabs>
+        <w:ind w:left="2160" w:hanging="360"/>
+      </w:pPr>
+      <w:rPr>
+        <w:rFonts w:ascii="Wingdings" w:hAnsi="Wingdings" w:hint="default"/>
+        <w:sz w:val="20"/>
+      </w:rPr>
+    </w:lvl>
+    <w:lvl w:ilvl="3" w:tentative="1">
+      <w:start w:val="1"/>
+      <w:numFmt w:val="bullet"/>
+      <w:lvlText w:val=""/>
+      <w:lvlJc w:val="left"/>
+      <w:pPr>
+        <w:tabs>
+          <w:tab w:val="num" w:pos="2880"/>
+        </w:tabs>
+        <w:ind w:left="2880" w:hanging="360"/>
+      </w:pPr>
+      <w:rPr>
+        <w:rFonts w:ascii="Wingdings" w:hAnsi="Wingdings" w:hint="default"/>
+        <w:sz w:val="20"/>
+      </w:rPr>
+    </w:lvl>
+    <w:lvl w:ilvl="4" w:tentative="1">
+      <w:start w:val="1"/>
+      <w:numFmt w:val="bullet"/>
+      <w:lvlText w:val=""/>
+      <w:lvlJc w:val="left"/>
+      <w:pPr>
+        <w:tabs>
+          <w:tab w:val="num" w:pos="3600"/>
+        </w:tabs>
+        <w:ind w:left="3600" w:hanging="360"/>
+      </w:pPr>
+      <w:rPr>
+        <w:rFonts w:ascii="Wingdings" w:hAnsi="Wingdings" w:hint="default"/>
+        <w:sz w:val="20"/>
+      </w:rPr>
+    </w:lvl>
+    <w:lvl w:ilvl="5" w:tentative="1">
+      <w:start w:val="1"/>
+      <w:numFmt w:val="bullet"/>
+      <w:lvlText w:val=""/>
+      <w:lvlJc w:val="left"/>
+      <w:pPr>
+        <w:tabs>
+          <w:tab w:val="num" w:pos="4320"/>
+        </w:tabs>
+        <w:ind w:left="4320" w:hanging="360"/>
+      </w:pPr>
+      <w:rPr>
+        <w:rFonts w:ascii="Wingdings" w:hAnsi="Wingdings" w:hint="default"/>
+        <w:sz w:val="20"/>
+      </w:rPr>
+    </w:lvl>
+    <w:lvl w:ilvl="6" w:tentative="1">
+      <w:start w:val="1"/>
+      <w:numFmt w:val="bullet"/>
+      <w:lvlText w:val=""/>
+      <w:lvlJc w:val="left"/>
+      <w:pPr>
+        <w:tabs>
+          <w:tab w:val="num" w:pos="5040"/>
+        </w:tabs>
+        <w:ind w:left="5040" w:hanging="360"/>
+      </w:pPr>
+      <w:rPr>
+        <w:rFonts w:ascii="Wingdings" w:hAnsi="Wingdings" w:hint="default"/>
+        <w:sz w:val="20"/>
+      </w:rPr>
+    </w:lvl>
+    <w:lvl w:ilvl="7" w:tentative="1">
+      <w:start w:val="1"/>
+      <w:numFmt w:val="bullet"/>
+      <w:lvlText w:val=""/>
+      <w:lvlJc w:val="left"/>
+      <w:pPr>
+        <w:tabs>
+          <w:tab w:val="num" w:pos="5760"/>
+        </w:tabs>
+        <w:ind w:left="5760" w:hanging="360"/>
+      </w:pPr>
+      <w:rPr>
+        <w:rFonts w:ascii="Wingdings" w:hAnsi="Wingdings" w:hint="default"/>
+        <w:sz w:val="20"/>
+      </w:rPr>
+    </w:lvl>
+    <w:lvl w:ilvl="8" w:tentative="1">
+      <w:start w:val="1"/>
+      <w:numFmt w:val="bullet"/>
+      <w:lvlText w:val=""/>
+      <w:lvlJc w:val="left"/>
+      <w:pPr>
+        <w:tabs>
+          <w:tab w:val="num" w:pos="6480"/>
+        </w:tabs>
+        <w:ind w:left="6480" w:hanging="360"/>
+      </w:pPr>
+      <w:rPr>
+        <w:rFonts w:ascii="Wingdings" w:hAnsi="Wingdings" w:hint="default"/>
+        <w:sz w:val="20"/>
+      </w:rPr>
+    </w:lvl>
+  </w:abstractNum>
+  <w:abstractNum w:abstractNumId="16" w15:restartNumberingAfterBreak="0">
     <w:nsid w:val="6CBC4381"/>
     <w:multiLevelType w:val="multilevel"/>
     <w:tmpl w:val="E170241E"/>
@@ -3592,38 +5679,171 @@
       </w:rPr>
     </w:lvl>
   </w:abstractNum>
+  <w:abstractNum w:abstractNumId="17" w15:restartNumberingAfterBreak="0">
+    <w:nsid w:val="75F16F1F"/>
+    <w:multiLevelType w:val="hybridMultilevel"/>
+    <w:tmpl w:val="C0BEC8AC"/>
+    <w:lvl w:ilvl="0" w:tplc="643A653A">
+      <w:numFmt w:val="bullet"/>
+      <w:lvlText w:val="-"/>
+      <w:lvlJc w:val="left"/>
+      <w:pPr>
+        <w:ind w:left="1080" w:hanging="360"/>
+      </w:pPr>
+      <w:rPr>
+        <w:rFonts w:ascii="Calibri" w:eastAsiaTheme="minorHAnsi" w:hAnsi="Calibri" w:cs="Calibri" w:hint="default"/>
+      </w:rPr>
+    </w:lvl>
+    <w:lvl w:ilvl="1" w:tplc="04090003" w:tentative="1">
+      <w:start w:val="1"/>
+      <w:numFmt w:val="bullet"/>
+      <w:lvlText w:val="o"/>
+      <w:lvlJc w:val="left"/>
+      <w:pPr>
+        <w:ind w:left="1800" w:hanging="360"/>
+      </w:pPr>
+      <w:rPr>
+        <w:rFonts w:ascii="Courier New" w:hAnsi="Courier New" w:cs="Courier New" w:hint="default"/>
+      </w:rPr>
+    </w:lvl>
+    <w:lvl w:ilvl="2" w:tplc="04090005" w:tentative="1">
+      <w:start w:val="1"/>
+      <w:numFmt w:val="bullet"/>
+      <w:lvlText w:val=""/>
+      <w:lvlJc w:val="left"/>
+      <w:pPr>
+        <w:ind w:left="2520" w:hanging="360"/>
+      </w:pPr>
+      <w:rPr>
+        <w:rFonts w:ascii="Wingdings" w:hAnsi="Wingdings" w:hint="default"/>
+      </w:rPr>
+    </w:lvl>
+    <w:lvl w:ilvl="3" w:tplc="04090001" w:tentative="1">
+      <w:start w:val="1"/>
+      <w:numFmt w:val="bullet"/>
+      <w:lvlText w:val=""/>
+      <w:lvlJc w:val="left"/>
+      <w:pPr>
+        <w:ind w:left="3240" w:hanging="360"/>
+      </w:pPr>
+      <w:rPr>
+        <w:rFonts w:ascii="Symbol" w:hAnsi="Symbol" w:hint="default"/>
+      </w:rPr>
+    </w:lvl>
+    <w:lvl w:ilvl="4" w:tplc="04090003" w:tentative="1">
+      <w:start w:val="1"/>
+      <w:numFmt w:val="bullet"/>
+      <w:lvlText w:val="o"/>
+      <w:lvlJc w:val="left"/>
+      <w:pPr>
+        <w:ind w:left="3960" w:hanging="360"/>
+      </w:pPr>
+      <w:rPr>
+        <w:rFonts w:ascii="Courier New" w:hAnsi="Courier New" w:cs="Courier New" w:hint="default"/>
+      </w:rPr>
+    </w:lvl>
+    <w:lvl w:ilvl="5" w:tplc="04090005" w:tentative="1">
+      <w:start w:val="1"/>
+      <w:numFmt w:val="bullet"/>
+      <w:lvlText w:val=""/>
+      <w:lvlJc w:val="left"/>
+      <w:pPr>
+        <w:ind w:left="4680" w:hanging="360"/>
+      </w:pPr>
+      <w:rPr>
+        <w:rFonts w:ascii="Wingdings" w:hAnsi="Wingdings" w:hint="default"/>
+      </w:rPr>
+    </w:lvl>
+    <w:lvl w:ilvl="6" w:tplc="04090001" w:tentative="1">
+      <w:start w:val="1"/>
+      <w:numFmt w:val="bullet"/>
+      <w:lvlText w:val=""/>
+      <w:lvlJc w:val="left"/>
+      <w:pPr>
+        <w:ind w:left="5400" w:hanging="360"/>
+      </w:pPr>
+      <w:rPr>
+        <w:rFonts w:ascii="Symbol" w:hAnsi="Symbol" w:hint="default"/>
+      </w:rPr>
+    </w:lvl>
+    <w:lvl w:ilvl="7" w:tplc="04090003" w:tentative="1">
+      <w:start w:val="1"/>
+      <w:numFmt w:val="bullet"/>
+      <w:lvlText w:val="o"/>
+      <w:lvlJc w:val="left"/>
+      <w:pPr>
+        <w:ind w:left="6120" w:hanging="360"/>
+      </w:pPr>
+      <w:rPr>
+        <w:rFonts w:ascii="Courier New" w:hAnsi="Courier New" w:cs="Courier New" w:hint="default"/>
+      </w:rPr>
+    </w:lvl>
+    <w:lvl w:ilvl="8" w:tplc="04090005" w:tentative="1">
+      <w:start w:val="1"/>
+      <w:numFmt w:val="bullet"/>
+      <w:lvlText w:val=""/>
+      <w:lvlJc w:val="left"/>
+      <w:pPr>
+        <w:ind w:left="6840" w:hanging="360"/>
+      </w:pPr>
+      <w:rPr>
+        <w:rFonts w:ascii="Wingdings" w:hAnsi="Wingdings" w:hint="default"/>
+      </w:rPr>
+    </w:lvl>
+  </w:abstractNum>
   <w:num w:numId="1" w16cid:durableId="426929219">
-    <w:abstractNumId w:val="0"/>
+    <w:abstractNumId w:val="1"/>
   </w:num>
   <w:num w:numId="2" w16cid:durableId="1289972050">
+    <w:abstractNumId w:val="4"/>
+  </w:num>
+  <w:num w:numId="3" w16cid:durableId="599608105">
+    <w:abstractNumId w:val="7"/>
+  </w:num>
+  <w:num w:numId="4" w16cid:durableId="190846351">
     <w:abstractNumId w:val="2"/>
   </w:num>
-  <w:num w:numId="3" w16cid:durableId="599608105">
-    <w:abstractNumId w:val="4"/>
+  <w:num w:numId="5" w16cid:durableId="1791630465">
+    <w:abstractNumId w:val="16"/>
   </w:num>
-  <w:num w:numId="4" w16cid:durableId="190846351">
-    <w:abstractNumId w:val="1"/>
+  <w:num w:numId="6" w16cid:durableId="1617784961">
+    <w:abstractNumId w:val="9"/>
   </w:num>
-  <w:num w:numId="5" w16cid:durableId="1791630465">
+  <w:num w:numId="7" w16cid:durableId="110712865">
+    <w:abstractNumId w:val="12"/>
+  </w:num>
+  <w:num w:numId="8" w16cid:durableId="105077885">
+    <w:abstractNumId w:val="6"/>
+  </w:num>
+  <w:num w:numId="9" w16cid:durableId="1418941837">
+    <w:abstractNumId w:val="14"/>
+  </w:num>
+  <w:num w:numId="10" w16cid:durableId="1649630369">
     <w:abstractNumId w:val="10"/>
   </w:num>
-  <w:num w:numId="6" w16cid:durableId="1617784961">
+  <w:num w:numId="11" w16cid:durableId="1580141710">
+    <w:abstractNumId w:val="11"/>
+  </w:num>
+  <w:num w:numId="12" w16cid:durableId="1729648418">
+    <w:abstractNumId w:val="3"/>
+  </w:num>
+  <w:num w:numId="13" w16cid:durableId="1979530219">
+    <w:abstractNumId w:val="15"/>
+  </w:num>
+  <w:num w:numId="14" w16cid:durableId="1470660557">
+    <w:abstractNumId w:val="13"/>
+  </w:num>
+  <w:num w:numId="15" w16cid:durableId="296181216">
+    <w:abstractNumId w:val="8"/>
+  </w:num>
+  <w:num w:numId="16" w16cid:durableId="1585256930">
+    <w:abstractNumId w:val="17"/>
+  </w:num>
+  <w:num w:numId="17" w16cid:durableId="1173716290">
     <w:abstractNumId w:val="5"/>
   </w:num>
-  <w:num w:numId="7" w16cid:durableId="110712865">
-    <w:abstractNumId w:val="8"/>
-  </w:num>
-  <w:num w:numId="8" w16cid:durableId="105077885">
-    <w:abstractNumId w:val="3"/>
-  </w:num>
-  <w:num w:numId="9" w16cid:durableId="1418941837">
-    <w:abstractNumId w:val="9"/>
-  </w:num>
-  <w:num w:numId="10" w16cid:durableId="1649630369">
-    <w:abstractNumId w:val="6"/>
-  </w:num>
-  <w:num w:numId="11" w16cid:durableId="1580141710">
-    <w:abstractNumId w:val="7"/>
+  <w:num w:numId="18" w16cid:durableId="534774765">
+    <w:abstractNumId w:val="0"/>
   </w:num>
 </w:numbering>
 </file>
@@ -4544,6 +6764,29 @@
       <w:spacing w:val="5"/>
     </w:rPr>
   </w:style>
+  <w:style w:type="character" w:styleId="Hyperlink">
+    <w:name w:val="Hyperlink"/>
+    <w:basedOn w:val="DefaultParagraphFont"/>
+    <w:uiPriority w:val="99"/>
+    <w:unhideWhenUsed/>
+    <w:rsid w:val="008551CF"/>
+    <w:rPr>
+      <w:color w:val="467886" w:themeColor="hyperlink"/>
+      <w:u w:val="single"/>
+    </w:rPr>
+  </w:style>
+  <w:style w:type="character" w:styleId="UnresolvedMention">
+    <w:name w:val="Unresolved Mention"/>
+    <w:basedOn w:val="DefaultParagraphFont"/>
+    <w:uiPriority w:val="99"/>
+    <w:semiHidden/>
+    <w:unhideWhenUsed/>
+    <w:rsid w:val="008551CF"/>
+    <w:rPr>
+      <w:color w:val="605E5C"/>
+      <w:shd w:val="clear" w:color="auto" w:fill="E1DFDD"/>
+    </w:rPr>
+  </w:style>
 </w:styles>
 </file>
 
@@ -4860,4 +7103,16 @@
     </a:ext>
   </a:extLst>
 </a:theme>
+</file>
+
+<file path=customXml/item1.xml><?xml version="1.0" encoding="utf-8"?>
+<b:Sources xmlns:b="http://schemas.openxmlformats.org/officeDocument/2006/bibliography" xmlns="http://schemas.openxmlformats.org/officeDocument/2006/bibliography" SelectedStyle="\APASixthEditionOfficeOnline.xsl" StyleName="APA" Version="6"/>
+</file>
+
+<file path=customXml/itemProps1.xml><?xml version="1.0" encoding="utf-8"?>
+<ds:datastoreItem xmlns:ds="http://schemas.openxmlformats.org/officeDocument/2006/customXml" ds:itemID="{72395A83-89C4-4156-ADF5-039055DEC6E4}">
+  <ds:schemaRefs>
+    <ds:schemaRef ds:uri="http://schemas.openxmlformats.org/officeDocument/2006/bibliography"/>
+  </ds:schemaRefs>
+</ds:datastoreItem>
 </file>
--- a/public/curriculum/pedro-pizzi-es.docx
+++ b/public/curriculum/pedro-pizzi-es.docx
@@ -51,57 +51,17 @@
         </w:rPr>
         <w:t xml:space="preserve">Portafolio Profesional: </w:t>
       </w:r>
-      <w:r>
-        <w:rPr>
-          <w:rFonts w:ascii="Calibri" w:hAnsi="Calibri" w:cs="Calibri"/>
-          <w:sz w:val="22"/>
-          <w:szCs w:val="22"/>
-          <w:lang w:val="en-US"/>
-        </w:rPr>
-        <w:fldChar w:fldCharType="begin"/>
-      </w:r>
-      <w:r>
-        <w:rPr>
-          <w:rFonts w:ascii="Calibri" w:hAnsi="Calibri" w:cs="Calibri"/>
-          <w:sz w:val="22"/>
-          <w:szCs w:val="22"/>
-        </w:rPr>
-        <w:instrText>HYPERLINK "http://www.pedropizzi.com" \t "_new"</w:instrText>
-      </w:r>
-      <w:r>
-        <w:rPr>
-          <w:rFonts w:ascii="Calibri" w:hAnsi="Calibri" w:cs="Calibri"/>
-          <w:sz w:val="22"/>
-          <w:szCs w:val="22"/>
-          <w:lang w:val="en-US"/>
-        </w:rPr>
-      </w:r>
-      <w:r>
-        <w:rPr>
-          <w:rFonts w:ascii="Calibri" w:hAnsi="Calibri" w:cs="Calibri"/>
-          <w:sz w:val="22"/>
-          <w:szCs w:val="22"/>
-          <w:lang w:val="en-US"/>
-        </w:rPr>
-        <w:fldChar w:fldCharType="separate"/>
-      </w:r>
-      <w:r>
-        <w:rPr>
-          <w:rStyle w:val="Hyperlink"/>
-          <w:rFonts w:ascii="Calibri" w:hAnsi="Calibri" w:cs="Calibri"/>
-          <w:sz w:val="22"/>
-          <w:szCs w:val="22"/>
-        </w:rPr>
-        <w:t>www.pedropizzi.com</w:t>
-      </w:r>
-      <w:r>
-        <w:rPr>
-          <w:rFonts w:ascii="Calibri" w:hAnsi="Calibri" w:cs="Calibri"/>
-          <w:sz w:val="22"/>
-          <w:szCs w:val="22"/>
-        </w:rPr>
-        <w:fldChar w:fldCharType="end"/>
-      </w:r>
+      <w:hyperlink r:id="rId6" w:tgtFrame="_new" w:history="1">
+        <w:r>
+          <w:rPr>
+            <w:rStyle w:val="Hyperlink"/>
+            <w:rFonts w:ascii="Calibri" w:hAnsi="Calibri" w:cs="Calibri"/>
+            <w:sz w:val="22"/>
+            <w:szCs w:val="22"/>
+          </w:rPr>
+          <w:t>www.pedropizzi.com</w:t>
+        </w:r>
+      </w:hyperlink>
     </w:p>
     <w:p>
       <w:pPr>
@@ -152,63 +112,17 @@
         </w:rPr>
         <w:t>:</w:t>
       </w:r>
-      <w:r>
-        <w:rPr>
-          <w:rFonts w:ascii="Calibri" w:hAnsi="Calibri" w:cs="Calibri"/>
-          <w:sz w:val="22"/>
-          <w:szCs w:val="22"/>
-        </w:rPr>
-        <w:fldChar w:fldCharType="begin"/>
-      </w:r>
-      <w:r>
-        <w:rPr>
-          <w:rFonts w:ascii="Calibri" w:hAnsi="Calibri" w:cs="Calibri"/>
-          <w:sz w:val="22"/>
-          <w:szCs w:val="22"/>
-        </w:rPr>
-        <w:instrText>HYPERLINK "http://</w:instrText>
-      </w:r>
-      <w:r>
-        <w:rPr>
-          <w:rFonts w:ascii="Calibri" w:hAnsi="Calibri" w:cs="Calibri"/>
-          <w:sz w:val="22"/>
-          <w:szCs w:val="22"/>
-        </w:rPr>
-        <w:instrText>www.linkedin.com/in/pedrocarneiropizzi</w:instrText>
-      </w:r>
-      <w:r>
-        <w:rPr>
-          <w:rFonts w:ascii="Calibri" w:hAnsi="Calibri" w:cs="Calibri"/>
-          <w:sz w:val="22"/>
-          <w:szCs w:val="22"/>
-        </w:rPr>
-        <w:instrText>"</w:instrText>
-      </w:r>
-      <w:r>
-        <w:rPr>
-          <w:rFonts w:ascii="Calibri" w:hAnsi="Calibri" w:cs="Calibri"/>
-          <w:sz w:val="22"/>
-          <w:szCs w:val="22"/>
-        </w:rPr>
-        <w:fldChar w:fldCharType="separate"/>
-      </w:r>
-      <w:r>
-        <w:rPr>
-          <w:rStyle w:val="Hyperlink"/>
-          <w:rFonts w:ascii="Calibri" w:hAnsi="Calibri" w:cs="Calibri"/>
-          <w:sz w:val="22"/>
-          <w:szCs w:val="22"/>
-        </w:rPr>
-        <w:t>www.linkedin.com/in/pedrocarneiropizzi</w:t>
-      </w:r>
-      <w:r>
-        <w:rPr>
-          <w:rFonts w:ascii="Calibri" w:hAnsi="Calibri" w:cs="Calibri"/>
-          <w:sz w:val="22"/>
-          <w:szCs w:val="22"/>
-        </w:rPr>
-        <w:fldChar w:fldCharType="end"/>
-      </w:r>
+      <w:hyperlink r:id="rId7" w:history="1">
+        <w:r>
+          <w:rPr>
+            <w:rStyle w:val="Hyperlink"/>
+            <w:rFonts w:ascii="Calibri" w:hAnsi="Calibri" w:cs="Calibri"/>
+            <w:sz w:val="22"/>
+            <w:szCs w:val="22"/>
+          </w:rPr>
+          <w:t>www.linkedin.com/in/pedrocarneiropizzi</w:t>
+        </w:r>
+      </w:hyperlink>
     </w:p>
     <w:p>
       <w:pPr>
@@ -229,7 +143,7 @@
         </w:rPr>
         <w:t xml:space="preserve">Email: </w:t>
       </w:r>
-      <w:hyperlink r:id="rId6" w:history="1">
+      <w:hyperlink r:id="rId8" w:history="1">
         <w:r>
           <w:rPr>
             <w:rStyle w:val="Hyperlink"/>
@@ -259,7 +173,7 @@
         </w:rPr>
         <w:t xml:space="preserve">GitHub: </w:t>
       </w:r>
-      <w:hyperlink r:id="rId7" w:tgtFrame="_new" w:history="1">
+      <w:hyperlink r:id="rId9" w:tgtFrame="_new" w:history="1">
         <w:r>
           <w:rPr>
             <w:rStyle w:val="Hyperlink"/>
@@ -287,7 +201,7 @@
           <w:lang w:val="en-US"/>
         </w:rPr>
         <w:pict w14:anchorId="2234F81A">
-          <v:rect id="_x0000_i1135" style="width:0;height:1.5pt" o:hralign="center" o:hrstd="t" o:hr="t" fillcolor="#a0a0a0" stroked="f"/>
+          <v:rect id="_x0000_i1025" style="width:0;height:1.5pt" o:hralign="center" o:hrstd="t" o:hr="t" fillcolor="#a0a0a0" stroked="f"/>
         </w:pict>
       </w:r>
     </w:p>
@@ -312,346 +226,6 @@
           <w:lang w:val="es-ES"/>
         </w:rPr>
         <w:t>Resumen Profesional</w:t>
-      </w:r>
-    </w:p>
-    <w:p>
-      <w:pPr>
-        <w:spacing w:after="0"/>
-        <w:rPr>
-          <w:rFonts w:ascii="Calibri" w:hAnsi="Calibri" w:cs="Calibri"/>
-          <w:sz w:val="22"/>
-          <w:szCs w:val="22"/>
-          <w:lang w:val="es-ES"/>
-        </w:rPr>
-      </w:pPr>
-      <w:r>
-        <w:rPr>
-          <w:rFonts w:ascii="Calibri" w:hAnsi="Calibri" w:cs="Calibri"/>
-          <w:sz w:val="22"/>
-          <w:szCs w:val="22"/>
-          <w:lang w:val="es-ES"/>
-        </w:rPr>
-        <w:t>Ingeniero de Computación con 5 años de experiencia profesional, de los cuales 4 años dedicados al desarrollo de software en entornos corporativos de alta criticidad y equipos internacionales.</w:t>
-      </w:r>
-    </w:p>
-    <w:p>
-      <w:pPr>
-        <w:spacing w:after="0"/>
-        <w:rPr>
-          <w:rFonts w:ascii="Calibri" w:hAnsi="Calibri" w:cs="Calibri"/>
-          <w:sz w:val="22"/>
-          <w:szCs w:val="22"/>
-          <w:lang w:val="es-ES"/>
-        </w:rPr>
-      </w:pPr>
-      <w:r>
-        <w:rPr>
-          <w:rFonts w:ascii="Calibri" w:hAnsi="Calibri" w:cs="Calibri"/>
-          <w:sz w:val="22"/>
-          <w:szCs w:val="22"/>
-          <w:lang w:val="es-ES"/>
-        </w:rPr>
-        <w:t xml:space="preserve">En GE </w:t>
-      </w:r>
-      <w:proofErr w:type="spellStart"/>
-      <w:r>
-        <w:rPr>
-          <w:rFonts w:ascii="Calibri" w:hAnsi="Calibri" w:cs="Calibri"/>
-          <w:sz w:val="22"/>
-          <w:szCs w:val="22"/>
-          <w:lang w:val="es-ES"/>
-        </w:rPr>
-        <w:t>Aerospace</w:t>
-      </w:r>
-      <w:proofErr w:type="spellEnd"/>
-      <w:r>
-        <w:rPr>
-          <w:rFonts w:ascii="Calibri" w:hAnsi="Calibri" w:cs="Calibri"/>
-          <w:sz w:val="22"/>
-          <w:szCs w:val="22"/>
-          <w:lang w:val="es-ES"/>
-        </w:rPr>
-        <w:t xml:space="preserve">, lideré la reescritura completa del </w:t>
-      </w:r>
-      <w:proofErr w:type="spellStart"/>
-      <w:r>
-        <w:rPr>
-          <w:rFonts w:ascii="Calibri" w:hAnsi="Calibri" w:cs="Calibri"/>
-          <w:sz w:val="22"/>
-          <w:szCs w:val="22"/>
-          <w:lang w:val="es-ES"/>
-        </w:rPr>
-        <w:t>backend</w:t>
-      </w:r>
-      <w:proofErr w:type="spellEnd"/>
-      <w:r>
-        <w:rPr>
-          <w:rFonts w:ascii="Calibri" w:hAnsi="Calibri" w:cs="Calibri"/>
-          <w:sz w:val="22"/>
-          <w:szCs w:val="22"/>
-          <w:lang w:val="es-ES"/>
-        </w:rPr>
-        <w:t xml:space="preserve"> de un sistema corporativo con más de 130 </w:t>
-      </w:r>
-      <w:proofErr w:type="spellStart"/>
-      <w:r>
-        <w:rPr>
-          <w:rFonts w:ascii="Calibri" w:hAnsi="Calibri" w:cs="Calibri"/>
-          <w:sz w:val="22"/>
-          <w:szCs w:val="22"/>
-          <w:lang w:val="es-ES"/>
-        </w:rPr>
-        <w:t>endpoints</w:t>
-      </w:r>
-      <w:proofErr w:type="spellEnd"/>
-      <w:r>
-        <w:rPr>
-          <w:rFonts w:ascii="Calibri" w:hAnsi="Calibri" w:cs="Calibri"/>
-          <w:sz w:val="22"/>
-          <w:szCs w:val="22"/>
-          <w:lang w:val="es-ES"/>
-        </w:rPr>
-        <w:t xml:space="preserve"> activos y más de 1.300 usuarios, migrando de una estructura simple en Node.js a una arquitectura estructurada en </w:t>
-      </w:r>
-      <w:proofErr w:type="spellStart"/>
-      <w:r>
-        <w:rPr>
-          <w:rFonts w:ascii="Calibri" w:hAnsi="Calibri" w:cs="Calibri"/>
-          <w:sz w:val="22"/>
-          <w:szCs w:val="22"/>
-          <w:lang w:val="es-ES"/>
-        </w:rPr>
-        <w:t>NestJS</w:t>
-      </w:r>
-      <w:proofErr w:type="spellEnd"/>
-      <w:r>
-        <w:rPr>
-          <w:rFonts w:ascii="Calibri" w:hAnsi="Calibri" w:cs="Calibri"/>
-          <w:sz w:val="22"/>
-          <w:szCs w:val="22"/>
-          <w:lang w:val="es-ES"/>
-        </w:rPr>
-        <w:t xml:space="preserve">. Implementé autenticación y autorización mediante OAuth2, pruebas automatizadas con Jest y </w:t>
-      </w:r>
-      <w:proofErr w:type="spellStart"/>
-      <w:r>
-        <w:rPr>
-          <w:rFonts w:ascii="Calibri" w:hAnsi="Calibri" w:cs="Calibri"/>
-          <w:sz w:val="22"/>
-          <w:szCs w:val="22"/>
-          <w:lang w:val="es-ES"/>
-        </w:rPr>
-        <w:t>Supertest</w:t>
-      </w:r>
-      <w:proofErr w:type="spellEnd"/>
-      <w:r>
-        <w:rPr>
-          <w:rFonts w:ascii="Calibri" w:hAnsi="Calibri" w:cs="Calibri"/>
-          <w:sz w:val="22"/>
-          <w:szCs w:val="22"/>
-          <w:lang w:val="es-ES"/>
-        </w:rPr>
-        <w:t xml:space="preserve">, documentación automática con Swagger y </w:t>
-      </w:r>
-      <w:proofErr w:type="spellStart"/>
-      <w:r>
-        <w:rPr>
-          <w:rFonts w:ascii="Calibri" w:hAnsi="Calibri" w:cs="Calibri"/>
-          <w:sz w:val="22"/>
-          <w:szCs w:val="22"/>
-          <w:lang w:val="es-ES"/>
-        </w:rPr>
-        <w:t>observabilidad</w:t>
-      </w:r>
-      <w:proofErr w:type="spellEnd"/>
-      <w:r>
-        <w:rPr>
-          <w:rFonts w:ascii="Calibri" w:hAnsi="Calibri" w:cs="Calibri"/>
-          <w:sz w:val="22"/>
-          <w:szCs w:val="22"/>
-          <w:lang w:val="es-ES"/>
-        </w:rPr>
-        <w:t xml:space="preserve"> con Prometheus y </w:t>
-      </w:r>
-      <w:proofErr w:type="spellStart"/>
-      <w:r>
-        <w:rPr>
-          <w:rFonts w:ascii="Calibri" w:hAnsi="Calibri" w:cs="Calibri"/>
-          <w:sz w:val="22"/>
-          <w:szCs w:val="22"/>
-          <w:lang w:val="es-ES"/>
-        </w:rPr>
-        <w:t>Grafana</w:t>
-      </w:r>
-      <w:proofErr w:type="spellEnd"/>
-      <w:r>
-        <w:rPr>
-          <w:rFonts w:ascii="Calibri" w:hAnsi="Calibri" w:cs="Calibri"/>
-          <w:sz w:val="22"/>
-          <w:szCs w:val="22"/>
-          <w:lang w:val="es-ES"/>
-        </w:rPr>
-        <w:t>, participando en todo el ciclo de desarrollo, desde la definición técnica hasta el despliegue en producción. El proyecto consolidó la aplicación para uso global y resultó en la eliminación de aproximadamente 800 vulnerabilidades de seguridad.</w:t>
-      </w:r>
-    </w:p>
-    <w:p>
-      <w:pPr>
-        <w:spacing w:after="0"/>
-        <w:rPr>
-          <w:rFonts w:ascii="Calibri" w:hAnsi="Calibri" w:cs="Calibri"/>
-          <w:sz w:val="22"/>
-          <w:szCs w:val="22"/>
-          <w:lang w:val="es-ES"/>
-        </w:rPr>
-      </w:pPr>
-      <w:r>
-        <w:rPr>
-          <w:rFonts w:ascii="Calibri" w:hAnsi="Calibri" w:cs="Calibri"/>
-          <w:sz w:val="22"/>
-          <w:szCs w:val="22"/>
-          <w:lang w:val="es-ES"/>
-        </w:rPr>
-        <w:t xml:space="preserve">Experiencia sólida en Node.js y </w:t>
-      </w:r>
-      <w:proofErr w:type="spellStart"/>
-      <w:r>
-        <w:rPr>
-          <w:rFonts w:ascii="Calibri" w:hAnsi="Calibri" w:cs="Calibri"/>
-          <w:sz w:val="22"/>
-          <w:szCs w:val="22"/>
-          <w:lang w:val="es-ES"/>
-        </w:rPr>
-        <w:t>Typescript</w:t>
-      </w:r>
-      <w:proofErr w:type="spellEnd"/>
-      <w:r>
-        <w:rPr>
-          <w:rFonts w:ascii="Calibri" w:hAnsi="Calibri" w:cs="Calibri"/>
-          <w:sz w:val="22"/>
-          <w:szCs w:val="22"/>
-          <w:lang w:val="es-ES"/>
-        </w:rPr>
-        <w:t xml:space="preserve">, desarrollo de </w:t>
-      </w:r>
-      <w:proofErr w:type="spellStart"/>
-      <w:r>
-        <w:rPr>
-          <w:rFonts w:ascii="Calibri" w:hAnsi="Calibri" w:cs="Calibri"/>
-          <w:sz w:val="22"/>
-          <w:szCs w:val="22"/>
-          <w:lang w:val="es-ES"/>
-        </w:rPr>
-        <w:t>APIs</w:t>
-      </w:r>
-      <w:proofErr w:type="spellEnd"/>
-      <w:r>
-        <w:rPr>
-          <w:rFonts w:ascii="Calibri" w:hAnsi="Calibri" w:cs="Calibri"/>
-          <w:sz w:val="22"/>
-          <w:szCs w:val="22"/>
-          <w:lang w:val="es-ES"/>
-        </w:rPr>
-        <w:t xml:space="preserve"> </w:t>
-      </w:r>
-      <w:proofErr w:type="spellStart"/>
-      <w:r>
-        <w:rPr>
-          <w:rFonts w:ascii="Calibri" w:hAnsi="Calibri" w:cs="Calibri"/>
-          <w:sz w:val="22"/>
-          <w:szCs w:val="22"/>
-          <w:lang w:val="es-ES"/>
-        </w:rPr>
-        <w:t>RESTful</w:t>
-      </w:r>
-      <w:proofErr w:type="spellEnd"/>
-      <w:r>
-        <w:rPr>
-          <w:rFonts w:ascii="Calibri" w:hAnsi="Calibri" w:cs="Calibri"/>
-          <w:sz w:val="22"/>
-          <w:szCs w:val="22"/>
-          <w:lang w:val="es-ES"/>
-        </w:rPr>
-        <w:t xml:space="preserve">, integración con bases de datos relacionales, prácticas de CI/CD y entornos AWS. Experiencia internacional en España con actividad académica y profesional. Autor de </w:t>
-      </w:r>
-      <w:proofErr w:type="spellStart"/>
-      <w:r>
-        <w:rPr>
-          <w:rFonts w:ascii="Calibri" w:hAnsi="Calibri" w:cs="Calibri"/>
-          <w:sz w:val="22"/>
-          <w:szCs w:val="22"/>
-          <w:lang w:val="es-ES"/>
-        </w:rPr>
-        <w:t>GenGuardian</w:t>
-      </w:r>
-      <w:proofErr w:type="spellEnd"/>
-      <w:r>
-        <w:rPr>
-          <w:rFonts w:ascii="Calibri" w:hAnsi="Calibri" w:cs="Calibri"/>
-          <w:sz w:val="22"/>
-          <w:szCs w:val="22"/>
-          <w:lang w:val="es-ES"/>
-        </w:rPr>
-        <w:t>, herramienta desarrollada en el Trabajo de Fin de Grado utilizando fine-</w:t>
-      </w:r>
-      <w:proofErr w:type="spellStart"/>
-      <w:r>
-        <w:rPr>
-          <w:rFonts w:ascii="Calibri" w:hAnsi="Calibri" w:cs="Calibri"/>
-          <w:sz w:val="22"/>
-          <w:szCs w:val="22"/>
-          <w:lang w:val="es-ES"/>
-        </w:rPr>
-        <w:t>tuning</w:t>
-      </w:r>
-      <w:proofErr w:type="spellEnd"/>
-      <w:r>
-        <w:rPr>
-          <w:rFonts w:ascii="Calibri" w:hAnsi="Calibri" w:cs="Calibri"/>
-          <w:sz w:val="22"/>
-          <w:szCs w:val="22"/>
-          <w:lang w:val="es-ES"/>
-        </w:rPr>
-        <w:t xml:space="preserve"> de </w:t>
-      </w:r>
-      <w:proofErr w:type="spellStart"/>
-      <w:r>
-        <w:rPr>
-          <w:rFonts w:ascii="Calibri" w:hAnsi="Calibri" w:cs="Calibri"/>
-          <w:sz w:val="22"/>
-          <w:szCs w:val="22"/>
-          <w:lang w:val="es-ES"/>
-        </w:rPr>
-        <w:t>LLMs</w:t>
-      </w:r>
-      <w:proofErr w:type="spellEnd"/>
-      <w:r>
-        <w:rPr>
-          <w:rFonts w:ascii="Calibri" w:hAnsi="Calibri" w:cs="Calibri"/>
-          <w:sz w:val="22"/>
-          <w:szCs w:val="22"/>
-          <w:lang w:val="es-ES"/>
-        </w:rPr>
-        <w:t xml:space="preserve"> para la detección de ataques </w:t>
-      </w:r>
-      <w:proofErr w:type="spellStart"/>
-      <w:r>
-        <w:rPr>
-          <w:rFonts w:ascii="Calibri" w:hAnsi="Calibri" w:cs="Calibri"/>
-          <w:sz w:val="22"/>
-          <w:szCs w:val="22"/>
-          <w:lang w:val="es-ES"/>
-        </w:rPr>
-        <w:t>DDoS</w:t>
-      </w:r>
-      <w:proofErr w:type="spellEnd"/>
-      <w:r>
-        <w:rPr>
-          <w:rFonts w:ascii="Calibri" w:hAnsi="Calibri" w:cs="Calibri"/>
-          <w:sz w:val="22"/>
-          <w:szCs w:val="22"/>
-          <w:lang w:val="es-ES"/>
-        </w:rPr>
-        <w:t>.</w:t>
       </w:r>
     </w:p>
     <w:p>
@@ -664,12 +238,20 @@
       </w:pPr>
       <w:r>
         <w:rPr>
+          <w:rFonts w:ascii="Calibri" w:hAnsi="Calibri" w:cs="Calibri"/>
+          <w:sz w:val="22"/>
+          <w:szCs w:val="22"/>
+        </w:rPr>
+        <w:t>Ingeniero de Computación con 5 años de experiencia profesional, incluyendo 4 años en desarrollo de software, adquirida en entornos corporativos de alta criticidad y equipos internacionales. Actualmente trabajo como ingeniero full-stack en BTG Pactual, con experiencia en React, .NET/C#, Node.js, TypeScript, AWS y bases de datos. Anteriormente, en GE Aerospace, fui responsable de la reescritura del backend de un sistema utilizado por más de 1.300 usuarios, contribuyendo a la eliminación de aproximadamente 800 vulnerabilidades de seguridad. Cuento con experiencia académica y profesional en España y soy autor de GenGuardian, un proyecto de investigación sobre detección de ataques DDoS mediante LLMs.</w:t>
+      </w:r>
+      <w:r>
+        <w:rPr>
           <w:b/>
           <w:bCs/>
           <w:lang w:val="en-US"/>
         </w:rPr>
         <w:pict w14:anchorId="651EB50B">
-          <v:rect id="_x0000_i1136" style="width:0;height:1.5pt" o:hralign="center" o:hrstd="t" o:hr="t" fillcolor="#a0a0a0" stroked="f"/>
+          <v:rect id="_x0000_i1026" style="width:0;height:1.5pt" o:hralign="center" o:hrstd="t" o:hr="t" fillcolor="#a0a0a0" stroked="f"/>
         </w:pict>
       </w:r>
     </w:p>
@@ -701,13 +283,22 @@
         <w:spacing w:after="0"/>
         <w:rPr>
           <w:rFonts w:ascii="Calibri" w:hAnsi="Calibri" w:cs="Calibri"/>
+          <w:sz w:val="22"/>
+          <w:szCs w:val="22"/>
+          <w:lang w:val="es-ES"/>
+        </w:rPr>
+      </w:pPr>
+      <w:r>
+        <w:rPr>
+          <w:rFonts w:ascii="Calibri" w:hAnsi="Calibri" w:cs="Calibri"/>
           <w:b/>
           <w:bCs/>
           <w:sz w:val="22"/>
           <w:szCs w:val="22"/>
           <w:lang w:val="es-ES"/>
         </w:rPr>
-      </w:pPr>
+        <w:t xml:space="preserve">BTG Pactual </w:t>
+      </w:r>
       <w:r>
         <w:rPr>
           <w:rFonts w:ascii="Calibri" w:hAnsi="Calibri" w:cs="Calibri"/>
@@ -717,9 +308,8 @@
           <w:szCs w:val="22"/>
           <w:lang w:val="es-ES"/>
         </w:rPr>
-        <w:t xml:space="preserve">DUONEX – </w:t>
-      </w:r>
-      <w:proofErr w:type="gramStart"/>
+        <w:t>-</w:t>
+      </w:r>
       <w:r>
         <w:rPr>
           <w:rFonts w:ascii="Calibri" w:hAnsi="Calibri" w:cs="Calibri"/>
@@ -729,9 +319,8 @@
           <w:szCs w:val="22"/>
           <w:lang w:val="es-ES"/>
         </w:rPr>
-        <w:t>Diciembre</w:t>
-      </w:r>
-      <w:proofErr w:type="gramEnd"/>
+        <w:t xml:space="preserve"> Mayo 2026 </w:t>
+      </w:r>
       <w:r>
         <w:rPr>
           <w:rFonts w:ascii="Calibri" w:hAnsi="Calibri" w:cs="Calibri"/>
@@ -741,9 +330,8 @@
           <w:szCs w:val="22"/>
           <w:lang w:val="es-ES"/>
         </w:rPr>
-        <w:t xml:space="preserve"> 2025 – </w:t>
-      </w:r>
-      <w:proofErr w:type="gramStart"/>
+        <w:t>-</w:t>
+      </w:r>
       <w:r>
         <w:rPr>
           <w:rFonts w:ascii="Calibri" w:hAnsi="Calibri" w:cs="Calibri"/>
@@ -753,9 +341,8 @@
           <w:szCs w:val="22"/>
           <w:lang w:val="es-ES"/>
         </w:rPr>
-        <w:t>Enero</w:t>
-      </w:r>
-      <w:proofErr w:type="gramEnd"/>
+        <w:t xml:space="preserve"> Presente</w:t>
+      </w:r>
       <w:r>
         <w:rPr>
           <w:rFonts w:ascii="Calibri" w:hAnsi="Calibri" w:cs="Calibri"/>
@@ -765,7 +352,7 @@
           <w:szCs w:val="22"/>
           <w:lang w:val="es-ES"/>
         </w:rPr>
-        <w:t xml:space="preserve"> 2026</w:t>
+        <w:t xml:space="preserve"> -</w:t>
       </w:r>
       <w:r>
         <w:rPr>
@@ -776,6 +363,239 @@
           <w:szCs w:val="22"/>
           <w:lang w:val="es-ES"/>
         </w:rPr>
+        <w:t xml:space="preserve"> Río de Janeiro, Brasil </w:t>
+      </w:r>
+      <w:r>
+        <w:rPr>
+          <w:rFonts w:ascii="Calibri" w:hAnsi="Calibri" w:cs="Calibri"/>
+          <w:b/>
+          <w:bCs/>
+          <w:sz w:val="22"/>
+          <w:szCs w:val="22"/>
+          <w:lang w:val="es-ES"/>
+        </w:rPr>
+        <w:t xml:space="preserve">- </w:t>
+      </w:r>
+      <w:r>
+        <w:rPr>
+          <w:rFonts w:ascii="Calibri" w:hAnsi="Calibri" w:cs="Calibri"/>
+          <w:b/>
+          <w:bCs/>
+          <w:sz w:val="22"/>
+          <w:szCs w:val="22"/>
+          <w:lang w:val="es-ES"/>
+        </w:rPr>
+        <w:t>Ingeniero de Software</w:t>
+      </w:r>
+      <w:r>
+        <w:rPr>
+          <w:rFonts w:ascii="Calibri" w:hAnsi="Calibri" w:cs="Calibri"/>
+          <w:b/>
+          <w:bCs/>
+          <w:sz w:val="22"/>
+          <w:szCs w:val="22"/>
+          <w:lang w:val="es-ES"/>
+        </w:rPr>
+        <w:br/>
+      </w:r>
+      <w:r>
+        <w:rPr>
+          <w:rFonts w:ascii="Calibri" w:hAnsi="Calibri" w:cs="Calibri"/>
+          <w:sz w:val="22"/>
+          <w:szCs w:val="22"/>
+          <w:lang w:val="es-ES"/>
+        </w:rPr>
+        <w:t>-</w:t>
+      </w:r>
+      <w:r>
+        <w:rPr>
+          <w:rFonts w:ascii="Calibri" w:hAnsi="Calibri" w:cs="Calibri"/>
+          <w:sz w:val="22"/>
+          <w:szCs w:val="22"/>
+          <w:lang w:val="es-ES"/>
+        </w:rPr>
+        <w:t xml:space="preserve">Desarrollo y evolución de </w:t>
+      </w:r>
+      <w:r>
+        <w:rPr>
+          <w:rFonts w:ascii="Calibri" w:hAnsi="Calibri" w:cs="Calibri"/>
+          <w:sz w:val="22"/>
+          <w:szCs w:val="22"/>
+          <w:lang w:val="es-ES"/>
+        </w:rPr>
+        <w:t>reportes</w:t>
+      </w:r>
+      <w:r>
+        <w:rPr>
+          <w:rFonts w:ascii="Calibri" w:hAnsi="Calibri" w:cs="Calibri"/>
+          <w:sz w:val="22"/>
+          <w:szCs w:val="22"/>
+          <w:lang w:val="es-ES"/>
+        </w:rPr>
+        <w:t xml:space="preserve"> financieros y regulatorios para el equipo de </w:t>
+      </w:r>
+      <w:r>
+        <w:rPr>
+          <w:rFonts w:ascii="Calibri" w:hAnsi="Calibri" w:cs="Calibri"/>
+          <w:sz w:val="22"/>
+          <w:szCs w:val="22"/>
+        </w:rPr>
+        <w:t xml:space="preserve">Finanzas </w:t>
+      </w:r>
+      <w:r>
+        <w:rPr>
+          <w:rFonts w:ascii="Calibri" w:hAnsi="Calibri" w:cs="Calibri"/>
+          <w:sz w:val="22"/>
+          <w:szCs w:val="22"/>
+          <w:lang w:val="es-ES"/>
+        </w:rPr>
+        <w:t>de BTG Pactual, uno de los principales bancos de inversión de América Latina.</w:t>
+      </w:r>
+    </w:p>
+    <w:p>
+      <w:pPr>
+        <w:spacing w:after="0"/>
+        <w:rPr>
+          <w:rFonts w:ascii="Calibri" w:hAnsi="Calibri" w:cs="Calibri"/>
+          <w:sz w:val="22"/>
+          <w:szCs w:val="22"/>
+          <w:lang w:val="es-ES"/>
+        </w:rPr>
+      </w:pPr>
+      <w:r>
+        <w:rPr>
+          <w:rFonts w:ascii="Calibri" w:hAnsi="Calibri" w:cs="Calibri"/>
+          <w:sz w:val="22"/>
+          <w:szCs w:val="22"/>
+          <w:lang w:val="es-ES"/>
+        </w:rPr>
+        <w:t xml:space="preserve">- </w:t>
+      </w:r>
+      <w:r>
+        <w:rPr>
+          <w:rFonts w:ascii="Calibri" w:hAnsi="Calibri" w:cs="Calibri"/>
+          <w:sz w:val="22"/>
+          <w:szCs w:val="22"/>
+          <w:lang w:val="es-ES"/>
+        </w:rPr>
+        <w:t xml:space="preserve">Optimizo consultas SQL y pipelines en Amazon Athena que procesan millones de registros financieros diariamente, garantizando </w:t>
+      </w:r>
+      <w:r>
+        <w:rPr>
+          <w:rFonts w:ascii="Calibri" w:hAnsi="Calibri" w:cs="Calibri"/>
+          <w:sz w:val="22"/>
+          <w:szCs w:val="22"/>
+        </w:rPr>
+        <w:t xml:space="preserve">reportes </w:t>
+      </w:r>
+      <w:r>
+        <w:rPr>
+          <w:rFonts w:ascii="Calibri" w:hAnsi="Calibri" w:cs="Calibri"/>
+          <w:sz w:val="22"/>
+          <w:szCs w:val="22"/>
+          <w:lang w:val="es-ES"/>
+        </w:rPr>
+        <w:t xml:space="preserve">más rápidos y </w:t>
+      </w:r>
+      <w:r>
+        <w:rPr>
+          <w:rFonts w:ascii="Calibri" w:hAnsi="Calibri" w:cs="Calibri"/>
+          <w:sz w:val="22"/>
+          <w:szCs w:val="22"/>
+        </w:rPr>
+        <w:t>confiables</w:t>
+      </w:r>
+      <w:r>
+        <w:rPr>
+          <w:rFonts w:ascii="Calibri" w:hAnsi="Calibri" w:cs="Calibri"/>
+          <w:sz w:val="22"/>
+          <w:szCs w:val="22"/>
+          <w:lang w:val="es-ES"/>
+        </w:rPr>
+        <w:t xml:space="preserve"> para la toma de decisiones de negocio.</w:t>
+      </w:r>
+    </w:p>
+    <w:p>
+      <w:pPr>
+        <w:spacing w:after="0"/>
+        <w:rPr>
+          <w:rFonts w:ascii="Calibri" w:hAnsi="Calibri" w:cs="Calibri"/>
+          <w:sz w:val="22"/>
+          <w:szCs w:val="22"/>
+          <w:lang w:val="es-ES"/>
+        </w:rPr>
+      </w:pPr>
+      <w:r>
+        <w:rPr>
+          <w:rFonts w:ascii="Calibri" w:hAnsi="Calibri" w:cs="Calibri"/>
+          <w:sz w:val="22"/>
+          <w:szCs w:val="22"/>
+          <w:lang w:val="es-ES"/>
+        </w:rPr>
+        <w:t xml:space="preserve">- </w:t>
+      </w:r>
+      <w:r>
+        <w:rPr>
+          <w:rFonts w:ascii="Calibri" w:hAnsi="Calibri" w:cs="Calibri"/>
+          <w:sz w:val="22"/>
+          <w:szCs w:val="22"/>
+          <w:lang w:val="es-ES"/>
+        </w:rPr>
+        <w:t>Desarrollo workflows de procesamiento de datos asíncronos y distribuidos (Windows Services, Amazon SQS, Amazon S3) para la ingesta y transformación de datos financieros.</w:t>
+      </w:r>
+    </w:p>
+    <w:p>
+      <w:pPr>
+        <w:rPr>
+          <w:b/>
+          <w:bCs/>
+          <w:lang w:val="en-US"/>
+        </w:rPr>
+      </w:pPr>
+      <w:r>
+        <w:rPr>
+          <w:rFonts w:ascii="Calibri" w:hAnsi="Calibri" w:cs="Calibri"/>
+          <w:sz w:val="22"/>
+          <w:szCs w:val="22"/>
+          <w:lang w:val="en-US"/>
+        </w:rPr>
+        <w:pict w14:anchorId="432059E9">
+          <v:rect id="_x0000_i1027" style="width:0;height:1.5pt" o:hralign="center" o:hrstd="t" o:hr="t" fillcolor="#a0a0a0" stroked="f"/>
+        </w:pict>
+      </w:r>
+    </w:p>
+    <w:p>
+      <w:pPr>
+        <w:spacing w:after="0"/>
+        <w:rPr>
+          <w:rFonts w:ascii="Calibri" w:hAnsi="Calibri" w:cs="Calibri"/>
+          <w:b/>
+          <w:bCs/>
+          <w:sz w:val="22"/>
+          <w:szCs w:val="22"/>
+          <w:lang w:val="es-ES"/>
+        </w:rPr>
+      </w:pPr>
+      <w:r>
+        <w:rPr>
+          <w:rFonts w:ascii="Calibri" w:hAnsi="Calibri" w:cs="Calibri"/>
+          <w:b/>
+          <w:bCs/>
+          <w:sz w:val="22"/>
+          <w:szCs w:val="22"/>
+          <w:lang w:val="es-ES"/>
+        </w:rPr>
+        <w:t>DUONEX – Diciembre 2025 – Enero 2026</w:t>
+      </w:r>
+      <w:r>
+        <w:rPr>
+          <w:rFonts w:ascii="Calibri" w:hAnsi="Calibri" w:cs="Calibri"/>
+          <w:b/>
+          <w:bCs/>
+          <w:sz w:val="22"/>
+          <w:szCs w:val="22"/>
+          <w:lang w:val="es-ES"/>
+        </w:rPr>
         <w:br/>
         <w:t>Desarrollador Full Stack (Experiencia profesional durante intercambio académico) – España</w:t>
       </w:r>
@@ -806,59 +626,44 @@
           <w:szCs w:val="22"/>
           <w:lang w:val="es-ES"/>
         </w:rPr>
-        <w:t xml:space="preserve">Desarrollo </w:t>
-      </w:r>
-      <w:proofErr w:type="spellStart"/>
-      <w:r>
-        <w:rPr>
-          <w:rFonts w:ascii="Calibri" w:hAnsi="Calibri" w:cs="Calibri"/>
-          <w:sz w:val="22"/>
-          <w:szCs w:val="22"/>
-          <w:lang w:val="es-ES"/>
-        </w:rPr>
-        <w:t>backend</w:t>
-      </w:r>
-      <w:proofErr w:type="spellEnd"/>
-      <w:r>
-        <w:rPr>
-          <w:rFonts w:ascii="Calibri" w:hAnsi="Calibri" w:cs="Calibri"/>
-          <w:sz w:val="22"/>
-          <w:szCs w:val="22"/>
-          <w:lang w:val="es-ES"/>
-        </w:rPr>
-        <w:t xml:space="preserve"> con Node.js, </w:t>
-      </w:r>
-      <w:proofErr w:type="spellStart"/>
-      <w:r>
-        <w:rPr>
-          <w:rFonts w:ascii="Calibri" w:hAnsi="Calibri" w:cs="Calibri"/>
-          <w:sz w:val="22"/>
-          <w:szCs w:val="22"/>
-          <w:lang w:val="es-ES"/>
-        </w:rPr>
-        <w:t>Typescript</w:t>
-      </w:r>
-      <w:proofErr w:type="spellEnd"/>
-      <w:r>
-        <w:rPr>
-          <w:rFonts w:ascii="Calibri" w:hAnsi="Calibri" w:cs="Calibri"/>
-          <w:sz w:val="22"/>
-          <w:szCs w:val="22"/>
-          <w:lang w:val="es-ES"/>
-        </w:rPr>
-        <w:t xml:space="preserve"> y </w:t>
-      </w:r>
-      <w:proofErr w:type="spellStart"/>
-      <w:r>
-        <w:rPr>
-          <w:rFonts w:ascii="Calibri" w:hAnsi="Calibri" w:cs="Calibri"/>
-          <w:sz w:val="22"/>
-          <w:szCs w:val="22"/>
-          <w:lang w:val="es-ES"/>
-        </w:rPr>
-        <w:t>AdonisJS</w:t>
-      </w:r>
-      <w:proofErr w:type="spellEnd"/>
+        <w:t xml:space="preserve">Desarrollo backend con Node.js, </w:t>
+      </w:r>
+      <w:r>
+        <w:rPr>
+          <w:rFonts w:ascii="Calibri" w:hAnsi="Calibri" w:cs="Calibri"/>
+          <w:sz w:val="22"/>
+          <w:szCs w:val="22"/>
+          <w:lang w:val="es-ES"/>
+        </w:rPr>
+        <w:t>Type</w:t>
+      </w:r>
+      <w:r>
+        <w:rPr>
+          <w:rFonts w:ascii="Calibri" w:hAnsi="Calibri" w:cs="Calibri"/>
+          <w:sz w:val="22"/>
+          <w:szCs w:val="22"/>
+          <w:lang w:val="es-ES"/>
+        </w:rPr>
+        <w:t>S</w:t>
+      </w:r>
+      <w:r>
+        <w:rPr>
+          <w:rFonts w:ascii="Calibri" w:hAnsi="Calibri" w:cs="Calibri"/>
+          <w:sz w:val="22"/>
+          <w:szCs w:val="22"/>
+          <w:lang w:val="es-ES"/>
+        </w:rPr>
+        <w:t>cript</w:t>
+      </w:r>
+      <w:r>
+        <w:rPr>
+          <w:rFonts w:ascii="Calibri" w:hAnsi="Calibri" w:cs="Calibri"/>
+          <w:sz w:val="22"/>
+          <w:szCs w:val="22"/>
+          <w:lang w:val="es-ES"/>
+        </w:rPr>
+        <w:t xml:space="preserve"> y AdonisJS</w:t>
+      </w:r>
     </w:p>
     <w:p>
       <w:pPr>
@@ -886,47 +691,7 @@
           <w:szCs w:val="22"/>
           <w:lang w:val="es-ES"/>
         </w:rPr>
-        <w:t xml:space="preserve">Arquitectura basada en </w:t>
-      </w:r>
-      <w:proofErr w:type="spellStart"/>
-      <w:r>
-        <w:rPr>
-          <w:rFonts w:ascii="Calibri" w:hAnsi="Calibri" w:cs="Calibri"/>
-          <w:sz w:val="22"/>
-          <w:szCs w:val="22"/>
-          <w:lang w:val="es-ES"/>
-        </w:rPr>
-        <w:t>Clean</w:t>
-      </w:r>
-      <w:proofErr w:type="spellEnd"/>
-      <w:r>
-        <w:rPr>
-          <w:rFonts w:ascii="Calibri" w:hAnsi="Calibri" w:cs="Calibri"/>
-          <w:sz w:val="22"/>
-          <w:szCs w:val="22"/>
-          <w:lang w:val="es-ES"/>
-        </w:rPr>
-        <w:t xml:space="preserve"> </w:t>
-      </w:r>
-      <w:proofErr w:type="spellStart"/>
-      <w:r>
-        <w:rPr>
-          <w:rFonts w:ascii="Calibri" w:hAnsi="Calibri" w:cs="Calibri"/>
-          <w:sz w:val="22"/>
-          <w:szCs w:val="22"/>
-          <w:lang w:val="es-ES"/>
-        </w:rPr>
-        <w:t>Architecture</w:t>
-      </w:r>
-      <w:proofErr w:type="spellEnd"/>
-      <w:r>
-        <w:rPr>
-          <w:rFonts w:ascii="Calibri" w:hAnsi="Calibri" w:cs="Calibri"/>
-          <w:sz w:val="22"/>
-          <w:szCs w:val="22"/>
-          <w:lang w:val="es-ES"/>
-        </w:rPr>
-        <w:t xml:space="preserve"> y DDD</w:t>
+        <w:t>Arquitectura basada en Clean Architecture y DDD</w:t>
       </w:r>
     </w:p>
     <w:p>
@@ -946,36 +711,7 @@
           <w:szCs w:val="22"/>
           <w:lang w:val="es-ES"/>
         </w:rPr>
-        <w:t xml:space="preserve">- </w:t>
-      </w:r>
-      <w:r>
-        <w:rPr>
-          <w:rFonts w:ascii="Calibri" w:hAnsi="Calibri" w:cs="Calibri"/>
-          <w:sz w:val="22"/>
-          <w:szCs w:val="22"/>
-          <w:lang w:val="es-ES"/>
-        </w:rPr>
-        <w:t xml:space="preserve">Desarrollo </w:t>
-      </w:r>
-      <w:proofErr w:type="spellStart"/>
-      <w:r>
-        <w:rPr>
-          <w:rFonts w:ascii="Calibri" w:hAnsi="Calibri" w:cs="Calibri"/>
-          <w:sz w:val="22"/>
-          <w:szCs w:val="22"/>
-          <w:lang w:val="es-ES"/>
-        </w:rPr>
-        <w:t>frontend</w:t>
-      </w:r>
-      <w:proofErr w:type="spellEnd"/>
-      <w:r>
-        <w:rPr>
-          <w:rFonts w:ascii="Calibri" w:hAnsi="Calibri" w:cs="Calibri"/>
-          <w:sz w:val="22"/>
-          <w:szCs w:val="22"/>
-          <w:lang w:val="es-ES"/>
-        </w:rPr>
-        <w:t xml:space="preserve"> con Angular</w:t>
+        <w:t>- Desarrollo frontend con Angular</w:t>
       </w:r>
     </w:p>
     <w:p>
@@ -985,26 +721,26 @@
           <w:rFonts w:ascii="Calibri" w:hAnsi="Calibri" w:cs="Calibri"/>
           <w:sz w:val="22"/>
           <w:szCs w:val="22"/>
-          <w:lang w:val="es-ES"/>
-        </w:rPr>
-      </w:pPr>
-      <w:r>
-        <w:rPr>
-          <w:rFonts w:ascii="Calibri" w:hAnsi="Calibri" w:cs="Calibri"/>
-          <w:sz w:val="22"/>
-          <w:szCs w:val="22"/>
-          <w:lang w:val="es-ES"/>
-        </w:rPr>
-        <w:t xml:space="preserve">- </w:t>
-      </w:r>
-      <w:r>
-        <w:rPr>
-          <w:rFonts w:ascii="Calibri" w:hAnsi="Calibri" w:cs="Calibri"/>
-          <w:sz w:val="22"/>
-          <w:szCs w:val="22"/>
-          <w:lang w:val="es-ES"/>
-        </w:rPr>
-        <w:t>Trabajo en un equipo 100% internacional</w:t>
+          <w:u w:val="single"/>
+          <w:lang w:val="es-ES"/>
+        </w:rPr>
+      </w:pPr>
+      <w:r>
+        <w:rPr>
+          <w:rFonts w:ascii="Calibri" w:hAnsi="Calibri" w:cs="Calibri"/>
+          <w:sz w:val="22"/>
+          <w:szCs w:val="22"/>
+          <w:lang w:val="es-ES"/>
+        </w:rPr>
+        <w:t xml:space="preserve">- Trabajo en un equipo </w:t>
+      </w:r>
+      <w:r>
+        <w:rPr>
+          <w:rFonts w:ascii="Calibri" w:hAnsi="Calibri" w:cs="Calibri"/>
+          <w:sz w:val="22"/>
+          <w:szCs w:val="22"/>
+        </w:rPr>
+        <w:t>íntegramente español</w:t>
       </w:r>
     </w:p>
     <w:p>
@@ -1024,7 +760,7 @@
           <w:lang w:val="en-US"/>
         </w:rPr>
         <w:pict w14:anchorId="661446AD">
-          <v:rect id="_x0000_i1137" style="width:0;height:1.5pt" o:hralign="center" o:hrstd="t" o:hr="t" fillcolor="#a0a0a0" stroked="f"/>
+          <v:rect id="_x0000_i1028" style="width:0;height:1.5pt" o:hralign="center" o:hrstd="t" o:hr="t" fillcolor="#a0a0a0" stroked="f"/>
         </w:pict>
       </w:r>
     </w:p>
@@ -1049,9 +785,8 @@
           <w:szCs w:val="22"/>
           <w:lang w:val="es-ES"/>
         </w:rPr>
-        <w:t xml:space="preserve">GE </w:t>
-      </w:r>
-      <w:proofErr w:type="spellStart"/>
+        <w:t>GE Aerospace – Abril 2023 – Agosto 2025</w:t>
+      </w:r>
       <w:r>
         <w:rPr>
           <w:rFonts w:ascii="Calibri" w:hAnsi="Calibri" w:cs="Calibri"/>
@@ -1061,10 +796,414 @@
           <w:szCs w:val="22"/>
           <w:lang w:val="es-ES"/>
         </w:rPr>
-        <w:t>Aerospace</w:t>
-      </w:r>
-      <w:proofErr w:type="spellEnd"/>
-      <w:r>
+        <w:br/>
+        <w:t>Desarrollador Full Stack</w:t>
+      </w:r>
+    </w:p>
+    <w:p>
+      <w:pPr>
+        <w:spacing w:after="0"/>
+        <w:rPr>
+          <w:rFonts w:ascii="Calibri" w:hAnsi="Calibri" w:cs="Calibri"/>
+          <w:sz w:val="22"/>
+          <w:szCs w:val="22"/>
+          <w:lang w:val="es-ES"/>
+        </w:rPr>
+      </w:pPr>
+      <w:r>
+        <w:rPr>
+          <w:rFonts w:ascii="Calibri" w:hAnsi="Calibri" w:cs="Calibri"/>
+          <w:sz w:val="22"/>
+          <w:szCs w:val="22"/>
+          <w:lang w:val="es-ES"/>
+        </w:rPr>
+        <w:t>- Reescritura completa del backend (130+ endpoints) de Node.js a NestJS (</w:t>
+      </w:r>
+      <w:r>
+        <w:rPr>
+          <w:rFonts w:ascii="Calibri" w:hAnsi="Calibri" w:cs="Calibri"/>
+          <w:sz w:val="22"/>
+          <w:szCs w:val="22"/>
+        </w:rPr>
+        <w:t>TypeScript</w:t>
+      </w:r>
+      <w:r>
+        <w:rPr>
+          <w:rFonts w:ascii="Calibri" w:hAnsi="Calibri" w:cs="Calibri"/>
+          <w:sz w:val="22"/>
+          <w:szCs w:val="22"/>
+          <w:lang w:val="es-ES"/>
+        </w:rPr>
+        <w:t>)</w:t>
+      </w:r>
+    </w:p>
+    <w:p>
+      <w:pPr>
+        <w:spacing w:after="0"/>
+        <w:rPr>
+          <w:rFonts w:ascii="Calibri" w:hAnsi="Calibri" w:cs="Calibri"/>
+          <w:sz w:val="22"/>
+          <w:szCs w:val="22"/>
+          <w:lang w:val="es-ES"/>
+        </w:rPr>
+      </w:pPr>
+      <w:r>
+        <w:rPr>
+          <w:rFonts w:ascii="Calibri" w:hAnsi="Calibri" w:cs="Calibri"/>
+          <w:sz w:val="22"/>
+          <w:szCs w:val="22"/>
+          <w:lang w:val="es-ES"/>
+        </w:rPr>
+        <w:t xml:space="preserve">- </w:t>
+      </w:r>
+      <w:r>
+        <w:rPr>
+          <w:rFonts w:ascii="Calibri" w:hAnsi="Calibri" w:cs="Calibri"/>
+          <w:sz w:val="22"/>
+          <w:szCs w:val="22"/>
+          <w:lang w:val="es-ES"/>
+        </w:rPr>
+        <w:t>Implementación de OAuth2, pruebas automatizadas (Jest, Supertest) y documentación con Swagger</w:t>
+      </w:r>
+    </w:p>
+    <w:p>
+      <w:pPr>
+        <w:spacing w:after="0"/>
+        <w:rPr>
+          <w:rFonts w:ascii="Calibri" w:hAnsi="Calibri" w:cs="Calibri"/>
+          <w:sz w:val="22"/>
+          <w:szCs w:val="22"/>
+          <w:lang w:val="es-ES"/>
+        </w:rPr>
+      </w:pPr>
+      <w:r>
+        <w:rPr>
+          <w:rFonts w:ascii="Calibri" w:hAnsi="Calibri" w:cs="Calibri"/>
+          <w:sz w:val="22"/>
+          <w:szCs w:val="22"/>
+          <w:lang w:val="es-ES"/>
+        </w:rPr>
+        <w:t xml:space="preserve">- </w:t>
+      </w:r>
+      <w:r>
+        <w:rPr>
+          <w:rFonts w:ascii="Calibri" w:hAnsi="Calibri" w:cs="Calibri"/>
+          <w:sz w:val="22"/>
+          <w:szCs w:val="22"/>
+          <w:lang w:val="es-ES"/>
+        </w:rPr>
+        <w:t>Observabilidad con Prometheus y Grafana</w:t>
+      </w:r>
+    </w:p>
+    <w:p>
+      <w:pPr>
+        <w:spacing w:after="0"/>
+        <w:rPr>
+          <w:rFonts w:ascii="Calibri" w:hAnsi="Calibri" w:cs="Calibri"/>
+          <w:sz w:val="22"/>
+          <w:szCs w:val="22"/>
+          <w:lang w:val="es-ES"/>
+        </w:rPr>
+      </w:pPr>
+      <w:r>
+        <w:rPr>
+          <w:rFonts w:ascii="Calibri" w:hAnsi="Calibri" w:cs="Calibri"/>
+          <w:sz w:val="22"/>
+          <w:szCs w:val="22"/>
+          <w:lang w:val="es-ES"/>
+        </w:rPr>
+        <w:t xml:space="preserve">- </w:t>
+      </w:r>
+      <w:r>
+        <w:rPr>
+          <w:rFonts w:ascii="Calibri" w:hAnsi="Calibri" w:cs="Calibri"/>
+          <w:sz w:val="22"/>
+          <w:szCs w:val="22"/>
+          <w:lang w:val="es-ES"/>
+        </w:rPr>
+        <w:t>Integración con PostgreSQL y SAP HANA</w:t>
+      </w:r>
+    </w:p>
+    <w:p>
+      <w:pPr>
+        <w:spacing w:after="0"/>
+        <w:rPr>
+          <w:rFonts w:ascii="Calibri" w:hAnsi="Calibri" w:cs="Calibri"/>
+          <w:sz w:val="22"/>
+          <w:szCs w:val="22"/>
+          <w:lang w:val="es-ES"/>
+        </w:rPr>
+      </w:pPr>
+      <w:r>
+        <w:rPr>
+          <w:rFonts w:ascii="Calibri" w:hAnsi="Calibri" w:cs="Calibri"/>
+          <w:sz w:val="22"/>
+          <w:szCs w:val="22"/>
+          <w:lang w:val="es-ES"/>
+        </w:rPr>
+        <w:t xml:space="preserve">- </w:t>
+      </w:r>
+      <w:r>
+        <w:rPr>
+          <w:rFonts w:ascii="Calibri" w:hAnsi="Calibri" w:cs="Calibri"/>
+          <w:sz w:val="22"/>
+          <w:szCs w:val="22"/>
+          <w:lang w:val="es-ES"/>
+        </w:rPr>
+        <w:t>Desarrollo de nuevas funcionalidades y mejoras evolutivas</w:t>
+      </w:r>
+    </w:p>
+    <w:p>
+      <w:pPr>
+        <w:spacing w:after="0"/>
+        <w:rPr>
+          <w:rFonts w:ascii="Calibri" w:hAnsi="Calibri" w:cs="Calibri"/>
+          <w:sz w:val="22"/>
+          <w:szCs w:val="22"/>
+          <w:lang w:val="es-ES"/>
+        </w:rPr>
+      </w:pPr>
+      <w:r>
+        <w:rPr>
+          <w:rFonts w:ascii="Calibri" w:hAnsi="Calibri" w:cs="Calibri"/>
+          <w:sz w:val="22"/>
+          <w:szCs w:val="22"/>
+          <w:lang w:val="es-ES"/>
+        </w:rPr>
+        <w:t xml:space="preserve">- </w:t>
+      </w:r>
+      <w:r>
+        <w:rPr>
+          <w:rFonts w:ascii="Calibri" w:hAnsi="Calibri" w:cs="Calibri"/>
+          <w:sz w:val="22"/>
+          <w:szCs w:val="22"/>
+          <w:lang w:val="es-ES"/>
+        </w:rPr>
+        <w:t>Responsable del ciclo completo: arquitectura, desarrollo, pruebas y despliegue</w:t>
+      </w:r>
+    </w:p>
+    <w:p>
+      <w:pPr>
+        <w:spacing w:after="0"/>
+        <w:rPr>
+          <w:rFonts w:ascii="Calibri" w:hAnsi="Calibri" w:cs="Calibri"/>
+          <w:sz w:val="22"/>
+          <w:szCs w:val="22"/>
+          <w:lang w:val="es-ES"/>
+        </w:rPr>
+      </w:pPr>
+      <w:r>
+        <w:rPr>
+          <w:rFonts w:ascii="Calibri" w:hAnsi="Calibri" w:cs="Calibri"/>
+          <w:sz w:val="22"/>
+          <w:szCs w:val="22"/>
+          <w:lang w:val="es-ES"/>
+        </w:rPr>
+        <w:lastRenderedPageBreak/>
+        <w:t xml:space="preserve">- </w:t>
+      </w:r>
+      <w:r>
+        <w:rPr>
+          <w:rFonts w:ascii="Calibri" w:hAnsi="Calibri" w:cs="Calibri"/>
+          <w:sz w:val="22"/>
+          <w:szCs w:val="22"/>
+          <w:lang w:val="es-ES"/>
+        </w:rPr>
+        <w:t>Sistema con más de 1.300 usuarios consolidado para uso global</w:t>
+      </w:r>
+    </w:p>
+    <w:p>
+      <w:pPr>
+        <w:spacing w:after="0"/>
+        <w:rPr>
+          <w:rFonts w:ascii="Calibri" w:hAnsi="Calibri" w:cs="Calibri"/>
+          <w:sz w:val="22"/>
+          <w:szCs w:val="22"/>
+          <w:lang w:val="es-ES"/>
+        </w:rPr>
+      </w:pPr>
+      <w:r>
+        <w:rPr>
+          <w:rFonts w:ascii="Calibri" w:hAnsi="Calibri" w:cs="Calibri"/>
+          <w:sz w:val="22"/>
+          <w:szCs w:val="22"/>
+          <w:lang w:val="es-ES"/>
+        </w:rPr>
+        <w:t xml:space="preserve">- </w:t>
+      </w:r>
+      <w:r>
+        <w:rPr>
+          <w:rFonts w:ascii="Calibri" w:hAnsi="Calibri" w:cs="Calibri"/>
+          <w:sz w:val="22"/>
+          <w:szCs w:val="22"/>
+          <w:lang w:val="es-ES"/>
+        </w:rPr>
+        <w:t>Eliminación de aproximadamente 800 vulnerabilidades de seguridad</w:t>
+      </w:r>
+    </w:p>
+    <w:p>
+      <w:pPr>
+        <w:rPr>
+          <w:rFonts w:ascii="Calibri" w:hAnsi="Calibri" w:cs="Calibri"/>
+          <w:sz w:val="22"/>
+          <w:szCs w:val="22"/>
+          <w:lang w:val="en-US"/>
+        </w:rPr>
+      </w:pPr>
+      <w:r>
+        <w:rPr>
+          <w:rFonts w:ascii="Calibri" w:hAnsi="Calibri" w:cs="Calibri"/>
+          <w:sz w:val="22"/>
+          <w:szCs w:val="22"/>
+          <w:lang w:val="en-US"/>
+        </w:rPr>
+        <w:pict w14:anchorId="32E85954">
+          <v:rect id="_x0000_i1029" style="width:0;height:1.5pt" o:hralign="center" o:hrstd="t" o:hr="t" fillcolor="#a0a0a0" stroked="f"/>
+        </w:pict>
+      </w:r>
+    </w:p>
+    <w:p>
+      <w:pPr>
+        <w:spacing w:after="0"/>
+        <w:rPr>
+          <w:rFonts w:ascii="Calibri" w:hAnsi="Calibri" w:cs="Calibri"/>
+          <w:sz w:val="22"/>
+          <w:szCs w:val="22"/>
+          <w:lang w:val="es-ES"/>
+        </w:rPr>
+      </w:pPr>
+      <w:r>
+        <w:rPr>
+          <w:rFonts w:ascii="Calibri" w:hAnsi="Calibri" w:cs="Calibri"/>
+          <w:sz w:val="22"/>
+          <w:szCs w:val="22"/>
+          <w:lang w:val="es-ES"/>
+        </w:rPr>
+        <w:t>Advice Compliance Solutions – Prácticas (Desarrollador C#)</w:t>
+      </w:r>
+      <w:r>
+        <w:rPr>
+          <w:rFonts w:ascii="Calibri" w:hAnsi="Calibri" w:cs="Calibri"/>
+          <w:sz w:val="22"/>
+          <w:szCs w:val="22"/>
+          <w:lang w:val="es-ES"/>
+        </w:rPr>
+        <w:br/>
+        <w:t>Diciembre 2021 – Enero 2023</w:t>
+      </w:r>
+    </w:p>
+    <w:p>
+      <w:pPr>
+        <w:spacing w:after="0"/>
+        <w:rPr>
+          <w:rFonts w:ascii="Calibri" w:hAnsi="Calibri" w:cs="Calibri"/>
+          <w:sz w:val="22"/>
+          <w:szCs w:val="22"/>
+          <w:lang w:val="es-ES"/>
+        </w:rPr>
+      </w:pPr>
+      <w:r>
+        <w:rPr>
+          <w:rFonts w:ascii="Calibri" w:hAnsi="Calibri" w:cs="Calibri"/>
+          <w:sz w:val="22"/>
+          <w:szCs w:val="22"/>
+          <w:lang w:val="es-ES"/>
+        </w:rPr>
+        <w:t xml:space="preserve">- </w:t>
+      </w:r>
+      <w:r>
+        <w:rPr>
+          <w:rFonts w:ascii="Calibri" w:hAnsi="Calibri" w:cs="Calibri"/>
+          <w:sz w:val="22"/>
+          <w:szCs w:val="22"/>
+          <w:lang w:val="es-ES"/>
+        </w:rPr>
+        <w:t>Desarrollo de APIs RESTful en C# y .NET</w:t>
+      </w:r>
+    </w:p>
+    <w:p>
+      <w:pPr>
+        <w:spacing w:after="0"/>
+        <w:rPr>
+          <w:rFonts w:ascii="Calibri" w:hAnsi="Calibri" w:cs="Calibri"/>
+          <w:sz w:val="22"/>
+          <w:szCs w:val="22"/>
+          <w:lang w:val="es-ES"/>
+        </w:rPr>
+      </w:pPr>
+      <w:r>
+        <w:rPr>
+          <w:rFonts w:ascii="Calibri" w:hAnsi="Calibri" w:cs="Calibri"/>
+          <w:sz w:val="22"/>
+          <w:szCs w:val="22"/>
+          <w:lang w:val="es-ES"/>
+        </w:rPr>
+        <w:t xml:space="preserve">- </w:t>
+      </w:r>
+      <w:r>
+        <w:rPr>
+          <w:rFonts w:ascii="Calibri" w:hAnsi="Calibri" w:cs="Calibri"/>
+          <w:sz w:val="22"/>
+          <w:szCs w:val="22"/>
+          <w:lang w:val="es-ES"/>
+        </w:rPr>
+        <w:t>Desarrollo de funcionalidades en Javascript</w:t>
+      </w:r>
+    </w:p>
+    <w:p>
+      <w:pPr>
+        <w:spacing w:after="0"/>
+        <w:rPr>
+          <w:rFonts w:ascii="Calibri" w:hAnsi="Calibri" w:cs="Calibri"/>
+          <w:sz w:val="22"/>
+          <w:szCs w:val="22"/>
+          <w:lang w:val="es-ES"/>
+        </w:rPr>
+      </w:pPr>
+      <w:r>
+        <w:rPr>
+          <w:rFonts w:ascii="Calibri" w:hAnsi="Calibri" w:cs="Calibri"/>
+          <w:sz w:val="22"/>
+          <w:szCs w:val="22"/>
+          <w:lang w:val="es-ES"/>
+        </w:rPr>
+        <w:t xml:space="preserve">- </w:t>
+      </w:r>
+      <w:r>
+        <w:rPr>
+          <w:rFonts w:ascii="Calibri" w:hAnsi="Calibri" w:cs="Calibri"/>
+          <w:sz w:val="22"/>
+          <w:szCs w:val="22"/>
+          <w:lang w:val="es-ES"/>
+        </w:rPr>
+        <w:t>Participación en sistemas corporativos orientados al área de compliance</w:t>
+      </w:r>
+    </w:p>
+    <w:p>
+      <w:pPr>
+        <w:spacing w:after="0"/>
+        <w:rPr>
+          <w:rFonts w:ascii="Calibri" w:hAnsi="Calibri" w:cs="Calibri"/>
+          <w:sz w:val="22"/>
+          <w:szCs w:val="22"/>
+          <w:lang w:val="en-US"/>
+        </w:rPr>
+      </w:pPr>
+      <w:r>
+        <w:rPr>
+          <w:rFonts w:ascii="Calibri" w:hAnsi="Calibri" w:cs="Calibri"/>
+          <w:sz w:val="22"/>
+          <w:szCs w:val="22"/>
+          <w:lang w:val="en-US"/>
+        </w:rPr>
+        <w:pict w14:anchorId="16B7B65F">
+          <v:rect id="_x0000_i1030" style="width:0;height:1.5pt" o:hralign="center" o:hrstd="t" o:hr="t" fillcolor="#a0a0a0" stroked="f"/>
+        </w:pict>
+      </w:r>
+    </w:p>
+    <w:p>
+      <w:pPr>
+        <w:spacing w:after="0"/>
         <w:rPr>
           <w:rFonts w:ascii="Calibri" w:hAnsi="Calibri" w:cs="Calibri"/>
           <w:b/>
@@ -1073,9 +1212,7 @@
           <w:szCs w:val="22"/>
           <w:lang w:val="es-ES"/>
         </w:rPr>
-        <w:t xml:space="preserve"> – </w:t>
-      </w:r>
-      <w:proofErr w:type="gramStart"/>
+      </w:pPr>
       <w:r>
         <w:rPr>
           <w:rFonts w:ascii="Calibri" w:hAnsi="Calibri" w:cs="Calibri"/>
@@ -1085,9 +1222,8 @@
           <w:szCs w:val="22"/>
           <w:lang w:val="es-ES"/>
         </w:rPr>
-        <w:t>Abril</w:t>
-      </w:r>
-      <w:proofErr w:type="gramEnd"/>
+        <w:t>Orange Business Services – Prácticas (LDM/NAM)</w:t>
+      </w:r>
       <w:r>
         <w:rPr>
           <w:rFonts w:ascii="Calibri" w:hAnsi="Calibri" w:cs="Calibri"/>
@@ -1097,10 +1233,151 @@
           <w:szCs w:val="22"/>
           <w:lang w:val="es-ES"/>
         </w:rPr>
-        <w:t xml:space="preserve"> 2023 – </w:t>
-      </w:r>
-      <w:proofErr w:type="gramStart"/>
-      <w:r>
+        <w:br/>
+        <w:t>Noviembre 2020 – Noviembre 2021</w:t>
+      </w:r>
+    </w:p>
+    <w:p>
+      <w:pPr>
+        <w:spacing w:after="0"/>
+        <w:rPr>
+          <w:rFonts w:ascii="Calibri" w:hAnsi="Calibri" w:cs="Calibri"/>
+          <w:sz w:val="22"/>
+          <w:szCs w:val="22"/>
+          <w:lang w:val="es-ES"/>
+        </w:rPr>
+      </w:pPr>
+      <w:r>
+        <w:rPr>
+          <w:rFonts w:ascii="Calibri" w:hAnsi="Calibri" w:cs="Calibri"/>
+          <w:sz w:val="22"/>
+          <w:szCs w:val="22"/>
+          <w:lang w:val="es-ES"/>
+        </w:rPr>
+        <w:t xml:space="preserve">- </w:t>
+      </w:r>
+      <w:r>
+        <w:rPr>
+          <w:rFonts w:ascii="Calibri" w:hAnsi="Calibri" w:cs="Calibri"/>
+          <w:sz w:val="22"/>
+          <w:szCs w:val="22"/>
+          <w:lang w:val="es-ES"/>
+        </w:rPr>
+        <w:t>Gestión de órdenes y proyectos de redes para la región de América del Norte</w:t>
+      </w:r>
+    </w:p>
+    <w:p>
+      <w:pPr>
+        <w:spacing w:after="0"/>
+        <w:rPr>
+          <w:rFonts w:ascii="Calibri" w:hAnsi="Calibri" w:cs="Calibri"/>
+          <w:sz w:val="22"/>
+          <w:szCs w:val="22"/>
+          <w:lang w:val="es-ES"/>
+        </w:rPr>
+      </w:pPr>
+      <w:r>
+        <w:rPr>
+          <w:rFonts w:ascii="Calibri" w:hAnsi="Calibri" w:cs="Calibri"/>
+          <w:sz w:val="22"/>
+          <w:szCs w:val="22"/>
+          <w:lang w:val="es-ES"/>
+        </w:rPr>
+        <w:t xml:space="preserve">- </w:t>
+      </w:r>
+      <w:r>
+        <w:rPr>
+          <w:rFonts w:ascii="Calibri" w:hAnsi="Calibri" w:cs="Calibri"/>
+          <w:sz w:val="22"/>
+          <w:szCs w:val="22"/>
+          <w:lang w:val="es-ES"/>
+        </w:rPr>
+        <w:t>Trabajo en un equipo internacional con base en Estados Unidos</w:t>
+      </w:r>
+    </w:p>
+    <w:p>
+      <w:pPr>
+        <w:spacing w:after="0"/>
+        <w:rPr>
+          <w:rFonts w:ascii="Calibri" w:hAnsi="Calibri" w:cs="Calibri"/>
+          <w:sz w:val="22"/>
+          <w:szCs w:val="22"/>
+          <w:lang w:val="en-US"/>
+        </w:rPr>
+      </w:pPr>
+      <w:r>
+        <w:rPr>
+          <w:rFonts w:ascii="Calibri" w:hAnsi="Calibri" w:cs="Calibri"/>
+          <w:sz w:val="22"/>
+          <w:szCs w:val="22"/>
+          <w:lang w:val="en-US"/>
+        </w:rPr>
+        <w:t xml:space="preserve">- </w:t>
+      </w:r>
+      <w:r>
+        <w:rPr>
+          <w:rFonts w:ascii="Calibri" w:hAnsi="Calibri" w:cs="Calibri"/>
+          <w:sz w:val="22"/>
+          <w:szCs w:val="22"/>
+          <w:lang w:val="en-US"/>
+        </w:rPr>
+        <w:t>Interfaz entre áreas técnicas y operativas</w:t>
+      </w:r>
+    </w:p>
+    <w:p>
+      <w:pPr>
+        <w:spacing w:after="0"/>
+        <w:rPr>
+          <w:rFonts w:ascii="Calibri" w:hAnsi="Calibri" w:cs="Calibri"/>
+          <w:sz w:val="22"/>
+          <w:szCs w:val="22"/>
+          <w:lang w:val="es-ES"/>
+        </w:rPr>
+      </w:pPr>
+      <w:r>
+        <w:rPr>
+          <w:rFonts w:ascii="Calibri" w:hAnsi="Calibri" w:cs="Calibri"/>
+          <w:sz w:val="22"/>
+          <w:szCs w:val="22"/>
+          <w:lang w:val="es-ES"/>
+        </w:rPr>
+        <w:t xml:space="preserve">- </w:t>
+      </w:r>
+      <w:r>
+        <w:rPr>
+          <w:rFonts w:ascii="Calibri" w:hAnsi="Calibri" w:cs="Calibri"/>
+          <w:sz w:val="22"/>
+          <w:szCs w:val="22"/>
+          <w:lang w:val="es-ES"/>
+        </w:rPr>
+        <w:t>Experiencia en entorno corporativo global con enfoque en organización y procesos</w:t>
+      </w:r>
+    </w:p>
+    <w:p>
+      <w:pPr>
+        <w:spacing w:after="0"/>
+        <w:rPr>
+          <w:rFonts w:ascii="Calibri" w:hAnsi="Calibri" w:cs="Calibri"/>
+          <w:sz w:val="22"/>
+          <w:szCs w:val="22"/>
+          <w:lang w:val="en-US"/>
+        </w:rPr>
+      </w:pPr>
+      <w:r>
+        <w:rPr>
+          <w:rFonts w:ascii="Calibri" w:hAnsi="Calibri" w:cs="Calibri"/>
+          <w:sz w:val="22"/>
+          <w:szCs w:val="22"/>
+          <w:lang w:val="en-US"/>
+        </w:rPr>
+        <w:pict w14:anchorId="20DC1F99">
+          <v:rect id="_x0000_i1031" style="width:0;height:1.5pt" o:hralign="center" o:hrstd="t" o:hr="t" fillcolor="#a0a0a0" stroked="f"/>
+        </w:pict>
+      </w:r>
+    </w:p>
+    <w:p>
+      <w:pPr>
+        <w:spacing w:after="0"/>
         <w:rPr>
           <w:rFonts w:ascii="Calibri" w:hAnsi="Calibri" w:cs="Calibri"/>
           <w:b/>
@@ -1109,9 +1386,7 @@
           <w:szCs w:val="22"/>
           <w:lang w:val="es-ES"/>
         </w:rPr>
-        <w:t>Agosto</w:t>
-      </w:r>
-      <w:proofErr w:type="gramEnd"/>
+      </w:pPr>
       <w:r>
         <w:rPr>
           <w:rFonts w:ascii="Calibri" w:hAnsi="Calibri" w:cs="Calibri"/>
@@ -1121,8 +1396,19 @@
           <w:szCs w:val="22"/>
           <w:lang w:val="es-ES"/>
         </w:rPr>
-        <w:t xml:space="preserve"> 2025</w:t>
-      </w:r>
+        <w:t>Formación Académica</w:t>
+      </w:r>
+    </w:p>
+    <w:p>
+      <w:pPr>
+        <w:spacing w:after="0"/>
+        <w:rPr>
+          <w:rFonts w:ascii="Calibri" w:hAnsi="Calibri" w:cs="Calibri"/>
+          <w:sz w:val="22"/>
+          <w:szCs w:val="22"/>
+          <w:lang w:val="es-ES"/>
+        </w:rPr>
+      </w:pPr>
       <w:r>
         <w:rPr>
           <w:rFonts w:ascii="Calibri" w:hAnsi="Calibri" w:cs="Calibri"/>
@@ -1130,10 +1416,38 @@
           <w:bCs/>
           <w:sz w:val="22"/>
           <w:szCs w:val="22"/>
+        </w:rPr>
+        <w:t xml:space="preserve">Grado en Ingeniería de Computación </w:t>
+      </w:r>
+      <w:r>
+        <w:rPr>
+          <w:rFonts w:ascii="Calibri" w:hAnsi="Calibri" w:cs="Calibri"/>
+          <w:b/>
+          <w:bCs/>
+          <w:sz w:val="22"/>
+          <w:szCs w:val="22"/>
+        </w:rPr>
+        <w:t>-</w:t>
+      </w:r>
+      <w:r>
+        <w:rPr>
+          <w:rFonts w:ascii="Calibri" w:hAnsi="Calibri" w:cs="Calibri"/>
+          <w:b/>
+          <w:bCs/>
+          <w:sz w:val="22"/>
+          <w:szCs w:val="22"/>
+        </w:rPr>
+        <w:t xml:space="preserve"> Graduado en 2026</w:t>
+      </w:r>
+      <w:r>
+        <w:rPr>
+          <w:rFonts w:ascii="Calibri" w:hAnsi="Calibri" w:cs="Calibri"/>
+          <w:sz w:val="22"/>
+          <w:szCs w:val="22"/>
           <w:lang w:val="es-ES"/>
         </w:rPr>
         <w:br/>
-        <w:t>Desarrollador Full Stack</w:t>
+        <w:t>CEFET/RJ – Centro Federal de Educación Tecnológica Celso Suckow da Fonseca</w:t>
       </w:r>
     </w:p>
     <w:p>
@@ -1143,106 +1457,19 @@
           <w:rFonts w:ascii="Calibri" w:hAnsi="Calibri" w:cs="Calibri"/>
           <w:sz w:val="22"/>
           <w:szCs w:val="22"/>
-          <w:lang w:val="es-ES"/>
-        </w:rPr>
-      </w:pPr>
-      <w:r>
-        <w:rPr>
-          <w:rFonts w:ascii="Calibri" w:hAnsi="Calibri" w:cs="Calibri"/>
-          <w:sz w:val="22"/>
-          <w:szCs w:val="22"/>
-          <w:lang w:val="es-ES"/>
-        </w:rPr>
-        <w:t xml:space="preserve">- </w:t>
-      </w:r>
-      <w:r>
-        <w:rPr>
-          <w:rFonts w:ascii="Calibri" w:hAnsi="Calibri" w:cs="Calibri"/>
-          <w:sz w:val="22"/>
-          <w:szCs w:val="22"/>
-          <w:lang w:val="es-ES"/>
-        </w:rPr>
-        <w:t xml:space="preserve">Reescritura completa del </w:t>
-      </w:r>
-      <w:proofErr w:type="spellStart"/>
-      <w:r>
-        <w:rPr>
-          <w:rFonts w:ascii="Calibri" w:hAnsi="Calibri" w:cs="Calibri"/>
-          <w:sz w:val="22"/>
-          <w:szCs w:val="22"/>
-          <w:lang w:val="es-ES"/>
-        </w:rPr>
-        <w:t>backend</w:t>
-      </w:r>
-      <w:proofErr w:type="spellEnd"/>
-      <w:r>
-        <w:rPr>
-          <w:rFonts w:ascii="Calibri" w:hAnsi="Calibri" w:cs="Calibri"/>
-          <w:sz w:val="22"/>
-          <w:szCs w:val="22"/>
-          <w:lang w:val="es-ES"/>
-        </w:rPr>
-        <w:t xml:space="preserve"> (130+ </w:t>
-      </w:r>
-      <w:proofErr w:type="spellStart"/>
-      <w:r>
-        <w:rPr>
-          <w:rFonts w:ascii="Calibri" w:hAnsi="Calibri" w:cs="Calibri"/>
-          <w:sz w:val="22"/>
-          <w:szCs w:val="22"/>
-          <w:lang w:val="es-ES"/>
-        </w:rPr>
-        <w:t>endpoints</w:t>
-      </w:r>
-      <w:proofErr w:type="spellEnd"/>
-      <w:r>
-        <w:rPr>
-          <w:rFonts w:ascii="Calibri" w:hAnsi="Calibri" w:cs="Calibri"/>
-          <w:sz w:val="22"/>
-          <w:szCs w:val="22"/>
-          <w:lang w:val="es-ES"/>
-        </w:rPr>
-        <w:t xml:space="preserve">) de Node.js a </w:t>
-      </w:r>
-      <w:proofErr w:type="spellStart"/>
-      <w:r>
-        <w:rPr>
-          <w:rFonts w:ascii="Calibri" w:hAnsi="Calibri" w:cs="Calibri"/>
-          <w:sz w:val="22"/>
-          <w:szCs w:val="22"/>
-          <w:lang w:val="es-ES"/>
-        </w:rPr>
-        <w:t>NestJS</w:t>
-      </w:r>
-      <w:proofErr w:type="spellEnd"/>
-      <w:r>
-        <w:rPr>
-          <w:rFonts w:ascii="Calibri" w:hAnsi="Calibri" w:cs="Calibri"/>
-          <w:sz w:val="22"/>
-          <w:szCs w:val="22"/>
-          <w:lang w:val="es-ES"/>
-        </w:rPr>
-        <w:t xml:space="preserve"> (</w:t>
-      </w:r>
-      <w:proofErr w:type="spellStart"/>
-      <w:r>
-        <w:rPr>
-          <w:rFonts w:ascii="Calibri" w:hAnsi="Calibri" w:cs="Calibri"/>
-          <w:sz w:val="22"/>
-          <w:szCs w:val="22"/>
-          <w:lang w:val="es-ES"/>
-        </w:rPr>
-        <w:t>Typescript</w:t>
-      </w:r>
-      <w:proofErr w:type="spellEnd"/>
-      <w:r>
-        <w:rPr>
-          <w:rFonts w:ascii="Calibri" w:hAnsi="Calibri" w:cs="Calibri"/>
-          <w:sz w:val="22"/>
-          <w:szCs w:val="22"/>
-          <w:lang w:val="es-ES"/>
-        </w:rPr>
-        <w:t>)</w:t>
+          <w:lang w:val="en-US"/>
+        </w:rPr>
+      </w:pPr>
+      <w:r>
+        <w:rPr>
+          <w:rFonts w:ascii="Calibri" w:hAnsi="Calibri" w:cs="Calibri"/>
+          <w:sz w:val="22"/>
+          <w:szCs w:val="22"/>
+          <w:lang w:val="en-US"/>
+        </w:rPr>
+        <w:pict w14:anchorId="37B4F631">
+          <v:rect id="_x0000_i1032" style="width:0;height:1.5pt" o:hralign="center" o:hrstd="t" o:hr="t" fillcolor="#a0a0a0" stroked="f"/>
+        </w:pict>
       </w:r>
     </w:p>
     <w:p>
@@ -1250,48 +1477,23 @@
         <w:spacing w:after="0"/>
         <w:rPr>
           <w:rFonts w:ascii="Calibri" w:hAnsi="Calibri" w:cs="Calibri"/>
-          <w:sz w:val="22"/>
-          <w:szCs w:val="22"/>
-          <w:lang w:val="es-ES"/>
-        </w:rPr>
-      </w:pPr>
-      <w:r>
-        <w:rPr>
-          <w:rFonts w:ascii="Calibri" w:hAnsi="Calibri" w:cs="Calibri"/>
-          <w:sz w:val="22"/>
-          <w:szCs w:val="22"/>
-          <w:lang w:val="es-ES"/>
-        </w:rPr>
-        <w:t xml:space="preserve">- </w:t>
-      </w:r>
-      <w:r>
-        <w:rPr>
-          <w:rFonts w:ascii="Calibri" w:hAnsi="Calibri" w:cs="Calibri"/>
-          <w:sz w:val="22"/>
-          <w:szCs w:val="22"/>
-          <w:lang w:val="es-ES"/>
-        </w:rPr>
-        <w:t xml:space="preserve">Implementación de OAuth2, pruebas automatizadas (Jest, </w:t>
-      </w:r>
-      <w:proofErr w:type="spellStart"/>
-      <w:r>
-        <w:rPr>
-          <w:rFonts w:ascii="Calibri" w:hAnsi="Calibri" w:cs="Calibri"/>
-          <w:sz w:val="22"/>
-          <w:szCs w:val="22"/>
-          <w:lang w:val="es-ES"/>
-        </w:rPr>
-        <w:t>Supertest</w:t>
-      </w:r>
-      <w:proofErr w:type="spellEnd"/>
-      <w:r>
-        <w:rPr>
-          <w:rFonts w:ascii="Calibri" w:hAnsi="Calibri" w:cs="Calibri"/>
-          <w:sz w:val="22"/>
-          <w:szCs w:val="22"/>
-          <w:lang w:val="es-ES"/>
-        </w:rPr>
-        <w:t>) y documentación con Swagger</w:t>
+          <w:b/>
+          <w:bCs/>
+          <w:sz w:val="22"/>
+          <w:szCs w:val="22"/>
+          <w:lang w:val="es-ES"/>
+        </w:rPr>
+      </w:pPr>
+      <w:r>
+        <w:rPr>
+          <w:rFonts w:ascii="Calibri" w:hAnsi="Calibri" w:cs="Calibri"/>
+          <w:b/>
+          <w:bCs/>
+          <w:sz w:val="22"/>
+          <w:szCs w:val="22"/>
+          <w:lang w:val="es-ES"/>
+        </w:rPr>
+        <w:t>Experiencia Internacional – España</w:t>
       </w:r>
     </w:p>
     <w:p>
@@ -1299,51 +1501,46 @@
         <w:spacing w:after="0"/>
         <w:rPr>
           <w:rFonts w:ascii="Calibri" w:hAnsi="Calibri" w:cs="Calibri"/>
-          <w:sz w:val="22"/>
-          <w:szCs w:val="22"/>
-          <w:lang w:val="es-ES"/>
-        </w:rPr>
-      </w:pPr>
-      <w:r>
-        <w:rPr>
-          <w:rFonts w:ascii="Calibri" w:hAnsi="Calibri" w:cs="Calibri"/>
-          <w:sz w:val="22"/>
-          <w:szCs w:val="22"/>
-          <w:lang w:val="es-ES"/>
-        </w:rPr>
-        <w:t xml:space="preserve">- </w:t>
-      </w:r>
-      <w:proofErr w:type="spellStart"/>
-      <w:r>
-        <w:rPr>
-          <w:rFonts w:ascii="Calibri" w:hAnsi="Calibri" w:cs="Calibri"/>
-          <w:sz w:val="22"/>
-          <w:szCs w:val="22"/>
-          <w:lang w:val="es-ES"/>
-        </w:rPr>
-        <w:t>Observabilidad</w:t>
-      </w:r>
-      <w:proofErr w:type="spellEnd"/>
-      <w:r>
-        <w:rPr>
-          <w:rFonts w:ascii="Calibri" w:hAnsi="Calibri" w:cs="Calibri"/>
-          <w:sz w:val="22"/>
-          <w:szCs w:val="22"/>
-          <w:lang w:val="es-ES"/>
-        </w:rPr>
-        <w:t xml:space="preserve"> con Prometheus y </w:t>
-      </w:r>
-      <w:proofErr w:type="spellStart"/>
-      <w:r>
-        <w:rPr>
-          <w:rFonts w:ascii="Calibri" w:hAnsi="Calibri" w:cs="Calibri"/>
-          <w:sz w:val="22"/>
-          <w:szCs w:val="22"/>
-          <w:lang w:val="es-ES"/>
-        </w:rPr>
-        <w:t>Grafana</w:t>
-      </w:r>
-      <w:proofErr w:type="spellEnd"/>
+          <w:b/>
+          <w:bCs/>
+          <w:sz w:val="22"/>
+          <w:szCs w:val="22"/>
+          <w:lang w:val="es-ES"/>
+        </w:rPr>
+      </w:pPr>
+      <w:r>
+        <w:rPr>
+          <w:rFonts w:ascii="Calibri" w:hAnsi="Calibri" w:cs="Calibri"/>
+          <w:b/>
+          <w:bCs/>
+          <w:sz w:val="22"/>
+          <w:szCs w:val="22"/>
+          <w:lang w:val="es-ES"/>
+        </w:rPr>
+        <w:t>Universidad de Valladolid</w:t>
+      </w:r>
+      <w:r>
+        <w:rPr>
+          <w:rFonts w:ascii="Calibri" w:hAnsi="Calibri" w:cs="Calibri"/>
+          <w:b/>
+          <w:bCs/>
+          <w:sz w:val="22"/>
+          <w:szCs w:val="22"/>
+          <w:lang w:val="es-ES"/>
+        </w:rPr>
+        <w:t xml:space="preserve"> |</w:t>
+      </w:r>
+      <w:r>
+        <w:rPr>
+          <w:rFonts w:ascii="Calibri" w:hAnsi="Calibri" w:cs="Calibri"/>
+          <w:b/>
+          <w:bCs/>
+          <w:sz w:val="22"/>
+          <w:szCs w:val="22"/>
+          <w:lang w:val="es-ES"/>
+        </w:rPr>
+        <w:t>Septiembre 2025 – Febrero 2026</w:t>
+      </w:r>
     </w:p>
     <w:p>
       <w:pPr>
@@ -1362,16 +1559,7 @@
           <w:szCs w:val="22"/>
           <w:lang w:val="es-ES"/>
         </w:rPr>
-        <w:t xml:space="preserve">- </w:t>
-      </w:r>
-      <w:r>
-        <w:rPr>
-          <w:rFonts w:ascii="Calibri" w:hAnsi="Calibri" w:cs="Calibri"/>
-          <w:sz w:val="22"/>
-          <w:szCs w:val="22"/>
-          <w:lang w:val="es-ES"/>
-        </w:rPr>
-        <w:t>Integración con PostgreSQL y SAP HANA</w:t>
+        <w:t>Seleccionado por mérito académico para las becas Santander Open Academy y CEFET/RJ. Intercambio en Ingeniería de Computación con actividad profesional paralela como Desarrollador Full Stack.</w:t>
       </w:r>
     </w:p>
     <w:p>
@@ -1381,95 +1569,206 @@
           <w:rFonts w:ascii="Calibri" w:hAnsi="Calibri" w:cs="Calibri"/>
           <w:sz w:val="22"/>
           <w:szCs w:val="22"/>
-          <w:lang w:val="es-ES"/>
-        </w:rPr>
-      </w:pPr>
-      <w:r>
-        <w:rPr>
-          <w:rFonts w:ascii="Calibri" w:hAnsi="Calibri" w:cs="Calibri"/>
-          <w:sz w:val="22"/>
-          <w:szCs w:val="22"/>
-          <w:lang w:val="es-ES"/>
-        </w:rPr>
-        <w:t xml:space="preserve">- </w:t>
-      </w:r>
-      <w:r>
-        <w:rPr>
-          <w:rFonts w:ascii="Calibri" w:hAnsi="Calibri" w:cs="Calibri"/>
-          <w:sz w:val="22"/>
-          <w:szCs w:val="22"/>
-          <w:lang w:val="es-ES"/>
-        </w:rPr>
-        <w:t>Desarrollo de nuevas funcionalidades y mejoras evolutivas</w:t>
+          <w:lang w:val="en-US"/>
+        </w:rPr>
+      </w:pPr>
+      <w:r>
+        <w:rPr>
+          <w:rFonts w:ascii="Calibri" w:hAnsi="Calibri" w:cs="Calibri"/>
+          <w:sz w:val="22"/>
+          <w:szCs w:val="22"/>
+          <w:lang w:val="en-US"/>
+        </w:rPr>
+        <w:pict w14:anchorId="345585D3">
+          <v:rect id="_x0000_i1033" style="width:0;height:1.5pt" o:hralign="center" o:hrstd="t" o:hr="t" fillcolor="#a0a0a0" stroked="f"/>
+        </w:pict>
       </w:r>
     </w:p>
     <w:p>
       <w:pPr>
-        <w:spacing w:after="0"/>
-        <w:rPr>
-          <w:rFonts w:ascii="Calibri" w:hAnsi="Calibri" w:cs="Calibri"/>
-          <w:sz w:val="22"/>
-          <w:szCs w:val="22"/>
-          <w:lang w:val="es-ES"/>
-        </w:rPr>
-      </w:pPr>
-      <w:r>
-        <w:rPr>
-          <w:rFonts w:ascii="Calibri" w:hAnsi="Calibri" w:cs="Calibri"/>
-          <w:sz w:val="22"/>
-          <w:szCs w:val="22"/>
-          <w:lang w:val="es-ES"/>
-        </w:rPr>
-        <w:t xml:space="preserve">- </w:t>
-      </w:r>
-      <w:proofErr w:type="gramStart"/>
-      <w:r>
-        <w:rPr>
-          <w:rFonts w:ascii="Calibri" w:hAnsi="Calibri" w:cs="Calibri"/>
-          <w:sz w:val="22"/>
-          <w:szCs w:val="22"/>
-          <w:lang w:val="es-ES"/>
-        </w:rPr>
-        <w:t>Responsable</w:t>
-      </w:r>
-      <w:proofErr w:type="gramEnd"/>
-      <w:r>
-        <w:rPr>
-          <w:rFonts w:ascii="Calibri" w:hAnsi="Calibri" w:cs="Calibri"/>
-          <w:sz w:val="22"/>
-          <w:szCs w:val="22"/>
-          <w:lang w:val="es-ES"/>
-        </w:rPr>
-        <w:t xml:space="preserve"> del ciclo completo: arquitectura, desarrollo, pruebas y despliegue</w:t>
+        <w:spacing w:after="100"/>
+        <w:rPr>
+          <w:rFonts w:ascii="Calibri" w:hAnsi="Calibri" w:cs="Calibri"/>
+          <w:b/>
+          <w:bCs/>
+          <w:sz w:val="22"/>
+          <w:szCs w:val="22"/>
+        </w:rPr>
+      </w:pPr>
+      <w:r>
+        <w:rPr>
+          <w:rFonts w:ascii="Calibri" w:hAnsi="Calibri" w:cs="Calibri"/>
+          <w:b/>
+          <w:bCs/>
+          <w:sz w:val="22"/>
+          <w:szCs w:val="22"/>
+        </w:rPr>
+        <w:t>Habilidades Técnicas</w:t>
       </w:r>
     </w:p>
     <w:p>
       <w:pPr>
-        <w:spacing w:after="0"/>
-        <w:rPr>
-          <w:rFonts w:ascii="Calibri" w:hAnsi="Calibri" w:cs="Calibri"/>
-          <w:sz w:val="22"/>
-          <w:szCs w:val="22"/>
-          <w:lang w:val="es-ES"/>
-        </w:rPr>
-      </w:pPr>
-      <w:r>
-        <w:rPr>
-          <w:rFonts w:ascii="Calibri" w:hAnsi="Calibri" w:cs="Calibri"/>
-          <w:sz w:val="22"/>
-          <w:szCs w:val="22"/>
-          <w:lang w:val="es-ES"/>
-        </w:rPr>
-        <w:t xml:space="preserve">- </w:t>
-      </w:r>
-      <w:r>
-        <w:rPr>
-          <w:rFonts w:ascii="Calibri" w:hAnsi="Calibri" w:cs="Calibri"/>
-          <w:sz w:val="22"/>
-          <w:szCs w:val="22"/>
-          <w:lang w:val="es-ES"/>
-        </w:rPr>
-        <w:t>Sistema con más de 1.300 usuarios consolidado para uso global</w:t>
+        <w:spacing w:after="100"/>
+        <w:rPr>
+          <w:rFonts w:ascii="Calibri" w:hAnsi="Calibri" w:cs="Calibri"/>
+          <w:b/>
+          <w:bCs/>
+          <w:sz w:val="22"/>
+          <w:szCs w:val="22"/>
+        </w:rPr>
+      </w:pPr>
+      <w:r>
+        <w:rPr>
+          <w:rFonts w:ascii="Calibri" w:hAnsi="Calibri" w:cs="Calibri"/>
+          <w:b/>
+          <w:bCs/>
+          <w:sz w:val="22"/>
+          <w:szCs w:val="22"/>
+        </w:rPr>
+        <w:t>Backend</w:t>
+      </w:r>
+      <w:r>
+        <w:rPr>
+          <w:rFonts w:ascii="Calibri" w:hAnsi="Calibri" w:cs="Calibri"/>
+          <w:sz w:val="22"/>
+          <w:szCs w:val="22"/>
+        </w:rPr>
+        <w:t>: .NET, C#, Node.js, TypeScript, APIs REST</w:t>
+      </w:r>
+      <w:r>
+        <w:rPr>
+          <w:rFonts w:ascii="Calibri" w:hAnsi="Calibri" w:cs="Calibri"/>
+          <w:b/>
+          <w:bCs/>
+          <w:sz w:val="22"/>
+          <w:szCs w:val="22"/>
+        </w:rPr>
+        <w:br/>
+        <w:t xml:space="preserve">Frontend: </w:t>
+      </w:r>
+      <w:r>
+        <w:rPr>
+          <w:rFonts w:ascii="Calibri" w:hAnsi="Calibri" w:cs="Calibri"/>
+          <w:sz w:val="22"/>
+          <w:szCs w:val="22"/>
+        </w:rPr>
+        <w:t>React.js, Vue.js, JavaScript</w:t>
+      </w:r>
+      <w:r>
+        <w:rPr>
+          <w:rFonts w:ascii="Calibri" w:hAnsi="Calibri" w:cs="Calibri"/>
+          <w:sz w:val="22"/>
+          <w:szCs w:val="22"/>
+        </w:rPr>
+        <w:br/>
+      </w:r>
+      <w:r>
+        <w:rPr>
+          <w:rFonts w:ascii="Calibri" w:hAnsi="Calibri" w:cs="Calibri"/>
+          <w:b/>
+          <w:bCs/>
+          <w:sz w:val="22"/>
+          <w:szCs w:val="22"/>
+        </w:rPr>
+        <w:t xml:space="preserve">Cloud &amp; DevOps: </w:t>
+      </w:r>
+      <w:r>
+        <w:rPr>
+          <w:rFonts w:ascii="Calibri" w:hAnsi="Calibri" w:cs="Calibri"/>
+          <w:sz w:val="22"/>
+          <w:szCs w:val="22"/>
+        </w:rPr>
+        <w:t>AWS, Docker, CI/CD</w:t>
+      </w:r>
+      <w:r>
+        <w:rPr>
+          <w:rFonts w:ascii="Calibri" w:hAnsi="Calibri" w:cs="Calibri"/>
+          <w:sz w:val="22"/>
+          <w:szCs w:val="22"/>
+        </w:rPr>
+        <w:br/>
+      </w:r>
+      <w:r>
+        <w:rPr>
+          <w:rFonts w:ascii="Calibri" w:hAnsi="Calibri" w:cs="Calibri"/>
+          <w:b/>
+          <w:bCs/>
+          <w:sz w:val="22"/>
+          <w:szCs w:val="22"/>
+        </w:rPr>
+        <w:t xml:space="preserve">Bases de Datos: </w:t>
+      </w:r>
+      <w:r>
+        <w:rPr>
+          <w:rFonts w:ascii="Calibri" w:hAnsi="Calibri" w:cs="Calibri"/>
+          <w:sz w:val="22"/>
+          <w:szCs w:val="22"/>
+        </w:rPr>
+        <w:t>SQL Server, PostgreSQL, MySQL, SAP HANA, Amazon Athena</w:t>
+      </w:r>
+      <w:r>
+        <w:rPr>
+          <w:rFonts w:ascii="Calibri" w:hAnsi="Calibri" w:cs="Calibri"/>
+          <w:sz w:val="22"/>
+          <w:szCs w:val="22"/>
+        </w:rPr>
+        <w:br/>
+      </w:r>
+      <w:r>
+        <w:rPr>
+          <w:rFonts w:ascii="Calibri" w:hAnsi="Calibri" w:cs="Calibri"/>
+          <w:b/>
+          <w:bCs/>
+          <w:sz w:val="22"/>
+          <w:szCs w:val="22"/>
+        </w:rPr>
+        <w:t xml:space="preserve">Mensajería &amp; Procesamiento Distribuido: </w:t>
+      </w:r>
+      <w:r>
+        <w:rPr>
+          <w:rFonts w:ascii="Calibri" w:hAnsi="Calibri" w:cs="Calibri"/>
+          <w:sz w:val="22"/>
+          <w:szCs w:val="22"/>
+        </w:rPr>
+        <w:t>Amazon SQS, SNS, Amazon S3</w:t>
+      </w:r>
+      <w:r>
+        <w:rPr>
+          <w:rFonts w:ascii="Calibri" w:hAnsi="Calibri" w:cs="Calibri"/>
+          <w:b/>
+          <w:bCs/>
+          <w:sz w:val="22"/>
+          <w:szCs w:val="22"/>
+        </w:rPr>
+        <w:br/>
+        <w:t xml:space="preserve">Pruebas: </w:t>
+      </w:r>
+      <w:r>
+        <w:rPr>
+          <w:rFonts w:ascii="Calibri" w:hAnsi="Calibri" w:cs="Calibri"/>
+          <w:sz w:val="22"/>
+          <w:szCs w:val="22"/>
+        </w:rPr>
+        <w:t>Jest, Supertest, pruebas unitarias y de integración</w:t>
+      </w:r>
+      <w:r>
+        <w:rPr>
+          <w:rFonts w:ascii="Calibri" w:hAnsi="Calibri" w:cs="Calibri"/>
+          <w:b/>
+          <w:bCs/>
+          <w:sz w:val="22"/>
+          <w:szCs w:val="22"/>
+        </w:rPr>
+        <w:br/>
+        <w:t xml:space="preserve">Observabilidad: </w:t>
+      </w:r>
+      <w:r>
+        <w:rPr>
+          <w:rFonts w:ascii="Calibri" w:hAnsi="Calibri" w:cs="Calibri"/>
+          <w:sz w:val="22"/>
+          <w:szCs w:val="22"/>
+        </w:rPr>
+        <w:t>Prometheus, Grafana, Amazon CloudWatch</w:t>
       </w:r>
     </w:p>
     <w:p>
@@ -1479,47 +1778,43 @@
           <w:rFonts w:ascii="Calibri" w:hAnsi="Calibri" w:cs="Calibri"/>
           <w:sz w:val="22"/>
           <w:szCs w:val="22"/>
-          <w:lang w:val="es-ES"/>
-        </w:rPr>
-      </w:pPr>
-      <w:r>
-        <w:rPr>
-          <w:rFonts w:ascii="Calibri" w:hAnsi="Calibri" w:cs="Calibri"/>
-          <w:sz w:val="22"/>
-          <w:szCs w:val="22"/>
-          <w:lang w:val="es-ES"/>
-        </w:rPr>
-        <w:t xml:space="preserve">- </w:t>
-      </w:r>
-      <w:r>
-        <w:rPr>
-          <w:rFonts w:ascii="Calibri" w:hAnsi="Calibri" w:cs="Calibri"/>
-          <w:sz w:val="22"/>
-          <w:szCs w:val="22"/>
-          <w:lang w:val="es-ES"/>
-        </w:rPr>
-        <w:t>Eliminación de aproximadamente 800 vulnerabilidades de seguridad</w:t>
+          <w:lang w:val="en-US"/>
+        </w:rPr>
+      </w:pPr>
+      <w:r>
+        <w:rPr>
+          <w:rFonts w:ascii="Calibri" w:hAnsi="Calibri" w:cs="Calibri"/>
+          <w:sz w:val="22"/>
+          <w:szCs w:val="22"/>
+          <w:lang w:val="en-US"/>
+        </w:rPr>
+        <w:pict w14:anchorId="4FFBC931">
+          <v:rect id="_x0000_i1034" style="width:0;height:1.5pt" o:hralign="center" o:hrstd="t" o:hr="t" fillcolor="#a0a0a0" stroked="f"/>
+        </w:pict>
       </w:r>
     </w:p>
     <w:p>
       <w:pPr>
-        <w:rPr>
-          <w:rFonts w:ascii="Calibri" w:hAnsi="Calibri" w:cs="Calibri"/>
-          <w:sz w:val="22"/>
-          <w:szCs w:val="22"/>
-          <w:lang w:val="en-US"/>
-        </w:rPr>
-      </w:pPr>
-      <w:r>
-        <w:rPr>
-          <w:rFonts w:ascii="Calibri" w:hAnsi="Calibri" w:cs="Calibri"/>
-          <w:sz w:val="22"/>
-          <w:szCs w:val="22"/>
-          <w:lang w:val="en-US"/>
-        </w:rPr>
-        <w:pict w14:anchorId="32E85954">
-          <v:rect id="_x0000_i1138" style="width:0;height:1.5pt" o:hralign="center" o:hrstd="t" o:hr="t" fillcolor="#a0a0a0" stroked="f"/>
-        </w:pict>
+        <w:spacing w:after="0"/>
+        <w:rPr>
+          <w:rFonts w:ascii="Calibri" w:hAnsi="Calibri" w:cs="Calibri"/>
+          <w:b/>
+          <w:bCs/>
+          <w:sz w:val="22"/>
+          <w:szCs w:val="22"/>
+          <w:lang w:val="es-ES"/>
+        </w:rPr>
+      </w:pPr>
+      <w:r>
+        <w:rPr>
+          <w:rFonts w:ascii="Calibri" w:hAnsi="Calibri" w:cs="Calibri"/>
+          <w:b/>
+          <w:bCs/>
+          <w:sz w:val="22"/>
+          <w:szCs w:val="22"/>
+          <w:lang w:val="es-ES"/>
+        </w:rPr>
+        <w:t>IA &amp; Investigación Aplicada</w:t>
       </w:r>
     </w:p>
     <w:p>
@@ -1532,115 +1827,14 @@
           <w:lang w:val="es-ES"/>
         </w:rPr>
       </w:pPr>
-      <w:proofErr w:type="spellStart"/>
-      <w:r>
-        <w:rPr>
-          <w:rFonts w:ascii="Calibri" w:hAnsi="Calibri" w:cs="Calibri"/>
-          <w:sz w:val="22"/>
-          <w:szCs w:val="22"/>
-          <w:lang w:val="es-ES"/>
-        </w:rPr>
-        <w:lastRenderedPageBreak/>
-        <w:t>Advice</w:t>
-      </w:r>
-      <w:proofErr w:type="spellEnd"/>
-      <w:r>
-        <w:rPr>
-          <w:rFonts w:ascii="Calibri" w:hAnsi="Calibri" w:cs="Calibri"/>
-          <w:sz w:val="22"/>
-          <w:szCs w:val="22"/>
-          <w:lang w:val="es-ES"/>
-        </w:rPr>
-        <w:t xml:space="preserve"> </w:t>
-      </w:r>
-      <w:proofErr w:type="spellStart"/>
-      <w:r>
-        <w:rPr>
-          <w:rFonts w:ascii="Calibri" w:hAnsi="Calibri" w:cs="Calibri"/>
-          <w:sz w:val="22"/>
-          <w:szCs w:val="22"/>
-          <w:lang w:val="es-ES"/>
-        </w:rPr>
-        <w:t>Compliance</w:t>
-      </w:r>
-      <w:proofErr w:type="spellEnd"/>
-      <w:r>
-        <w:rPr>
-          <w:rFonts w:ascii="Calibri" w:hAnsi="Calibri" w:cs="Calibri"/>
-          <w:sz w:val="22"/>
-          <w:szCs w:val="22"/>
-          <w:lang w:val="es-ES"/>
-        </w:rPr>
-        <w:t xml:space="preserve"> </w:t>
-      </w:r>
-      <w:proofErr w:type="spellStart"/>
-      <w:r>
-        <w:rPr>
-          <w:rFonts w:ascii="Calibri" w:hAnsi="Calibri" w:cs="Calibri"/>
-          <w:sz w:val="22"/>
-          <w:szCs w:val="22"/>
-          <w:lang w:val="es-ES"/>
-        </w:rPr>
-        <w:t>Solutions</w:t>
-      </w:r>
-      <w:proofErr w:type="spellEnd"/>
-      <w:r>
-        <w:rPr>
-          <w:rFonts w:ascii="Calibri" w:hAnsi="Calibri" w:cs="Calibri"/>
-          <w:sz w:val="22"/>
-          <w:szCs w:val="22"/>
-          <w:lang w:val="es-ES"/>
-        </w:rPr>
-        <w:t xml:space="preserve"> – Prácticas (Desarrollador C#)</w:t>
-      </w:r>
-      <w:r>
-        <w:rPr>
-          <w:rFonts w:ascii="Calibri" w:hAnsi="Calibri" w:cs="Calibri"/>
-          <w:sz w:val="22"/>
-          <w:szCs w:val="22"/>
-          <w:lang w:val="es-ES"/>
-        </w:rPr>
-        <w:br/>
-      </w:r>
-      <w:proofErr w:type="gramStart"/>
-      <w:r>
-        <w:rPr>
-          <w:rFonts w:ascii="Calibri" w:hAnsi="Calibri" w:cs="Calibri"/>
-          <w:sz w:val="22"/>
-          <w:szCs w:val="22"/>
-          <w:lang w:val="es-ES"/>
-        </w:rPr>
-        <w:t>Diciembre</w:t>
-      </w:r>
-      <w:proofErr w:type="gramEnd"/>
-      <w:r>
-        <w:rPr>
-          <w:rFonts w:ascii="Calibri" w:hAnsi="Calibri" w:cs="Calibri"/>
-          <w:sz w:val="22"/>
-          <w:szCs w:val="22"/>
-          <w:lang w:val="es-ES"/>
-        </w:rPr>
-        <w:t xml:space="preserve"> 2021 – </w:t>
-      </w:r>
-      <w:proofErr w:type="gramStart"/>
-      <w:r>
-        <w:rPr>
-          <w:rFonts w:ascii="Calibri" w:hAnsi="Calibri" w:cs="Calibri"/>
-          <w:sz w:val="22"/>
-          <w:szCs w:val="22"/>
-          <w:lang w:val="es-ES"/>
-        </w:rPr>
-        <w:t>Enero</w:t>
-      </w:r>
-      <w:proofErr w:type="gramEnd"/>
-      <w:r>
-        <w:rPr>
-          <w:rFonts w:ascii="Calibri" w:hAnsi="Calibri" w:cs="Calibri"/>
-          <w:sz w:val="22"/>
-          <w:szCs w:val="22"/>
-          <w:lang w:val="es-ES"/>
-        </w:rPr>
-        <w:t xml:space="preserve"> 2023</w:t>
+      <w:r>
+        <w:rPr>
+          <w:rFonts w:ascii="Calibri" w:hAnsi="Calibri" w:cs="Calibri"/>
+          <w:sz w:val="22"/>
+          <w:szCs w:val="22"/>
+          <w:lang w:val="es-ES"/>
+        </w:rPr>
+        <w:t>Fine-tuning de modelo LLaMA (~1B parámetros) con QLoRA (4 bits) y Unsloth para clasificación e identificación de ataques DDoS. Desarrollo de la herramienta GenGuardian, con pipeline de entrenamiento, evaluación y ejecución en entorno virtualizado con simulación de tráfico malicioso.</w:t>
       </w:r>
     </w:p>
     <w:p>
@@ -1650,66 +1844,19 @@
           <w:rFonts w:ascii="Calibri" w:hAnsi="Calibri" w:cs="Calibri"/>
           <w:sz w:val="22"/>
           <w:szCs w:val="22"/>
-          <w:lang w:val="es-ES"/>
-        </w:rPr>
-      </w:pPr>
-      <w:r>
-        <w:rPr>
-          <w:rFonts w:ascii="Calibri" w:hAnsi="Calibri" w:cs="Calibri"/>
-          <w:sz w:val="22"/>
-          <w:szCs w:val="22"/>
-          <w:lang w:val="es-ES"/>
-        </w:rPr>
-        <w:t xml:space="preserve">- </w:t>
-      </w:r>
-      <w:r>
-        <w:rPr>
-          <w:rFonts w:ascii="Calibri" w:hAnsi="Calibri" w:cs="Calibri"/>
-          <w:sz w:val="22"/>
-          <w:szCs w:val="22"/>
-          <w:lang w:val="es-ES"/>
-        </w:rPr>
-        <w:t xml:space="preserve">Desarrollo de </w:t>
-      </w:r>
-      <w:proofErr w:type="spellStart"/>
-      <w:r>
-        <w:rPr>
-          <w:rFonts w:ascii="Calibri" w:hAnsi="Calibri" w:cs="Calibri"/>
-          <w:sz w:val="22"/>
-          <w:szCs w:val="22"/>
-          <w:lang w:val="es-ES"/>
-        </w:rPr>
-        <w:t>APIs</w:t>
-      </w:r>
-      <w:proofErr w:type="spellEnd"/>
-      <w:r>
-        <w:rPr>
-          <w:rFonts w:ascii="Calibri" w:hAnsi="Calibri" w:cs="Calibri"/>
-          <w:sz w:val="22"/>
-          <w:szCs w:val="22"/>
-          <w:lang w:val="es-ES"/>
-        </w:rPr>
-        <w:t xml:space="preserve"> </w:t>
-      </w:r>
-      <w:proofErr w:type="spellStart"/>
-      <w:r>
-        <w:rPr>
-          <w:rFonts w:ascii="Calibri" w:hAnsi="Calibri" w:cs="Calibri"/>
-          <w:sz w:val="22"/>
-          <w:szCs w:val="22"/>
-          <w:lang w:val="es-ES"/>
-        </w:rPr>
-        <w:t>RESTful</w:t>
-      </w:r>
-      <w:proofErr w:type="spellEnd"/>
-      <w:r>
-        <w:rPr>
-          <w:rFonts w:ascii="Calibri" w:hAnsi="Calibri" w:cs="Calibri"/>
-          <w:sz w:val="22"/>
-          <w:szCs w:val="22"/>
-          <w:lang w:val="es-ES"/>
-        </w:rPr>
-        <w:t xml:space="preserve"> en C# y .NET</w:t>
+          <w:lang w:val="en-US"/>
+        </w:rPr>
+      </w:pPr>
+      <w:r>
+        <w:rPr>
+          <w:rFonts w:ascii="Calibri" w:hAnsi="Calibri" w:cs="Calibri"/>
+          <w:sz w:val="22"/>
+          <w:szCs w:val="22"/>
+          <w:lang w:val="en-US"/>
+        </w:rPr>
+        <w:pict w14:anchorId="096238F7">
+          <v:rect id="_x0000_i1035" style="width:0;height:1.5pt" o:hralign="center" o:hrstd="t" o:hr="t" fillcolor="#a0a0a0" stroked="f"/>
+        </w:pict>
       </w:r>
     </w:p>
     <w:p>
@@ -1717,40 +1864,24 @@
         <w:spacing w:after="0"/>
         <w:rPr>
           <w:rFonts w:ascii="Calibri" w:hAnsi="Calibri" w:cs="Calibri"/>
-          <w:sz w:val="22"/>
-          <w:szCs w:val="22"/>
-          <w:lang w:val="es-ES"/>
-        </w:rPr>
-      </w:pPr>
-      <w:r>
-        <w:rPr>
-          <w:rFonts w:ascii="Calibri" w:hAnsi="Calibri" w:cs="Calibri"/>
-          <w:sz w:val="22"/>
-          <w:szCs w:val="22"/>
-          <w:lang w:val="es-ES"/>
-        </w:rPr>
-        <w:t xml:space="preserve">- </w:t>
-      </w:r>
-      <w:r>
-        <w:rPr>
-          <w:rFonts w:ascii="Calibri" w:hAnsi="Calibri" w:cs="Calibri"/>
-          <w:sz w:val="22"/>
-          <w:szCs w:val="22"/>
-          <w:lang w:val="es-ES"/>
-        </w:rPr>
-        <w:t xml:space="preserve">Desarrollo de funcionalidades en </w:t>
-      </w:r>
-      <w:proofErr w:type="spellStart"/>
-      <w:r>
-        <w:rPr>
-          <w:rFonts w:ascii="Calibri" w:hAnsi="Calibri" w:cs="Calibri"/>
-          <w:sz w:val="22"/>
-          <w:szCs w:val="22"/>
-          <w:lang w:val="es-ES"/>
-        </w:rPr>
-        <w:t>Javascript</w:t>
-      </w:r>
-      <w:proofErr w:type="spellEnd"/>
+          <w:b/>
+          <w:bCs/>
+          <w:sz w:val="22"/>
+          <w:szCs w:val="22"/>
+          <w:lang w:val="es-ES"/>
+        </w:rPr>
+      </w:pPr>
+      <w:r>
+        <w:rPr>
+          <w:rFonts w:ascii="Calibri" w:hAnsi="Calibri" w:cs="Calibri"/>
+          <w:b/>
+          <w:bCs/>
+          <w:sz w:val="22"/>
+          <w:szCs w:val="22"/>
+          <w:lang w:val="es-ES"/>
+        </w:rPr>
+        <w:t>Idiomas</w:t>
+      </w:r>
     </w:p>
     <w:p>
       <w:pPr>
@@ -1759,64 +1890,11 @@
           <w:rFonts w:ascii="Calibri" w:hAnsi="Calibri" w:cs="Calibri"/>
           <w:sz w:val="22"/>
           <w:szCs w:val="22"/>
-          <w:lang w:val="es-ES"/>
-        </w:rPr>
-      </w:pPr>
-      <w:r>
-        <w:rPr>
-          <w:rFonts w:ascii="Calibri" w:hAnsi="Calibri" w:cs="Calibri"/>
-          <w:sz w:val="22"/>
-          <w:szCs w:val="22"/>
-          <w:lang w:val="es-ES"/>
-        </w:rPr>
-        <w:t xml:space="preserve">- </w:t>
-      </w:r>
-      <w:r>
-        <w:rPr>
-          <w:rFonts w:ascii="Calibri" w:hAnsi="Calibri" w:cs="Calibri"/>
-          <w:sz w:val="22"/>
-          <w:szCs w:val="22"/>
-          <w:lang w:val="es-ES"/>
-        </w:rPr>
-        <w:t xml:space="preserve">Participación en sistemas corporativos orientados al área de </w:t>
-      </w:r>
-      <w:proofErr w:type="spellStart"/>
-      <w:r>
-        <w:rPr>
-          <w:rFonts w:ascii="Calibri" w:hAnsi="Calibri" w:cs="Calibri"/>
-          <w:sz w:val="22"/>
-          <w:szCs w:val="22"/>
-          <w:lang w:val="es-ES"/>
-        </w:rPr>
-        <w:t>compliance</w:t>
-      </w:r>
-      <w:proofErr w:type="spellEnd"/>
-    </w:p>
-    <w:p>
-      <w:pPr>
-        <w:spacing w:after="0"/>
-        <w:rPr>
-          <w:rFonts w:ascii="Calibri" w:hAnsi="Calibri" w:cs="Calibri"/>
-          <w:sz w:val="22"/>
-          <w:szCs w:val="22"/>
-          <w:lang w:val="en-US"/>
-        </w:rPr>
-      </w:pPr>
-      <w:r>
-        <w:rPr>
-          <w:rFonts w:ascii="Calibri" w:hAnsi="Calibri" w:cs="Calibri"/>
-          <w:sz w:val="22"/>
-          <w:szCs w:val="22"/>
-          <w:lang w:val="en-US"/>
-        </w:rPr>
-        <w:pict w14:anchorId="16B7B65F">
-          <v:rect id="_x0000_i1139" style="width:0;height:1.5pt" o:hralign="center" o:hrstd="t" o:hr="t" fillcolor="#a0a0a0" stroked="f"/>
-        </w:pict>
-      </w:r>
-    </w:p>
-    <w:p>
-      <w:pPr>
-        <w:spacing w:after="0"/>
+          <w:u w:val="single"/>
+          <w:lang w:val="es-ES"/>
+        </w:rPr>
+      </w:pPr>
+      <w:r>
         <w:rPr>
           <w:rFonts w:ascii="Calibri" w:hAnsi="Calibri" w:cs="Calibri"/>
           <w:b/>
@@ -1825,7 +1903,26 @@
           <w:szCs w:val="22"/>
           <w:lang w:val="es-ES"/>
         </w:rPr>
-      </w:pPr>
+        <w:t>Portugués</w:t>
+      </w:r>
+      <w:r>
+        <w:rPr>
+          <w:rFonts w:ascii="Calibri" w:hAnsi="Calibri" w:cs="Calibri"/>
+          <w:sz w:val="22"/>
+          <w:szCs w:val="22"/>
+          <w:lang w:val="es-ES"/>
+        </w:rPr>
+        <w:t>: Nativo</w:t>
+      </w:r>
+      <w:r>
+        <w:rPr>
+          <w:rFonts w:ascii="Calibri" w:hAnsi="Calibri" w:cs="Calibri"/>
+          <w:sz w:val="22"/>
+          <w:szCs w:val="22"/>
+          <w:lang w:val="es-ES"/>
+        </w:rPr>
+        <w:t xml:space="preserve">, </w:t>
+      </w:r>
       <w:r>
         <w:rPr>
           <w:rFonts w:ascii="Calibri" w:hAnsi="Calibri" w:cs="Calibri"/>
@@ -1835,9 +1932,26 @@
           <w:szCs w:val="22"/>
           <w:lang w:val="es-ES"/>
         </w:rPr>
-        <w:t xml:space="preserve">Orange Business </w:t>
-      </w:r>
-      <w:proofErr w:type="spellStart"/>
+        <w:t>Inglés</w:t>
+      </w:r>
+      <w:r>
+        <w:rPr>
+          <w:rFonts w:ascii="Calibri" w:hAnsi="Calibri" w:cs="Calibri"/>
+          <w:sz w:val="22"/>
+          <w:szCs w:val="22"/>
+          <w:lang w:val="es-ES"/>
+        </w:rPr>
+        <w:t>: Fluido</w:t>
+      </w:r>
+      <w:r>
+        <w:rPr>
+          <w:rFonts w:ascii="Calibri" w:hAnsi="Calibri" w:cs="Calibri"/>
+          <w:sz w:val="22"/>
+          <w:szCs w:val="22"/>
+          <w:lang w:val="es-ES"/>
+        </w:rPr>
+        <w:t xml:space="preserve">, </w:t>
+      </w:r>
       <w:r>
         <w:rPr>
           <w:rFonts w:ascii="Calibri" w:hAnsi="Calibri" w:cs="Calibri"/>
@@ -1847,9 +1961,35 @@
           <w:szCs w:val="22"/>
           <w:lang w:val="es-ES"/>
         </w:rPr>
-        <w:t>Services</w:t>
-      </w:r>
-      <w:proofErr w:type="spellEnd"/>
+        <w:t>Español</w:t>
+      </w:r>
+      <w:r>
+        <w:rPr>
+          <w:rFonts w:ascii="Calibri" w:hAnsi="Calibri" w:cs="Calibri"/>
+          <w:sz w:val="22"/>
+          <w:szCs w:val="22"/>
+          <w:lang w:val="es-ES"/>
+        </w:rPr>
+        <w:t xml:space="preserve">: </w:t>
+      </w:r>
+      <w:r>
+        <w:rPr>
+          <w:rFonts w:ascii="Calibri" w:hAnsi="Calibri" w:cs="Calibri"/>
+          <w:sz w:val="22"/>
+          <w:szCs w:val="22"/>
+          <w:lang w:val="es-ES"/>
+        </w:rPr>
+        <w:t>C1 (DELE)</w:t>
+      </w:r>
+      <w:r>
+        <w:rPr>
+          <w:rFonts w:ascii="Calibri" w:hAnsi="Calibri" w:cs="Calibri"/>
+          <w:sz w:val="22"/>
+          <w:szCs w:val="22"/>
+          <w:lang w:val="es-ES"/>
+        </w:rPr>
+        <w:t xml:space="preserve">, </w:t>
+      </w:r>
       <w:r>
         <w:rPr>
           <w:rFonts w:ascii="Calibri" w:hAnsi="Calibri" w:cs="Calibri"/>
@@ -1859,1334 +1999,8 @@
           <w:szCs w:val="22"/>
           <w:lang w:val="es-ES"/>
         </w:rPr>
-        <w:t xml:space="preserve"> – Prácticas (LDM/NAM)</w:t>
-      </w:r>
-      <w:r>
-        <w:rPr>
-          <w:rFonts w:ascii="Calibri" w:hAnsi="Calibri" w:cs="Calibri"/>
-          <w:b/>
-          <w:bCs/>
-          <w:sz w:val="22"/>
-          <w:szCs w:val="22"/>
-          <w:lang w:val="es-ES"/>
-        </w:rPr>
-        <w:br/>
-      </w:r>
-      <w:proofErr w:type="gramStart"/>
-      <w:r>
-        <w:rPr>
-          <w:rFonts w:ascii="Calibri" w:hAnsi="Calibri" w:cs="Calibri"/>
-          <w:b/>
-          <w:bCs/>
-          <w:sz w:val="22"/>
-          <w:szCs w:val="22"/>
-          <w:lang w:val="es-ES"/>
-        </w:rPr>
-        <w:t>Noviembre</w:t>
-      </w:r>
-      <w:proofErr w:type="gramEnd"/>
-      <w:r>
-        <w:rPr>
-          <w:rFonts w:ascii="Calibri" w:hAnsi="Calibri" w:cs="Calibri"/>
-          <w:b/>
-          <w:bCs/>
-          <w:sz w:val="22"/>
-          <w:szCs w:val="22"/>
-          <w:lang w:val="es-ES"/>
-        </w:rPr>
-        <w:t xml:space="preserve"> 2020 – </w:t>
-      </w:r>
-      <w:proofErr w:type="gramStart"/>
-      <w:r>
-        <w:rPr>
-          <w:rFonts w:ascii="Calibri" w:hAnsi="Calibri" w:cs="Calibri"/>
-          <w:b/>
-          <w:bCs/>
-          <w:sz w:val="22"/>
-          <w:szCs w:val="22"/>
-          <w:lang w:val="es-ES"/>
-        </w:rPr>
-        <w:t>Noviembre</w:t>
-      </w:r>
-      <w:proofErr w:type="gramEnd"/>
-      <w:r>
-        <w:rPr>
-          <w:rFonts w:ascii="Calibri" w:hAnsi="Calibri" w:cs="Calibri"/>
-          <w:b/>
-          <w:bCs/>
-          <w:sz w:val="22"/>
-          <w:szCs w:val="22"/>
-          <w:lang w:val="es-ES"/>
-        </w:rPr>
-        <w:t xml:space="preserve"> 2021</w:t>
-      </w:r>
-    </w:p>
-    <w:p>
-      <w:pPr>
-        <w:spacing w:after="0"/>
-        <w:rPr>
-          <w:rFonts w:ascii="Calibri" w:hAnsi="Calibri" w:cs="Calibri"/>
-          <w:sz w:val="22"/>
-          <w:szCs w:val="22"/>
-          <w:lang w:val="es-ES"/>
-        </w:rPr>
-      </w:pPr>
-      <w:r>
-        <w:rPr>
-          <w:rFonts w:ascii="Calibri" w:hAnsi="Calibri" w:cs="Calibri"/>
-          <w:sz w:val="22"/>
-          <w:szCs w:val="22"/>
-          <w:lang w:val="es-ES"/>
-        </w:rPr>
-        <w:t xml:space="preserve">- </w:t>
-      </w:r>
-      <w:r>
-        <w:rPr>
-          <w:rFonts w:ascii="Calibri" w:hAnsi="Calibri" w:cs="Calibri"/>
-          <w:sz w:val="22"/>
-          <w:szCs w:val="22"/>
-          <w:lang w:val="es-ES"/>
-        </w:rPr>
-        <w:t>Gestión de órdenes y proyectos de redes para la región de América del Norte</w:t>
-      </w:r>
-    </w:p>
-    <w:p>
-      <w:pPr>
-        <w:spacing w:after="0"/>
-        <w:rPr>
-          <w:rFonts w:ascii="Calibri" w:hAnsi="Calibri" w:cs="Calibri"/>
-          <w:sz w:val="22"/>
-          <w:szCs w:val="22"/>
-          <w:lang w:val="es-ES"/>
-        </w:rPr>
-      </w:pPr>
-      <w:r>
-        <w:rPr>
-          <w:rFonts w:ascii="Calibri" w:hAnsi="Calibri" w:cs="Calibri"/>
-          <w:sz w:val="22"/>
-          <w:szCs w:val="22"/>
-          <w:lang w:val="es-ES"/>
-        </w:rPr>
-        <w:t xml:space="preserve">- </w:t>
-      </w:r>
-      <w:r>
-        <w:rPr>
-          <w:rFonts w:ascii="Calibri" w:hAnsi="Calibri" w:cs="Calibri"/>
-          <w:sz w:val="22"/>
-          <w:szCs w:val="22"/>
-          <w:lang w:val="es-ES"/>
-        </w:rPr>
-        <w:t>Trabajo en un equipo internacional con base en Estados Unidos</w:t>
-      </w:r>
-    </w:p>
-    <w:p>
-      <w:pPr>
-        <w:spacing w:after="0"/>
-        <w:rPr>
-          <w:rFonts w:ascii="Calibri" w:hAnsi="Calibri" w:cs="Calibri"/>
-          <w:sz w:val="22"/>
-          <w:szCs w:val="22"/>
-          <w:lang w:val="en-US"/>
-        </w:rPr>
-      </w:pPr>
-      <w:r>
-        <w:rPr>
-          <w:rFonts w:ascii="Calibri" w:hAnsi="Calibri" w:cs="Calibri"/>
-          <w:sz w:val="22"/>
-          <w:szCs w:val="22"/>
-          <w:lang w:val="en-US"/>
-        </w:rPr>
-        <w:t xml:space="preserve">- </w:t>
-      </w:r>
-      <w:proofErr w:type="spellStart"/>
-      <w:r>
-        <w:rPr>
-          <w:rFonts w:ascii="Calibri" w:hAnsi="Calibri" w:cs="Calibri"/>
-          <w:sz w:val="22"/>
-          <w:szCs w:val="22"/>
-          <w:lang w:val="en-US"/>
-        </w:rPr>
-        <w:t>Interfaz</w:t>
-      </w:r>
-      <w:proofErr w:type="spellEnd"/>
-      <w:r>
-        <w:rPr>
-          <w:rFonts w:ascii="Calibri" w:hAnsi="Calibri" w:cs="Calibri"/>
-          <w:sz w:val="22"/>
-          <w:szCs w:val="22"/>
-          <w:lang w:val="en-US"/>
-        </w:rPr>
-        <w:t xml:space="preserve"> entre </w:t>
-      </w:r>
-      <w:proofErr w:type="spellStart"/>
-      <w:r>
-        <w:rPr>
-          <w:rFonts w:ascii="Calibri" w:hAnsi="Calibri" w:cs="Calibri"/>
-          <w:sz w:val="22"/>
-          <w:szCs w:val="22"/>
-          <w:lang w:val="en-US"/>
-        </w:rPr>
-        <w:t>áreas</w:t>
-      </w:r>
-      <w:proofErr w:type="spellEnd"/>
-      <w:r>
-        <w:rPr>
-          <w:rFonts w:ascii="Calibri" w:hAnsi="Calibri" w:cs="Calibri"/>
-          <w:sz w:val="22"/>
-          <w:szCs w:val="22"/>
-          <w:lang w:val="en-US"/>
-        </w:rPr>
-        <w:t xml:space="preserve"> </w:t>
-      </w:r>
-      <w:proofErr w:type="spellStart"/>
-      <w:r>
-        <w:rPr>
-          <w:rFonts w:ascii="Calibri" w:hAnsi="Calibri" w:cs="Calibri"/>
-          <w:sz w:val="22"/>
-          <w:szCs w:val="22"/>
-          <w:lang w:val="en-US"/>
-        </w:rPr>
-        <w:t>técnicas</w:t>
-      </w:r>
-      <w:proofErr w:type="spellEnd"/>
-      <w:r>
-        <w:rPr>
-          <w:rFonts w:ascii="Calibri" w:hAnsi="Calibri" w:cs="Calibri"/>
-          <w:sz w:val="22"/>
-          <w:szCs w:val="22"/>
-          <w:lang w:val="en-US"/>
-        </w:rPr>
-        <w:t xml:space="preserve"> y </w:t>
-      </w:r>
-      <w:proofErr w:type="spellStart"/>
-      <w:r>
-        <w:rPr>
-          <w:rFonts w:ascii="Calibri" w:hAnsi="Calibri" w:cs="Calibri"/>
-          <w:sz w:val="22"/>
-          <w:szCs w:val="22"/>
-          <w:lang w:val="en-US"/>
-        </w:rPr>
-        <w:t>operativas</w:t>
-      </w:r>
-      <w:proofErr w:type="spellEnd"/>
-    </w:p>
-    <w:p>
-      <w:pPr>
-        <w:spacing w:after="0"/>
-        <w:rPr>
-          <w:rFonts w:ascii="Calibri" w:hAnsi="Calibri" w:cs="Calibri"/>
-          <w:sz w:val="22"/>
-          <w:szCs w:val="22"/>
-          <w:lang w:val="es-ES"/>
-        </w:rPr>
-      </w:pPr>
-      <w:r>
-        <w:rPr>
-          <w:rFonts w:ascii="Calibri" w:hAnsi="Calibri" w:cs="Calibri"/>
-          <w:sz w:val="22"/>
-          <w:szCs w:val="22"/>
-          <w:lang w:val="es-ES"/>
-        </w:rPr>
-        <w:t xml:space="preserve">- </w:t>
-      </w:r>
-      <w:r>
-        <w:rPr>
-          <w:rFonts w:ascii="Calibri" w:hAnsi="Calibri" w:cs="Calibri"/>
-          <w:sz w:val="22"/>
-          <w:szCs w:val="22"/>
-          <w:lang w:val="es-ES"/>
-        </w:rPr>
-        <w:t>Experiencia en entorno corporativo global con enfoque en organización y procesos</w:t>
-      </w:r>
-    </w:p>
-    <w:p>
-      <w:pPr>
-        <w:spacing w:after="0"/>
-        <w:rPr>
-          <w:rFonts w:ascii="Calibri" w:hAnsi="Calibri" w:cs="Calibri"/>
-          <w:sz w:val="22"/>
-          <w:szCs w:val="22"/>
-          <w:lang w:val="en-US"/>
-        </w:rPr>
-      </w:pPr>
-      <w:r>
-        <w:rPr>
-          <w:rFonts w:ascii="Calibri" w:hAnsi="Calibri" w:cs="Calibri"/>
-          <w:sz w:val="22"/>
-          <w:szCs w:val="22"/>
-          <w:lang w:val="en-US"/>
-        </w:rPr>
-        <w:pict w14:anchorId="20DC1F99">
-          <v:rect id="_x0000_i1140" style="width:0;height:1.5pt" o:hralign="center" o:hrstd="t" o:hr="t" fillcolor="#a0a0a0" stroked="f"/>
-        </w:pict>
-      </w:r>
-    </w:p>
-    <w:p>
-      <w:pPr>
-        <w:spacing w:after="0"/>
-        <w:rPr>
-          <w:rFonts w:ascii="Calibri" w:hAnsi="Calibri" w:cs="Calibri"/>
-          <w:b/>
-          <w:bCs/>
-          <w:sz w:val="22"/>
-          <w:szCs w:val="22"/>
-          <w:lang w:val="es-ES"/>
-        </w:rPr>
-      </w:pPr>
-      <w:r>
-        <w:rPr>
-          <w:rFonts w:ascii="Calibri" w:hAnsi="Calibri" w:cs="Calibri"/>
-          <w:b/>
-          <w:bCs/>
-          <w:sz w:val="22"/>
-          <w:szCs w:val="22"/>
-          <w:lang w:val="es-ES"/>
-        </w:rPr>
-        <w:t>Formación Académica</w:t>
-      </w:r>
-    </w:p>
-    <w:p>
-      <w:pPr>
-        <w:spacing w:after="0"/>
-        <w:rPr>
-          <w:rFonts w:ascii="Calibri" w:hAnsi="Calibri" w:cs="Calibri"/>
-          <w:sz w:val="22"/>
-          <w:szCs w:val="22"/>
-          <w:lang w:val="es-ES"/>
-        </w:rPr>
-      </w:pPr>
-      <w:r>
-        <w:rPr>
-          <w:rFonts w:ascii="Calibri" w:hAnsi="Calibri" w:cs="Calibri"/>
-          <w:b/>
-          <w:bCs/>
-          <w:sz w:val="22"/>
-          <w:szCs w:val="22"/>
-          <w:lang w:val="es-ES"/>
-        </w:rPr>
-        <w:t xml:space="preserve">Grado en Ingeniería de Computación – Finalización: </w:t>
-      </w:r>
-      <w:proofErr w:type="gramStart"/>
-      <w:r>
-        <w:rPr>
-          <w:rFonts w:ascii="Calibri" w:hAnsi="Calibri" w:cs="Calibri"/>
-          <w:b/>
-          <w:bCs/>
-          <w:sz w:val="22"/>
-          <w:szCs w:val="22"/>
-          <w:lang w:val="es-ES"/>
-        </w:rPr>
-        <w:t>Marzo</w:t>
-      </w:r>
-      <w:proofErr w:type="gramEnd"/>
-      <w:r>
-        <w:rPr>
-          <w:rFonts w:ascii="Calibri" w:hAnsi="Calibri" w:cs="Calibri"/>
-          <w:b/>
-          <w:bCs/>
-          <w:sz w:val="22"/>
-          <w:szCs w:val="22"/>
-          <w:lang w:val="es-ES"/>
-        </w:rPr>
-        <w:t xml:space="preserve"> 2026</w:t>
-      </w:r>
-      <w:r>
-        <w:rPr>
-          <w:rFonts w:ascii="Calibri" w:hAnsi="Calibri" w:cs="Calibri"/>
-          <w:sz w:val="22"/>
-          <w:szCs w:val="22"/>
-          <w:lang w:val="es-ES"/>
-        </w:rPr>
-        <w:br/>
-        <w:t>CEFET/RJ – Centro Federal de Educación Tecnológica Celso Suckow da Fonseca</w:t>
-      </w:r>
-    </w:p>
-    <w:p>
-      <w:pPr>
-        <w:spacing w:after="0"/>
-        <w:rPr>
-          <w:rFonts w:ascii="Calibri" w:hAnsi="Calibri" w:cs="Calibri"/>
-          <w:sz w:val="22"/>
-          <w:szCs w:val="22"/>
-          <w:lang w:val="en-US"/>
-        </w:rPr>
-      </w:pPr>
-      <w:r>
-        <w:rPr>
-          <w:rFonts w:ascii="Calibri" w:hAnsi="Calibri" w:cs="Calibri"/>
-          <w:sz w:val="22"/>
-          <w:szCs w:val="22"/>
-          <w:lang w:val="en-US"/>
-        </w:rPr>
-        <w:pict w14:anchorId="37B4F631">
-          <v:rect id="_x0000_i1141" style="width:0;height:1.5pt" o:hralign="center" o:hrstd="t" o:hr="t" fillcolor="#a0a0a0" stroked="f"/>
-        </w:pict>
-      </w:r>
-    </w:p>
-    <w:p>
-      <w:pPr>
-        <w:spacing w:after="0"/>
-        <w:rPr>
-          <w:rFonts w:ascii="Calibri" w:hAnsi="Calibri" w:cs="Calibri"/>
-          <w:b/>
-          <w:bCs/>
-          <w:sz w:val="22"/>
-          <w:szCs w:val="22"/>
-          <w:lang w:val="es-ES"/>
-        </w:rPr>
-      </w:pPr>
-      <w:r>
-        <w:rPr>
-          <w:rFonts w:ascii="Calibri" w:hAnsi="Calibri" w:cs="Calibri"/>
-          <w:b/>
-          <w:bCs/>
-          <w:sz w:val="22"/>
-          <w:szCs w:val="22"/>
-          <w:lang w:val="es-ES"/>
-        </w:rPr>
-        <w:t>Experiencia Internacional – España</w:t>
-      </w:r>
-    </w:p>
-    <w:p>
-      <w:pPr>
-        <w:spacing w:after="0"/>
-        <w:rPr>
-          <w:rFonts w:ascii="Calibri" w:hAnsi="Calibri" w:cs="Calibri"/>
-          <w:b/>
-          <w:bCs/>
-          <w:sz w:val="22"/>
-          <w:szCs w:val="22"/>
-          <w:lang w:val="es-ES"/>
-        </w:rPr>
-      </w:pPr>
-      <w:r>
-        <w:rPr>
-          <w:rFonts w:ascii="Calibri" w:hAnsi="Calibri" w:cs="Calibri"/>
-          <w:b/>
-          <w:bCs/>
-          <w:sz w:val="22"/>
-          <w:szCs w:val="22"/>
-          <w:lang w:val="es-ES"/>
-        </w:rPr>
-        <w:t>Universidad de Valladolid</w:t>
-      </w:r>
-      <w:r>
-        <w:rPr>
-          <w:rFonts w:ascii="Calibri" w:hAnsi="Calibri" w:cs="Calibri"/>
-          <w:b/>
-          <w:bCs/>
-          <w:sz w:val="22"/>
-          <w:szCs w:val="22"/>
-          <w:lang w:val="es-ES"/>
-        </w:rPr>
-        <w:t xml:space="preserve"> |</w:t>
-      </w:r>
-      <w:proofErr w:type="gramStart"/>
-      <w:r>
-        <w:rPr>
-          <w:rFonts w:ascii="Calibri" w:hAnsi="Calibri" w:cs="Calibri"/>
-          <w:b/>
-          <w:bCs/>
-          <w:sz w:val="22"/>
-          <w:szCs w:val="22"/>
-          <w:lang w:val="es-ES"/>
-        </w:rPr>
-        <w:t>Septiembre</w:t>
-      </w:r>
-      <w:proofErr w:type="gramEnd"/>
-      <w:r>
-        <w:rPr>
-          <w:rFonts w:ascii="Calibri" w:hAnsi="Calibri" w:cs="Calibri"/>
-          <w:b/>
-          <w:bCs/>
-          <w:sz w:val="22"/>
-          <w:szCs w:val="22"/>
-          <w:lang w:val="es-ES"/>
-        </w:rPr>
-        <w:t xml:space="preserve"> 2025 – </w:t>
-      </w:r>
-      <w:proofErr w:type="gramStart"/>
-      <w:r>
-        <w:rPr>
-          <w:rFonts w:ascii="Calibri" w:hAnsi="Calibri" w:cs="Calibri"/>
-          <w:b/>
-          <w:bCs/>
-          <w:sz w:val="22"/>
-          <w:szCs w:val="22"/>
-          <w:lang w:val="es-ES"/>
-        </w:rPr>
-        <w:t>Febrero</w:t>
-      </w:r>
-      <w:proofErr w:type="gramEnd"/>
-      <w:r>
-        <w:rPr>
-          <w:rFonts w:ascii="Calibri" w:hAnsi="Calibri" w:cs="Calibri"/>
-          <w:b/>
-          <w:bCs/>
-          <w:sz w:val="22"/>
-          <w:szCs w:val="22"/>
-          <w:lang w:val="es-ES"/>
-        </w:rPr>
-        <w:t xml:space="preserve"> 2026</w:t>
-      </w:r>
-    </w:p>
-    <w:p>
-      <w:pPr>
-        <w:spacing w:after="0"/>
-        <w:rPr>
-          <w:rFonts w:ascii="Calibri" w:hAnsi="Calibri" w:cs="Calibri"/>
-          <w:sz w:val="22"/>
-          <w:szCs w:val="22"/>
-          <w:lang w:val="es-ES"/>
-        </w:rPr>
-      </w:pPr>
-      <w:r>
-        <w:rPr>
-          <w:rFonts w:ascii="Calibri" w:hAnsi="Calibri" w:cs="Calibri"/>
-          <w:sz w:val="22"/>
-          <w:szCs w:val="22"/>
-          <w:lang w:val="es-ES"/>
-        </w:rPr>
-        <w:t xml:space="preserve">Seleccionado por mérito académico para las becas Santander Open </w:t>
-      </w:r>
-      <w:proofErr w:type="spellStart"/>
-      <w:r>
-        <w:rPr>
-          <w:rFonts w:ascii="Calibri" w:hAnsi="Calibri" w:cs="Calibri"/>
-          <w:sz w:val="22"/>
-          <w:szCs w:val="22"/>
-          <w:lang w:val="es-ES"/>
-        </w:rPr>
-        <w:t>Academy</w:t>
-      </w:r>
-      <w:proofErr w:type="spellEnd"/>
-      <w:r>
-        <w:rPr>
-          <w:rFonts w:ascii="Calibri" w:hAnsi="Calibri" w:cs="Calibri"/>
-          <w:sz w:val="22"/>
-          <w:szCs w:val="22"/>
-          <w:lang w:val="es-ES"/>
-        </w:rPr>
-        <w:t xml:space="preserve"> y CEFET/RJ. Intercambio en Ingeniería de Computación con actividad profesional paralela como Desarrollador Full Stack.</w:t>
-      </w:r>
-    </w:p>
-    <w:p>
-      <w:pPr>
-        <w:spacing w:after="0"/>
-        <w:rPr>
-          <w:rFonts w:ascii="Calibri" w:hAnsi="Calibri" w:cs="Calibri"/>
-          <w:sz w:val="22"/>
-          <w:szCs w:val="22"/>
-          <w:lang w:val="en-US"/>
-        </w:rPr>
-      </w:pPr>
-      <w:r>
-        <w:rPr>
-          <w:rFonts w:ascii="Calibri" w:hAnsi="Calibri" w:cs="Calibri"/>
-          <w:sz w:val="22"/>
-          <w:szCs w:val="22"/>
-          <w:lang w:val="en-US"/>
-        </w:rPr>
-        <w:pict w14:anchorId="345585D3">
-          <v:rect id="_x0000_i1142" style="width:0;height:1.5pt" o:hralign="center" o:hrstd="t" o:hr="t" fillcolor="#a0a0a0" stroked="f"/>
-        </w:pict>
-      </w:r>
-    </w:p>
-    <w:p>
-      <w:pPr>
-        <w:spacing w:after="0"/>
-        <w:rPr>
-          <w:rFonts w:ascii="Calibri" w:hAnsi="Calibri" w:cs="Calibri"/>
-          <w:b/>
-          <w:bCs/>
-          <w:sz w:val="22"/>
-          <w:szCs w:val="22"/>
-          <w:lang w:val="en-US"/>
-        </w:rPr>
-      </w:pPr>
-      <w:proofErr w:type="spellStart"/>
-      <w:r>
-        <w:rPr>
-          <w:rFonts w:ascii="Calibri" w:hAnsi="Calibri" w:cs="Calibri"/>
-          <w:b/>
-          <w:bCs/>
-          <w:sz w:val="22"/>
-          <w:szCs w:val="22"/>
-          <w:lang w:val="en-US"/>
-        </w:rPr>
-        <w:t>Habilidades</w:t>
-      </w:r>
-      <w:proofErr w:type="spellEnd"/>
-      <w:r>
-        <w:rPr>
-          <w:rFonts w:ascii="Calibri" w:hAnsi="Calibri" w:cs="Calibri"/>
-          <w:b/>
-          <w:bCs/>
-          <w:sz w:val="22"/>
-          <w:szCs w:val="22"/>
-          <w:lang w:val="en-US"/>
-        </w:rPr>
-        <w:t xml:space="preserve"> </w:t>
-      </w:r>
-      <w:proofErr w:type="spellStart"/>
-      <w:r>
-        <w:rPr>
-          <w:rFonts w:ascii="Calibri" w:hAnsi="Calibri" w:cs="Calibri"/>
-          <w:b/>
-          <w:bCs/>
-          <w:sz w:val="22"/>
-          <w:szCs w:val="22"/>
-          <w:lang w:val="en-US"/>
-        </w:rPr>
-        <w:t>Técnicas</w:t>
-      </w:r>
-      <w:proofErr w:type="spellEnd"/>
-    </w:p>
-    <w:p>
-      <w:pPr>
-        <w:spacing w:after="0"/>
-        <w:rPr>
-          <w:rFonts w:ascii="Calibri" w:hAnsi="Calibri" w:cs="Calibri"/>
-          <w:sz w:val="22"/>
-          <w:szCs w:val="22"/>
-          <w:lang w:val="en-US"/>
-        </w:rPr>
-      </w:pPr>
-      <w:r>
-        <w:rPr>
-          <w:rFonts w:ascii="Calibri" w:hAnsi="Calibri" w:cs="Calibri"/>
-          <w:b/>
-          <w:bCs/>
-          <w:sz w:val="22"/>
-          <w:szCs w:val="22"/>
-          <w:lang w:val="en-US"/>
-        </w:rPr>
-        <w:t>Backend</w:t>
-      </w:r>
-      <w:r>
-        <w:rPr>
-          <w:rFonts w:ascii="Calibri" w:hAnsi="Calibri" w:cs="Calibri"/>
-          <w:sz w:val="22"/>
-          <w:szCs w:val="22"/>
-          <w:lang w:val="en-US"/>
-        </w:rPr>
-        <w:t xml:space="preserve">: Node.js, Typescript, </w:t>
-      </w:r>
-      <w:proofErr w:type="spellStart"/>
-      <w:r>
-        <w:rPr>
-          <w:rFonts w:ascii="Calibri" w:hAnsi="Calibri" w:cs="Calibri"/>
-          <w:sz w:val="22"/>
-          <w:szCs w:val="22"/>
-          <w:lang w:val="en-US"/>
-        </w:rPr>
-        <w:t>NestJS</w:t>
-      </w:r>
-      <w:proofErr w:type="spellEnd"/>
-      <w:r>
-        <w:rPr>
-          <w:rFonts w:ascii="Calibri" w:hAnsi="Calibri" w:cs="Calibri"/>
-          <w:sz w:val="22"/>
-          <w:szCs w:val="22"/>
-          <w:lang w:val="en-US"/>
-        </w:rPr>
-        <w:t>, APIs RESTful, Clean Architecture</w:t>
-      </w:r>
-      <w:r>
-        <w:rPr>
-          <w:rFonts w:ascii="Calibri" w:hAnsi="Calibri" w:cs="Calibri"/>
-          <w:sz w:val="22"/>
-          <w:szCs w:val="22"/>
-          <w:lang w:val="en-US"/>
-        </w:rPr>
-        <w:br/>
-      </w:r>
-      <w:r>
-        <w:rPr>
-          <w:rFonts w:ascii="Calibri" w:hAnsi="Calibri" w:cs="Calibri"/>
-          <w:b/>
-          <w:bCs/>
-          <w:sz w:val="22"/>
-          <w:szCs w:val="22"/>
-          <w:lang w:val="en-US"/>
-        </w:rPr>
-        <w:t>Frontend</w:t>
-      </w:r>
-      <w:r>
-        <w:rPr>
-          <w:rFonts w:ascii="Calibri" w:hAnsi="Calibri" w:cs="Calibri"/>
-          <w:sz w:val="22"/>
-          <w:szCs w:val="22"/>
-          <w:lang w:val="en-US"/>
-        </w:rPr>
-        <w:t>: React.js, Vue.js, Angular</w:t>
-      </w:r>
-      <w:r>
-        <w:rPr>
-          <w:rFonts w:ascii="Calibri" w:hAnsi="Calibri" w:cs="Calibri"/>
-          <w:sz w:val="22"/>
-          <w:szCs w:val="22"/>
-          <w:lang w:val="en-US"/>
-        </w:rPr>
-        <w:br/>
-      </w:r>
-      <w:r>
-        <w:rPr>
-          <w:rFonts w:ascii="Calibri" w:hAnsi="Calibri" w:cs="Calibri"/>
-          <w:b/>
-          <w:bCs/>
-          <w:sz w:val="22"/>
-          <w:szCs w:val="22"/>
-          <w:lang w:val="en-US"/>
-        </w:rPr>
-        <w:t>Cloud &amp; DevOps</w:t>
-      </w:r>
-      <w:r>
-        <w:rPr>
-          <w:rFonts w:ascii="Calibri" w:hAnsi="Calibri" w:cs="Calibri"/>
-          <w:sz w:val="22"/>
-          <w:szCs w:val="22"/>
-          <w:lang w:val="en-US"/>
-        </w:rPr>
-        <w:t>: AWS, CI/CD, Docker</w:t>
-      </w:r>
-      <w:r>
-        <w:rPr>
-          <w:rFonts w:ascii="Calibri" w:hAnsi="Calibri" w:cs="Calibri"/>
-          <w:sz w:val="22"/>
-          <w:szCs w:val="22"/>
-          <w:lang w:val="en-US"/>
-        </w:rPr>
-        <w:br/>
-      </w:r>
-      <w:r>
-        <w:rPr>
-          <w:rFonts w:ascii="Calibri" w:hAnsi="Calibri" w:cs="Calibri"/>
-          <w:b/>
-          <w:bCs/>
-          <w:sz w:val="22"/>
-          <w:szCs w:val="22"/>
-          <w:lang w:val="en-US"/>
-        </w:rPr>
-        <w:t>Bases de Datos</w:t>
-      </w:r>
-      <w:r>
-        <w:rPr>
-          <w:rFonts w:ascii="Calibri" w:hAnsi="Calibri" w:cs="Calibri"/>
-          <w:sz w:val="22"/>
-          <w:szCs w:val="22"/>
-          <w:lang w:val="en-US"/>
-        </w:rPr>
-        <w:t>: PostgreSQL, SAP HANA, SQL Server, MySQL (</w:t>
-      </w:r>
-      <w:proofErr w:type="spellStart"/>
-      <w:r>
-        <w:rPr>
-          <w:rFonts w:ascii="Calibri" w:hAnsi="Calibri" w:cs="Calibri"/>
-          <w:sz w:val="22"/>
-          <w:szCs w:val="22"/>
-          <w:lang w:val="en-US"/>
-        </w:rPr>
-        <w:t>relacionales</w:t>
-      </w:r>
-      <w:proofErr w:type="spellEnd"/>
-      <w:r>
-        <w:rPr>
-          <w:rFonts w:ascii="Calibri" w:hAnsi="Calibri" w:cs="Calibri"/>
-          <w:sz w:val="22"/>
-          <w:szCs w:val="22"/>
-          <w:lang w:val="en-US"/>
-        </w:rPr>
-        <w:t>), MongoDB (NoSQL)</w:t>
-      </w:r>
-      <w:r>
-        <w:rPr>
-          <w:rFonts w:ascii="Calibri" w:hAnsi="Calibri" w:cs="Calibri"/>
-          <w:sz w:val="22"/>
-          <w:szCs w:val="22"/>
-          <w:lang w:val="en-US"/>
-        </w:rPr>
-        <w:br/>
-      </w:r>
-      <w:r>
-        <w:rPr>
-          <w:rFonts w:ascii="Calibri" w:hAnsi="Calibri" w:cs="Calibri"/>
-          <w:b/>
-          <w:bCs/>
-          <w:sz w:val="22"/>
-          <w:szCs w:val="22"/>
-          <w:lang w:val="en-US"/>
-        </w:rPr>
-        <w:t>Testing</w:t>
-      </w:r>
-      <w:r>
-        <w:rPr>
-          <w:rFonts w:ascii="Calibri" w:hAnsi="Calibri" w:cs="Calibri"/>
-          <w:sz w:val="22"/>
-          <w:szCs w:val="22"/>
-          <w:lang w:val="en-US"/>
-        </w:rPr>
-        <w:t xml:space="preserve">: Jest, </w:t>
-      </w:r>
-      <w:proofErr w:type="spellStart"/>
-      <w:r>
-        <w:rPr>
-          <w:rFonts w:ascii="Calibri" w:hAnsi="Calibri" w:cs="Calibri"/>
-          <w:sz w:val="22"/>
-          <w:szCs w:val="22"/>
-          <w:lang w:val="en-US"/>
-        </w:rPr>
-        <w:t>Supertest</w:t>
-      </w:r>
-      <w:proofErr w:type="spellEnd"/>
-      <w:r>
-        <w:rPr>
-          <w:rFonts w:ascii="Calibri" w:hAnsi="Calibri" w:cs="Calibri"/>
-          <w:sz w:val="22"/>
-          <w:szCs w:val="22"/>
-          <w:lang w:val="en-US"/>
-        </w:rPr>
-        <w:t xml:space="preserve">, </w:t>
-      </w:r>
-      <w:proofErr w:type="spellStart"/>
-      <w:r>
-        <w:rPr>
-          <w:rFonts w:ascii="Calibri" w:hAnsi="Calibri" w:cs="Calibri"/>
-          <w:sz w:val="22"/>
-          <w:szCs w:val="22"/>
-          <w:lang w:val="en-US"/>
-        </w:rPr>
-        <w:t>pruebas</w:t>
-      </w:r>
-      <w:proofErr w:type="spellEnd"/>
-      <w:r>
-        <w:rPr>
-          <w:rFonts w:ascii="Calibri" w:hAnsi="Calibri" w:cs="Calibri"/>
-          <w:sz w:val="22"/>
-          <w:szCs w:val="22"/>
-          <w:lang w:val="en-US"/>
-        </w:rPr>
-        <w:t xml:space="preserve"> </w:t>
-      </w:r>
-      <w:proofErr w:type="spellStart"/>
-      <w:r>
-        <w:rPr>
-          <w:rFonts w:ascii="Calibri" w:hAnsi="Calibri" w:cs="Calibri"/>
-          <w:sz w:val="22"/>
-          <w:szCs w:val="22"/>
-          <w:lang w:val="en-US"/>
-        </w:rPr>
-        <w:t>unitarias</w:t>
-      </w:r>
-      <w:proofErr w:type="spellEnd"/>
-      <w:r>
-        <w:rPr>
-          <w:rFonts w:ascii="Calibri" w:hAnsi="Calibri" w:cs="Calibri"/>
-          <w:sz w:val="22"/>
-          <w:szCs w:val="22"/>
-          <w:lang w:val="en-US"/>
-        </w:rPr>
-        <w:t xml:space="preserve"> y de </w:t>
-      </w:r>
-      <w:proofErr w:type="spellStart"/>
-      <w:r>
-        <w:rPr>
-          <w:rFonts w:ascii="Calibri" w:hAnsi="Calibri" w:cs="Calibri"/>
-          <w:sz w:val="22"/>
-          <w:szCs w:val="22"/>
-          <w:lang w:val="en-US"/>
-        </w:rPr>
-        <w:t>integración</w:t>
-      </w:r>
-      <w:proofErr w:type="spellEnd"/>
-      <w:r>
-        <w:rPr>
-          <w:rFonts w:ascii="Calibri" w:hAnsi="Calibri" w:cs="Calibri"/>
-          <w:sz w:val="22"/>
-          <w:szCs w:val="22"/>
-          <w:lang w:val="en-US"/>
-        </w:rPr>
-        <w:br/>
-      </w:r>
-      <w:proofErr w:type="spellStart"/>
-      <w:r>
-        <w:rPr>
-          <w:rFonts w:ascii="Calibri" w:hAnsi="Calibri" w:cs="Calibri"/>
-          <w:b/>
-          <w:bCs/>
-          <w:sz w:val="22"/>
-          <w:szCs w:val="22"/>
-          <w:lang w:val="en-US"/>
-        </w:rPr>
-        <w:t>Observabilidad</w:t>
-      </w:r>
-      <w:proofErr w:type="spellEnd"/>
-      <w:r>
-        <w:rPr>
-          <w:rFonts w:ascii="Calibri" w:hAnsi="Calibri" w:cs="Calibri"/>
-          <w:sz w:val="22"/>
-          <w:szCs w:val="22"/>
-          <w:lang w:val="en-US"/>
-        </w:rPr>
-        <w:t>: Prometheus, Grafana</w:t>
-      </w:r>
-      <w:r>
-        <w:rPr>
-          <w:rFonts w:ascii="Calibri" w:hAnsi="Calibri" w:cs="Calibri"/>
-          <w:sz w:val="22"/>
-          <w:szCs w:val="22"/>
-          <w:lang w:val="en-US"/>
-        </w:rPr>
-        <w:br/>
-      </w:r>
-      <w:proofErr w:type="spellStart"/>
-      <w:r>
-        <w:rPr>
-          <w:rFonts w:ascii="Calibri" w:hAnsi="Calibri" w:cs="Calibri"/>
-          <w:b/>
-          <w:bCs/>
-          <w:sz w:val="22"/>
-          <w:szCs w:val="22"/>
-          <w:lang w:val="en-US"/>
-        </w:rPr>
-        <w:t>Mensajería</w:t>
-      </w:r>
-      <w:proofErr w:type="spellEnd"/>
-      <w:r>
-        <w:rPr>
-          <w:rFonts w:ascii="Calibri" w:hAnsi="Calibri" w:cs="Calibri"/>
-          <w:b/>
-          <w:bCs/>
-          <w:sz w:val="22"/>
-          <w:szCs w:val="22"/>
-          <w:lang w:val="en-US"/>
-        </w:rPr>
-        <w:t xml:space="preserve"> e </w:t>
-      </w:r>
-      <w:proofErr w:type="spellStart"/>
-      <w:r>
-        <w:rPr>
-          <w:rFonts w:ascii="Calibri" w:hAnsi="Calibri" w:cs="Calibri"/>
-          <w:b/>
-          <w:bCs/>
-          <w:sz w:val="22"/>
-          <w:szCs w:val="22"/>
-          <w:lang w:val="en-US"/>
-        </w:rPr>
-        <w:t>Integración</w:t>
-      </w:r>
-      <w:proofErr w:type="spellEnd"/>
-      <w:r>
-        <w:rPr>
-          <w:rFonts w:ascii="Calibri" w:hAnsi="Calibri" w:cs="Calibri"/>
-          <w:sz w:val="22"/>
-          <w:szCs w:val="22"/>
-          <w:lang w:val="en-US"/>
-        </w:rPr>
-        <w:t>: RabbitMQ</w:t>
-      </w:r>
-      <w:r>
-        <w:rPr>
-          <w:rFonts w:ascii="Calibri" w:hAnsi="Calibri" w:cs="Calibri"/>
-          <w:sz w:val="22"/>
-          <w:szCs w:val="22"/>
-          <w:lang w:val="en-US"/>
-        </w:rPr>
-        <w:br/>
-      </w:r>
-      <w:proofErr w:type="spellStart"/>
-      <w:r>
-        <w:rPr>
-          <w:rFonts w:ascii="Calibri" w:hAnsi="Calibri" w:cs="Calibri"/>
-          <w:b/>
-          <w:bCs/>
-          <w:sz w:val="22"/>
-          <w:szCs w:val="22"/>
-          <w:lang w:val="en-US"/>
-        </w:rPr>
-        <w:t>Otras</w:t>
-      </w:r>
-      <w:proofErr w:type="spellEnd"/>
-      <w:r>
-        <w:rPr>
-          <w:rFonts w:ascii="Calibri" w:hAnsi="Calibri" w:cs="Calibri"/>
-          <w:b/>
-          <w:bCs/>
-          <w:sz w:val="22"/>
-          <w:szCs w:val="22"/>
-          <w:lang w:val="en-US"/>
-        </w:rPr>
-        <w:t xml:space="preserve"> </w:t>
-      </w:r>
-      <w:proofErr w:type="spellStart"/>
-      <w:r>
-        <w:rPr>
-          <w:rFonts w:ascii="Calibri" w:hAnsi="Calibri" w:cs="Calibri"/>
-          <w:b/>
-          <w:bCs/>
-          <w:sz w:val="22"/>
-          <w:szCs w:val="22"/>
-          <w:lang w:val="en-US"/>
-        </w:rPr>
-        <w:t>Tecnologías</w:t>
-      </w:r>
-      <w:proofErr w:type="spellEnd"/>
-      <w:r>
-        <w:rPr>
-          <w:rFonts w:ascii="Calibri" w:hAnsi="Calibri" w:cs="Calibri"/>
-          <w:sz w:val="22"/>
-          <w:szCs w:val="22"/>
-          <w:lang w:val="en-US"/>
-        </w:rPr>
-        <w:t>: C#, .NET</w:t>
-      </w:r>
-    </w:p>
-    <w:p>
-      <w:pPr>
-        <w:spacing w:after="0"/>
-        <w:rPr>
-          <w:rFonts w:ascii="Calibri" w:hAnsi="Calibri" w:cs="Calibri"/>
-          <w:sz w:val="22"/>
-          <w:szCs w:val="22"/>
-          <w:lang w:val="en-US"/>
-        </w:rPr>
-      </w:pPr>
-      <w:r>
-        <w:rPr>
-          <w:rFonts w:ascii="Calibri" w:hAnsi="Calibri" w:cs="Calibri"/>
-          <w:sz w:val="22"/>
-          <w:szCs w:val="22"/>
-          <w:lang w:val="en-US"/>
-        </w:rPr>
-        <w:pict w14:anchorId="4FFBC931">
-          <v:rect id="_x0000_i1143" style="width:0;height:1.5pt" o:hralign="center" o:hrstd="t" o:hr="t" fillcolor="#a0a0a0" stroked="f"/>
-        </w:pict>
-      </w:r>
-    </w:p>
-    <w:p>
-      <w:pPr>
-        <w:spacing w:after="0"/>
-        <w:rPr>
-          <w:rFonts w:ascii="Calibri" w:hAnsi="Calibri" w:cs="Calibri"/>
-          <w:b/>
-          <w:bCs/>
-          <w:sz w:val="22"/>
-          <w:szCs w:val="22"/>
-          <w:lang w:val="es-ES"/>
-        </w:rPr>
-      </w:pPr>
-      <w:r>
-        <w:rPr>
-          <w:rFonts w:ascii="Calibri" w:hAnsi="Calibri" w:cs="Calibri"/>
-          <w:b/>
-          <w:bCs/>
-          <w:sz w:val="22"/>
-          <w:szCs w:val="22"/>
-          <w:lang w:val="es-ES"/>
-        </w:rPr>
-        <w:t>IA &amp; Investigación Aplicada</w:t>
-      </w:r>
-    </w:p>
-    <w:p>
-      <w:pPr>
-        <w:spacing w:after="0"/>
-        <w:rPr>
-          <w:rFonts w:ascii="Calibri" w:hAnsi="Calibri" w:cs="Calibri"/>
-          <w:sz w:val="22"/>
-          <w:szCs w:val="22"/>
-          <w:lang w:val="es-ES"/>
-        </w:rPr>
-      </w:pPr>
-      <w:r>
-        <w:rPr>
-          <w:rFonts w:ascii="Calibri" w:hAnsi="Calibri" w:cs="Calibri"/>
-          <w:sz w:val="22"/>
-          <w:szCs w:val="22"/>
-          <w:lang w:val="es-ES"/>
-        </w:rPr>
-        <w:t>Fine-</w:t>
-      </w:r>
-      <w:proofErr w:type="spellStart"/>
-      <w:r>
-        <w:rPr>
-          <w:rFonts w:ascii="Calibri" w:hAnsi="Calibri" w:cs="Calibri"/>
-          <w:sz w:val="22"/>
-          <w:szCs w:val="22"/>
-          <w:lang w:val="es-ES"/>
-        </w:rPr>
-        <w:t>tuning</w:t>
-      </w:r>
-      <w:proofErr w:type="spellEnd"/>
-      <w:r>
-        <w:rPr>
-          <w:rFonts w:ascii="Calibri" w:hAnsi="Calibri" w:cs="Calibri"/>
-          <w:sz w:val="22"/>
-          <w:szCs w:val="22"/>
-          <w:lang w:val="es-ES"/>
-        </w:rPr>
-        <w:t xml:space="preserve"> de modelo </w:t>
-      </w:r>
-      <w:proofErr w:type="spellStart"/>
-      <w:r>
-        <w:rPr>
-          <w:rFonts w:ascii="Calibri" w:hAnsi="Calibri" w:cs="Calibri"/>
-          <w:sz w:val="22"/>
-          <w:szCs w:val="22"/>
-          <w:lang w:val="es-ES"/>
-        </w:rPr>
-        <w:t>LLaMA</w:t>
-      </w:r>
-      <w:proofErr w:type="spellEnd"/>
-      <w:r>
-        <w:rPr>
-          <w:rFonts w:ascii="Calibri" w:hAnsi="Calibri" w:cs="Calibri"/>
-          <w:sz w:val="22"/>
-          <w:szCs w:val="22"/>
-          <w:lang w:val="es-ES"/>
-        </w:rPr>
-        <w:t xml:space="preserve"> (~1B parámetros) con </w:t>
-      </w:r>
-      <w:proofErr w:type="spellStart"/>
-      <w:r>
-        <w:rPr>
-          <w:rFonts w:ascii="Calibri" w:hAnsi="Calibri" w:cs="Calibri"/>
-          <w:sz w:val="22"/>
-          <w:szCs w:val="22"/>
-          <w:lang w:val="es-ES"/>
-        </w:rPr>
-        <w:t>QLoRA</w:t>
-      </w:r>
-      <w:proofErr w:type="spellEnd"/>
-      <w:r>
-        <w:rPr>
-          <w:rFonts w:ascii="Calibri" w:hAnsi="Calibri" w:cs="Calibri"/>
-          <w:sz w:val="22"/>
-          <w:szCs w:val="22"/>
-          <w:lang w:val="es-ES"/>
-        </w:rPr>
-        <w:t xml:space="preserve"> (4 bits) y </w:t>
-      </w:r>
-      <w:proofErr w:type="spellStart"/>
-      <w:r>
-        <w:rPr>
-          <w:rFonts w:ascii="Calibri" w:hAnsi="Calibri" w:cs="Calibri"/>
-          <w:sz w:val="22"/>
-          <w:szCs w:val="22"/>
-          <w:lang w:val="es-ES"/>
-        </w:rPr>
-        <w:t>Unsloth</w:t>
-      </w:r>
-      <w:proofErr w:type="spellEnd"/>
-      <w:r>
-        <w:rPr>
-          <w:rFonts w:ascii="Calibri" w:hAnsi="Calibri" w:cs="Calibri"/>
-          <w:sz w:val="22"/>
-          <w:szCs w:val="22"/>
-          <w:lang w:val="es-ES"/>
-        </w:rPr>
-        <w:t xml:space="preserve"> para clasificación e identificación de ataques </w:t>
-      </w:r>
-      <w:proofErr w:type="spellStart"/>
-      <w:r>
-        <w:rPr>
-          <w:rFonts w:ascii="Calibri" w:hAnsi="Calibri" w:cs="Calibri"/>
-          <w:sz w:val="22"/>
-          <w:szCs w:val="22"/>
-          <w:lang w:val="es-ES"/>
-        </w:rPr>
-        <w:t>DDoS</w:t>
-      </w:r>
-      <w:proofErr w:type="spellEnd"/>
-      <w:r>
-        <w:rPr>
-          <w:rFonts w:ascii="Calibri" w:hAnsi="Calibri" w:cs="Calibri"/>
-          <w:sz w:val="22"/>
-          <w:szCs w:val="22"/>
-          <w:lang w:val="es-ES"/>
-        </w:rPr>
-        <w:t xml:space="preserve">. Desarrollo de la herramienta </w:t>
-      </w:r>
-      <w:proofErr w:type="spellStart"/>
-      <w:r>
-        <w:rPr>
-          <w:rFonts w:ascii="Calibri" w:hAnsi="Calibri" w:cs="Calibri"/>
-          <w:sz w:val="22"/>
-          <w:szCs w:val="22"/>
-          <w:lang w:val="es-ES"/>
-        </w:rPr>
-        <w:t>GenGuardian</w:t>
-      </w:r>
-      <w:proofErr w:type="spellEnd"/>
-      <w:r>
-        <w:rPr>
-          <w:rFonts w:ascii="Calibri" w:hAnsi="Calibri" w:cs="Calibri"/>
-          <w:sz w:val="22"/>
-          <w:szCs w:val="22"/>
-          <w:lang w:val="es-ES"/>
-        </w:rPr>
-        <w:t>, con pipeline de entrenamiento, evaluación y ejecución en entorno virtualizado con simulación de tráfico malicioso.</w:t>
-      </w:r>
-    </w:p>
-    <w:p>
-      <w:pPr>
-        <w:spacing w:after="0"/>
-        <w:rPr>
-          <w:rFonts w:ascii="Calibri" w:hAnsi="Calibri" w:cs="Calibri"/>
-          <w:sz w:val="22"/>
-          <w:szCs w:val="22"/>
-          <w:lang w:val="en-US"/>
-        </w:rPr>
-      </w:pPr>
-      <w:r>
-        <w:rPr>
-          <w:rFonts w:ascii="Calibri" w:hAnsi="Calibri" w:cs="Calibri"/>
-          <w:sz w:val="22"/>
-          <w:szCs w:val="22"/>
-          <w:lang w:val="en-US"/>
-        </w:rPr>
-        <w:pict w14:anchorId="096238F7">
-          <v:rect id="_x0000_i1144" style="width:0;height:1.5pt" o:hralign="center" o:hrstd="t" o:hr="t" fillcolor="#a0a0a0" stroked="f"/>
-        </w:pict>
-      </w:r>
-    </w:p>
-    <w:p>
-      <w:pPr>
-        <w:spacing w:after="0"/>
-        <w:rPr>
-          <w:rFonts w:ascii="Calibri" w:hAnsi="Calibri" w:cs="Calibri"/>
-          <w:b/>
-          <w:bCs/>
-          <w:sz w:val="22"/>
-          <w:szCs w:val="22"/>
-          <w:lang w:val="es-ES"/>
-        </w:rPr>
-      </w:pPr>
-      <w:r>
-        <w:rPr>
-          <w:rFonts w:ascii="Calibri" w:hAnsi="Calibri" w:cs="Calibri"/>
-          <w:b/>
-          <w:bCs/>
-          <w:sz w:val="22"/>
-          <w:szCs w:val="22"/>
-          <w:lang w:val="es-ES"/>
-        </w:rPr>
-        <w:t>Idiomas</w:t>
-      </w:r>
-    </w:p>
-    <w:p>
-      <w:pPr>
-        <w:spacing w:after="0"/>
-        <w:rPr>
-          <w:rFonts w:ascii="Calibri" w:hAnsi="Calibri" w:cs="Calibri"/>
-          <w:sz w:val="22"/>
-          <w:szCs w:val="22"/>
-          <w:lang w:val="es-ES"/>
-        </w:rPr>
-      </w:pPr>
-      <w:r>
-        <w:rPr>
-          <w:rFonts w:ascii="Calibri" w:hAnsi="Calibri" w:cs="Calibri"/>
-          <w:b/>
-          <w:bCs/>
-          <w:sz w:val="22"/>
-          <w:szCs w:val="22"/>
-          <w:lang w:val="es-ES"/>
-        </w:rPr>
-        <w:t>Portugués</w:t>
-      </w:r>
-      <w:r>
-        <w:rPr>
-          <w:rFonts w:ascii="Calibri" w:hAnsi="Calibri" w:cs="Calibri"/>
-          <w:sz w:val="22"/>
-          <w:szCs w:val="22"/>
-          <w:lang w:val="es-ES"/>
-        </w:rPr>
-        <w:t>: Nativo</w:t>
-      </w:r>
-      <w:r>
-        <w:rPr>
-          <w:rFonts w:ascii="Calibri" w:hAnsi="Calibri" w:cs="Calibri"/>
-          <w:sz w:val="22"/>
-          <w:szCs w:val="22"/>
-          <w:lang w:val="es-ES"/>
-        </w:rPr>
-        <w:t xml:space="preserve">, </w:t>
-      </w:r>
-      <w:proofErr w:type="gramStart"/>
-      <w:r>
-        <w:rPr>
-          <w:rFonts w:ascii="Calibri" w:hAnsi="Calibri" w:cs="Calibri"/>
-          <w:b/>
-          <w:bCs/>
-          <w:sz w:val="22"/>
-          <w:szCs w:val="22"/>
-          <w:lang w:val="es-ES"/>
-        </w:rPr>
-        <w:t>Inglés</w:t>
-      </w:r>
-      <w:proofErr w:type="gramEnd"/>
-      <w:r>
-        <w:rPr>
-          <w:rFonts w:ascii="Calibri" w:hAnsi="Calibri" w:cs="Calibri"/>
-          <w:sz w:val="22"/>
-          <w:szCs w:val="22"/>
-          <w:lang w:val="es-ES"/>
-        </w:rPr>
-        <w:t>: Fluido</w:t>
-      </w:r>
-      <w:r>
-        <w:rPr>
-          <w:rFonts w:ascii="Calibri" w:hAnsi="Calibri" w:cs="Calibri"/>
-          <w:sz w:val="22"/>
-          <w:szCs w:val="22"/>
-          <w:lang w:val="es-ES"/>
-        </w:rPr>
-        <w:t xml:space="preserve">, </w:t>
-      </w:r>
-      <w:proofErr w:type="gramStart"/>
-      <w:r>
-        <w:rPr>
-          <w:rFonts w:ascii="Calibri" w:hAnsi="Calibri" w:cs="Calibri"/>
-          <w:b/>
-          <w:bCs/>
-          <w:sz w:val="22"/>
-          <w:szCs w:val="22"/>
-          <w:lang w:val="es-ES"/>
-        </w:rPr>
-        <w:t>Español</w:t>
-      </w:r>
-      <w:proofErr w:type="gramEnd"/>
-      <w:r>
-        <w:rPr>
-          <w:rFonts w:ascii="Calibri" w:hAnsi="Calibri" w:cs="Calibri"/>
-          <w:sz w:val="22"/>
-          <w:szCs w:val="22"/>
-          <w:lang w:val="es-ES"/>
-        </w:rPr>
-        <w:t>: Fluido</w:t>
-      </w:r>
-      <w:r>
-        <w:rPr>
-          <w:rFonts w:ascii="Calibri" w:hAnsi="Calibri" w:cs="Calibri"/>
-          <w:sz w:val="22"/>
-          <w:szCs w:val="22"/>
-          <w:lang w:val="es-ES"/>
-        </w:rPr>
-        <w:t xml:space="preserve">, </w:t>
-      </w:r>
-      <w:proofErr w:type="gramStart"/>
-      <w:r>
-        <w:rPr>
-          <w:rFonts w:ascii="Calibri" w:hAnsi="Calibri" w:cs="Calibri"/>
-          <w:b/>
-          <w:bCs/>
-          <w:sz w:val="22"/>
-          <w:szCs w:val="22"/>
-          <w:lang w:val="es-ES"/>
-        </w:rPr>
         <w:t>Francés</w:t>
       </w:r>
-      <w:proofErr w:type="gramEnd"/>
       <w:r>
         <w:rPr>
           <w:rFonts w:ascii="Calibri" w:hAnsi="Calibri" w:cs="Calibri"/>
@@ -3196,17 +2010,6 @@
         </w:rPr>
         <w:t>: Básico</w:t>
       </w:r>
-    </w:p>
-    <w:p>
-      <w:pPr>
-        <w:spacing w:after="0"/>
-        <w:rPr>
-          <w:rFonts w:ascii="Calibri" w:hAnsi="Calibri" w:cs="Calibri"/>
-          <w:sz w:val="22"/>
-          <w:szCs w:val="22"/>
-          <w:lang w:val="es-ES"/>
-        </w:rPr>
-      </w:pPr>
     </w:p>
     <w:sectPr>
       <w:pgSz w:w="11906" w:h="16838"/>
@@ -4488,6 +3291,155 @@
     </w:lvl>
   </w:abstractNum>
   <w:abstractNum w:abstractNumId="9" w15:restartNumberingAfterBreak="0">
+    <w:nsid w:val="425C1685"/>
+    <w:multiLevelType w:val="multilevel"/>
+    <w:tmpl w:val="21308A46"/>
+    <w:lvl w:ilvl="0">
+      <w:start w:val="1"/>
+      <w:numFmt w:val="bullet"/>
+      <w:lvlText w:val=""/>
+      <w:lvlJc w:val="left"/>
+      <w:pPr>
+        <w:tabs>
+          <w:tab w:val="num" w:pos="720"/>
+        </w:tabs>
+        <w:ind w:left="720" w:hanging="360"/>
+      </w:pPr>
+      <w:rPr>
+        <w:rFonts w:ascii="Symbol" w:hAnsi="Symbol" w:hint="default"/>
+        <w:sz w:val="20"/>
+      </w:rPr>
+    </w:lvl>
+    <w:lvl w:ilvl="1" w:tentative="1">
+      <w:start w:val="1"/>
+      <w:numFmt w:val="bullet"/>
+      <w:lvlText w:val="o"/>
+      <w:lvlJc w:val="left"/>
+      <w:pPr>
+        <w:tabs>
+          <w:tab w:val="num" w:pos="1440"/>
+        </w:tabs>
+        <w:ind w:left="1440" w:hanging="360"/>
+      </w:pPr>
+      <w:rPr>
+        <w:rFonts w:ascii="Courier New" w:hAnsi="Courier New" w:hint="default"/>
+        <w:sz w:val="20"/>
+      </w:rPr>
+    </w:lvl>
+    <w:lvl w:ilvl="2" w:tentative="1">
+      <w:start w:val="1"/>
+      <w:numFmt w:val="bullet"/>
+      <w:lvlText w:val=""/>
+      <w:lvlJc w:val="left"/>
+      <w:pPr>
+        <w:tabs>
+          <w:tab w:val="num" w:pos="2160"/>
+        </w:tabs>
+        <w:ind w:left="2160" w:hanging="360"/>
+      </w:pPr>
+      <w:rPr>
+        <w:rFonts w:ascii="Wingdings" w:hAnsi="Wingdings" w:hint="default"/>
+        <w:sz w:val="20"/>
+      </w:rPr>
+    </w:lvl>
+    <w:lvl w:ilvl="3" w:tentative="1">
+      <w:start w:val="1"/>
+      <w:numFmt w:val="bullet"/>
+      <w:lvlText w:val=""/>
+      <w:lvlJc w:val="left"/>
+      <w:pPr>
+        <w:tabs>
+          <w:tab w:val="num" w:pos="2880"/>
+        </w:tabs>
+        <w:ind w:left="2880" w:hanging="360"/>
+      </w:pPr>
+      <w:rPr>
+        <w:rFonts w:ascii="Wingdings" w:hAnsi="Wingdings" w:hint="default"/>
+        <w:sz w:val="20"/>
+      </w:rPr>
+    </w:lvl>
+    <w:lvl w:ilvl="4" w:tentative="1">
+      <w:start w:val="1"/>
+      <w:numFmt w:val="bullet"/>
+      <w:lvlText w:val=""/>
+      <w:lvlJc w:val="left"/>
+      <w:pPr>
+        <w:tabs>
+          <w:tab w:val="num" w:pos="3600"/>
+        </w:tabs>
+        <w:ind w:left="3600" w:hanging="360"/>
+      </w:pPr>
+      <w:rPr>
+        <w:rFonts w:ascii="Wingdings" w:hAnsi="Wingdings" w:hint="default"/>
+        <w:sz w:val="20"/>
+      </w:rPr>
+    </w:lvl>
+    <w:lvl w:ilvl="5" w:tentative="1">
+      <w:start w:val="1"/>
+      <w:numFmt w:val="bullet"/>
+      <w:lvlText w:val=""/>
+      <w:lvlJc w:val="left"/>
+      <w:pPr>
+        <w:tabs>
+          <w:tab w:val="num" w:pos="4320"/>
+        </w:tabs>
+        <w:ind w:left="4320" w:hanging="360"/>
+      </w:pPr>
+      <w:rPr>
+        <w:rFonts w:ascii="Wingdings" w:hAnsi="Wingdings" w:hint="default"/>
+        <w:sz w:val="20"/>
+      </w:rPr>
+    </w:lvl>
+    <w:lvl w:ilvl="6" w:tentative="1">
+      <w:start w:val="1"/>
+      <w:numFmt w:val="bullet"/>
+      <w:lvlText w:val=""/>
+      <w:lvlJc w:val="left"/>
+      <w:pPr>
+        <w:tabs>
+          <w:tab w:val="num" w:pos="5040"/>
+        </w:tabs>
+        <w:ind w:left="5040" w:hanging="360"/>
+      </w:pPr>
+      <w:rPr>
+        <w:rFonts w:ascii="Wingdings" w:hAnsi="Wingdings" w:hint="default"/>
+        <w:sz w:val="20"/>
+      </w:rPr>
+    </w:lvl>
+    <w:lvl w:ilvl="7" w:tentative="1">
+      <w:start w:val="1"/>
+      <w:numFmt w:val="bullet"/>
+      <w:lvlText w:val=""/>
+      <w:lvlJc w:val="left"/>
+      <w:pPr>
+        <w:tabs>
+          <w:tab w:val="num" w:pos="5760"/>
+        </w:tabs>
+        <w:ind w:left="5760" w:hanging="360"/>
+      </w:pPr>
+      <w:rPr>
+        <w:rFonts w:ascii="Wingdings" w:hAnsi="Wingdings" w:hint="default"/>
+        <w:sz w:val="20"/>
+      </w:rPr>
+    </w:lvl>
+    <w:lvl w:ilvl="8" w:tentative="1">
+      <w:start w:val="1"/>
+      <w:numFmt w:val="bullet"/>
+      <w:lvlText w:val=""/>
+      <w:lvlJc w:val="left"/>
+      <w:pPr>
+        <w:tabs>
+          <w:tab w:val="num" w:pos="6480"/>
+        </w:tabs>
+        <w:ind w:left="6480" w:hanging="360"/>
+      </w:pPr>
+      <w:rPr>
+        <w:rFonts w:ascii="Wingdings" w:hAnsi="Wingdings" w:hint="default"/>
+        <w:sz w:val="20"/>
+      </w:rPr>
+    </w:lvl>
+  </w:abstractNum>
+  <w:abstractNum w:abstractNumId="10" w15:restartNumberingAfterBreak="0">
     <w:nsid w:val="47F074B0"/>
     <w:multiLevelType w:val="multilevel"/>
     <w:tmpl w:val="91A4ACD4"/>
@@ -4636,7 +3588,7 @@
       </w:rPr>
     </w:lvl>
   </w:abstractNum>
-  <w:abstractNum w:abstractNumId="10" w15:restartNumberingAfterBreak="0">
+  <w:abstractNum w:abstractNumId="11" w15:restartNumberingAfterBreak="0">
     <w:nsid w:val="498C3E36"/>
     <w:multiLevelType w:val="multilevel"/>
     <w:tmpl w:val="D86AD1C4"/>
@@ -4785,7 +3737,7 @@
       </w:rPr>
     </w:lvl>
   </w:abstractNum>
-  <w:abstractNum w:abstractNumId="11" w15:restartNumberingAfterBreak="0">
+  <w:abstractNum w:abstractNumId="12" w15:restartNumberingAfterBreak="0">
     <w:nsid w:val="4CA067B5"/>
     <w:multiLevelType w:val="multilevel"/>
     <w:tmpl w:val="B018FEB2"/>
@@ -4934,7 +3886,7 @@
       </w:rPr>
     </w:lvl>
   </w:abstractNum>
-  <w:abstractNum w:abstractNumId="12" w15:restartNumberingAfterBreak="0">
+  <w:abstractNum w:abstractNumId="13" w15:restartNumberingAfterBreak="0">
     <w:nsid w:val="5DB35758"/>
     <w:multiLevelType w:val="multilevel"/>
     <w:tmpl w:val="298A05B4"/>
@@ -5083,7 +4035,7 @@
       </w:rPr>
     </w:lvl>
   </w:abstractNum>
-  <w:abstractNum w:abstractNumId="13" w15:restartNumberingAfterBreak="0">
+  <w:abstractNum w:abstractNumId="14" w15:restartNumberingAfterBreak="0">
     <w:nsid w:val="68FD6FDA"/>
     <w:multiLevelType w:val="multilevel"/>
     <w:tmpl w:val="8D8251E8"/>
@@ -5232,7 +4184,7 @@
       </w:rPr>
     </w:lvl>
   </w:abstractNum>
-  <w:abstractNum w:abstractNumId="14" w15:restartNumberingAfterBreak="0">
+  <w:abstractNum w:abstractNumId="15" w15:restartNumberingAfterBreak="0">
     <w:nsid w:val="69A36247"/>
     <w:multiLevelType w:val="multilevel"/>
     <w:tmpl w:val="35B239B2"/>
@@ -5381,7 +4333,7 @@
       </w:rPr>
     </w:lvl>
   </w:abstractNum>
-  <w:abstractNum w:abstractNumId="15" w15:restartNumberingAfterBreak="0">
+  <w:abstractNum w:abstractNumId="16" w15:restartNumberingAfterBreak="0">
     <w:nsid w:val="6BC07F51"/>
     <w:multiLevelType w:val="multilevel"/>
     <w:tmpl w:val="47781F16"/>
@@ -5530,7 +4482,7 @@
       </w:rPr>
     </w:lvl>
   </w:abstractNum>
-  <w:abstractNum w:abstractNumId="16" w15:restartNumberingAfterBreak="0">
+  <w:abstractNum w:abstractNumId="17" w15:restartNumberingAfterBreak="0">
     <w:nsid w:val="6CBC4381"/>
     <w:multiLevelType w:val="multilevel"/>
     <w:tmpl w:val="E170241E"/>
@@ -5679,7 +4631,7 @@
       </w:rPr>
     </w:lvl>
   </w:abstractNum>
-  <w:abstractNum w:abstractNumId="17" w15:restartNumberingAfterBreak="0">
+  <w:abstractNum w:abstractNumId="18" w15:restartNumberingAfterBreak="0">
     <w:nsid w:val="75F16F1F"/>
     <w:multiLevelType w:val="hybridMultilevel"/>
     <w:tmpl w:val="C0BEC8AC"/>
@@ -5804,46 +4756,49 @@
     <w:abstractNumId w:val="2"/>
   </w:num>
   <w:num w:numId="5" w16cid:durableId="1791630465">
-    <w:abstractNumId w:val="16"/>
+    <w:abstractNumId w:val="17"/>
   </w:num>
   <w:num w:numId="6" w16cid:durableId="1617784961">
-    <w:abstractNumId w:val="9"/>
+    <w:abstractNumId w:val="10"/>
   </w:num>
   <w:num w:numId="7" w16cid:durableId="110712865">
-    <w:abstractNumId w:val="12"/>
+    <w:abstractNumId w:val="13"/>
   </w:num>
   <w:num w:numId="8" w16cid:durableId="105077885">
     <w:abstractNumId w:val="6"/>
   </w:num>
   <w:num w:numId="9" w16cid:durableId="1418941837">
-    <w:abstractNumId w:val="14"/>
+    <w:abstractNumId w:val="15"/>
   </w:num>
   <w:num w:numId="10" w16cid:durableId="1649630369">
-    <w:abstractNumId w:val="10"/>
+    <w:abstractNumId w:val="11"/>
   </w:num>
   <w:num w:numId="11" w16cid:durableId="1580141710">
-    <w:abstractNumId w:val="11"/>
+    <w:abstractNumId w:val="12"/>
   </w:num>
   <w:num w:numId="12" w16cid:durableId="1729648418">
     <w:abstractNumId w:val="3"/>
   </w:num>
   <w:num w:numId="13" w16cid:durableId="1979530219">
-    <w:abstractNumId w:val="15"/>
+    <w:abstractNumId w:val="16"/>
   </w:num>
   <w:num w:numId="14" w16cid:durableId="1470660557">
-    <w:abstractNumId w:val="13"/>
+    <w:abstractNumId w:val="14"/>
   </w:num>
   <w:num w:numId="15" w16cid:durableId="296181216">
     <w:abstractNumId w:val="8"/>
   </w:num>
   <w:num w:numId="16" w16cid:durableId="1585256930">
-    <w:abstractNumId w:val="17"/>
+    <w:abstractNumId w:val="18"/>
   </w:num>
   <w:num w:numId="17" w16cid:durableId="1173716290">
     <w:abstractNumId w:val="5"/>
   </w:num>
   <w:num w:numId="18" w16cid:durableId="534774765">
     <w:abstractNumId w:val="0"/>
+  </w:num>
+  <w:num w:numId="19" w16cid:durableId="263466627">
+    <w:abstractNumId w:val="9"/>
   </w:num>
 </w:numbering>
 </file>
@@ -6249,11 +5204,11 @@
     <w:name w:val="Normal"/>
     <w:qFormat/>
   </w:style>
-  <w:style w:type="paragraph" w:styleId="Heading1">
+  <w:style w:type="paragraph" w:styleId="Ttulo1">
     <w:name w:val="heading 1"/>
     <w:basedOn w:val="Normal"/>
     <w:next w:val="Normal"/>
-    <w:link w:val="Heading1Char"/>
+    <w:link w:val="Ttulo1Char"/>
     <w:uiPriority w:val="9"/>
     <w:qFormat/>
     <w:rsid w:val="00D214BD"/>
@@ -6270,11 +5225,11 @@
       <w:szCs w:val="40"/>
     </w:rPr>
   </w:style>
-  <w:style w:type="paragraph" w:styleId="Heading2">
+  <w:style w:type="paragraph" w:styleId="Ttulo2">
     <w:name w:val="heading 2"/>
     <w:basedOn w:val="Normal"/>
     <w:next w:val="Normal"/>
-    <w:link w:val="Heading2Char"/>
+    <w:link w:val="Ttulo2Char"/>
     <w:uiPriority w:val="9"/>
     <w:semiHidden/>
     <w:unhideWhenUsed/>
@@ -6293,11 +5248,11 @@
       <w:szCs w:val="32"/>
     </w:rPr>
   </w:style>
-  <w:style w:type="paragraph" w:styleId="Heading3">
+  <w:style w:type="paragraph" w:styleId="Ttulo3">
     <w:name w:val="heading 3"/>
     <w:basedOn w:val="Normal"/>
     <w:next w:val="Normal"/>
-    <w:link w:val="Heading3Char"/>
+    <w:link w:val="Ttulo3Char"/>
     <w:uiPriority w:val="9"/>
     <w:semiHidden/>
     <w:unhideWhenUsed/>
@@ -6316,11 +5271,11 @@
       <w:szCs w:val="28"/>
     </w:rPr>
   </w:style>
-  <w:style w:type="paragraph" w:styleId="Heading4">
+  <w:style w:type="paragraph" w:styleId="Ttulo4">
     <w:name w:val="heading 4"/>
     <w:basedOn w:val="Normal"/>
     <w:next w:val="Normal"/>
-    <w:link w:val="Heading4Char"/>
+    <w:link w:val="Ttulo4Char"/>
     <w:uiPriority w:val="9"/>
     <w:semiHidden/>
     <w:unhideWhenUsed/>
@@ -6339,11 +5294,11 @@
       <w:color w:val="0F4761" w:themeColor="accent1" w:themeShade="BF"/>
     </w:rPr>
   </w:style>
-  <w:style w:type="paragraph" w:styleId="Heading5">
+  <w:style w:type="paragraph" w:styleId="Ttulo5">
     <w:name w:val="heading 5"/>
     <w:basedOn w:val="Normal"/>
     <w:next w:val="Normal"/>
-    <w:link w:val="Heading5Char"/>
+    <w:link w:val="Ttulo5Char"/>
     <w:uiPriority w:val="9"/>
     <w:semiHidden/>
     <w:unhideWhenUsed/>
@@ -6360,11 +5315,11 @@
       <w:color w:val="0F4761" w:themeColor="accent1" w:themeShade="BF"/>
     </w:rPr>
   </w:style>
-  <w:style w:type="paragraph" w:styleId="Heading6">
+  <w:style w:type="paragraph" w:styleId="Ttulo6">
     <w:name w:val="heading 6"/>
     <w:basedOn w:val="Normal"/>
     <w:next w:val="Normal"/>
-    <w:link w:val="Heading6Char"/>
+    <w:link w:val="Ttulo6Char"/>
     <w:uiPriority w:val="9"/>
     <w:semiHidden/>
     <w:unhideWhenUsed/>
@@ -6383,11 +5338,11 @@
       <w:color w:val="595959" w:themeColor="text1" w:themeTint="A6"/>
     </w:rPr>
   </w:style>
-  <w:style w:type="paragraph" w:styleId="Heading7">
+  <w:style w:type="paragraph" w:styleId="Ttulo7">
     <w:name w:val="heading 7"/>
     <w:basedOn w:val="Normal"/>
     <w:next w:val="Normal"/>
-    <w:link w:val="Heading7Char"/>
+    <w:link w:val="Ttulo7Char"/>
     <w:uiPriority w:val="9"/>
     <w:semiHidden/>
     <w:unhideWhenUsed/>
@@ -6404,11 +5359,11 @@
       <w:color w:val="595959" w:themeColor="text1" w:themeTint="A6"/>
     </w:rPr>
   </w:style>
-  <w:style w:type="paragraph" w:styleId="Heading8">
+  <w:style w:type="paragraph" w:styleId="Ttulo8">
     <w:name w:val="heading 8"/>
     <w:basedOn w:val="Normal"/>
     <w:next w:val="Normal"/>
-    <w:link w:val="Heading8Char"/>
+    <w:link w:val="Ttulo8Char"/>
     <w:uiPriority w:val="9"/>
     <w:semiHidden/>
     <w:unhideWhenUsed/>
@@ -6427,11 +5382,11 @@
       <w:color w:val="272727" w:themeColor="text1" w:themeTint="D8"/>
     </w:rPr>
   </w:style>
-  <w:style w:type="paragraph" w:styleId="Heading9">
+  <w:style w:type="paragraph" w:styleId="Ttulo9">
     <w:name w:val="heading 9"/>
     <w:basedOn w:val="Normal"/>
     <w:next w:val="Normal"/>
-    <w:link w:val="Heading9Char"/>
+    <w:link w:val="Ttulo9Char"/>
     <w:uiPriority w:val="9"/>
     <w:semiHidden/>
     <w:unhideWhenUsed/>
@@ -6448,12 +5403,13 @@
       <w:color w:val="272727" w:themeColor="text1" w:themeTint="D8"/>
     </w:rPr>
   </w:style>
-  <w:style w:type="character" w:default="1" w:styleId="DefaultParagraphFont">
+  <w:style w:type="character" w:default="1" w:styleId="Fontepargpadro">
     <w:name w:val="Default Paragraph Font"/>
     <w:uiPriority w:val="1"/>
+    <w:semiHidden/>
     <w:unhideWhenUsed/>
   </w:style>
-  <w:style w:type="table" w:default="1" w:styleId="TableNormal">
+  <w:style w:type="table" w:default="1" w:styleId="Tabelanormal">
     <w:name w:val="Normal Table"/>
     <w:uiPriority w:val="99"/>
     <w:semiHidden/>
@@ -6468,16 +5424,16 @@
       </w:tblCellMar>
     </w:tblPr>
   </w:style>
-  <w:style w:type="numbering" w:default="1" w:styleId="NoList">
+  <w:style w:type="numbering" w:default="1" w:styleId="Semlista">
     <w:name w:val="No List"/>
     <w:uiPriority w:val="99"/>
     <w:semiHidden/>
     <w:unhideWhenUsed/>
   </w:style>
-  <w:style w:type="character" w:customStyle="1" w:styleId="Heading1Char">
-    <w:name w:val="Heading 1 Char"/>
-    <w:basedOn w:val="DefaultParagraphFont"/>
-    <w:link w:val="Heading1"/>
+  <w:style w:type="character" w:customStyle="1" w:styleId="Ttulo1Char">
+    <w:name w:val="Título 1 Char"/>
+    <w:basedOn w:val="Fontepargpadro"/>
+    <w:link w:val="Ttulo1"/>
     <w:uiPriority w:val="9"/>
     <w:rsid w:val="00D214BD"/>
     <w:rPr>
@@ -6487,10 +5443,10 @@
       <w:szCs w:val="40"/>
     </w:rPr>
   </w:style>
-  <w:style w:type="character" w:customStyle="1" w:styleId="Heading2Char">
-    <w:name w:val="Heading 2 Char"/>
-    <w:basedOn w:val="DefaultParagraphFont"/>
-    <w:link w:val="Heading2"/>
+  <w:style w:type="character" w:customStyle="1" w:styleId="Ttulo2Char">
+    <w:name w:val="Título 2 Char"/>
+    <w:basedOn w:val="Fontepargpadro"/>
+    <w:link w:val="Ttulo2"/>
     <w:uiPriority w:val="9"/>
     <w:semiHidden/>
     <w:rsid w:val="00D214BD"/>
@@ -6501,10 +5457,10 @@
       <w:szCs w:val="32"/>
     </w:rPr>
   </w:style>
-  <w:style w:type="character" w:customStyle="1" w:styleId="Heading3Char">
-    <w:name w:val="Heading 3 Char"/>
-    <w:basedOn w:val="DefaultParagraphFont"/>
-    <w:link w:val="Heading3"/>
+  <w:style w:type="character" w:customStyle="1" w:styleId="Ttulo3Char">
+    <w:name w:val="Título 3 Char"/>
+    <w:basedOn w:val="Fontepargpadro"/>
+    <w:link w:val="Ttulo3"/>
     <w:uiPriority w:val="9"/>
     <w:semiHidden/>
     <w:rsid w:val="00D214BD"/>
@@ -6515,10 +5471,10 @@
       <w:szCs w:val="28"/>
     </w:rPr>
   </w:style>
-  <w:style w:type="character" w:customStyle="1" w:styleId="Heading4Char">
-    <w:name w:val="Heading 4 Char"/>
-    <w:basedOn w:val="DefaultParagraphFont"/>
-    <w:link w:val="Heading4"/>
+  <w:style w:type="character" w:customStyle="1" w:styleId="Ttulo4Char">
+    <w:name w:val="Título 4 Char"/>
+    <w:basedOn w:val="Fontepargpadro"/>
+    <w:link w:val="Ttulo4"/>
     <w:uiPriority w:val="9"/>
     <w:semiHidden/>
     <w:rsid w:val="00D214BD"/>
@@ -6529,10 +5485,10 @@
       <w:color w:val="0F4761" w:themeColor="accent1" w:themeShade="BF"/>
     </w:rPr>
   </w:style>
-  <w:style w:type="character" w:customStyle="1" w:styleId="Heading5Char">
-    <w:name w:val="Heading 5 Char"/>
-    <w:basedOn w:val="DefaultParagraphFont"/>
-    <w:link w:val="Heading5"/>
+  <w:style w:type="character" w:customStyle="1" w:styleId="Ttulo5Char">
+    <w:name w:val="Título 5 Char"/>
+    <w:basedOn w:val="Fontepargpadro"/>
+    <w:link w:val="Ttulo5"/>
     <w:uiPriority w:val="9"/>
     <w:semiHidden/>
     <w:rsid w:val="00D214BD"/>
@@ -6541,10 +5497,10 @@
       <w:color w:val="0F4761" w:themeColor="accent1" w:themeShade="BF"/>
     </w:rPr>
   </w:style>
-  <w:style w:type="character" w:customStyle="1" w:styleId="Heading6Char">
-    <w:name w:val="Heading 6 Char"/>
-    <w:basedOn w:val="DefaultParagraphFont"/>
-    <w:link w:val="Heading6"/>
+  <w:style w:type="character" w:customStyle="1" w:styleId="Ttulo6Char">
+    <w:name w:val="Título 6 Char"/>
+    <w:basedOn w:val="Fontepargpadro"/>
+    <w:link w:val="Ttulo6"/>
     <w:uiPriority w:val="9"/>
     <w:semiHidden/>
     <w:rsid w:val="00D214BD"/>
@@ -6555,10 +5511,10 @@
       <w:color w:val="595959" w:themeColor="text1" w:themeTint="A6"/>
     </w:rPr>
   </w:style>
-  <w:style w:type="character" w:customStyle="1" w:styleId="Heading7Char">
-    <w:name w:val="Heading 7 Char"/>
-    <w:basedOn w:val="DefaultParagraphFont"/>
-    <w:link w:val="Heading7"/>
+  <w:style w:type="character" w:customStyle="1" w:styleId="Ttulo7Char">
+    <w:name w:val="Título 7 Char"/>
+    <w:basedOn w:val="Fontepargpadro"/>
+    <w:link w:val="Ttulo7"/>
     <w:uiPriority w:val="9"/>
     <w:semiHidden/>
     <w:rsid w:val="00D214BD"/>
@@ -6567,10 +5523,10 @@
       <w:color w:val="595959" w:themeColor="text1" w:themeTint="A6"/>
     </w:rPr>
   </w:style>
-  <w:style w:type="character" w:customStyle="1" w:styleId="Heading8Char">
-    <w:name w:val="Heading 8 Char"/>
-    <w:basedOn w:val="DefaultParagraphFont"/>
-    <w:link w:val="Heading8"/>
+  <w:style w:type="character" w:customStyle="1" w:styleId="Ttulo8Char">
+    <w:name w:val="Título 8 Char"/>
+    <w:basedOn w:val="Fontepargpadro"/>
+    <w:link w:val="Ttulo8"/>
     <w:uiPriority w:val="9"/>
     <w:semiHidden/>
     <w:rsid w:val="00D214BD"/>
@@ -6581,10 +5537,10 @@
       <w:color w:val="272727" w:themeColor="text1" w:themeTint="D8"/>
     </w:rPr>
   </w:style>
-  <w:style w:type="character" w:customStyle="1" w:styleId="Heading9Char">
-    <w:name w:val="Heading 9 Char"/>
-    <w:basedOn w:val="DefaultParagraphFont"/>
-    <w:link w:val="Heading9"/>
+  <w:style w:type="character" w:customStyle="1" w:styleId="Ttulo9Char">
+    <w:name w:val="Título 9 Char"/>
+    <w:basedOn w:val="Fontepargpadro"/>
+    <w:link w:val="Ttulo9"/>
     <w:uiPriority w:val="9"/>
     <w:semiHidden/>
     <w:rsid w:val="00D214BD"/>
@@ -6593,11 +5549,11 @@
       <w:color w:val="272727" w:themeColor="text1" w:themeTint="D8"/>
     </w:rPr>
   </w:style>
-  <w:style w:type="paragraph" w:styleId="Title">
+  <w:style w:type="paragraph" w:styleId="Ttulo">
     <w:name w:val="Title"/>
     <w:basedOn w:val="Normal"/>
     <w:next w:val="Normal"/>
-    <w:link w:val="TitleChar"/>
+    <w:link w:val="TtuloChar"/>
     <w:uiPriority w:val="10"/>
     <w:qFormat/>
     <w:rsid w:val="00D214BD"/>
@@ -6613,10 +5569,10 @@
       <w:szCs w:val="56"/>
     </w:rPr>
   </w:style>
-  <w:style w:type="character" w:customStyle="1" w:styleId="TitleChar">
-    <w:name w:val="Title Char"/>
-    <w:basedOn w:val="DefaultParagraphFont"/>
-    <w:link w:val="Title"/>
+  <w:style w:type="character" w:customStyle="1" w:styleId="TtuloChar">
+    <w:name w:val="Título Char"/>
+    <w:basedOn w:val="Fontepargpadro"/>
+    <w:link w:val="Ttulo"/>
     <w:uiPriority w:val="10"/>
     <w:rsid w:val="00D214BD"/>
     <w:rPr>
@@ -6627,11 +5583,11 @@
       <w:szCs w:val="56"/>
     </w:rPr>
   </w:style>
-  <w:style w:type="paragraph" w:styleId="Subtitle">
+  <w:style w:type="paragraph" w:styleId="Subttulo">
     <w:name w:val="Subtitle"/>
     <w:basedOn w:val="Normal"/>
     <w:next w:val="Normal"/>
-    <w:link w:val="SubtitleChar"/>
+    <w:link w:val="SubttuloChar"/>
     <w:uiPriority w:val="11"/>
     <w:qFormat/>
     <w:rsid w:val="00D214BD"/>
@@ -6648,10 +5604,10 @@
       <w:szCs w:val="28"/>
     </w:rPr>
   </w:style>
-  <w:style w:type="character" w:customStyle="1" w:styleId="SubtitleChar">
-    <w:name w:val="Subtitle Char"/>
-    <w:basedOn w:val="DefaultParagraphFont"/>
-    <w:link w:val="Subtitle"/>
+  <w:style w:type="character" w:customStyle="1" w:styleId="SubttuloChar">
+    <w:name w:val="Subtítulo Char"/>
+    <w:basedOn w:val="Fontepargpadro"/>
+    <w:link w:val="Subttulo"/>
     <w:uiPriority w:val="11"/>
     <w:rsid w:val="00D214BD"/>
     <w:rPr>
@@ -6662,11 +5618,11 @@
       <w:szCs w:val="28"/>
     </w:rPr>
   </w:style>
-  <w:style w:type="paragraph" w:styleId="Quote">
+  <w:style w:type="paragraph" w:styleId="Citao">
     <w:name w:val="Quote"/>
     <w:basedOn w:val="Normal"/>
     <w:next w:val="Normal"/>
-    <w:link w:val="QuoteChar"/>
+    <w:link w:val="CitaoChar"/>
     <w:uiPriority w:val="29"/>
     <w:qFormat/>
     <w:rsid w:val="00D214BD"/>
@@ -6680,10 +5636,10 @@
       <w:color w:val="404040" w:themeColor="text1" w:themeTint="BF"/>
     </w:rPr>
   </w:style>
-  <w:style w:type="character" w:customStyle="1" w:styleId="QuoteChar">
-    <w:name w:val="Quote Char"/>
-    <w:basedOn w:val="DefaultParagraphFont"/>
-    <w:link w:val="Quote"/>
+  <w:style w:type="character" w:customStyle="1" w:styleId="CitaoChar">
+    <w:name w:val="Citação Char"/>
+    <w:basedOn w:val="Fontepargpadro"/>
+    <w:link w:val="Citao"/>
     <w:uiPriority w:val="29"/>
     <w:rsid w:val="00D214BD"/>
     <w:rPr>
@@ -6692,7 +5648,7 @@
       <w:color w:val="404040" w:themeColor="text1" w:themeTint="BF"/>
     </w:rPr>
   </w:style>
-  <w:style w:type="paragraph" w:styleId="ListParagraph">
+  <w:style w:type="paragraph" w:styleId="PargrafodaLista">
     <w:name w:val="List Paragraph"/>
     <w:basedOn w:val="Normal"/>
     <w:uiPriority w:val="34"/>
@@ -6703,9 +5659,9 @@
       <w:contextualSpacing/>
     </w:pPr>
   </w:style>
-  <w:style w:type="character" w:styleId="IntenseEmphasis">
+  <w:style w:type="character" w:styleId="nfaseIntensa">
     <w:name w:val="Intense Emphasis"/>
-    <w:basedOn w:val="DefaultParagraphFont"/>
+    <w:basedOn w:val="Fontepargpadro"/>
     <w:uiPriority w:val="21"/>
     <w:qFormat/>
     <w:rsid w:val="00D214BD"/>
@@ -6715,11 +5671,11 @@
       <w:color w:val="0F4761" w:themeColor="accent1" w:themeShade="BF"/>
     </w:rPr>
   </w:style>
-  <w:style w:type="paragraph" w:styleId="IntenseQuote">
+  <w:style w:type="paragraph" w:styleId="CitaoIntensa">
     <w:name w:val="Intense Quote"/>
     <w:basedOn w:val="Normal"/>
     <w:next w:val="Normal"/>
-    <w:link w:val="IntenseQuoteChar"/>
+    <w:link w:val="CitaoIntensaChar"/>
     <w:uiPriority w:val="30"/>
     <w:qFormat/>
     <w:rsid w:val="00D214BD"/>
@@ -6738,10 +5694,10 @@
       <w:color w:val="0F4761" w:themeColor="accent1" w:themeShade="BF"/>
     </w:rPr>
   </w:style>
-  <w:style w:type="character" w:customStyle="1" w:styleId="IntenseQuoteChar">
-    <w:name w:val="Intense Quote Char"/>
-    <w:basedOn w:val="DefaultParagraphFont"/>
-    <w:link w:val="IntenseQuote"/>
+  <w:style w:type="character" w:customStyle="1" w:styleId="CitaoIntensaChar">
+    <w:name w:val="Citação Intensa Char"/>
+    <w:basedOn w:val="Fontepargpadro"/>
+    <w:link w:val="CitaoIntensa"/>
     <w:uiPriority w:val="30"/>
     <w:rsid w:val="00D214BD"/>
     <w:rPr>
@@ -6750,9 +5706,9 @@
       <w:color w:val="0F4761" w:themeColor="accent1" w:themeShade="BF"/>
     </w:rPr>
   </w:style>
-  <w:style w:type="character" w:styleId="IntenseReference">
+  <w:style w:type="character" w:styleId="RefernciaIntensa">
     <w:name w:val="Intense Reference"/>
-    <w:basedOn w:val="DefaultParagraphFont"/>
+    <w:basedOn w:val="Fontepargpadro"/>
     <w:uiPriority w:val="32"/>
     <w:qFormat/>
     <w:rsid w:val="00D214BD"/>
@@ -6766,7 +5722,7 @@
   </w:style>
   <w:style w:type="character" w:styleId="Hyperlink">
     <w:name w:val="Hyperlink"/>
-    <w:basedOn w:val="DefaultParagraphFont"/>
+    <w:basedOn w:val="Fontepargpadro"/>
     <w:uiPriority w:val="99"/>
     <w:unhideWhenUsed/>
     <w:rsid w:val="008551CF"/>
@@ -6775,9 +5731,9 @@
       <w:u w:val="single"/>
     </w:rPr>
   </w:style>
-  <w:style w:type="character" w:styleId="UnresolvedMention">
+  <w:style w:type="character" w:styleId="MenoPendente">
     <w:name w:val="Unresolved Mention"/>
-    <w:basedOn w:val="DefaultParagraphFont"/>
+    <w:basedOn w:val="Fontepargpadro"/>
     <w:uiPriority w:val="99"/>
     <w:semiHidden/>
     <w:unhideWhenUsed/>

--- a/public/curriculum/pedro-pizzi-es.docx
+++ b/public/curriculum/pedro-pizzi-es.docx
@@ -43,13 +43,41 @@
         </w:rPr>
         <w:t xml:space="preserve">                                </w:t>
       </w:r>
-      <w:r>
-        <w:rPr>
-          <w:rFonts w:ascii="Calibri" w:hAnsi="Calibri" w:cs="Calibri"/>
-          <w:sz w:val="22"/>
-          <w:szCs w:val="22"/>
-        </w:rPr>
-        <w:t xml:space="preserve">Portafolio Profesional: </w:t>
+      <w:proofErr w:type="spellStart"/>
+      <w:r>
+        <w:rPr>
+          <w:rFonts w:ascii="Calibri" w:hAnsi="Calibri" w:cs="Calibri"/>
+          <w:sz w:val="22"/>
+          <w:szCs w:val="22"/>
+        </w:rPr>
+        <w:t>Portafolio</w:t>
+      </w:r>
+      <w:proofErr w:type="spellEnd"/>
+      <w:r>
+        <w:rPr>
+          <w:rFonts w:ascii="Calibri" w:hAnsi="Calibri" w:cs="Calibri"/>
+          <w:sz w:val="22"/>
+          <w:szCs w:val="22"/>
+        </w:rPr>
+        <w:t xml:space="preserve"> </w:t>
+      </w:r>
+      <w:proofErr w:type="spellStart"/>
+      <w:r>
+        <w:rPr>
+          <w:rFonts w:ascii="Calibri" w:hAnsi="Calibri" w:cs="Calibri"/>
+          <w:sz w:val="22"/>
+          <w:szCs w:val="22"/>
+        </w:rPr>
+        <w:t>Profesional</w:t>
+      </w:r>
+      <w:proofErr w:type="spellEnd"/>
+      <w:r>
+        <w:rPr>
+          <w:rFonts w:ascii="Calibri" w:hAnsi="Calibri" w:cs="Calibri"/>
+          <w:sz w:val="22"/>
+          <w:szCs w:val="22"/>
+        </w:rPr>
+        <w:t xml:space="preserve">: </w:t>
       </w:r>
       <w:hyperlink r:id="rId6" w:tgtFrame="_new" w:history="1">
         <w:r>
@@ -72,13 +100,23 @@
           <w:szCs w:val="22"/>
         </w:rPr>
       </w:pPr>
-      <w:r>
-        <w:rPr>
-          <w:rFonts w:ascii="Calibri" w:hAnsi="Calibri" w:cs="Calibri"/>
-          <w:sz w:val="22"/>
-          <w:szCs w:val="22"/>
-        </w:rPr>
-        <w:t>Teléfono: +55 (24) 98806-6331</w:t>
+      <w:proofErr w:type="spellStart"/>
+      <w:r>
+        <w:rPr>
+          <w:rFonts w:ascii="Calibri" w:hAnsi="Calibri" w:cs="Calibri"/>
+          <w:sz w:val="22"/>
+          <w:szCs w:val="22"/>
+        </w:rPr>
+        <w:t>Teléfono</w:t>
+      </w:r>
+      <w:proofErr w:type="spellEnd"/>
+      <w:r>
+        <w:rPr>
+          <w:rFonts w:ascii="Calibri" w:hAnsi="Calibri" w:cs="Calibri"/>
+          <w:sz w:val="22"/>
+          <w:szCs w:val="22"/>
+        </w:rPr>
+        <w:t>: +55 (24) 98806-6331</w:t>
       </w:r>
       <w:r>
         <w:rPr>
@@ -236,13 +274,917 @@
           <w:lang w:val="en-US"/>
         </w:rPr>
       </w:pPr>
-      <w:r>
-        <w:rPr>
-          <w:rFonts w:ascii="Calibri" w:hAnsi="Calibri" w:cs="Calibri"/>
-          <w:sz w:val="22"/>
-          <w:szCs w:val="22"/>
-        </w:rPr>
-        <w:t>Ingeniero de Computación con 5 años de experiencia profesional, incluyendo 4 años en desarrollo de software, adquirida en entornos corporativos de alta criticidad y equipos internacionales. Actualmente trabajo como ingeniero full-stack en BTG Pactual, con experiencia en React, .NET/C#, Node.js, TypeScript, AWS y bases de datos. Anteriormente, en GE Aerospace, fui responsable de la reescritura del backend de un sistema utilizado por más de 1.300 usuarios, contribuyendo a la eliminación de aproximadamente 800 vulnerabilidades de seguridad. Cuento con experiencia académica y profesional en España y soy autor de GenGuardian, un proyecto de investigación sobre detección de ataques DDoS mediante LLMs.</w:t>
+      <w:proofErr w:type="spellStart"/>
+      <w:r>
+        <w:rPr>
+          <w:rFonts w:ascii="Calibri" w:hAnsi="Calibri" w:cs="Calibri"/>
+          <w:sz w:val="22"/>
+          <w:szCs w:val="22"/>
+        </w:rPr>
+        <w:t>Ingeniero</w:t>
+      </w:r>
+      <w:proofErr w:type="spellEnd"/>
+      <w:r>
+        <w:rPr>
+          <w:rFonts w:ascii="Calibri" w:hAnsi="Calibri" w:cs="Calibri"/>
+          <w:sz w:val="22"/>
+          <w:szCs w:val="22"/>
+        </w:rPr>
+        <w:t xml:space="preserve"> de </w:t>
+      </w:r>
+      <w:proofErr w:type="spellStart"/>
+      <w:r>
+        <w:rPr>
+          <w:rFonts w:ascii="Calibri" w:hAnsi="Calibri" w:cs="Calibri"/>
+          <w:sz w:val="22"/>
+          <w:szCs w:val="22"/>
+        </w:rPr>
+        <w:t>Computación</w:t>
+      </w:r>
+      <w:proofErr w:type="spellEnd"/>
+      <w:r>
+        <w:rPr>
+          <w:rFonts w:ascii="Calibri" w:hAnsi="Calibri" w:cs="Calibri"/>
+          <w:sz w:val="22"/>
+          <w:szCs w:val="22"/>
+        </w:rPr>
+        <w:t xml:space="preserve"> </w:t>
+      </w:r>
+      <w:proofErr w:type="spellStart"/>
+      <w:r>
+        <w:rPr>
+          <w:rFonts w:ascii="Calibri" w:hAnsi="Calibri" w:cs="Calibri"/>
+          <w:sz w:val="22"/>
+          <w:szCs w:val="22"/>
+        </w:rPr>
+        <w:t>con</w:t>
+      </w:r>
+      <w:proofErr w:type="spellEnd"/>
+      <w:r>
+        <w:rPr>
+          <w:rFonts w:ascii="Calibri" w:hAnsi="Calibri" w:cs="Calibri"/>
+          <w:sz w:val="22"/>
+          <w:szCs w:val="22"/>
+        </w:rPr>
+        <w:t xml:space="preserve"> 5 </w:t>
+      </w:r>
+      <w:proofErr w:type="spellStart"/>
+      <w:r>
+        <w:rPr>
+          <w:rFonts w:ascii="Calibri" w:hAnsi="Calibri" w:cs="Calibri"/>
+          <w:sz w:val="22"/>
+          <w:szCs w:val="22"/>
+        </w:rPr>
+        <w:t>años</w:t>
+      </w:r>
+      <w:proofErr w:type="spellEnd"/>
+      <w:r>
+        <w:rPr>
+          <w:rFonts w:ascii="Calibri" w:hAnsi="Calibri" w:cs="Calibri"/>
+          <w:sz w:val="22"/>
+          <w:szCs w:val="22"/>
+        </w:rPr>
+        <w:t xml:space="preserve"> de experiencia </w:t>
+      </w:r>
+      <w:proofErr w:type="spellStart"/>
+      <w:r>
+        <w:rPr>
+          <w:rFonts w:ascii="Calibri" w:hAnsi="Calibri" w:cs="Calibri"/>
+          <w:sz w:val="22"/>
+          <w:szCs w:val="22"/>
+        </w:rPr>
+        <w:t>profesional</w:t>
+      </w:r>
+      <w:proofErr w:type="spellEnd"/>
+      <w:r>
+        <w:rPr>
+          <w:rFonts w:ascii="Calibri" w:hAnsi="Calibri" w:cs="Calibri"/>
+          <w:sz w:val="22"/>
+          <w:szCs w:val="22"/>
+        </w:rPr>
+        <w:t xml:space="preserve">, </w:t>
+      </w:r>
+      <w:proofErr w:type="spellStart"/>
+      <w:r>
+        <w:rPr>
+          <w:rFonts w:ascii="Calibri" w:hAnsi="Calibri" w:cs="Calibri"/>
+          <w:sz w:val="22"/>
+          <w:szCs w:val="22"/>
+        </w:rPr>
+        <w:t>incluyendo</w:t>
+      </w:r>
+      <w:proofErr w:type="spellEnd"/>
+      <w:r>
+        <w:rPr>
+          <w:rFonts w:ascii="Calibri" w:hAnsi="Calibri" w:cs="Calibri"/>
+          <w:sz w:val="22"/>
+          <w:szCs w:val="22"/>
+        </w:rPr>
+        <w:t xml:space="preserve"> 4 </w:t>
+      </w:r>
+      <w:proofErr w:type="spellStart"/>
+      <w:r>
+        <w:rPr>
+          <w:rFonts w:ascii="Calibri" w:hAnsi="Calibri" w:cs="Calibri"/>
+          <w:sz w:val="22"/>
+          <w:szCs w:val="22"/>
+        </w:rPr>
+        <w:t>años</w:t>
+      </w:r>
+      <w:proofErr w:type="spellEnd"/>
+      <w:r>
+        <w:rPr>
+          <w:rFonts w:ascii="Calibri" w:hAnsi="Calibri" w:cs="Calibri"/>
+          <w:sz w:val="22"/>
+          <w:szCs w:val="22"/>
+        </w:rPr>
+        <w:t xml:space="preserve"> </w:t>
+      </w:r>
+      <w:proofErr w:type="spellStart"/>
+      <w:r>
+        <w:rPr>
+          <w:rFonts w:ascii="Calibri" w:hAnsi="Calibri" w:cs="Calibri"/>
+          <w:sz w:val="22"/>
+          <w:szCs w:val="22"/>
+        </w:rPr>
+        <w:t>en</w:t>
+      </w:r>
+      <w:proofErr w:type="spellEnd"/>
+      <w:r>
+        <w:rPr>
+          <w:rFonts w:ascii="Calibri" w:hAnsi="Calibri" w:cs="Calibri"/>
+          <w:sz w:val="22"/>
+          <w:szCs w:val="22"/>
+        </w:rPr>
+        <w:t xml:space="preserve"> </w:t>
+      </w:r>
+      <w:proofErr w:type="spellStart"/>
+      <w:r>
+        <w:rPr>
+          <w:rFonts w:ascii="Calibri" w:hAnsi="Calibri" w:cs="Calibri"/>
+          <w:sz w:val="22"/>
+          <w:szCs w:val="22"/>
+        </w:rPr>
+        <w:t>desarrollo</w:t>
+      </w:r>
+      <w:proofErr w:type="spellEnd"/>
+      <w:r>
+        <w:rPr>
+          <w:rFonts w:ascii="Calibri" w:hAnsi="Calibri" w:cs="Calibri"/>
+          <w:sz w:val="22"/>
+          <w:szCs w:val="22"/>
+        </w:rPr>
+        <w:t xml:space="preserve"> de software, adquirida </w:t>
+      </w:r>
+      <w:proofErr w:type="spellStart"/>
+      <w:r>
+        <w:rPr>
+          <w:rFonts w:ascii="Calibri" w:hAnsi="Calibri" w:cs="Calibri"/>
+          <w:sz w:val="22"/>
+          <w:szCs w:val="22"/>
+        </w:rPr>
+        <w:t>en</w:t>
+      </w:r>
+      <w:proofErr w:type="spellEnd"/>
+      <w:r>
+        <w:rPr>
+          <w:rFonts w:ascii="Calibri" w:hAnsi="Calibri" w:cs="Calibri"/>
+          <w:sz w:val="22"/>
+          <w:szCs w:val="22"/>
+        </w:rPr>
+        <w:t xml:space="preserve"> entornos corporativos de alta </w:t>
+      </w:r>
+      <w:proofErr w:type="spellStart"/>
+      <w:r>
+        <w:rPr>
+          <w:rFonts w:ascii="Calibri" w:hAnsi="Calibri" w:cs="Calibri"/>
+          <w:sz w:val="22"/>
+          <w:szCs w:val="22"/>
+        </w:rPr>
+        <w:t>criticidad</w:t>
+      </w:r>
+      <w:proofErr w:type="spellEnd"/>
+      <w:r>
+        <w:rPr>
+          <w:rFonts w:ascii="Calibri" w:hAnsi="Calibri" w:cs="Calibri"/>
+          <w:sz w:val="22"/>
+          <w:szCs w:val="22"/>
+        </w:rPr>
+        <w:t xml:space="preserve"> y equipos </w:t>
+      </w:r>
+      <w:proofErr w:type="spellStart"/>
+      <w:r>
+        <w:rPr>
+          <w:rFonts w:ascii="Calibri" w:hAnsi="Calibri" w:cs="Calibri"/>
+          <w:sz w:val="22"/>
+          <w:szCs w:val="22"/>
+        </w:rPr>
+        <w:t>internacionales</w:t>
+      </w:r>
+      <w:proofErr w:type="spellEnd"/>
+      <w:r>
+        <w:rPr>
+          <w:rFonts w:ascii="Calibri" w:hAnsi="Calibri" w:cs="Calibri"/>
+          <w:sz w:val="22"/>
+          <w:szCs w:val="22"/>
+        </w:rPr>
+        <w:t xml:space="preserve">. </w:t>
+      </w:r>
+      <w:proofErr w:type="spellStart"/>
+      <w:r>
+        <w:rPr>
+          <w:rFonts w:ascii="Calibri" w:hAnsi="Calibri" w:cs="Calibri"/>
+          <w:sz w:val="22"/>
+          <w:szCs w:val="22"/>
+        </w:rPr>
+        <w:t>Actualmente</w:t>
+      </w:r>
+      <w:proofErr w:type="spellEnd"/>
+      <w:r>
+        <w:rPr>
+          <w:rFonts w:ascii="Calibri" w:hAnsi="Calibri" w:cs="Calibri"/>
+          <w:sz w:val="22"/>
+          <w:szCs w:val="22"/>
+        </w:rPr>
+        <w:t xml:space="preserve"> </w:t>
+      </w:r>
+      <w:proofErr w:type="spellStart"/>
+      <w:r>
+        <w:rPr>
+          <w:rFonts w:ascii="Calibri" w:hAnsi="Calibri" w:cs="Calibri"/>
+          <w:sz w:val="22"/>
+          <w:szCs w:val="22"/>
+        </w:rPr>
+        <w:t>trabajo</w:t>
+      </w:r>
+      <w:proofErr w:type="spellEnd"/>
+      <w:r>
+        <w:rPr>
+          <w:rFonts w:ascii="Calibri" w:hAnsi="Calibri" w:cs="Calibri"/>
+          <w:sz w:val="22"/>
+          <w:szCs w:val="22"/>
+        </w:rPr>
+        <w:t xml:space="preserve"> como </w:t>
+      </w:r>
+      <w:proofErr w:type="spellStart"/>
+      <w:r>
+        <w:rPr>
+          <w:rFonts w:ascii="Calibri" w:hAnsi="Calibri" w:cs="Calibri"/>
+          <w:sz w:val="22"/>
+          <w:szCs w:val="22"/>
+        </w:rPr>
+        <w:t>ingeniero</w:t>
+      </w:r>
+      <w:proofErr w:type="spellEnd"/>
+      <w:r>
+        <w:rPr>
+          <w:rFonts w:ascii="Calibri" w:hAnsi="Calibri" w:cs="Calibri"/>
+          <w:sz w:val="22"/>
+          <w:szCs w:val="22"/>
+        </w:rPr>
+        <w:t xml:space="preserve"> </w:t>
+      </w:r>
+      <w:proofErr w:type="spellStart"/>
+      <w:r>
+        <w:rPr>
+          <w:rFonts w:ascii="Calibri" w:hAnsi="Calibri" w:cs="Calibri"/>
+          <w:sz w:val="22"/>
+          <w:szCs w:val="22"/>
+        </w:rPr>
+        <w:t>full-stack</w:t>
+      </w:r>
+      <w:proofErr w:type="spellEnd"/>
+      <w:r>
+        <w:rPr>
+          <w:rFonts w:ascii="Calibri" w:hAnsi="Calibri" w:cs="Calibri"/>
+          <w:sz w:val="22"/>
+          <w:szCs w:val="22"/>
+        </w:rPr>
+        <w:t xml:space="preserve"> </w:t>
+      </w:r>
+      <w:proofErr w:type="spellStart"/>
+      <w:r>
+        <w:rPr>
+          <w:rFonts w:ascii="Calibri" w:hAnsi="Calibri" w:cs="Calibri"/>
+          <w:sz w:val="22"/>
+          <w:szCs w:val="22"/>
+        </w:rPr>
+        <w:t>en</w:t>
+      </w:r>
+      <w:proofErr w:type="spellEnd"/>
+      <w:r>
+        <w:rPr>
+          <w:rFonts w:ascii="Calibri" w:hAnsi="Calibri" w:cs="Calibri"/>
+          <w:sz w:val="22"/>
+          <w:szCs w:val="22"/>
+        </w:rPr>
+        <w:t xml:space="preserve"> </w:t>
+      </w:r>
+      <w:r>
+        <w:rPr>
+          <w:rFonts w:ascii="Calibri" w:hAnsi="Calibri" w:cs="Calibri"/>
+          <w:b/>
+          <w:bCs/>
+          <w:sz w:val="22"/>
+          <w:szCs w:val="22"/>
+        </w:rPr>
+        <w:t xml:space="preserve">BTG Pactual, uno de </w:t>
+      </w:r>
+      <w:proofErr w:type="spellStart"/>
+      <w:r>
+        <w:rPr>
+          <w:rFonts w:ascii="Calibri" w:hAnsi="Calibri" w:cs="Calibri"/>
+          <w:b/>
+          <w:bCs/>
+          <w:sz w:val="22"/>
+          <w:szCs w:val="22"/>
+        </w:rPr>
+        <w:t>los</w:t>
+      </w:r>
+      <w:proofErr w:type="spellEnd"/>
+      <w:r>
+        <w:rPr>
+          <w:rFonts w:ascii="Calibri" w:hAnsi="Calibri" w:cs="Calibri"/>
+          <w:b/>
+          <w:bCs/>
+          <w:sz w:val="22"/>
+          <w:szCs w:val="22"/>
+        </w:rPr>
+        <w:t xml:space="preserve"> </w:t>
+      </w:r>
+      <w:proofErr w:type="spellStart"/>
+      <w:r>
+        <w:rPr>
+          <w:rFonts w:ascii="Calibri" w:hAnsi="Calibri" w:cs="Calibri"/>
+          <w:b/>
+          <w:bCs/>
+          <w:sz w:val="22"/>
+          <w:szCs w:val="22"/>
+        </w:rPr>
+        <w:t>principales</w:t>
+      </w:r>
+      <w:proofErr w:type="spellEnd"/>
+      <w:r>
+        <w:rPr>
+          <w:rFonts w:ascii="Calibri" w:hAnsi="Calibri" w:cs="Calibri"/>
+          <w:b/>
+          <w:bCs/>
+          <w:sz w:val="22"/>
+          <w:szCs w:val="22"/>
+        </w:rPr>
+        <w:t xml:space="preserve"> bancos de </w:t>
+      </w:r>
+      <w:proofErr w:type="spellStart"/>
+      <w:r>
+        <w:rPr>
+          <w:rFonts w:ascii="Calibri" w:hAnsi="Calibri" w:cs="Calibri"/>
+          <w:b/>
+          <w:bCs/>
+          <w:sz w:val="22"/>
+          <w:szCs w:val="22"/>
+        </w:rPr>
+        <w:t>inversión</w:t>
+      </w:r>
+      <w:proofErr w:type="spellEnd"/>
+      <w:r>
+        <w:rPr>
+          <w:rFonts w:ascii="Calibri" w:hAnsi="Calibri" w:cs="Calibri"/>
+          <w:b/>
+          <w:bCs/>
+          <w:sz w:val="22"/>
+          <w:szCs w:val="22"/>
+        </w:rPr>
+        <w:t xml:space="preserve"> de América Latina</w:t>
+      </w:r>
+      <w:r>
+        <w:rPr>
+          <w:rFonts w:ascii="Calibri" w:hAnsi="Calibri" w:cs="Calibri"/>
+          <w:sz w:val="22"/>
+          <w:szCs w:val="22"/>
+        </w:rPr>
+        <w:t xml:space="preserve">, </w:t>
+      </w:r>
+      <w:proofErr w:type="spellStart"/>
+      <w:r>
+        <w:rPr>
+          <w:rFonts w:ascii="Calibri" w:hAnsi="Calibri" w:cs="Calibri"/>
+          <w:sz w:val="22"/>
+          <w:szCs w:val="22"/>
+        </w:rPr>
+        <w:t>con</w:t>
+      </w:r>
+      <w:proofErr w:type="spellEnd"/>
+      <w:r>
+        <w:rPr>
+          <w:rFonts w:ascii="Calibri" w:hAnsi="Calibri" w:cs="Calibri"/>
+          <w:sz w:val="22"/>
+          <w:szCs w:val="22"/>
+        </w:rPr>
+        <w:t xml:space="preserve"> experiencia </w:t>
+      </w:r>
+      <w:proofErr w:type="spellStart"/>
+      <w:r>
+        <w:rPr>
+          <w:rFonts w:ascii="Calibri" w:hAnsi="Calibri" w:cs="Calibri"/>
+          <w:sz w:val="22"/>
+          <w:szCs w:val="22"/>
+        </w:rPr>
+        <w:t>en</w:t>
+      </w:r>
+      <w:proofErr w:type="spellEnd"/>
+      <w:r>
+        <w:rPr>
+          <w:rFonts w:ascii="Calibri" w:hAnsi="Calibri" w:cs="Calibri"/>
+          <w:sz w:val="22"/>
+          <w:szCs w:val="22"/>
+        </w:rPr>
+        <w:t xml:space="preserve"> </w:t>
+      </w:r>
+      <w:proofErr w:type="spellStart"/>
+      <w:r>
+        <w:rPr>
+          <w:rFonts w:ascii="Calibri" w:hAnsi="Calibri" w:cs="Calibri"/>
+          <w:sz w:val="22"/>
+          <w:szCs w:val="22"/>
+        </w:rPr>
+        <w:t>React</w:t>
+      </w:r>
+      <w:proofErr w:type="spellEnd"/>
+      <w:r>
+        <w:rPr>
+          <w:rFonts w:ascii="Calibri" w:hAnsi="Calibri" w:cs="Calibri"/>
+          <w:sz w:val="22"/>
+          <w:szCs w:val="22"/>
+        </w:rPr>
+        <w:t xml:space="preserve">, .NET/C#, Node.js, </w:t>
+      </w:r>
+      <w:proofErr w:type="spellStart"/>
+      <w:r>
+        <w:rPr>
+          <w:rFonts w:ascii="Calibri" w:hAnsi="Calibri" w:cs="Calibri"/>
+          <w:sz w:val="22"/>
+          <w:szCs w:val="22"/>
+        </w:rPr>
+        <w:t>TypeScript</w:t>
+      </w:r>
+      <w:proofErr w:type="spellEnd"/>
+      <w:r>
+        <w:rPr>
+          <w:rFonts w:ascii="Calibri" w:hAnsi="Calibri" w:cs="Calibri"/>
+          <w:sz w:val="22"/>
+          <w:szCs w:val="22"/>
+        </w:rPr>
+        <w:t xml:space="preserve">, AWS y bases de </w:t>
+      </w:r>
+      <w:proofErr w:type="spellStart"/>
+      <w:r>
+        <w:rPr>
+          <w:rFonts w:ascii="Calibri" w:hAnsi="Calibri" w:cs="Calibri"/>
+          <w:sz w:val="22"/>
+          <w:szCs w:val="22"/>
+        </w:rPr>
+        <w:t>datos</w:t>
+      </w:r>
+      <w:proofErr w:type="spellEnd"/>
+      <w:r>
+        <w:rPr>
+          <w:rFonts w:ascii="Calibri" w:hAnsi="Calibri" w:cs="Calibri"/>
+          <w:sz w:val="22"/>
+          <w:szCs w:val="22"/>
+        </w:rPr>
+        <w:t xml:space="preserve">. Anteriormente, </w:t>
+      </w:r>
+      <w:proofErr w:type="spellStart"/>
+      <w:r>
+        <w:rPr>
+          <w:rFonts w:ascii="Calibri" w:hAnsi="Calibri" w:cs="Calibri"/>
+          <w:sz w:val="22"/>
+          <w:szCs w:val="22"/>
+        </w:rPr>
+        <w:t>en</w:t>
+      </w:r>
+      <w:proofErr w:type="spellEnd"/>
+      <w:r>
+        <w:rPr>
+          <w:rFonts w:ascii="Calibri" w:hAnsi="Calibri" w:cs="Calibri"/>
+          <w:sz w:val="22"/>
+          <w:szCs w:val="22"/>
+        </w:rPr>
+        <w:t xml:space="preserve"> GE Aerospace, fui </w:t>
+      </w:r>
+      <w:proofErr w:type="spellStart"/>
+      <w:r>
+        <w:rPr>
+          <w:rFonts w:ascii="Calibri" w:hAnsi="Calibri" w:cs="Calibri"/>
+          <w:sz w:val="22"/>
+          <w:szCs w:val="22"/>
+        </w:rPr>
+        <w:t>responsable</w:t>
+      </w:r>
+      <w:proofErr w:type="spellEnd"/>
+      <w:r>
+        <w:rPr>
+          <w:rFonts w:ascii="Calibri" w:hAnsi="Calibri" w:cs="Calibri"/>
+          <w:sz w:val="22"/>
+          <w:szCs w:val="22"/>
+        </w:rPr>
+        <w:t xml:space="preserve"> de </w:t>
+      </w:r>
+      <w:proofErr w:type="spellStart"/>
+      <w:r>
+        <w:rPr>
+          <w:rFonts w:ascii="Calibri" w:hAnsi="Calibri" w:cs="Calibri"/>
+          <w:sz w:val="22"/>
+          <w:szCs w:val="22"/>
+        </w:rPr>
+        <w:t>la</w:t>
+      </w:r>
+      <w:proofErr w:type="spellEnd"/>
+      <w:r>
+        <w:rPr>
+          <w:rFonts w:ascii="Calibri" w:hAnsi="Calibri" w:cs="Calibri"/>
+          <w:sz w:val="22"/>
+          <w:szCs w:val="22"/>
+        </w:rPr>
+        <w:t xml:space="preserve"> reescritura </w:t>
+      </w:r>
+      <w:proofErr w:type="spellStart"/>
+      <w:r>
+        <w:rPr>
+          <w:rFonts w:ascii="Calibri" w:hAnsi="Calibri" w:cs="Calibri"/>
+          <w:sz w:val="22"/>
+          <w:szCs w:val="22"/>
+        </w:rPr>
+        <w:t>del</w:t>
+      </w:r>
+      <w:proofErr w:type="spellEnd"/>
+      <w:r>
+        <w:rPr>
+          <w:rFonts w:ascii="Calibri" w:hAnsi="Calibri" w:cs="Calibri"/>
+          <w:sz w:val="22"/>
+          <w:szCs w:val="22"/>
+        </w:rPr>
+        <w:t xml:space="preserve"> </w:t>
+      </w:r>
+      <w:proofErr w:type="spellStart"/>
+      <w:r>
+        <w:rPr>
+          <w:rFonts w:ascii="Calibri" w:hAnsi="Calibri" w:cs="Calibri"/>
+          <w:sz w:val="22"/>
+          <w:szCs w:val="22"/>
+        </w:rPr>
+        <w:t>backend</w:t>
+      </w:r>
+      <w:proofErr w:type="spellEnd"/>
+      <w:r>
+        <w:rPr>
+          <w:rFonts w:ascii="Calibri" w:hAnsi="Calibri" w:cs="Calibri"/>
+          <w:sz w:val="22"/>
+          <w:szCs w:val="22"/>
+        </w:rPr>
+        <w:t xml:space="preserve"> de </w:t>
+      </w:r>
+      <w:proofErr w:type="spellStart"/>
+      <w:r>
+        <w:rPr>
+          <w:rFonts w:ascii="Calibri" w:hAnsi="Calibri" w:cs="Calibri"/>
+          <w:sz w:val="22"/>
+          <w:szCs w:val="22"/>
+        </w:rPr>
+        <w:t>un</w:t>
+      </w:r>
+      <w:proofErr w:type="spellEnd"/>
+      <w:r>
+        <w:rPr>
+          <w:rFonts w:ascii="Calibri" w:hAnsi="Calibri" w:cs="Calibri"/>
+          <w:sz w:val="22"/>
+          <w:szCs w:val="22"/>
+        </w:rPr>
+        <w:t xml:space="preserve"> sistema utilizado por más de 1.300 </w:t>
+      </w:r>
+      <w:proofErr w:type="spellStart"/>
+      <w:r>
+        <w:rPr>
+          <w:rFonts w:ascii="Calibri" w:hAnsi="Calibri" w:cs="Calibri"/>
+          <w:sz w:val="22"/>
+          <w:szCs w:val="22"/>
+        </w:rPr>
+        <w:t>usuarios</w:t>
+      </w:r>
+      <w:proofErr w:type="spellEnd"/>
+      <w:r>
+        <w:rPr>
+          <w:rFonts w:ascii="Calibri" w:hAnsi="Calibri" w:cs="Calibri"/>
+          <w:sz w:val="22"/>
+          <w:szCs w:val="22"/>
+        </w:rPr>
+        <w:t xml:space="preserve">, </w:t>
+      </w:r>
+      <w:proofErr w:type="spellStart"/>
+      <w:r>
+        <w:rPr>
+          <w:rFonts w:ascii="Calibri" w:hAnsi="Calibri" w:cs="Calibri"/>
+          <w:sz w:val="22"/>
+          <w:szCs w:val="22"/>
+        </w:rPr>
+        <w:t>contribuyendo</w:t>
+      </w:r>
+      <w:proofErr w:type="spellEnd"/>
+      <w:r>
+        <w:rPr>
+          <w:rFonts w:ascii="Calibri" w:hAnsi="Calibri" w:cs="Calibri"/>
+          <w:sz w:val="22"/>
+          <w:szCs w:val="22"/>
+        </w:rPr>
+        <w:t xml:space="preserve"> a </w:t>
+      </w:r>
+      <w:proofErr w:type="spellStart"/>
+      <w:r>
+        <w:rPr>
+          <w:rFonts w:ascii="Calibri" w:hAnsi="Calibri" w:cs="Calibri"/>
+          <w:sz w:val="22"/>
+          <w:szCs w:val="22"/>
+        </w:rPr>
+        <w:t>la</w:t>
+      </w:r>
+      <w:proofErr w:type="spellEnd"/>
+      <w:r>
+        <w:rPr>
+          <w:rFonts w:ascii="Calibri" w:hAnsi="Calibri" w:cs="Calibri"/>
+          <w:sz w:val="22"/>
+          <w:szCs w:val="22"/>
+        </w:rPr>
+        <w:t xml:space="preserve"> </w:t>
+      </w:r>
+      <w:proofErr w:type="spellStart"/>
+      <w:r>
+        <w:rPr>
+          <w:rFonts w:ascii="Calibri" w:hAnsi="Calibri" w:cs="Calibri"/>
+          <w:sz w:val="22"/>
+          <w:szCs w:val="22"/>
+        </w:rPr>
+        <w:t>eliminación</w:t>
+      </w:r>
+      <w:proofErr w:type="spellEnd"/>
+      <w:r>
+        <w:rPr>
+          <w:rFonts w:ascii="Calibri" w:hAnsi="Calibri" w:cs="Calibri"/>
+          <w:sz w:val="22"/>
+          <w:szCs w:val="22"/>
+        </w:rPr>
+        <w:t xml:space="preserve"> de aproximadamente 800 vulnerabilidades de </w:t>
+      </w:r>
+      <w:proofErr w:type="spellStart"/>
+      <w:r>
+        <w:rPr>
+          <w:rFonts w:ascii="Calibri" w:hAnsi="Calibri" w:cs="Calibri"/>
+          <w:sz w:val="22"/>
+          <w:szCs w:val="22"/>
+        </w:rPr>
+        <w:t>seguridad</w:t>
+      </w:r>
+      <w:proofErr w:type="spellEnd"/>
+      <w:r>
+        <w:rPr>
+          <w:rFonts w:ascii="Calibri" w:hAnsi="Calibri" w:cs="Calibri"/>
+          <w:sz w:val="22"/>
+          <w:szCs w:val="22"/>
+        </w:rPr>
+        <w:t xml:space="preserve">. </w:t>
+      </w:r>
+      <w:proofErr w:type="spellStart"/>
+      <w:r>
+        <w:rPr>
+          <w:rFonts w:ascii="Calibri" w:hAnsi="Calibri" w:cs="Calibri"/>
+          <w:sz w:val="22"/>
+          <w:szCs w:val="22"/>
+        </w:rPr>
+        <w:t>Cuento</w:t>
+      </w:r>
+      <w:proofErr w:type="spellEnd"/>
+      <w:r>
+        <w:rPr>
+          <w:rFonts w:ascii="Calibri" w:hAnsi="Calibri" w:cs="Calibri"/>
+          <w:sz w:val="22"/>
+          <w:szCs w:val="22"/>
+        </w:rPr>
+        <w:t xml:space="preserve"> </w:t>
+      </w:r>
+      <w:proofErr w:type="spellStart"/>
+      <w:r>
+        <w:rPr>
+          <w:rFonts w:ascii="Calibri" w:hAnsi="Calibri" w:cs="Calibri"/>
+          <w:sz w:val="22"/>
+          <w:szCs w:val="22"/>
+        </w:rPr>
+        <w:t>con</w:t>
+      </w:r>
+      <w:proofErr w:type="spellEnd"/>
+      <w:r>
+        <w:rPr>
+          <w:rFonts w:ascii="Calibri" w:hAnsi="Calibri" w:cs="Calibri"/>
+          <w:sz w:val="22"/>
+          <w:szCs w:val="22"/>
+        </w:rPr>
+        <w:t xml:space="preserve"> experiencia académica y </w:t>
+      </w:r>
+      <w:proofErr w:type="spellStart"/>
+      <w:r>
+        <w:rPr>
+          <w:rFonts w:ascii="Calibri" w:hAnsi="Calibri" w:cs="Calibri"/>
+          <w:sz w:val="22"/>
+          <w:szCs w:val="22"/>
+        </w:rPr>
+        <w:t>profesional</w:t>
+      </w:r>
+      <w:proofErr w:type="spellEnd"/>
+      <w:r>
+        <w:rPr>
+          <w:rFonts w:ascii="Calibri" w:hAnsi="Calibri" w:cs="Calibri"/>
+          <w:sz w:val="22"/>
+          <w:szCs w:val="22"/>
+        </w:rPr>
+        <w:t xml:space="preserve"> </w:t>
+      </w:r>
+      <w:proofErr w:type="spellStart"/>
+      <w:r>
+        <w:rPr>
+          <w:rFonts w:ascii="Calibri" w:hAnsi="Calibri" w:cs="Calibri"/>
+          <w:sz w:val="22"/>
+          <w:szCs w:val="22"/>
+        </w:rPr>
+        <w:t>en</w:t>
+      </w:r>
+      <w:proofErr w:type="spellEnd"/>
+      <w:r>
+        <w:rPr>
+          <w:rFonts w:ascii="Calibri" w:hAnsi="Calibri" w:cs="Calibri"/>
+          <w:sz w:val="22"/>
+          <w:szCs w:val="22"/>
+        </w:rPr>
+        <w:t xml:space="preserve"> </w:t>
+      </w:r>
+      <w:proofErr w:type="spellStart"/>
+      <w:r>
+        <w:rPr>
+          <w:rFonts w:ascii="Calibri" w:hAnsi="Calibri" w:cs="Calibri"/>
+          <w:sz w:val="22"/>
+          <w:szCs w:val="22"/>
+        </w:rPr>
+        <w:t>España</w:t>
+      </w:r>
+      <w:proofErr w:type="spellEnd"/>
+      <w:r>
+        <w:rPr>
+          <w:rFonts w:ascii="Calibri" w:hAnsi="Calibri" w:cs="Calibri"/>
+          <w:sz w:val="22"/>
+          <w:szCs w:val="22"/>
+        </w:rPr>
+        <w:t xml:space="preserve"> y </w:t>
+      </w:r>
+      <w:proofErr w:type="spellStart"/>
+      <w:r>
+        <w:rPr>
+          <w:rFonts w:ascii="Calibri" w:hAnsi="Calibri" w:cs="Calibri"/>
+          <w:sz w:val="22"/>
+          <w:szCs w:val="22"/>
+        </w:rPr>
+        <w:t>soy</w:t>
+      </w:r>
+      <w:proofErr w:type="spellEnd"/>
+      <w:r>
+        <w:rPr>
+          <w:rFonts w:ascii="Calibri" w:hAnsi="Calibri" w:cs="Calibri"/>
+          <w:sz w:val="22"/>
+          <w:szCs w:val="22"/>
+        </w:rPr>
+        <w:t xml:space="preserve"> autor de </w:t>
+      </w:r>
+      <w:proofErr w:type="spellStart"/>
+      <w:r>
+        <w:rPr>
+          <w:rFonts w:ascii="Calibri" w:hAnsi="Calibri" w:cs="Calibri"/>
+          <w:sz w:val="22"/>
+          <w:szCs w:val="22"/>
+        </w:rPr>
+        <w:t>GenGuardian</w:t>
+      </w:r>
+      <w:proofErr w:type="spellEnd"/>
+      <w:r>
+        <w:rPr>
+          <w:rFonts w:ascii="Calibri" w:hAnsi="Calibri" w:cs="Calibri"/>
+          <w:sz w:val="22"/>
+          <w:szCs w:val="22"/>
+        </w:rPr>
+        <w:t xml:space="preserve">, </w:t>
+      </w:r>
+      <w:proofErr w:type="spellStart"/>
+      <w:r>
+        <w:rPr>
+          <w:rFonts w:ascii="Calibri" w:hAnsi="Calibri" w:cs="Calibri"/>
+          <w:sz w:val="22"/>
+          <w:szCs w:val="22"/>
+        </w:rPr>
+        <w:t>un</w:t>
+      </w:r>
+      <w:proofErr w:type="spellEnd"/>
+      <w:r>
+        <w:rPr>
+          <w:rFonts w:ascii="Calibri" w:hAnsi="Calibri" w:cs="Calibri"/>
+          <w:sz w:val="22"/>
+          <w:szCs w:val="22"/>
+        </w:rPr>
+        <w:t xml:space="preserve"> </w:t>
+      </w:r>
+      <w:proofErr w:type="spellStart"/>
+      <w:r>
+        <w:rPr>
+          <w:rFonts w:ascii="Calibri" w:hAnsi="Calibri" w:cs="Calibri"/>
+          <w:sz w:val="22"/>
+          <w:szCs w:val="22"/>
+        </w:rPr>
+        <w:t>proyecto</w:t>
+      </w:r>
+      <w:proofErr w:type="spellEnd"/>
+      <w:r>
+        <w:rPr>
+          <w:rFonts w:ascii="Calibri" w:hAnsi="Calibri" w:cs="Calibri"/>
+          <w:sz w:val="22"/>
+          <w:szCs w:val="22"/>
+        </w:rPr>
+        <w:t xml:space="preserve"> de </w:t>
+      </w:r>
+      <w:proofErr w:type="spellStart"/>
+      <w:r>
+        <w:rPr>
+          <w:rFonts w:ascii="Calibri" w:hAnsi="Calibri" w:cs="Calibri"/>
+          <w:sz w:val="22"/>
+          <w:szCs w:val="22"/>
+        </w:rPr>
+        <w:t>investigación</w:t>
+      </w:r>
+      <w:proofErr w:type="spellEnd"/>
+      <w:r>
+        <w:rPr>
+          <w:rFonts w:ascii="Calibri" w:hAnsi="Calibri" w:cs="Calibri"/>
+          <w:sz w:val="22"/>
+          <w:szCs w:val="22"/>
+        </w:rPr>
+        <w:t xml:space="preserve"> sobre </w:t>
+      </w:r>
+      <w:proofErr w:type="spellStart"/>
+      <w:r>
+        <w:rPr>
+          <w:rFonts w:ascii="Calibri" w:hAnsi="Calibri" w:cs="Calibri"/>
+          <w:sz w:val="22"/>
+          <w:szCs w:val="22"/>
+        </w:rPr>
+        <w:t>detección</w:t>
+      </w:r>
+      <w:proofErr w:type="spellEnd"/>
+      <w:r>
+        <w:rPr>
+          <w:rFonts w:ascii="Calibri" w:hAnsi="Calibri" w:cs="Calibri"/>
+          <w:sz w:val="22"/>
+          <w:szCs w:val="22"/>
+        </w:rPr>
+        <w:t xml:space="preserve"> de ataques </w:t>
+      </w:r>
+      <w:proofErr w:type="spellStart"/>
+      <w:r>
+        <w:rPr>
+          <w:rFonts w:ascii="Calibri" w:hAnsi="Calibri" w:cs="Calibri"/>
+          <w:sz w:val="22"/>
+          <w:szCs w:val="22"/>
+        </w:rPr>
+        <w:t>DDoS</w:t>
+      </w:r>
+      <w:proofErr w:type="spellEnd"/>
+      <w:r>
+        <w:rPr>
+          <w:rFonts w:ascii="Calibri" w:hAnsi="Calibri" w:cs="Calibri"/>
+          <w:sz w:val="22"/>
+          <w:szCs w:val="22"/>
+        </w:rPr>
+        <w:t xml:space="preserve"> mediante </w:t>
+      </w:r>
+      <w:proofErr w:type="spellStart"/>
+      <w:r>
+        <w:rPr>
+          <w:rFonts w:ascii="Calibri" w:hAnsi="Calibri" w:cs="Calibri"/>
+          <w:sz w:val="22"/>
+          <w:szCs w:val="22"/>
+        </w:rPr>
+        <w:t>LLMs</w:t>
+      </w:r>
+      <w:proofErr w:type="spellEnd"/>
+      <w:r>
+        <w:rPr>
+          <w:rFonts w:ascii="Calibri" w:hAnsi="Calibri" w:cs="Calibri"/>
+          <w:sz w:val="22"/>
+          <w:szCs w:val="22"/>
+        </w:rPr>
+        <w:t>.</w:t>
       </w:r>
       <w:r>
         <w:rPr>
@@ -297,7 +1239,31 @@
           <w:szCs w:val="22"/>
           <w:lang w:val="es-ES"/>
         </w:rPr>
-        <w:t xml:space="preserve">BTG Pactual </w:t>
+        <w:t xml:space="preserve">BTG </w:t>
+      </w:r>
+      <w:proofErr w:type="spellStart"/>
+      <w:r>
+        <w:rPr>
+          <w:rFonts w:ascii="Calibri" w:hAnsi="Calibri" w:cs="Calibri"/>
+          <w:b/>
+          <w:bCs/>
+          <w:sz w:val="22"/>
+          <w:szCs w:val="22"/>
+          <w:lang w:val="es-ES"/>
+        </w:rPr>
+        <w:t>Pactual</w:t>
+      </w:r>
+      <w:proofErr w:type="spellEnd"/>
+      <w:r>
+        <w:rPr>
+          <w:rFonts w:ascii="Calibri" w:hAnsi="Calibri" w:cs="Calibri"/>
+          <w:b/>
+          <w:bCs/>
+          <w:sz w:val="22"/>
+          <w:szCs w:val="22"/>
+          <w:lang w:val="es-ES"/>
+        </w:rPr>
+        <w:t xml:space="preserve"> </w:t>
       </w:r>
       <w:r>
         <w:rPr>
@@ -434,22 +1400,52 @@
         </w:rPr>
         <w:t xml:space="preserve"> financieros y regulatorios para el equipo de </w:t>
       </w:r>
-      <w:r>
-        <w:rPr>
-          <w:rFonts w:ascii="Calibri" w:hAnsi="Calibri" w:cs="Calibri"/>
-          <w:sz w:val="22"/>
-          <w:szCs w:val="22"/>
-        </w:rPr>
-        <w:t xml:space="preserve">Finanzas </w:t>
-      </w:r>
-      <w:r>
-        <w:rPr>
-          <w:rFonts w:ascii="Calibri" w:hAnsi="Calibri" w:cs="Calibri"/>
-          <w:sz w:val="22"/>
-          <w:szCs w:val="22"/>
-          <w:lang w:val="es-ES"/>
-        </w:rPr>
-        <w:t>de BTG Pactual, uno de los principales bancos de inversión de América Latina.</w:t>
+      <w:proofErr w:type="spellStart"/>
+      <w:r>
+        <w:rPr>
+          <w:rFonts w:ascii="Calibri" w:hAnsi="Calibri" w:cs="Calibri"/>
+          <w:sz w:val="22"/>
+          <w:szCs w:val="22"/>
+        </w:rPr>
+        <w:t>Finanzas</w:t>
+      </w:r>
+      <w:proofErr w:type="spellEnd"/>
+      <w:r>
+        <w:rPr>
+          <w:rFonts w:ascii="Calibri" w:hAnsi="Calibri" w:cs="Calibri"/>
+          <w:sz w:val="22"/>
+          <w:szCs w:val="22"/>
+        </w:rPr>
+        <w:t xml:space="preserve"> </w:t>
+      </w:r>
+      <w:r>
+        <w:rPr>
+          <w:rFonts w:ascii="Calibri" w:hAnsi="Calibri" w:cs="Calibri"/>
+          <w:sz w:val="22"/>
+          <w:szCs w:val="22"/>
+          <w:lang w:val="es-ES"/>
+        </w:rPr>
+        <w:t xml:space="preserve">de BTG </w:t>
+      </w:r>
+      <w:proofErr w:type="spellStart"/>
+      <w:r>
+        <w:rPr>
+          <w:rFonts w:ascii="Calibri" w:hAnsi="Calibri" w:cs="Calibri"/>
+          <w:sz w:val="22"/>
+          <w:szCs w:val="22"/>
+          <w:lang w:val="es-ES"/>
+        </w:rPr>
+        <w:t>Pactual</w:t>
+      </w:r>
+      <w:proofErr w:type="spellEnd"/>
+      <w:r>
+        <w:rPr>
+          <w:rFonts w:ascii="Calibri" w:hAnsi="Calibri" w:cs="Calibri"/>
+          <w:sz w:val="22"/>
+          <w:szCs w:val="22"/>
+          <w:lang w:val="es-ES"/>
+        </w:rPr>
+        <w:t>, uno de los principales bancos de inversión de América Latina.</w:t>
       </w:r>
     </w:p>
     <w:p>
@@ -497,6 +1493,7 @@
         </w:rPr>
         <w:t xml:space="preserve">más rápidos y </w:t>
       </w:r>
+      <w:proofErr w:type="spellStart"/>
       <w:r>
         <w:rPr>
           <w:rFonts w:ascii="Calibri" w:hAnsi="Calibri" w:cs="Calibri"/>
@@ -505,6 +1502,7 @@
         </w:rPr>
         <w:t>confiables</w:t>
       </w:r>
+      <w:proofErr w:type="spellEnd"/>
       <w:r>
         <w:rPr>
           <w:rFonts w:ascii="Calibri" w:hAnsi="Calibri" w:cs="Calibri"/>
@@ -541,7 +1539,47 @@
           <w:szCs w:val="22"/>
           <w:lang w:val="es-ES"/>
         </w:rPr>
-        <w:t>Desarrollo workflows de procesamiento de datos asíncronos y distribuidos (Windows Services, Amazon SQS, Amazon S3) para la ingesta y transformación de datos financieros.</w:t>
+        <w:t xml:space="preserve">Desarrollo </w:t>
+      </w:r>
+      <w:proofErr w:type="spellStart"/>
+      <w:r>
+        <w:rPr>
+          <w:rFonts w:ascii="Calibri" w:hAnsi="Calibri" w:cs="Calibri"/>
+          <w:sz w:val="22"/>
+          <w:szCs w:val="22"/>
+          <w:lang w:val="es-ES"/>
+        </w:rPr>
+        <w:t>workflows</w:t>
+      </w:r>
+      <w:proofErr w:type="spellEnd"/>
+      <w:r>
+        <w:rPr>
+          <w:rFonts w:ascii="Calibri" w:hAnsi="Calibri" w:cs="Calibri"/>
+          <w:sz w:val="22"/>
+          <w:szCs w:val="22"/>
+          <w:lang w:val="es-ES"/>
+        </w:rPr>
+        <w:t xml:space="preserve"> de procesamiento de datos asíncronos y distribuidos (Windows </w:t>
+      </w:r>
+      <w:proofErr w:type="spellStart"/>
+      <w:r>
+        <w:rPr>
+          <w:rFonts w:ascii="Calibri" w:hAnsi="Calibri" w:cs="Calibri"/>
+          <w:sz w:val="22"/>
+          <w:szCs w:val="22"/>
+          <w:lang w:val="es-ES"/>
+        </w:rPr>
+        <w:t>Services</w:t>
+      </w:r>
+      <w:proofErr w:type="spellEnd"/>
+      <w:r>
+        <w:rPr>
+          <w:rFonts w:ascii="Calibri" w:hAnsi="Calibri" w:cs="Calibri"/>
+          <w:sz w:val="22"/>
+          <w:szCs w:val="22"/>
+          <w:lang w:val="es-ES"/>
+        </w:rPr>
+        <w:t>, Amazon SQS, Amazon S3) para la ingesta y transformación de datos financieros.</w:t>
       </w:r>
     </w:p>
     <w:p>
@@ -626,8 +1664,29 @@
           <w:szCs w:val="22"/>
           <w:lang w:val="es-ES"/>
         </w:rPr>
-        <w:t xml:space="preserve">Desarrollo backend con Node.js, </w:t>
-      </w:r>
+        <w:t xml:space="preserve">Desarrollo </w:t>
+      </w:r>
+      <w:proofErr w:type="spellStart"/>
+      <w:r>
+        <w:rPr>
+          <w:rFonts w:ascii="Calibri" w:hAnsi="Calibri" w:cs="Calibri"/>
+          <w:sz w:val="22"/>
+          <w:szCs w:val="22"/>
+          <w:lang w:val="es-ES"/>
+        </w:rPr>
+        <w:t>backend</w:t>
+      </w:r>
+      <w:proofErr w:type="spellEnd"/>
+      <w:r>
+        <w:rPr>
+          <w:rFonts w:ascii="Calibri" w:hAnsi="Calibri" w:cs="Calibri"/>
+          <w:sz w:val="22"/>
+          <w:szCs w:val="22"/>
+          <w:lang w:val="es-ES"/>
+        </w:rPr>
+        <w:t xml:space="preserve"> con Node.js, </w:t>
+      </w:r>
+      <w:proofErr w:type="spellStart"/>
       <w:r>
         <w:rPr>
           <w:rFonts w:ascii="Calibri" w:hAnsi="Calibri" w:cs="Calibri"/>
@@ -655,15 +1714,27 @@
         </w:rPr>
         <w:t>cript</w:t>
       </w:r>
-      <w:r>
-        <w:rPr>
-          <w:rFonts w:ascii="Calibri" w:hAnsi="Calibri" w:cs="Calibri"/>
-          <w:sz w:val="22"/>
-          <w:szCs w:val="22"/>
-          <w:lang w:val="es-ES"/>
-        </w:rPr>
-        <w:t xml:space="preserve"> y AdonisJS</w:t>
-      </w:r>
+      <w:proofErr w:type="spellEnd"/>
+      <w:r>
+        <w:rPr>
+          <w:rFonts w:ascii="Calibri" w:hAnsi="Calibri" w:cs="Calibri"/>
+          <w:sz w:val="22"/>
+          <w:szCs w:val="22"/>
+          <w:lang w:val="es-ES"/>
+        </w:rPr>
+        <w:t xml:space="preserve"> y </w:t>
+      </w:r>
+      <w:proofErr w:type="spellStart"/>
+      <w:r>
+        <w:rPr>
+          <w:rFonts w:ascii="Calibri" w:hAnsi="Calibri" w:cs="Calibri"/>
+          <w:sz w:val="22"/>
+          <w:szCs w:val="22"/>
+          <w:lang w:val="es-ES"/>
+        </w:rPr>
+        <w:t>AdonisJS</w:t>
+      </w:r>
+      <w:proofErr w:type="spellEnd"/>
     </w:p>
     <w:p>
       <w:pPr>
@@ -691,7 +1762,47 @@
           <w:szCs w:val="22"/>
           <w:lang w:val="es-ES"/>
         </w:rPr>
-        <w:t>Arquitectura basada en Clean Architecture y DDD</w:t>
+        <w:t xml:space="preserve">Arquitectura basada en </w:t>
+      </w:r>
+      <w:proofErr w:type="spellStart"/>
+      <w:r>
+        <w:rPr>
+          <w:rFonts w:ascii="Calibri" w:hAnsi="Calibri" w:cs="Calibri"/>
+          <w:sz w:val="22"/>
+          <w:szCs w:val="22"/>
+          <w:lang w:val="es-ES"/>
+        </w:rPr>
+        <w:t>Clean</w:t>
+      </w:r>
+      <w:proofErr w:type="spellEnd"/>
+      <w:r>
+        <w:rPr>
+          <w:rFonts w:ascii="Calibri" w:hAnsi="Calibri" w:cs="Calibri"/>
+          <w:sz w:val="22"/>
+          <w:szCs w:val="22"/>
+          <w:lang w:val="es-ES"/>
+        </w:rPr>
+        <w:t xml:space="preserve"> </w:t>
+      </w:r>
+      <w:proofErr w:type="spellStart"/>
+      <w:r>
+        <w:rPr>
+          <w:rFonts w:ascii="Calibri" w:hAnsi="Calibri" w:cs="Calibri"/>
+          <w:sz w:val="22"/>
+          <w:szCs w:val="22"/>
+          <w:lang w:val="es-ES"/>
+        </w:rPr>
+        <w:t>Architecture</w:t>
+      </w:r>
+      <w:proofErr w:type="spellEnd"/>
+      <w:r>
+        <w:rPr>
+          <w:rFonts w:ascii="Calibri" w:hAnsi="Calibri" w:cs="Calibri"/>
+          <w:sz w:val="22"/>
+          <w:szCs w:val="22"/>
+          <w:lang w:val="es-ES"/>
+        </w:rPr>
+        <w:t xml:space="preserve"> y DDD</w:t>
       </w:r>
     </w:p>
     <w:p>
@@ -711,7 +1822,27 @@
           <w:szCs w:val="22"/>
           <w:lang w:val="es-ES"/>
         </w:rPr>
-        <w:t>- Desarrollo frontend con Angular</w:t>
+        <w:t xml:space="preserve">- Desarrollo </w:t>
+      </w:r>
+      <w:proofErr w:type="spellStart"/>
+      <w:r>
+        <w:rPr>
+          <w:rFonts w:ascii="Calibri" w:hAnsi="Calibri" w:cs="Calibri"/>
+          <w:sz w:val="22"/>
+          <w:szCs w:val="22"/>
+          <w:lang w:val="es-ES"/>
+        </w:rPr>
+        <w:t>frontend</w:t>
+      </w:r>
+      <w:proofErr w:type="spellEnd"/>
+      <w:r>
+        <w:rPr>
+          <w:rFonts w:ascii="Calibri" w:hAnsi="Calibri" w:cs="Calibri"/>
+          <w:sz w:val="22"/>
+          <w:szCs w:val="22"/>
+          <w:lang w:val="es-ES"/>
+        </w:rPr>
+        <w:t xml:space="preserve"> con Angular</w:t>
       </w:r>
     </w:p>
     <w:p>
@@ -734,14 +1865,34 @@
         </w:rPr>
         <w:t xml:space="preserve">- Trabajo en un equipo </w:t>
       </w:r>
-      <w:r>
-        <w:rPr>
-          <w:rFonts w:ascii="Calibri" w:hAnsi="Calibri" w:cs="Calibri"/>
-          <w:sz w:val="22"/>
-          <w:szCs w:val="22"/>
-        </w:rPr>
-        <w:t>íntegramente español</w:t>
-      </w:r>
+      <w:proofErr w:type="spellStart"/>
+      <w:r>
+        <w:rPr>
+          <w:rFonts w:ascii="Calibri" w:hAnsi="Calibri" w:cs="Calibri"/>
+          <w:sz w:val="22"/>
+          <w:szCs w:val="22"/>
+        </w:rPr>
+        <w:t>íntegramente</w:t>
+      </w:r>
+      <w:proofErr w:type="spellEnd"/>
+      <w:r>
+        <w:rPr>
+          <w:rFonts w:ascii="Calibri" w:hAnsi="Calibri" w:cs="Calibri"/>
+          <w:sz w:val="22"/>
+          <w:szCs w:val="22"/>
+        </w:rPr>
+        <w:t xml:space="preserve"> </w:t>
+      </w:r>
+      <w:proofErr w:type="spellStart"/>
+      <w:r>
+        <w:rPr>
+          <w:rFonts w:ascii="Calibri" w:hAnsi="Calibri" w:cs="Calibri"/>
+          <w:sz w:val="22"/>
+          <w:szCs w:val="22"/>
+        </w:rPr>
+        <w:t>español</w:t>
+      </w:r>
+      <w:proofErr w:type="spellEnd"/>
     </w:p>
     <w:p>
       <w:pPr>
@@ -785,7 +1936,31 @@
           <w:szCs w:val="22"/>
           <w:lang w:val="es-ES"/>
         </w:rPr>
-        <w:t>GE Aerospace – Abril 2023 – Agosto 2025</w:t>
+        <w:t xml:space="preserve">GE </w:t>
+      </w:r>
+      <w:proofErr w:type="spellStart"/>
+      <w:r>
+        <w:rPr>
+          <w:rFonts w:ascii="Calibri" w:hAnsi="Calibri" w:cs="Calibri"/>
+          <w:b/>
+          <w:bCs/>
+          <w:sz w:val="22"/>
+          <w:szCs w:val="22"/>
+          <w:lang w:val="es-ES"/>
+        </w:rPr>
+        <w:t>Aerospace</w:t>
+      </w:r>
+      <w:proofErr w:type="spellEnd"/>
+      <w:r>
+        <w:rPr>
+          <w:rFonts w:ascii="Calibri" w:hAnsi="Calibri" w:cs="Calibri"/>
+          <w:b/>
+          <w:bCs/>
+          <w:sz w:val="22"/>
+          <w:szCs w:val="22"/>
+          <w:lang w:val="es-ES"/>
+        </w:rPr>
+        <w:t xml:space="preserve"> – Abril 2023 – Agosto 2025</w:t>
       </w:r>
       <w:r>
         <w:rPr>
@@ -817,8 +1992,69 @@
           <w:szCs w:val="22"/>
           <w:lang w:val="es-ES"/>
         </w:rPr>
-        <w:t>- Reescritura completa del backend (130+ endpoints) de Node.js a NestJS (</w:t>
-      </w:r>
+        <w:t xml:space="preserve">- Reescritura completa del </w:t>
+      </w:r>
+      <w:proofErr w:type="spellStart"/>
+      <w:r>
+        <w:rPr>
+          <w:rFonts w:ascii="Calibri" w:hAnsi="Calibri" w:cs="Calibri"/>
+          <w:sz w:val="22"/>
+          <w:szCs w:val="22"/>
+          <w:lang w:val="es-ES"/>
+        </w:rPr>
+        <w:t>backend</w:t>
+      </w:r>
+      <w:proofErr w:type="spellEnd"/>
+      <w:r>
+        <w:rPr>
+          <w:rFonts w:ascii="Calibri" w:hAnsi="Calibri" w:cs="Calibri"/>
+          <w:sz w:val="22"/>
+          <w:szCs w:val="22"/>
+          <w:lang w:val="es-ES"/>
+        </w:rPr>
+        <w:t xml:space="preserve"> (130+ </w:t>
+      </w:r>
+      <w:proofErr w:type="spellStart"/>
+      <w:r>
+        <w:rPr>
+          <w:rFonts w:ascii="Calibri" w:hAnsi="Calibri" w:cs="Calibri"/>
+          <w:sz w:val="22"/>
+          <w:szCs w:val="22"/>
+          <w:lang w:val="es-ES"/>
+        </w:rPr>
+        <w:t>endpoints</w:t>
+      </w:r>
+      <w:proofErr w:type="spellEnd"/>
+      <w:r>
+        <w:rPr>
+          <w:rFonts w:ascii="Calibri" w:hAnsi="Calibri" w:cs="Calibri"/>
+          <w:sz w:val="22"/>
+          <w:szCs w:val="22"/>
+          <w:lang w:val="es-ES"/>
+        </w:rPr>
+        <w:t xml:space="preserve">) de Node.js a </w:t>
+      </w:r>
+      <w:proofErr w:type="spellStart"/>
+      <w:r>
+        <w:rPr>
+          <w:rFonts w:ascii="Calibri" w:hAnsi="Calibri" w:cs="Calibri"/>
+          <w:sz w:val="22"/>
+          <w:szCs w:val="22"/>
+          <w:lang w:val="es-ES"/>
+        </w:rPr>
+        <w:t>NestJS</w:t>
+      </w:r>
+      <w:proofErr w:type="spellEnd"/>
+      <w:r>
+        <w:rPr>
+          <w:rFonts w:ascii="Calibri" w:hAnsi="Calibri" w:cs="Calibri"/>
+          <w:sz w:val="22"/>
+          <w:szCs w:val="22"/>
+          <w:lang w:val="es-ES"/>
+        </w:rPr>
+        <w:t xml:space="preserve"> (</w:t>
+      </w:r>
+      <w:proofErr w:type="spellStart"/>
       <w:r>
         <w:rPr>
           <w:rFonts w:ascii="Calibri" w:hAnsi="Calibri" w:cs="Calibri"/>
@@ -827,6 +2063,7 @@
         </w:rPr>
         <w:t>TypeScript</w:t>
       </w:r>
+      <w:proofErr w:type="spellEnd"/>
       <w:r>
         <w:rPr>
           <w:rFonts w:ascii="Calibri" w:hAnsi="Calibri" w:cs="Calibri"/>
@@ -844,6 +2081,7 @@
           <w:rFonts w:ascii="Calibri" w:hAnsi="Calibri" w:cs="Calibri"/>
           <w:sz w:val="22"/>
           <w:szCs w:val="22"/>
+          <w:u w:val="single"/>
           <w:lang w:val="es-ES"/>
         </w:rPr>
       </w:pPr>
@@ -863,7 +2101,36 @@
           <w:szCs w:val="22"/>
           <w:lang w:val="es-ES"/>
         </w:rPr>
-        <w:t>Implementación de OAuth2, pruebas automatizadas (Jest, Supertest) y documentación con Swagger</w:t>
+        <w:t xml:space="preserve">Implementación de OAuth2, pruebas automatizadas (Jest, </w:t>
+      </w:r>
+      <w:proofErr w:type="spellStart"/>
+      <w:r>
+        <w:rPr>
+          <w:rFonts w:ascii="Calibri" w:hAnsi="Calibri" w:cs="Calibri"/>
+          <w:sz w:val="22"/>
+          <w:szCs w:val="22"/>
+          <w:lang w:val="es-ES"/>
+        </w:rPr>
+        <w:t>Supertest</w:t>
+      </w:r>
+      <w:proofErr w:type="spellEnd"/>
+      <w:r>
+        <w:rPr>
+          <w:rFonts w:ascii="Calibri" w:hAnsi="Calibri" w:cs="Calibri"/>
+          <w:sz w:val="22"/>
+          <w:szCs w:val="22"/>
+          <w:lang w:val="es-ES"/>
+        </w:rPr>
+        <w:t xml:space="preserve">) y </w:t>
+      </w:r>
+      <w:r>
+        <w:rPr>
+          <w:rFonts w:ascii="Calibri" w:hAnsi="Calibri" w:cs="Calibri"/>
+          <w:sz w:val="22"/>
+          <w:szCs w:val="22"/>
+          <w:lang w:val="es-ES"/>
+        </w:rPr>
+        <w:t>Swagger.</w:t>
       </w:r>
     </w:p>
     <w:p>
@@ -885,15 +2152,37 @@
         </w:rPr>
         <w:t xml:space="preserve">- </w:t>
       </w:r>
-      <w:r>
-        <w:rPr>
-          <w:rFonts w:ascii="Calibri" w:hAnsi="Calibri" w:cs="Calibri"/>
-          <w:sz w:val="22"/>
-          <w:szCs w:val="22"/>
-          <w:lang w:val="es-ES"/>
-        </w:rPr>
-        <w:t>Observabilidad con Prometheus y Grafana</w:t>
-      </w:r>
+      <w:proofErr w:type="spellStart"/>
+      <w:r>
+        <w:rPr>
+          <w:rFonts w:ascii="Calibri" w:hAnsi="Calibri" w:cs="Calibri"/>
+          <w:sz w:val="22"/>
+          <w:szCs w:val="22"/>
+          <w:lang w:val="es-ES"/>
+        </w:rPr>
+        <w:t>Observabilidad</w:t>
+      </w:r>
+      <w:proofErr w:type="spellEnd"/>
+      <w:r>
+        <w:rPr>
+          <w:rFonts w:ascii="Calibri" w:hAnsi="Calibri" w:cs="Calibri"/>
+          <w:sz w:val="22"/>
+          <w:szCs w:val="22"/>
+          <w:lang w:val="es-ES"/>
+        </w:rPr>
+        <w:t xml:space="preserve"> con Prometheus y </w:t>
+      </w:r>
+      <w:proofErr w:type="spellStart"/>
+      <w:r>
+        <w:rPr>
+          <w:rFonts w:ascii="Calibri" w:hAnsi="Calibri" w:cs="Calibri"/>
+          <w:sz w:val="22"/>
+          <w:szCs w:val="22"/>
+          <w:lang w:val="es-ES"/>
+        </w:rPr>
+        <w:t>Grafana</w:t>
+      </w:r>
+      <w:proofErr w:type="spellEnd"/>
     </w:p>
     <w:p>
       <w:pPr>
@@ -1075,11 +2364,61 @@
       <w:r>
         <w:rPr>
           <w:rFonts w:ascii="Calibri" w:hAnsi="Calibri" w:cs="Calibri"/>
-          <w:sz w:val="22"/>
-          <w:szCs w:val="22"/>
-          <w:lang w:val="es-ES"/>
-        </w:rPr>
-        <w:t>Advice Compliance Solutions – Prácticas (Desarrollador C#)</w:t>
+          <w:b/>
+          <w:bCs/>
+          <w:sz w:val="22"/>
+          <w:szCs w:val="22"/>
+          <w:lang w:val="es-ES"/>
+        </w:rPr>
+        <w:t xml:space="preserve">Advice </w:t>
+      </w:r>
+      <w:proofErr w:type="spellStart"/>
+      <w:r>
+        <w:rPr>
+          <w:rFonts w:ascii="Calibri" w:hAnsi="Calibri" w:cs="Calibri"/>
+          <w:b/>
+          <w:bCs/>
+          <w:sz w:val="22"/>
+          <w:szCs w:val="22"/>
+          <w:lang w:val="es-ES"/>
+        </w:rPr>
+        <w:t>Compliance</w:t>
+      </w:r>
+      <w:proofErr w:type="spellEnd"/>
+      <w:r>
+        <w:rPr>
+          <w:rFonts w:ascii="Calibri" w:hAnsi="Calibri" w:cs="Calibri"/>
+          <w:b/>
+          <w:bCs/>
+          <w:sz w:val="22"/>
+          <w:szCs w:val="22"/>
+          <w:lang w:val="es-ES"/>
+        </w:rPr>
+        <w:t xml:space="preserve"> </w:t>
+      </w:r>
+      <w:proofErr w:type="spellStart"/>
+      <w:r>
+        <w:rPr>
+          <w:rFonts w:ascii="Calibri" w:hAnsi="Calibri" w:cs="Calibri"/>
+          <w:b/>
+          <w:bCs/>
+          <w:sz w:val="22"/>
+          <w:szCs w:val="22"/>
+          <w:lang w:val="es-ES"/>
+        </w:rPr>
+        <w:t>Solutions</w:t>
+      </w:r>
+      <w:proofErr w:type="spellEnd"/>
+      <w:r>
+        <w:rPr>
+          <w:rFonts w:ascii="Calibri" w:hAnsi="Calibri" w:cs="Calibri"/>
+          <w:b/>
+          <w:bCs/>
+          <w:sz w:val="22"/>
+          <w:szCs w:val="22"/>
+          <w:lang w:val="es-ES"/>
+        </w:rPr>
+        <w:t xml:space="preserve"> – Prácticas (Desarrollador C#)</w:t>
       </w:r>
       <w:r>
         <w:rPr>
@@ -1099,6 +2438,7 @@
           <w:rFonts w:ascii="Calibri" w:hAnsi="Calibri" w:cs="Calibri"/>
           <w:sz w:val="22"/>
           <w:szCs w:val="22"/>
+          <w:u w:val="single"/>
           <w:lang w:val="es-ES"/>
         </w:rPr>
       </w:pPr>
@@ -1118,7 +2458,47 @@
           <w:szCs w:val="22"/>
           <w:lang w:val="es-ES"/>
         </w:rPr>
-        <w:t>Desarrollo de APIs RESTful en C# y .NET</w:t>
+        <w:t xml:space="preserve">Desarrollo de </w:t>
+      </w:r>
+      <w:proofErr w:type="spellStart"/>
+      <w:r>
+        <w:rPr>
+          <w:rFonts w:ascii="Calibri" w:hAnsi="Calibri" w:cs="Calibri"/>
+          <w:sz w:val="22"/>
+          <w:szCs w:val="22"/>
+          <w:lang w:val="es-ES"/>
+        </w:rPr>
+        <w:t>APIs</w:t>
+      </w:r>
+      <w:proofErr w:type="spellEnd"/>
+      <w:r>
+        <w:rPr>
+          <w:rFonts w:ascii="Calibri" w:hAnsi="Calibri" w:cs="Calibri"/>
+          <w:sz w:val="22"/>
+          <w:szCs w:val="22"/>
+          <w:lang w:val="es-ES"/>
+        </w:rPr>
+        <w:t xml:space="preserve"> </w:t>
+      </w:r>
+      <w:proofErr w:type="spellStart"/>
+      <w:r>
+        <w:rPr>
+          <w:rFonts w:ascii="Calibri" w:hAnsi="Calibri" w:cs="Calibri"/>
+          <w:sz w:val="22"/>
+          <w:szCs w:val="22"/>
+          <w:lang w:val="es-ES"/>
+        </w:rPr>
+        <w:t>RESTful</w:t>
+      </w:r>
+      <w:proofErr w:type="spellEnd"/>
+      <w:r>
+        <w:rPr>
+          <w:rFonts w:ascii="Calibri" w:hAnsi="Calibri" w:cs="Calibri"/>
+          <w:sz w:val="22"/>
+          <w:szCs w:val="22"/>
+          <w:lang w:val="es-ES"/>
+        </w:rPr>
+        <w:t xml:space="preserve"> en C# y .NET</w:t>
       </w:r>
     </w:p>
     <w:p>
@@ -1147,7 +2527,34 @@
           <w:szCs w:val="22"/>
           <w:lang w:val="es-ES"/>
         </w:rPr>
-        <w:t>Desarrollo de funcionalidades en Javascript</w:t>
+        <w:t xml:space="preserve">Desarrollo de funcionalidades en </w:t>
+      </w:r>
+      <w:r>
+        <w:rPr>
+          <w:rFonts w:ascii="Calibri" w:hAnsi="Calibri" w:cs="Calibri"/>
+          <w:sz w:val="22"/>
+          <w:szCs w:val="22"/>
+          <w:lang w:val="es-ES"/>
+        </w:rPr>
+        <w:t>Java</w:t>
+      </w:r>
+      <w:r>
+        <w:rPr>
+          <w:rFonts w:ascii="Calibri" w:hAnsi="Calibri" w:cs="Calibri"/>
+          <w:sz w:val="22"/>
+          <w:szCs w:val="22"/>
+          <w:lang w:val="es-ES"/>
+        </w:rPr>
+        <w:t>S</w:t>
+      </w:r>
+      <w:r>
+        <w:rPr>
+          <w:rFonts w:ascii="Calibri" w:hAnsi="Calibri" w:cs="Calibri"/>
+          <w:sz w:val="22"/>
+          <w:szCs w:val="22"/>
+          <w:lang w:val="es-ES"/>
+        </w:rPr>
+        <w:t>cript</w:t>
       </w:r>
     </w:p>
     <w:p>
@@ -1176,8 +2583,19 @@
           <w:szCs w:val="22"/>
           <w:lang w:val="es-ES"/>
         </w:rPr>
-        <w:t>Participación en sistemas corporativos orientados al área de compliance</w:t>
-      </w:r>
+        <w:t xml:space="preserve">Participación en sistemas corporativos orientados al área de </w:t>
+      </w:r>
+      <w:proofErr w:type="spellStart"/>
+      <w:r>
+        <w:rPr>
+          <w:rFonts w:ascii="Calibri" w:hAnsi="Calibri" w:cs="Calibri"/>
+          <w:sz w:val="22"/>
+          <w:szCs w:val="22"/>
+          <w:lang w:val="es-ES"/>
+        </w:rPr>
+        <w:t>compliance</w:t>
+      </w:r>
+      <w:proofErr w:type="spellEnd"/>
     </w:p>
     <w:p>
       <w:pPr>
@@ -1210,19 +2628,44 @@
           <w:bCs/>
           <w:sz w:val="22"/>
           <w:szCs w:val="22"/>
-          <w:lang w:val="es-ES"/>
-        </w:rPr>
-      </w:pPr>
-      <w:r>
-        <w:rPr>
-          <w:rFonts w:ascii="Calibri" w:hAnsi="Calibri" w:cs="Calibri"/>
-          <w:b/>
-          <w:bCs/>
-          <w:sz w:val="22"/>
-          <w:szCs w:val="22"/>
-          <w:lang w:val="es-ES"/>
-        </w:rPr>
-        <w:t>Orange Business Services – Prácticas (LDM/NAM)</w:t>
+          <w:u w:val="single"/>
+          <w:lang w:val="es-ES"/>
+        </w:rPr>
+      </w:pPr>
+      <w:r>
+        <w:rPr>
+          <w:rFonts w:ascii="Calibri" w:hAnsi="Calibri" w:cs="Calibri"/>
+          <w:b/>
+          <w:bCs/>
+          <w:sz w:val="22"/>
+          <w:szCs w:val="22"/>
+          <w:lang w:val="es-ES"/>
+        </w:rPr>
+        <w:t xml:space="preserve">Orange Business </w:t>
+      </w:r>
+      <w:proofErr w:type="spellStart"/>
+      <w:r>
+        <w:rPr>
+          <w:rFonts w:ascii="Calibri" w:hAnsi="Calibri" w:cs="Calibri"/>
+          <w:b/>
+          <w:bCs/>
+          <w:sz w:val="22"/>
+          <w:szCs w:val="22"/>
+          <w:lang w:val="es-ES"/>
+        </w:rPr>
+        <w:t>Services</w:t>
+      </w:r>
+      <w:proofErr w:type="spellEnd"/>
+      <w:r>
+        <w:rPr>
+          <w:rFonts w:ascii="Calibri" w:hAnsi="Calibri" w:cs="Calibri"/>
+          <w:b/>
+          <w:bCs/>
+          <w:sz w:val="22"/>
+          <w:szCs w:val="22"/>
+          <w:lang w:val="es-ES"/>
+        </w:rPr>
+        <w:t xml:space="preserve"> – Prácticas (LDM/NAM)</w:t>
       </w:r>
       <w:r>
         <w:rPr>
@@ -1234,6 +2677,14 @@
           <w:lang w:val="es-ES"/>
         </w:rPr>
         <w:br/>
+      </w:r>
+      <w:r>
+        <w:rPr>
+          <w:rFonts w:ascii="Calibri" w:hAnsi="Calibri" w:cs="Calibri"/>
+          <w:sz w:val="22"/>
+          <w:szCs w:val="22"/>
+          <w:lang w:val="es-ES"/>
+        </w:rPr>
         <w:t>Noviembre 2020 – Noviembre 2021</w:t>
       </w:r>
     </w:p>
@@ -1314,6 +2765,7 @@
         </w:rPr>
         <w:t xml:space="preserve">- </w:t>
       </w:r>
+      <w:proofErr w:type="spellStart"/>
       <w:r>
         <w:rPr>
           <w:rFonts w:ascii="Calibri" w:hAnsi="Calibri" w:cs="Calibri"/>
@@ -1321,8 +2773,69 @@
           <w:szCs w:val="22"/>
           <w:lang w:val="en-US"/>
         </w:rPr>
-        <w:t>Interfaz entre áreas técnicas y operativas</w:t>
-      </w:r>
+        <w:t>Interfaz</w:t>
+      </w:r>
+      <w:proofErr w:type="spellEnd"/>
+      <w:r>
+        <w:rPr>
+          <w:rFonts w:ascii="Calibri" w:hAnsi="Calibri" w:cs="Calibri"/>
+          <w:sz w:val="22"/>
+          <w:szCs w:val="22"/>
+          <w:lang w:val="en-US"/>
+        </w:rPr>
+        <w:t xml:space="preserve"> entre </w:t>
+      </w:r>
+      <w:proofErr w:type="spellStart"/>
+      <w:r>
+        <w:rPr>
+          <w:rFonts w:ascii="Calibri" w:hAnsi="Calibri" w:cs="Calibri"/>
+          <w:sz w:val="22"/>
+          <w:szCs w:val="22"/>
+          <w:lang w:val="en-US"/>
+        </w:rPr>
+        <w:t>áreas</w:t>
+      </w:r>
+      <w:proofErr w:type="spellEnd"/>
+      <w:r>
+        <w:rPr>
+          <w:rFonts w:ascii="Calibri" w:hAnsi="Calibri" w:cs="Calibri"/>
+          <w:sz w:val="22"/>
+          <w:szCs w:val="22"/>
+          <w:lang w:val="en-US"/>
+        </w:rPr>
+        <w:t xml:space="preserve"> </w:t>
+      </w:r>
+      <w:proofErr w:type="spellStart"/>
+      <w:r>
+        <w:rPr>
+          <w:rFonts w:ascii="Calibri" w:hAnsi="Calibri" w:cs="Calibri"/>
+          <w:sz w:val="22"/>
+          <w:szCs w:val="22"/>
+          <w:lang w:val="en-US"/>
+        </w:rPr>
+        <w:t>técnicas</w:t>
+      </w:r>
+      <w:proofErr w:type="spellEnd"/>
+      <w:r>
+        <w:rPr>
+          <w:rFonts w:ascii="Calibri" w:hAnsi="Calibri" w:cs="Calibri"/>
+          <w:sz w:val="22"/>
+          <w:szCs w:val="22"/>
+          <w:lang w:val="en-US"/>
+        </w:rPr>
+        <w:t xml:space="preserve"> y </w:t>
+      </w:r>
+      <w:proofErr w:type="spellStart"/>
+      <w:r>
+        <w:rPr>
+          <w:rFonts w:ascii="Calibri" w:hAnsi="Calibri" w:cs="Calibri"/>
+          <w:sz w:val="22"/>
+          <w:szCs w:val="22"/>
+          <w:lang w:val="en-US"/>
+        </w:rPr>
+        <w:t>operativas</w:t>
+      </w:r>
+      <w:proofErr w:type="spellEnd"/>
     </w:p>
     <w:p>
       <w:pPr>
@@ -1417,7 +2930,73 @@
           <w:sz w:val="22"/>
           <w:szCs w:val="22"/>
         </w:rPr>
-        <w:t xml:space="preserve">Grado en Ingeniería de Computación </w:t>
+        <w:t xml:space="preserve">Grado </w:t>
+      </w:r>
+      <w:proofErr w:type="spellStart"/>
+      <w:r>
+        <w:rPr>
+          <w:rFonts w:ascii="Calibri" w:hAnsi="Calibri" w:cs="Calibri"/>
+          <w:b/>
+          <w:bCs/>
+          <w:sz w:val="22"/>
+          <w:szCs w:val="22"/>
+        </w:rPr>
+        <w:t>en</w:t>
+      </w:r>
+      <w:proofErr w:type="spellEnd"/>
+      <w:r>
+        <w:rPr>
+          <w:rFonts w:ascii="Calibri" w:hAnsi="Calibri" w:cs="Calibri"/>
+          <w:b/>
+          <w:bCs/>
+          <w:sz w:val="22"/>
+          <w:szCs w:val="22"/>
+        </w:rPr>
+        <w:t xml:space="preserve"> </w:t>
+      </w:r>
+      <w:proofErr w:type="spellStart"/>
+      <w:r>
+        <w:rPr>
+          <w:rFonts w:ascii="Calibri" w:hAnsi="Calibri" w:cs="Calibri"/>
+          <w:b/>
+          <w:bCs/>
+          <w:sz w:val="22"/>
+          <w:szCs w:val="22"/>
+        </w:rPr>
+        <w:t>Ingeniería</w:t>
+      </w:r>
+      <w:proofErr w:type="spellEnd"/>
+      <w:r>
+        <w:rPr>
+          <w:rFonts w:ascii="Calibri" w:hAnsi="Calibri" w:cs="Calibri"/>
+          <w:b/>
+          <w:bCs/>
+          <w:sz w:val="22"/>
+          <w:szCs w:val="22"/>
+        </w:rPr>
+        <w:t xml:space="preserve"> de </w:t>
+      </w:r>
+      <w:proofErr w:type="spellStart"/>
+      <w:r>
+        <w:rPr>
+          <w:rFonts w:ascii="Calibri" w:hAnsi="Calibri" w:cs="Calibri"/>
+          <w:b/>
+          <w:bCs/>
+          <w:sz w:val="22"/>
+          <w:szCs w:val="22"/>
+        </w:rPr>
+        <w:t>Computación</w:t>
+      </w:r>
+      <w:proofErr w:type="spellEnd"/>
+      <w:r>
+        <w:rPr>
+          <w:rFonts w:ascii="Calibri" w:hAnsi="Calibri" w:cs="Calibri"/>
+          <w:b/>
+          <w:bCs/>
+          <w:sz w:val="22"/>
+          <w:szCs w:val="22"/>
+        </w:rPr>
+        <w:t xml:space="preserve"> </w:t>
       </w:r>
       <w:r>
         <w:rPr>
@@ -1437,7 +3016,29 @@
           <w:sz w:val="22"/>
           <w:szCs w:val="22"/>
         </w:rPr>
-        <w:t xml:space="preserve"> Graduado en 2026</w:t>
+        <w:t xml:space="preserve"> Graduado </w:t>
+      </w:r>
+      <w:proofErr w:type="spellStart"/>
+      <w:r>
+        <w:rPr>
+          <w:rFonts w:ascii="Calibri" w:hAnsi="Calibri" w:cs="Calibri"/>
+          <w:b/>
+          <w:bCs/>
+          <w:sz w:val="22"/>
+          <w:szCs w:val="22"/>
+        </w:rPr>
+        <w:t>en</w:t>
+      </w:r>
+      <w:proofErr w:type="spellEnd"/>
+      <w:r>
+        <w:rPr>
+          <w:rFonts w:ascii="Calibri" w:hAnsi="Calibri" w:cs="Calibri"/>
+          <w:b/>
+          <w:bCs/>
+          <w:sz w:val="22"/>
+          <w:szCs w:val="22"/>
+        </w:rPr>
+        <w:t xml:space="preserve"> 2026</w:t>
       </w:r>
       <w:r>
         <w:rPr>
@@ -1559,7 +3160,27 @@
           <w:szCs w:val="22"/>
           <w:lang w:val="es-ES"/>
         </w:rPr>
-        <w:t>Seleccionado por mérito académico para las becas Santander Open Academy y CEFET/RJ. Intercambio en Ingeniería de Computación con actividad profesional paralela como Desarrollador Full Stack.</w:t>
+        <w:t xml:space="preserve">Seleccionado por mérito académico para las becas Santander Open </w:t>
+      </w:r>
+      <w:proofErr w:type="spellStart"/>
+      <w:r>
+        <w:rPr>
+          <w:rFonts w:ascii="Calibri" w:hAnsi="Calibri" w:cs="Calibri"/>
+          <w:sz w:val="22"/>
+          <w:szCs w:val="22"/>
+          <w:lang w:val="es-ES"/>
+        </w:rPr>
+        <w:t>Academy</w:t>
+      </w:r>
+      <w:proofErr w:type="spellEnd"/>
+      <w:r>
+        <w:rPr>
+          <w:rFonts w:ascii="Calibri" w:hAnsi="Calibri" w:cs="Calibri"/>
+          <w:sz w:val="22"/>
+          <w:szCs w:val="22"/>
+          <w:lang w:val="es-ES"/>
+        </w:rPr>
+        <w:t xml:space="preserve"> y CEFET/RJ. Intercambio en Ingeniería de Computación con actividad profesional paralela como Desarrollador Full Stack.</w:t>
       </w:r>
     </w:p>
     <w:p>
@@ -1617,6 +3238,7 @@
           <w:szCs w:val="22"/>
         </w:rPr>
       </w:pPr>
+      <w:proofErr w:type="spellStart"/>
       <w:r>
         <w:rPr>
           <w:rFonts w:ascii="Calibri" w:hAnsi="Calibri" w:cs="Calibri"/>
@@ -1627,13 +3249,32 @@
         </w:rPr>
         <w:t>Backend</w:t>
       </w:r>
-      <w:r>
-        <w:rPr>
-          <w:rFonts w:ascii="Calibri" w:hAnsi="Calibri" w:cs="Calibri"/>
-          <w:sz w:val="22"/>
-          <w:szCs w:val="22"/>
-        </w:rPr>
-        <w:t>: .NET, C#, Node.js, TypeScript, APIs REST</w:t>
+      <w:proofErr w:type="spellEnd"/>
+      <w:r>
+        <w:rPr>
+          <w:rFonts w:ascii="Calibri" w:hAnsi="Calibri" w:cs="Calibri"/>
+          <w:sz w:val="22"/>
+          <w:szCs w:val="22"/>
+        </w:rPr>
+        <w:t xml:space="preserve">: .NET, C#, Node.js, </w:t>
+      </w:r>
+      <w:proofErr w:type="spellStart"/>
+      <w:r>
+        <w:rPr>
+          <w:rFonts w:ascii="Calibri" w:hAnsi="Calibri" w:cs="Calibri"/>
+          <w:sz w:val="22"/>
+          <w:szCs w:val="22"/>
+        </w:rPr>
+        <w:t>TypeScript</w:t>
+      </w:r>
+      <w:proofErr w:type="spellEnd"/>
+      <w:r>
+        <w:rPr>
+          <w:rFonts w:ascii="Calibri" w:hAnsi="Calibri" w:cs="Calibri"/>
+          <w:sz w:val="22"/>
+          <w:szCs w:val="22"/>
+        </w:rPr>
+        <w:t>, APIs REST</w:t>
       </w:r>
       <w:r>
         <w:rPr>
@@ -1644,16 +3285,47 @@
           <w:szCs w:val="22"/>
         </w:rPr>
         <w:br/>
-        <w:t xml:space="preserve">Frontend: </w:t>
-      </w:r>
-      <w:r>
-        <w:rPr>
-          <w:rFonts w:ascii="Calibri" w:hAnsi="Calibri" w:cs="Calibri"/>
-          <w:sz w:val="22"/>
-          <w:szCs w:val="22"/>
-        </w:rPr>
-        <w:t>React.js, Vue.js, JavaScript</w:t>
-      </w:r>
+      </w:r>
+      <w:proofErr w:type="spellStart"/>
+      <w:r>
+        <w:rPr>
+          <w:rFonts w:ascii="Calibri" w:hAnsi="Calibri" w:cs="Calibri"/>
+          <w:b/>
+          <w:bCs/>
+          <w:sz w:val="22"/>
+          <w:szCs w:val="22"/>
+        </w:rPr>
+        <w:t>Frontend</w:t>
+      </w:r>
+      <w:proofErr w:type="spellEnd"/>
+      <w:r>
+        <w:rPr>
+          <w:rFonts w:ascii="Calibri" w:hAnsi="Calibri" w:cs="Calibri"/>
+          <w:b/>
+          <w:bCs/>
+          <w:sz w:val="22"/>
+          <w:szCs w:val="22"/>
+        </w:rPr>
+        <w:t xml:space="preserve">: </w:t>
+      </w:r>
+      <w:r>
+        <w:rPr>
+          <w:rFonts w:ascii="Calibri" w:hAnsi="Calibri" w:cs="Calibri"/>
+          <w:sz w:val="22"/>
+          <w:szCs w:val="22"/>
+        </w:rPr>
+        <w:t xml:space="preserve">React.js, Vue.js, </w:t>
+      </w:r>
+      <w:proofErr w:type="spellStart"/>
+      <w:r>
+        <w:rPr>
+          <w:rFonts w:ascii="Calibri" w:hAnsi="Calibri" w:cs="Calibri"/>
+          <w:sz w:val="22"/>
+          <w:szCs w:val="22"/>
+        </w:rPr>
+        <w:t>JavaScript</w:t>
+      </w:r>
+      <w:proofErr w:type="spellEnd"/>
       <w:r>
         <w:rPr>
           <w:rFonts w:ascii="Calibri" w:hAnsi="Calibri" w:cs="Calibri"/>
@@ -1670,7 +3342,29 @@
           <w:sz w:val="22"/>
           <w:szCs w:val="22"/>
         </w:rPr>
-        <w:t xml:space="preserve">Cloud &amp; DevOps: </w:t>
+        <w:t xml:space="preserve">Cloud &amp; </w:t>
+      </w:r>
+      <w:proofErr w:type="spellStart"/>
+      <w:r>
+        <w:rPr>
+          <w:rFonts w:ascii="Calibri" w:hAnsi="Calibri" w:cs="Calibri"/>
+          <w:b/>
+          <w:bCs/>
+          <w:sz w:val="22"/>
+          <w:szCs w:val="22"/>
+        </w:rPr>
+        <w:t>DevOps</w:t>
+      </w:r>
+      <w:proofErr w:type="spellEnd"/>
+      <w:r>
+        <w:rPr>
+          <w:rFonts w:ascii="Calibri" w:hAnsi="Calibri" w:cs="Calibri"/>
+          <w:b/>
+          <w:bCs/>
+          <w:sz w:val="22"/>
+          <w:szCs w:val="22"/>
+        </w:rPr>
+        <w:t xml:space="preserve">: </w:t>
       </w:r>
       <w:r>
         <w:rPr>
@@ -1696,15 +3390,55 @@
           <w:sz w:val="22"/>
           <w:szCs w:val="22"/>
         </w:rPr>
-        <w:t xml:space="preserve">Bases de Datos: </w:t>
-      </w:r>
-      <w:r>
-        <w:rPr>
-          <w:rFonts w:ascii="Calibri" w:hAnsi="Calibri" w:cs="Calibri"/>
-          <w:sz w:val="22"/>
-          <w:szCs w:val="22"/>
-        </w:rPr>
-        <w:t>SQL Server, PostgreSQL, MySQL, SAP HANA, Amazon Athena</w:t>
+        <w:t xml:space="preserve">Bases de </w:t>
+      </w:r>
+      <w:proofErr w:type="spellStart"/>
+      <w:r>
+        <w:rPr>
+          <w:rFonts w:ascii="Calibri" w:hAnsi="Calibri" w:cs="Calibri"/>
+          <w:b/>
+          <w:bCs/>
+          <w:sz w:val="22"/>
+          <w:szCs w:val="22"/>
+        </w:rPr>
+        <w:t>Datos</w:t>
+      </w:r>
+      <w:proofErr w:type="spellEnd"/>
+      <w:r>
+        <w:rPr>
+          <w:rFonts w:ascii="Calibri" w:hAnsi="Calibri" w:cs="Calibri"/>
+          <w:b/>
+          <w:bCs/>
+          <w:sz w:val="22"/>
+          <w:szCs w:val="22"/>
+        </w:rPr>
+        <w:t xml:space="preserve">: </w:t>
+      </w:r>
+      <w:r>
+        <w:rPr>
+          <w:rFonts w:ascii="Calibri" w:hAnsi="Calibri" w:cs="Calibri"/>
+          <w:sz w:val="22"/>
+          <w:szCs w:val="22"/>
+        </w:rPr>
+        <w:t xml:space="preserve">SQL Server, PostgreSQL, MySQL, SAP HANA, </w:t>
+      </w:r>
+      <w:proofErr w:type="spellStart"/>
+      <w:r>
+        <w:rPr>
+          <w:rFonts w:ascii="Calibri" w:hAnsi="Calibri" w:cs="Calibri"/>
+          <w:sz w:val="22"/>
+          <w:szCs w:val="22"/>
+        </w:rPr>
+        <w:t>Amazon</w:t>
+      </w:r>
+      <w:proofErr w:type="spellEnd"/>
+      <w:r>
+        <w:rPr>
+          <w:rFonts w:ascii="Calibri" w:hAnsi="Calibri" w:cs="Calibri"/>
+          <w:sz w:val="22"/>
+          <w:szCs w:val="22"/>
+        </w:rPr>
+        <w:t xml:space="preserve"> Athena</w:t>
       </w:r>
       <w:r>
         <w:rPr>
@@ -1714,23 +3448,107 @@
         </w:rPr>
         <w:br/>
       </w:r>
-      <w:r>
-        <w:rPr>
-          <w:rFonts w:ascii="Calibri" w:hAnsi="Calibri" w:cs="Calibri"/>
-          <w:b/>
-          <w:bCs/>
-          <w:sz w:val="22"/>
-          <w:szCs w:val="22"/>
-        </w:rPr>
-        <w:t xml:space="preserve">Mensajería &amp; Procesamiento Distribuido: </w:t>
-      </w:r>
-      <w:r>
-        <w:rPr>
-          <w:rFonts w:ascii="Calibri" w:hAnsi="Calibri" w:cs="Calibri"/>
-          <w:sz w:val="22"/>
-          <w:szCs w:val="22"/>
-        </w:rPr>
-        <w:t>Amazon SQS, SNS, Amazon S3</w:t>
+      <w:proofErr w:type="spellStart"/>
+      <w:r>
+        <w:rPr>
+          <w:rFonts w:ascii="Calibri" w:hAnsi="Calibri" w:cs="Calibri"/>
+          <w:b/>
+          <w:bCs/>
+          <w:sz w:val="22"/>
+          <w:szCs w:val="22"/>
+        </w:rPr>
+        <w:t>Mensajería</w:t>
+      </w:r>
+      <w:proofErr w:type="spellEnd"/>
+      <w:r>
+        <w:rPr>
+          <w:rFonts w:ascii="Calibri" w:hAnsi="Calibri" w:cs="Calibri"/>
+          <w:b/>
+          <w:bCs/>
+          <w:sz w:val="22"/>
+          <w:szCs w:val="22"/>
+        </w:rPr>
+        <w:t xml:space="preserve"> &amp; </w:t>
+      </w:r>
+      <w:proofErr w:type="spellStart"/>
+      <w:r>
+        <w:rPr>
+          <w:rFonts w:ascii="Calibri" w:hAnsi="Calibri" w:cs="Calibri"/>
+          <w:b/>
+          <w:bCs/>
+          <w:sz w:val="22"/>
+          <w:szCs w:val="22"/>
+        </w:rPr>
+        <w:t>Procesamiento</w:t>
+      </w:r>
+      <w:proofErr w:type="spellEnd"/>
+      <w:r>
+        <w:rPr>
+          <w:rFonts w:ascii="Calibri" w:hAnsi="Calibri" w:cs="Calibri"/>
+          <w:b/>
+          <w:bCs/>
+          <w:sz w:val="22"/>
+          <w:szCs w:val="22"/>
+        </w:rPr>
+        <w:t xml:space="preserve"> </w:t>
+      </w:r>
+      <w:proofErr w:type="spellStart"/>
+      <w:r>
+        <w:rPr>
+          <w:rFonts w:ascii="Calibri" w:hAnsi="Calibri" w:cs="Calibri"/>
+          <w:b/>
+          <w:bCs/>
+          <w:sz w:val="22"/>
+          <w:szCs w:val="22"/>
+        </w:rPr>
+        <w:t>Distribuido</w:t>
+      </w:r>
+      <w:proofErr w:type="spellEnd"/>
+      <w:r>
+        <w:rPr>
+          <w:rFonts w:ascii="Calibri" w:hAnsi="Calibri" w:cs="Calibri"/>
+          <w:b/>
+          <w:bCs/>
+          <w:sz w:val="22"/>
+          <w:szCs w:val="22"/>
+        </w:rPr>
+        <w:t xml:space="preserve">: </w:t>
+      </w:r>
+      <w:proofErr w:type="spellStart"/>
+      <w:r>
+        <w:rPr>
+          <w:rFonts w:ascii="Calibri" w:hAnsi="Calibri" w:cs="Calibri"/>
+          <w:sz w:val="22"/>
+          <w:szCs w:val="22"/>
+        </w:rPr>
+        <w:t>Amazon</w:t>
+      </w:r>
+      <w:proofErr w:type="spellEnd"/>
+      <w:r>
+        <w:rPr>
+          <w:rFonts w:ascii="Calibri" w:hAnsi="Calibri" w:cs="Calibri"/>
+          <w:sz w:val="22"/>
+          <w:szCs w:val="22"/>
+        </w:rPr>
+        <w:t xml:space="preserve"> SQS, SNS, </w:t>
+      </w:r>
+      <w:proofErr w:type="spellStart"/>
+      <w:r>
+        <w:rPr>
+          <w:rFonts w:ascii="Calibri" w:hAnsi="Calibri" w:cs="Calibri"/>
+          <w:sz w:val="22"/>
+          <w:szCs w:val="22"/>
+        </w:rPr>
+        <w:t>Amazon</w:t>
+      </w:r>
+      <w:proofErr w:type="spellEnd"/>
+      <w:r>
+        <w:rPr>
+          <w:rFonts w:ascii="Calibri" w:hAnsi="Calibri" w:cs="Calibri"/>
+          <w:sz w:val="22"/>
+          <w:szCs w:val="22"/>
+        </w:rPr>
+        <w:t xml:space="preserve"> S3</w:t>
       </w:r>
       <w:r>
         <w:rPr>
@@ -1741,16 +3559,111 @@
           <w:szCs w:val="22"/>
         </w:rPr>
         <w:br/>
-        <w:t xml:space="preserve">Pruebas: </w:t>
-      </w:r>
-      <w:r>
-        <w:rPr>
-          <w:rFonts w:ascii="Calibri" w:hAnsi="Calibri" w:cs="Calibri"/>
-          <w:sz w:val="22"/>
-          <w:szCs w:val="22"/>
-        </w:rPr>
-        <w:t>Jest, Supertest, pruebas unitarias y de integración</w:t>
-      </w:r>
+      </w:r>
+      <w:proofErr w:type="spellStart"/>
+      <w:r>
+        <w:rPr>
+          <w:rFonts w:ascii="Calibri" w:hAnsi="Calibri" w:cs="Calibri"/>
+          <w:b/>
+          <w:bCs/>
+          <w:sz w:val="22"/>
+          <w:szCs w:val="22"/>
+        </w:rPr>
+        <w:t>Pruebas</w:t>
+      </w:r>
+      <w:proofErr w:type="spellEnd"/>
+      <w:r>
+        <w:rPr>
+          <w:rFonts w:ascii="Calibri" w:hAnsi="Calibri" w:cs="Calibri"/>
+          <w:b/>
+          <w:bCs/>
+          <w:sz w:val="22"/>
+          <w:szCs w:val="22"/>
+        </w:rPr>
+        <w:t xml:space="preserve">: </w:t>
+      </w:r>
+      <w:proofErr w:type="spellStart"/>
+      <w:r>
+        <w:rPr>
+          <w:rFonts w:ascii="Calibri" w:hAnsi="Calibri" w:cs="Calibri"/>
+          <w:sz w:val="22"/>
+          <w:szCs w:val="22"/>
+        </w:rPr>
+        <w:t>Jest</w:t>
+      </w:r>
+      <w:proofErr w:type="spellEnd"/>
+      <w:r>
+        <w:rPr>
+          <w:rFonts w:ascii="Calibri" w:hAnsi="Calibri" w:cs="Calibri"/>
+          <w:sz w:val="22"/>
+          <w:szCs w:val="22"/>
+        </w:rPr>
+        <w:t xml:space="preserve">, </w:t>
+      </w:r>
+      <w:proofErr w:type="spellStart"/>
+      <w:r>
+        <w:rPr>
+          <w:rFonts w:ascii="Calibri" w:hAnsi="Calibri" w:cs="Calibri"/>
+          <w:sz w:val="22"/>
+          <w:szCs w:val="22"/>
+        </w:rPr>
+        <w:t>Supertest</w:t>
+      </w:r>
+      <w:proofErr w:type="spellEnd"/>
+      <w:r>
+        <w:rPr>
+          <w:rFonts w:ascii="Calibri" w:hAnsi="Calibri" w:cs="Calibri"/>
+          <w:sz w:val="22"/>
+          <w:szCs w:val="22"/>
+        </w:rPr>
+        <w:t xml:space="preserve">, </w:t>
+      </w:r>
+      <w:proofErr w:type="spellStart"/>
+      <w:r>
+        <w:rPr>
+          <w:rFonts w:ascii="Calibri" w:hAnsi="Calibri" w:cs="Calibri"/>
+          <w:sz w:val="22"/>
+          <w:szCs w:val="22"/>
+        </w:rPr>
+        <w:t>pruebas</w:t>
+      </w:r>
+      <w:proofErr w:type="spellEnd"/>
+      <w:r>
+        <w:rPr>
+          <w:rFonts w:ascii="Calibri" w:hAnsi="Calibri" w:cs="Calibri"/>
+          <w:sz w:val="22"/>
+          <w:szCs w:val="22"/>
+        </w:rPr>
+        <w:t xml:space="preserve"> </w:t>
+      </w:r>
+      <w:proofErr w:type="spellStart"/>
+      <w:r>
+        <w:rPr>
+          <w:rFonts w:ascii="Calibri" w:hAnsi="Calibri" w:cs="Calibri"/>
+          <w:sz w:val="22"/>
+          <w:szCs w:val="22"/>
+        </w:rPr>
+        <w:t>unitarias</w:t>
+      </w:r>
+      <w:proofErr w:type="spellEnd"/>
+      <w:r>
+        <w:rPr>
+          <w:rFonts w:ascii="Calibri" w:hAnsi="Calibri" w:cs="Calibri"/>
+          <w:sz w:val="22"/>
+          <w:szCs w:val="22"/>
+        </w:rPr>
+        <w:t xml:space="preserve"> y de </w:t>
+      </w:r>
+      <w:proofErr w:type="spellStart"/>
+      <w:r>
+        <w:rPr>
+          <w:rFonts w:ascii="Calibri" w:hAnsi="Calibri" w:cs="Calibri"/>
+          <w:sz w:val="22"/>
+          <w:szCs w:val="22"/>
+        </w:rPr>
+        <w:t>integración</w:t>
+      </w:r>
+      <w:proofErr w:type="spellEnd"/>
       <w:r>
         <w:rPr>
           <w:rFonts w:ascii="Calibri" w:hAnsi="Calibri" w:cs="Calibri"/>
@@ -1760,16 +3673,93 @@
           <w:szCs w:val="22"/>
         </w:rPr>
         <w:br/>
-        <w:t xml:space="preserve">Observabilidad: </w:t>
-      </w:r>
-      <w:r>
-        <w:rPr>
-          <w:rFonts w:ascii="Calibri" w:hAnsi="Calibri" w:cs="Calibri"/>
-          <w:sz w:val="22"/>
-          <w:szCs w:val="22"/>
-        </w:rPr>
-        <w:t>Prometheus, Grafana, Amazon CloudWatch</w:t>
-      </w:r>
+      </w:r>
+      <w:proofErr w:type="spellStart"/>
+      <w:r>
+        <w:rPr>
+          <w:rFonts w:ascii="Calibri" w:hAnsi="Calibri" w:cs="Calibri"/>
+          <w:b/>
+          <w:bCs/>
+          <w:sz w:val="22"/>
+          <w:szCs w:val="22"/>
+        </w:rPr>
+        <w:t>Observabilidad</w:t>
+      </w:r>
+      <w:proofErr w:type="spellEnd"/>
+      <w:r>
+        <w:rPr>
+          <w:rFonts w:ascii="Calibri" w:hAnsi="Calibri" w:cs="Calibri"/>
+          <w:b/>
+          <w:bCs/>
+          <w:sz w:val="22"/>
+          <w:szCs w:val="22"/>
+        </w:rPr>
+        <w:t xml:space="preserve">: </w:t>
+      </w:r>
+      <w:proofErr w:type="spellStart"/>
+      <w:r>
+        <w:rPr>
+          <w:rFonts w:ascii="Calibri" w:hAnsi="Calibri" w:cs="Calibri"/>
+          <w:sz w:val="22"/>
+          <w:szCs w:val="22"/>
+        </w:rPr>
+        <w:t>Prometheus</w:t>
+      </w:r>
+      <w:proofErr w:type="spellEnd"/>
+      <w:r>
+        <w:rPr>
+          <w:rFonts w:ascii="Calibri" w:hAnsi="Calibri" w:cs="Calibri"/>
+          <w:sz w:val="22"/>
+          <w:szCs w:val="22"/>
+        </w:rPr>
+        <w:t xml:space="preserve">, </w:t>
+      </w:r>
+      <w:proofErr w:type="spellStart"/>
+      <w:r>
+        <w:rPr>
+          <w:rFonts w:ascii="Calibri" w:hAnsi="Calibri" w:cs="Calibri"/>
+          <w:sz w:val="22"/>
+          <w:szCs w:val="22"/>
+        </w:rPr>
+        <w:t>Grafana</w:t>
+      </w:r>
+      <w:proofErr w:type="spellEnd"/>
+      <w:r>
+        <w:rPr>
+          <w:rFonts w:ascii="Calibri" w:hAnsi="Calibri" w:cs="Calibri"/>
+          <w:sz w:val="22"/>
+          <w:szCs w:val="22"/>
+        </w:rPr>
+        <w:t xml:space="preserve">, </w:t>
+      </w:r>
+      <w:proofErr w:type="spellStart"/>
+      <w:r>
+        <w:rPr>
+          <w:rFonts w:ascii="Calibri" w:hAnsi="Calibri" w:cs="Calibri"/>
+          <w:sz w:val="22"/>
+          <w:szCs w:val="22"/>
+        </w:rPr>
+        <w:t>Amazon</w:t>
+      </w:r>
+      <w:proofErr w:type="spellEnd"/>
+      <w:r>
+        <w:rPr>
+          <w:rFonts w:ascii="Calibri" w:hAnsi="Calibri" w:cs="Calibri"/>
+          <w:sz w:val="22"/>
+          <w:szCs w:val="22"/>
+        </w:rPr>
+        <w:t xml:space="preserve"> </w:t>
+      </w:r>
+      <w:proofErr w:type="spellStart"/>
+      <w:r>
+        <w:rPr>
+          <w:rFonts w:ascii="Calibri" w:hAnsi="Calibri" w:cs="Calibri"/>
+          <w:sz w:val="22"/>
+          <w:szCs w:val="22"/>
+        </w:rPr>
+        <w:t>CloudWatch</w:t>
+      </w:r>
+      <w:proofErr w:type="spellEnd"/>
     </w:p>
     <w:p>
       <w:pPr>
@@ -1834,7 +3824,127 @@
           <w:szCs w:val="22"/>
           <w:lang w:val="es-ES"/>
         </w:rPr>
-        <w:t>Fine-tuning de modelo LLaMA (~1B parámetros) con QLoRA (4 bits) y Unsloth para clasificación e identificación de ataques DDoS. Desarrollo de la herramienta GenGuardian, con pipeline de entrenamiento, evaluación y ejecución en entorno virtualizado con simulación de tráfico malicioso.</w:t>
+        <w:t>Fine-</w:t>
+      </w:r>
+      <w:proofErr w:type="spellStart"/>
+      <w:r>
+        <w:rPr>
+          <w:rFonts w:ascii="Calibri" w:hAnsi="Calibri" w:cs="Calibri"/>
+          <w:sz w:val="22"/>
+          <w:szCs w:val="22"/>
+          <w:lang w:val="es-ES"/>
+        </w:rPr>
+        <w:t>tuning</w:t>
+      </w:r>
+      <w:proofErr w:type="spellEnd"/>
+      <w:r>
+        <w:rPr>
+          <w:rFonts w:ascii="Calibri" w:hAnsi="Calibri" w:cs="Calibri"/>
+          <w:sz w:val="22"/>
+          <w:szCs w:val="22"/>
+          <w:lang w:val="es-ES"/>
+        </w:rPr>
+        <w:t xml:space="preserve"> de modelo </w:t>
+      </w:r>
+      <w:proofErr w:type="spellStart"/>
+      <w:r>
+        <w:rPr>
+          <w:rFonts w:ascii="Calibri" w:hAnsi="Calibri" w:cs="Calibri"/>
+          <w:sz w:val="22"/>
+          <w:szCs w:val="22"/>
+          <w:lang w:val="es-ES"/>
+        </w:rPr>
+        <w:t>LLaMA</w:t>
+      </w:r>
+      <w:proofErr w:type="spellEnd"/>
+      <w:r>
+        <w:rPr>
+          <w:rFonts w:ascii="Calibri" w:hAnsi="Calibri" w:cs="Calibri"/>
+          <w:sz w:val="22"/>
+          <w:szCs w:val="22"/>
+          <w:lang w:val="es-ES"/>
+        </w:rPr>
+        <w:t xml:space="preserve"> (~1B parámetros) con </w:t>
+      </w:r>
+      <w:proofErr w:type="spellStart"/>
+      <w:r>
+        <w:rPr>
+          <w:rFonts w:ascii="Calibri" w:hAnsi="Calibri" w:cs="Calibri"/>
+          <w:sz w:val="22"/>
+          <w:szCs w:val="22"/>
+          <w:lang w:val="es-ES"/>
+        </w:rPr>
+        <w:t>QLoRA</w:t>
+      </w:r>
+      <w:proofErr w:type="spellEnd"/>
+      <w:r>
+        <w:rPr>
+          <w:rFonts w:ascii="Calibri" w:hAnsi="Calibri" w:cs="Calibri"/>
+          <w:sz w:val="22"/>
+          <w:szCs w:val="22"/>
+          <w:lang w:val="es-ES"/>
+        </w:rPr>
+        <w:t xml:space="preserve"> (4 bits) y </w:t>
+      </w:r>
+      <w:proofErr w:type="spellStart"/>
+      <w:r>
+        <w:rPr>
+          <w:rFonts w:ascii="Calibri" w:hAnsi="Calibri" w:cs="Calibri"/>
+          <w:sz w:val="22"/>
+          <w:szCs w:val="22"/>
+          <w:lang w:val="es-ES"/>
+        </w:rPr>
+        <w:t>Unsloth</w:t>
+      </w:r>
+      <w:proofErr w:type="spellEnd"/>
+      <w:r>
+        <w:rPr>
+          <w:rFonts w:ascii="Calibri" w:hAnsi="Calibri" w:cs="Calibri"/>
+          <w:sz w:val="22"/>
+          <w:szCs w:val="22"/>
+          <w:lang w:val="es-ES"/>
+        </w:rPr>
+        <w:t xml:space="preserve"> para clasificación e identificación de ataques </w:t>
+      </w:r>
+      <w:proofErr w:type="spellStart"/>
+      <w:r>
+        <w:rPr>
+          <w:rFonts w:ascii="Calibri" w:hAnsi="Calibri" w:cs="Calibri"/>
+          <w:sz w:val="22"/>
+          <w:szCs w:val="22"/>
+          <w:lang w:val="es-ES"/>
+        </w:rPr>
+        <w:t>DDoS</w:t>
+      </w:r>
+      <w:proofErr w:type="spellEnd"/>
+      <w:r>
+        <w:rPr>
+          <w:rFonts w:ascii="Calibri" w:hAnsi="Calibri" w:cs="Calibri"/>
+          <w:sz w:val="22"/>
+          <w:szCs w:val="22"/>
+          <w:lang w:val="es-ES"/>
+        </w:rPr>
+        <w:t xml:space="preserve">. Desarrollo de la herramienta </w:t>
+      </w:r>
+      <w:proofErr w:type="spellStart"/>
+      <w:r>
+        <w:rPr>
+          <w:rFonts w:ascii="Calibri" w:hAnsi="Calibri" w:cs="Calibri"/>
+          <w:sz w:val="22"/>
+          <w:szCs w:val="22"/>
+          <w:lang w:val="es-ES"/>
+        </w:rPr>
+        <w:t>GenGuardian</w:t>
+      </w:r>
+      <w:proofErr w:type="spellEnd"/>
+      <w:r>
+        <w:rPr>
+          <w:rFonts w:ascii="Calibri" w:hAnsi="Calibri" w:cs="Calibri"/>
+          <w:sz w:val="22"/>
+          <w:szCs w:val="22"/>
+          <w:lang w:val="es-ES"/>
+        </w:rPr>
+        <w:t>, con pipeline de entrenamiento, evaluación y ejecución en entorno virtualizado con simulación de tráfico malicioso.</w:t>
       </w:r>
     </w:p>
     <w:p>
@@ -5406,7 +7516,6 @@
   <w:style w:type="character" w:default="1" w:styleId="Fontepargpadro">
     <w:name w:val="Default Paragraph Font"/>
     <w:uiPriority w:val="1"/>
-    <w:semiHidden/>
     <w:unhideWhenUsed/>
   </w:style>
   <w:style w:type="table" w:default="1" w:styleId="Tabelanormal">
